--- a/docs/exports/10-APPKIT.docx
+++ b/docs/exports/10-APPKIT.docx
@@ -2390,7 +2390,7 @@
         <w:rPr>
           <w:rStyle w:val="CommentTok"/>
         </w:rPr>
-        <w:t xml:space="preserve">// SD:, SD1:.., USB:.., RAM: (n: how many)</w:t>
+        <w:t xml:space="preserve">// SD:, SD1:.., USB1:.., USB1P1:.., RAM:</w:t>
       </w:r>
       <w:r>
         <w:br/>
@@ -2753,7 +2753,7 @@
         <w:rPr>
           <w:rStyle w:val="StringTok"/>
         </w:rPr>
-        <w:t xml:space="preserve">"USB:"</w:t>
+        <w:t xml:space="preserve">"USB1:"</w:t>
       </w:r>
       <w:r>
         <w:rPr>
@@ -2846,7 +2846,7 @@
         <w:rPr>
           <w:rStyle w:val="StringTok"/>
         </w:rPr>
-        <w:t xml:space="preserve">"USB:"</w:t>
+        <w:t xml:space="preserve">"USB1:"</w:t>
       </w:r>
       <w:r>
         <w:rPr>
@@ -3005,7 +3005,7 @@
         <w:rPr>
           <w:rStyle w:val="StringTok"/>
         </w:rPr>
-        <w:t xml:space="preserve">"USB:"</w:t>
+        <w:t xml:space="preserve">"USB1:"</w:t>
       </w:r>
       <w:r>
         <w:rPr>
@@ -33674,7 +33674,7 @@
         <w:pStyle w:val="FirstParagraph"/>
       </w:pPr>
       <w:r>
-        <w:t xml:space="preserve">(v93) The volumes: SD:, SD1:..SD3: (the card's partitions), USB:, USB2:, USB3: (USB sticks and disks, mounted when plugged in), RAM:. vol_list: every volume (struct kapi_volume: its state KAPI_VST_</w:t>
+        <w:t xml:space="preserve">(v93) The volumes: SD:, SD1:..SD3: (the card's partitions), USB1:, USB2:, USB3: (USB sticks and disks whole; USB1P1:, USB1P2:... the partitions of one that has several; USB: is USB1:; mounted when plugged in), RAM:. vol_list: every volume (struct kapi_volume: its state KAPI_VST_</w:t>
       </w:r>
       <w:r>
         <w:rPr>
@@ -33793,7 +33793,7 @@
         <w:pStyle w:val="FirstParagraph"/>
       </w:pPr>
       <w:r>
-        <w:t xml:space="preserve">vol_eject: "USB:" made safe to remove -- its written files synced, the device's cache flushed, unmounted -&gt; 0; -KAPI_EBUSY files are open on it (synced, still mounted; KAPI_EJECT_FORCE: ejected anyway, they then fail with -KAPI_EIO), -KAPI_EINVAL not a removable volume, -KAPI_ENOENT not mounted.</w:t>
+        <w:t xml:space="preserve">vol_eject: a USB device ("USB1:", or any of its partitions: all of them) made safe to remove -- its written files synced, the device's cache flushed, unmounted -&gt; 0; -KAPI_EBUSY files are open on it (synced, still mounted; KAPI_EJECT_FORCE: ejected anyway, they then fail with -KAPI_EIO), -KAPI_EINVAL not a removable volume, -KAPI_ENOENT not mounted.</w:t>
       </w:r>
     </w:p>
     <w:p>

--- a/docs/exports/10-APPKIT.docx
+++ b/docs/exports/10-APPKIT.docx
@@ -393,7 +393,7 @@
               <w:t xml:space="preserve"> </w:t>
             </w:r>
             <w:r>
-              <w:t xml:space="preserve">— 305 entries in its table (</w:t>
+              <w:t xml:space="preserve">— 308 entries in its table (</w:t>
             </w:r>
             <w:r>
               <w:rPr>
@@ -9569,6 +9569,138 @@
               <w:rPr>
                 <w:rStyle w:val="VerbatimChar"/>
               </w:rPr>
+              <w:t xml:space="preserve">kapi_win_new</w:t>
+            </w:r>
+          </w:p>
+        </w:tc>
+        <w:tc>
+          <w:tcPr/>
+          <w:p>
+            <w:pPr>
+              <w:pStyle w:val="Compact"/>
+              <w:jc w:val="left"/>
+            </w:pPr>
+            <w:r>
+              <w:t xml:space="preserve">(v94) A program's other windows (docs/MULTI-WINDOW-STUDY.md).</w:t>
+            </w:r>
+          </w:p>
+        </w:tc>
+        <w:tc>
+          <w:tcPr/>
+          <w:p>
+            <w:pPr>
+              <w:pStyle w:val="Compact"/>
+              <w:jc w:val="left"/>
+            </w:pPr>
+            <w:r>
+              <w:rPr>
+                <w:rStyle w:val="VerbatimChar"/>
+              </w:rPr>
+              <w:t xml:space="preserve">appkit.h</w:t>
+            </w:r>
+          </w:p>
+        </w:tc>
+      </w:tr>
+      <w:tr>
+        <w:tc>
+          <w:tcPr/>
+          <w:p>
+            <w:pPr>
+              <w:pStyle w:val="Compact"/>
+              <w:jc w:val="left"/>
+            </w:pPr>
+            <w:r>
+              <w:rPr>
+                <w:rStyle w:val="VerbatimChar"/>
+              </w:rPr>
+              <w:t xml:space="preserve">kapi_win_select</w:t>
+            </w:r>
+          </w:p>
+        </w:tc>
+        <w:tc>
+          <w:tcPr/>
+          <w:p>
+            <w:pPr>
+              <w:pStyle w:val="Compact"/>
+              <w:jc w:val="left"/>
+            </w:pPr>
+            <w:r>
+              <w:t xml:space="preserve">(v94) A program's other windows (docs/MULTI-WINDOW-STUDY.md).</w:t>
+            </w:r>
+          </w:p>
+        </w:tc>
+        <w:tc>
+          <w:tcPr/>
+          <w:p>
+            <w:pPr>
+              <w:pStyle w:val="Compact"/>
+              <w:jc w:val="left"/>
+            </w:pPr>
+            <w:r>
+              <w:rPr>
+                <w:rStyle w:val="VerbatimChar"/>
+              </w:rPr>
+              <w:t xml:space="preserve">appkit.h</w:t>
+            </w:r>
+          </w:p>
+        </w:tc>
+      </w:tr>
+      <w:tr>
+        <w:tc>
+          <w:tcPr/>
+          <w:p>
+            <w:pPr>
+              <w:pStyle w:val="Compact"/>
+              <w:jc w:val="left"/>
+            </w:pPr>
+            <w:r>
+              <w:rPr>
+                <w:rStyle w:val="VerbatimChar"/>
+              </w:rPr>
+              <w:t xml:space="preserve">kapi_win_destroy</w:t>
+            </w:r>
+          </w:p>
+        </w:tc>
+        <w:tc>
+          <w:tcPr/>
+          <w:p>
+            <w:pPr>
+              <w:pStyle w:val="Compact"/>
+              <w:jc w:val="left"/>
+            </w:pPr>
+            <w:r>
+              <w:t xml:space="preserve">(v94) A program's other windows (docs/MULTI-WINDOW-STUDY.md).</w:t>
+            </w:r>
+          </w:p>
+        </w:tc>
+        <w:tc>
+          <w:tcPr/>
+          <w:p>
+            <w:pPr>
+              <w:pStyle w:val="Compact"/>
+              <w:jc w:val="left"/>
+            </w:pPr>
+            <w:r>
+              <w:rPr>
+                <w:rStyle w:val="VerbatimChar"/>
+              </w:rPr>
+              <w:t xml:space="preserve">appkit.h</w:t>
+            </w:r>
+          </w:p>
+        </w:tc>
+      </w:tr>
+      <w:tr>
+        <w:tc>
+          <w:tcPr/>
+          <w:p>
+            <w:pPr>
+              <w:pStyle w:val="Compact"/>
+              <w:jc w:val="left"/>
+            </w:pPr>
+            <w:r>
+              <w:rPr>
+                <w:rStyle w:val="VerbatimChar"/>
+              </w:rPr>
               <w:t xml:space="preserve">kapi_pop_event</w:t>
             </w:r>
           </w:p>
@@ -34071,6 +34203,313 @@
           <w:rStyle w:val="NormalTok"/>
         </w:rPr>
         <w:t xml:space="preserve">fmt</w:t>
+      </w:r>
+      <w:r>
+        <w:rPr>
+          <w:rStyle w:val="OperatorTok"/>
+        </w:rPr>
+        <w:t xml:space="preserve">);</w:t>
+      </w:r>
+    </w:p>
+    <w:p>
+      <w:pPr>
+        <w:pStyle w:val="FirstParagraph"/>
+      </w:pPr>
+      <w:r>
+        <w:t xml:space="preserve">(v94) A program's other windows (docs/MULTI-WINDOW-STUDY.md). Beside its first window (the one kapi_create_window made: number 0), a program may have up to KAPI_WS_WINDOWS_MORE others. win_new: one more window (as kapi_create_window_ex: x, y negative = placed by the system, the flags WIN_FLAG_*) -&gt; its number (1..), *canvas its pixels; -1 (none left, no memory, no graphics server). The window calls (present, resize, move, the handlers, the chrome, the cursor, the menu, the geometry...) act on the window win_select chose: win_select (n) -&gt; the number it had (-1: no such window; n &lt; 0: only asked). An event of a window comes with sender = its number (0: the first one). The close box of a window other than the first does not end the program: its pointer handler gets GUI_EVENT_WINCTL with value KAPI_FRAME_CLOSE -- win_destroy (n) closes it.</w:t>
+      </w:r>
+    </w:p>
+    <w:p>
+      <w:pPr>
+        <w:pStyle w:val="SourceCode"/>
+      </w:pPr>
+      <w:r>
+        <w:rPr>
+          <w:rStyle w:val="DataTypeTok"/>
+        </w:rPr>
+        <w:t xml:space="preserve">int</w:t>
+      </w:r>
+      <w:r>
+        <w:rPr>
+          <w:rStyle w:val="NormalTok"/>
+        </w:rPr>
+        <w:t xml:space="preserve"> kapi_win_new </w:t>
+      </w:r>
+      <w:r>
+        <w:rPr>
+          <w:rStyle w:val="OperatorTok"/>
+        </w:rPr>
+        <w:t xml:space="preserve">(</w:t>
+      </w:r>
+      <w:r>
+        <w:rPr>
+          <w:rStyle w:val="DataTypeTok"/>
+        </w:rPr>
+        <w:t xml:space="preserve">int</w:t>
+      </w:r>
+      <w:r>
+        <w:rPr>
+          <w:rStyle w:val="NormalTok"/>
+        </w:rPr>
+        <w:t xml:space="preserve"> x</w:t>
+      </w:r>
+      <w:r>
+        <w:rPr>
+          <w:rStyle w:val="OperatorTok"/>
+        </w:rPr>
+        <w:t xml:space="preserve">,</w:t>
+      </w:r>
+      <w:r>
+        <w:rPr>
+          <w:rStyle w:val="NormalTok"/>
+        </w:rPr>
+        <w:t xml:space="preserve"> </w:t>
+      </w:r>
+      <w:r>
+        <w:rPr>
+          <w:rStyle w:val="DataTypeTok"/>
+        </w:rPr>
+        <w:t xml:space="preserve">int</w:t>
+      </w:r>
+      <w:r>
+        <w:rPr>
+          <w:rStyle w:val="NormalTok"/>
+        </w:rPr>
+        <w:t xml:space="preserve"> y</w:t>
+      </w:r>
+      <w:r>
+        <w:rPr>
+          <w:rStyle w:val="OperatorTok"/>
+        </w:rPr>
+        <w:t xml:space="preserve">,</w:t>
+      </w:r>
+      <w:r>
+        <w:rPr>
+          <w:rStyle w:val="NormalTok"/>
+        </w:rPr>
+        <w:t xml:space="preserve"> </w:t>
+      </w:r>
+      <w:r>
+        <w:rPr>
+          <w:rStyle w:val="DataTypeTok"/>
+        </w:rPr>
+        <w:t xml:space="preserve">int</w:t>
+      </w:r>
+      <w:r>
+        <w:rPr>
+          <w:rStyle w:val="NormalTok"/>
+        </w:rPr>
+        <w:t xml:space="preserve"> w</w:t>
+      </w:r>
+      <w:r>
+        <w:rPr>
+          <w:rStyle w:val="OperatorTok"/>
+        </w:rPr>
+        <w:t xml:space="preserve">,</w:t>
+      </w:r>
+      <w:r>
+        <w:rPr>
+          <w:rStyle w:val="NormalTok"/>
+        </w:rPr>
+        <w:t xml:space="preserve"> </w:t>
+      </w:r>
+      <w:r>
+        <w:rPr>
+          <w:rStyle w:val="DataTypeTok"/>
+        </w:rPr>
+        <w:t xml:space="preserve">int</w:t>
+      </w:r>
+      <w:r>
+        <w:rPr>
+          <w:rStyle w:val="NormalTok"/>
+        </w:rPr>
+        <w:t xml:space="preserve"> h</w:t>
+      </w:r>
+      <w:r>
+        <w:rPr>
+          <w:rStyle w:val="OperatorTok"/>
+        </w:rPr>
+        <w:t xml:space="preserve">,</w:t>
+      </w:r>
+      <w:r>
+        <w:rPr>
+          <w:rStyle w:val="NormalTok"/>
+        </w:rPr>
+        <w:t xml:space="preserve"> </w:t>
+      </w:r>
+      <w:r>
+        <w:rPr>
+          <w:rStyle w:val="AttributeTok"/>
+        </w:rPr>
+        <w:t xml:space="preserve">const</w:t>
+      </w:r>
+      <w:r>
+        <w:rPr>
+          <w:rStyle w:val="NormalTok"/>
+        </w:rPr>
+        <w:t xml:space="preserve"> </w:t>
+      </w:r>
+      <w:r>
+        <w:rPr>
+          <w:rStyle w:val="DataTypeTok"/>
+        </w:rPr>
+        <w:t xml:space="preserve">char</w:t>
+      </w:r>
+      <w:r>
+        <w:rPr>
+          <w:rStyle w:val="NormalTok"/>
+        </w:rPr>
+        <w:t xml:space="preserve"> </w:t>
+      </w:r>
+      <w:r>
+        <w:rPr>
+          <w:rStyle w:val="OperatorTok"/>
+        </w:rPr>
+        <w:t xml:space="preserve">*</w:t>
+      </w:r>
+      <w:r>
+        <w:rPr>
+          <w:rStyle w:val="NormalTok"/>
+        </w:rPr>
+        <w:t xml:space="preserve">t</w:t>
+      </w:r>
+      <w:r>
+        <w:rPr>
+          <w:rStyle w:val="OperatorTok"/>
+        </w:rPr>
+        <w:t xml:space="preserve">,</w:t>
+      </w:r>
+      <w:r>
+        <w:rPr>
+          <w:rStyle w:val="NormalTok"/>
+        </w:rPr>
+        <w:t xml:space="preserve"> </w:t>
+      </w:r>
+      <w:r>
+        <w:rPr>
+          <w:rStyle w:val="DataTypeTok"/>
+        </w:rPr>
+        <w:t xml:space="preserve">unsigned</w:t>
+      </w:r>
+      <w:r>
+        <w:rPr>
+          <w:rStyle w:val="NormalTok"/>
+        </w:rPr>
+        <w:t xml:space="preserve"> f</w:t>
+      </w:r>
+      <w:r>
+        <w:rPr>
+          <w:rStyle w:val="OperatorTok"/>
+        </w:rPr>
+        <w:t xml:space="preserve">,</w:t>
+      </w:r>
+      <w:r>
+        <w:rPr>
+          <w:rStyle w:val="NormalTok"/>
+        </w:rPr>
+        <w:t xml:space="preserve"> </w:t>
+      </w:r>
+      <w:r>
+        <w:rPr>
+          <w:rStyle w:val="DataTypeTok"/>
+        </w:rPr>
+        <w:t xml:space="preserve">unsigned</w:t>
+      </w:r>
+      <w:r>
+        <w:rPr>
+          <w:rStyle w:val="NormalTok"/>
+        </w:rPr>
+        <w:t xml:space="preserve"> </w:t>
+      </w:r>
+      <w:r>
+        <w:rPr>
+          <w:rStyle w:val="OperatorTok"/>
+        </w:rPr>
+        <w:t xml:space="preserve">**</w:t>
+      </w:r>
+      <w:r>
+        <w:rPr>
+          <w:rStyle w:val="NormalTok"/>
+        </w:rPr>
+        <w:t xml:space="preserve">canvas</w:t>
+      </w:r>
+      <w:r>
+        <w:rPr>
+          <w:rStyle w:val="OperatorTok"/>
+        </w:rPr>
+        <w:t xml:space="preserve">);</w:t>
+      </w:r>
+      <w:r>
+        <w:br/>
+      </w:r>
+      <w:r>
+        <w:rPr>
+          <w:rStyle w:val="DataTypeTok"/>
+        </w:rPr>
+        <w:t xml:space="preserve">int</w:t>
+      </w:r>
+      <w:r>
+        <w:rPr>
+          <w:rStyle w:val="NormalTok"/>
+        </w:rPr>
+        <w:t xml:space="preserve"> kapi_win_select </w:t>
+      </w:r>
+      <w:r>
+        <w:rPr>
+          <w:rStyle w:val="OperatorTok"/>
+        </w:rPr>
+        <w:t xml:space="preserve">(</w:t>
+      </w:r>
+      <w:r>
+        <w:rPr>
+          <w:rStyle w:val="DataTypeTok"/>
+        </w:rPr>
+        <w:t xml:space="preserve">int</w:t>
+      </w:r>
+      <w:r>
+        <w:rPr>
+          <w:rStyle w:val="NormalTok"/>
+        </w:rPr>
+        <w:t xml:space="preserve"> win</w:t>
+      </w:r>
+      <w:r>
+        <w:rPr>
+          <w:rStyle w:val="OperatorTok"/>
+        </w:rPr>
+        <w:t xml:space="preserve">);</w:t>
+      </w:r>
+      <w:r>
+        <w:br/>
+      </w:r>
+      <w:r>
+        <w:rPr>
+          <w:rStyle w:val="DataTypeTok"/>
+        </w:rPr>
+        <w:t xml:space="preserve">void</w:t>
+      </w:r>
+      <w:r>
+        <w:rPr>
+          <w:rStyle w:val="NormalTok"/>
+        </w:rPr>
+        <w:t xml:space="preserve"> kapi_win_destroy </w:t>
+      </w:r>
+      <w:r>
+        <w:rPr>
+          <w:rStyle w:val="OperatorTok"/>
+        </w:rPr>
+        <w:t xml:space="preserve">(</w:t>
+      </w:r>
+      <w:r>
+        <w:rPr>
+          <w:rStyle w:val="DataTypeTok"/>
+        </w:rPr>
+        <w:t xml:space="preserve">int</w:t>
+      </w:r>
+      <w:r>
+        <w:rPr>
+          <w:rStyle w:val="NormalTok"/>
+        </w:rPr>
+        <w:t xml:space="preserve"> win</w:t>
       </w:r>
       <w:r>
         <w:rPr>

--- a/docs/exports/10-APPKIT.docx
+++ b/docs/exports/10-APPKIT.docx
@@ -393,7 +393,7 @@
               <w:t xml:space="preserve"> </w:t>
             </w:r>
             <w:r>
-              <w:t xml:space="preserve">— 313 entries in its table (</w:t>
+              <w:t xml:space="preserve">— 314 entries in its table (</w:t>
             </w:r>
             <w:r>
               <w:rPr>
@@ -9921,6 +9921,50 @@
               <w:rPr>
                 <w:rStyle w:val="VerbatimChar"/>
               </w:rPr>
+              <w:t xml:space="preserve">kapi_win_move</w:t>
+            </w:r>
+          </w:p>
+        </w:tc>
+        <w:tc>
+          <w:tcPr/>
+          <w:p>
+            <w:pPr>
+              <w:pStyle w:val="Compact"/>
+              <w:jc w:val="left"/>
+            </w:pPr>
+            <w:r>
+              <w:t xml:space="preserve">(v96) A window moved</w:t>
+            </w:r>
+          </w:p>
+        </w:tc>
+        <w:tc>
+          <w:tcPr/>
+          <w:p>
+            <w:pPr>
+              <w:pStyle w:val="Compact"/>
+              <w:jc w:val="left"/>
+            </w:pPr>
+            <w:r>
+              <w:rPr>
+                <w:rStyle w:val="VerbatimChar"/>
+              </w:rPr>
+              <w:t xml:space="preserve">appkit.h</w:t>
+            </w:r>
+          </w:p>
+        </w:tc>
+      </w:tr>
+      <w:tr>
+        <w:tc>
+          <w:tcPr/>
+          <w:p>
+            <w:pPr>
+              <w:pStyle w:val="Compact"/>
+              <w:jc w:val="left"/>
+            </w:pPr>
+            <w:r>
+              <w:rPr>
+                <w:rStyle w:val="VerbatimChar"/>
+              </w:rPr>
               <w:t xml:space="preserve">kapi_pop_event</w:t>
             </w:r>
           </w:p>
@@ -35109,6 +35153,103 @@
           <w:rStyle w:val="NormalTok"/>
         </w:rPr>
         <w:t xml:space="preserve"> kind</w:t>
+      </w:r>
+      <w:r>
+        <w:rPr>
+          <w:rStyle w:val="OperatorTok"/>
+        </w:rPr>
+        <w:t xml:space="preserve">);</w:t>
+      </w:r>
+    </w:p>
+    <w:p>
+      <w:pPr>
+        <w:pStyle w:val="FirstParagraph"/>
+      </w:pPr>
+      <w:r>
+        <w:t xml:space="preserve">(v96) A window moved: id (kapi_win_list's; 0 the caller's), its client area's top left to x, y on the screen -&gt; 0, -1 (no such window, a topmost or backmost one). The remote desktop's (rdpd: a window dragged on the PC).</w:t>
+      </w:r>
+    </w:p>
+    <w:p>
+      <w:pPr>
+        <w:pStyle w:val="SourceCode"/>
+      </w:pPr>
+      <w:r>
+        <w:rPr>
+          <w:rStyle w:val="DataTypeTok"/>
+        </w:rPr>
+        <w:t xml:space="preserve">int</w:t>
+      </w:r>
+      <w:r>
+        <w:rPr>
+          <w:rStyle w:val="NormalTok"/>
+        </w:rPr>
+        <w:t xml:space="preserve"> kapi_win_move </w:t>
+      </w:r>
+      <w:r>
+        <w:rPr>
+          <w:rStyle w:val="OperatorTok"/>
+        </w:rPr>
+        <w:t xml:space="preserve">(</w:t>
+      </w:r>
+      <w:r>
+        <w:rPr>
+          <w:rStyle w:val="DataTypeTok"/>
+        </w:rPr>
+        <w:t xml:space="preserve">unsigned</w:t>
+      </w:r>
+      <w:r>
+        <w:rPr>
+          <w:rStyle w:val="NormalTok"/>
+        </w:rPr>
+        <w:t xml:space="preserve"> id</w:t>
+      </w:r>
+      <w:r>
+        <w:rPr>
+          <w:rStyle w:val="OperatorTok"/>
+        </w:rPr>
+        <w:t xml:space="preserve">,</w:t>
+      </w:r>
+      <w:r>
+        <w:rPr>
+          <w:rStyle w:val="NormalTok"/>
+        </w:rPr>
+        <w:t xml:space="preserve"> </w:t>
+      </w:r>
+      <w:r>
+        <w:rPr>
+          <w:rStyle w:val="DataTypeTok"/>
+        </w:rPr>
+        <w:t xml:space="preserve">int</w:t>
+      </w:r>
+      <w:r>
+        <w:rPr>
+          <w:rStyle w:val="NormalTok"/>
+        </w:rPr>
+        <w:t xml:space="preserve"> x</w:t>
+      </w:r>
+      <w:r>
+        <w:rPr>
+          <w:rStyle w:val="OperatorTok"/>
+        </w:rPr>
+        <w:t xml:space="preserve">,</w:t>
+      </w:r>
+      <w:r>
+        <w:rPr>
+          <w:rStyle w:val="NormalTok"/>
+        </w:rPr>
+        <w:t xml:space="preserve"> </w:t>
+      </w:r>
+      <w:r>
+        <w:rPr>
+          <w:rStyle w:val="DataTypeTok"/>
+        </w:rPr>
+        <w:t xml:space="preserve">int</w:t>
+      </w:r>
+      <w:r>
+        <w:rPr>
+          <w:rStyle w:val="NormalTok"/>
+        </w:rPr>
+        <w:t xml:space="preserve"> y</w:t>
       </w:r>
       <w:r>
         <w:rPr>

--- a/docs/exports/10-APPKIT.docx
+++ b/docs/exports/10-APPKIT.docx
@@ -393,7 +393,7 @@
               <w:t xml:space="preserve"> </w:t>
             </w:r>
             <w:r>
-              <w:t xml:space="preserve">— 314 entries in its table (</w:t>
+              <w:t xml:space="preserve">— 315 entries in its table (</w:t>
             </w:r>
             <w:r>
               <w:rPr>
@@ -12957,6 +12957,50 @@
               <w:rPr>
                 <w:rStyle w:val="VerbatimChar"/>
               </w:rPr>
+              <w:t xml:space="preserve">kapi_lib_open_as</w:t>
+            </w:r>
+          </w:p>
+        </w:tc>
+        <w:tc>
+          <w:tcPr/>
+          <w:p>
+            <w:pPr>
+              <w:pStyle w:val="Compact"/>
+              <w:jc w:val="left"/>
+            </w:pPr>
+            <w:r>
+              <w:t xml:space="preserve">(v97) The graphics server's own library under another name (docs/POCKETUI-TECH-STUDY.md section 3)</w:t>
+            </w:r>
+          </w:p>
+        </w:tc>
+        <w:tc>
+          <w:tcPr/>
+          <w:p>
+            <w:pPr>
+              <w:pStyle w:val="Compact"/>
+              <w:jc w:val="left"/>
+            </w:pPr>
+            <w:r>
+              <w:rPr>
+                <w:rStyle w:val="VerbatimChar"/>
+              </w:rPr>
+              <w:t xml:space="preserve">appkit.h</w:t>
+            </w:r>
+          </w:p>
+        </w:tc>
+      </w:tr>
+      <w:tr>
+        <w:tc>
+          <w:tcPr/>
+          <w:p>
+            <w:pPr>
+              <w:pStyle w:val="Compact"/>
+              <w:jc w:val="left"/>
+            </w:pPr>
+            <w:r>
+              <w:rPr>
+                <w:rStyle w:val="VerbatimChar"/>
+              </w:rPr>
               <w:t xml:space="preserve">kapi_sound_output</w:t>
             </w:r>
           </w:p>
@@ -42587,6 +42631,241 @@
           <w:rStyle w:val="NormalTok"/>
         </w:rPr>
         <w:t xml:space="preserve">name</w:t>
+      </w:r>
+      <w:r>
+        <w:rPr>
+          <w:rStyle w:val="OperatorTok"/>
+        </w:rPr>
+        <w:t xml:space="preserve">,</w:t>
+      </w:r>
+      <w:r>
+        <w:rPr>
+          <w:rStyle w:val="NormalTok"/>
+        </w:rPr>
+        <w:t xml:space="preserve"> </w:t>
+      </w:r>
+      <w:r>
+        <w:rPr>
+          <w:rStyle w:val="DataTypeTok"/>
+        </w:rPr>
+        <w:t xml:space="preserve">unsigned</w:t>
+      </w:r>
+      <w:r>
+        <w:rPr>
+          <w:rStyle w:val="NormalTok"/>
+        </w:rPr>
+        <w:t xml:space="preserve"> min_version</w:t>
+      </w:r>
+      <w:r>
+        <w:rPr>
+          <w:rStyle w:val="OperatorTok"/>
+        </w:rPr>
+        <w:t xml:space="preserve">,</w:t>
+      </w:r>
+      <w:r>
+        <w:rPr>
+          <w:rStyle w:val="NormalTok"/>
+        </w:rPr>
+        <w:t xml:space="preserve"> </w:t>
+      </w:r>
+      <w:r>
+        <w:rPr>
+          <w:rStyle w:val="DataTypeTok"/>
+        </w:rPr>
+        <w:t xml:space="preserve">int</w:t>
+      </w:r>
+      <w:r>
+        <w:rPr>
+          <w:rStyle w:val="NormalTok"/>
+        </w:rPr>
+        <w:t xml:space="preserve"> </w:t>
+      </w:r>
+      <w:r>
+        <w:rPr>
+          <w:rStyle w:val="OperatorTok"/>
+        </w:rPr>
+        <w:t xml:space="preserve">*</w:t>
+      </w:r>
+      <w:r>
+        <w:rPr>
+          <w:rStyle w:val="NormalTok"/>
+        </w:rPr>
+        <w:t xml:space="preserve">err</w:t>
+      </w:r>
+      <w:r>
+        <w:rPr>
+          <w:rStyle w:val="OperatorTok"/>
+        </w:rPr>
+        <w:t xml:space="preserve">);</w:t>
+      </w:r>
+    </w:p>
+    <w:p>
+      <w:pPr>
+        <w:pStyle w:val="FirstParagraph"/>
+      </w:pPr>
+      <w:r>
+        <w:t xml:space="preserve">(v97) The graphics server's own library under another name (docs/POCKETUI-TECH-STUDY.md section 3):</w:t>
+      </w:r>
+      <w:r>
+        <w:t xml:space="preserve"> </w:t>
+      </w:r>
+      <w:r>
+        <w:rPr>
+          <w:rStyle w:val="VerbatimChar"/>
+        </w:rPr>
+        <w:t xml:space="preserve">path</w:t>
+      </w:r>
+      <w:r>
+        <w:t xml:space="preserve"> </w:t>
+      </w:r>
+      <w:r>
+        <w:t xml:space="preserve">opened and mapped as kapi_lib_open does (its version checked against min_version), and from now on every kapi_lib_open of</w:t>
+      </w:r>
+      <w:r>
+        <w:t xml:space="preserve"> </w:t>
+      </w:r>
+      <w:r>
+        <w:rPr>
+          <w:rStyle w:val="VerbatimChar"/>
+        </w:rPr>
+        <w:t xml:space="preserve">alias</w:t>
+      </w:r>
+      <w:r>
+        <w:t xml:space="preserve"> </w:t>
+      </w:r>
+      <w:r>
+        <w:t xml:space="preserve">-- any process's, a program's bind of "uikit" -- gets it, before a library whose real path is alias (PocketUI: kapi_lib_open_as ("SD:/lib/pocket/uikit.so", "SD:/lib/uikit.so", n, &amp;err)). Only the process holding the graphics server's role (call it after KAPI_WS_REGISTER, before KAPI_WS_DISPLAY: every program of the session then finds the alias); both names under SD:/lib/, never SD:/lib/appkit.so. -&gt; its export table; 0 with *err = -KAPI_EPERM (not the server, or a name refused), -KAPI_EBUSY (alias another live process's, or the caller's on another library), -KAPI_EINVAL (path = alias), kapi_lib_open's errors, -KAPI_ENOSYS on a kernel before v97. Asked again: the same table. The alias lives while the server or a program holds the library: the server ended, it is kept for the same server started again; another server started, it is dropped.</w:t>
+      </w:r>
+    </w:p>
+    <w:p>
+      <w:pPr>
+        <w:pStyle w:val="SourceCode"/>
+      </w:pPr>
+      <w:r>
+        <w:rPr>
+          <w:rStyle w:val="AttributeTok"/>
+        </w:rPr>
+        <w:t xml:space="preserve">const</w:t>
+      </w:r>
+      <w:r>
+        <w:rPr>
+          <w:rStyle w:val="NormalTok"/>
+        </w:rPr>
+        <w:t xml:space="preserve"> </w:t>
+      </w:r>
+      <w:r>
+        <w:rPr>
+          <w:rStyle w:val="DataTypeTok"/>
+        </w:rPr>
+        <w:t xml:space="preserve">void</w:t>
+      </w:r>
+      <w:r>
+        <w:rPr>
+          <w:rStyle w:val="NormalTok"/>
+        </w:rPr>
+        <w:t xml:space="preserve"> </w:t>
+      </w:r>
+      <w:r>
+        <w:rPr>
+          <w:rStyle w:val="OperatorTok"/>
+        </w:rPr>
+        <w:t xml:space="preserve">*</w:t>
+      </w:r>
+      <w:r>
+        <w:rPr>
+          <w:rStyle w:val="NormalTok"/>
+        </w:rPr>
+        <w:t xml:space="preserve"> kapi_lib_open_as </w:t>
+      </w:r>
+      <w:r>
+        <w:rPr>
+          <w:rStyle w:val="OperatorTok"/>
+        </w:rPr>
+        <w:t xml:space="preserve">(</w:t>
+      </w:r>
+      <w:r>
+        <w:rPr>
+          <w:rStyle w:val="AttributeTok"/>
+        </w:rPr>
+        <w:t xml:space="preserve">const</w:t>
+      </w:r>
+      <w:r>
+        <w:rPr>
+          <w:rStyle w:val="NormalTok"/>
+        </w:rPr>
+        <w:t xml:space="preserve"> </w:t>
+      </w:r>
+      <w:r>
+        <w:rPr>
+          <w:rStyle w:val="DataTypeTok"/>
+        </w:rPr>
+        <w:t xml:space="preserve">char</w:t>
+      </w:r>
+      <w:r>
+        <w:rPr>
+          <w:rStyle w:val="NormalTok"/>
+        </w:rPr>
+        <w:t xml:space="preserve"> </w:t>
+      </w:r>
+      <w:r>
+        <w:rPr>
+          <w:rStyle w:val="OperatorTok"/>
+        </w:rPr>
+        <w:t xml:space="preserve">*</w:t>
+      </w:r>
+      <w:r>
+        <w:rPr>
+          <w:rStyle w:val="NormalTok"/>
+        </w:rPr>
+        <w:t xml:space="preserve">path</w:t>
+      </w:r>
+      <w:r>
+        <w:rPr>
+          <w:rStyle w:val="OperatorTok"/>
+        </w:rPr>
+        <w:t xml:space="preserve">,</w:t>
+      </w:r>
+      <w:r>
+        <w:rPr>
+          <w:rStyle w:val="NormalTok"/>
+        </w:rPr>
+        <w:t xml:space="preserve"> </w:t>
+      </w:r>
+      <w:r>
+        <w:rPr>
+          <w:rStyle w:val="AttributeTok"/>
+        </w:rPr>
+        <w:t xml:space="preserve">const</w:t>
+      </w:r>
+      <w:r>
+        <w:rPr>
+          <w:rStyle w:val="NormalTok"/>
+        </w:rPr>
+        <w:t xml:space="preserve"> </w:t>
+      </w:r>
+      <w:r>
+        <w:rPr>
+          <w:rStyle w:val="DataTypeTok"/>
+        </w:rPr>
+        <w:t xml:space="preserve">char</w:t>
+      </w:r>
+      <w:r>
+        <w:rPr>
+          <w:rStyle w:val="NormalTok"/>
+        </w:rPr>
+        <w:t xml:space="preserve"> </w:t>
+      </w:r>
+      <w:r>
+        <w:rPr>
+          <w:rStyle w:val="OperatorTok"/>
+        </w:rPr>
+        <w:t xml:space="preserve">*</w:t>
+      </w:r>
+      <w:r>
+        <w:rPr>
+          <w:rStyle w:val="NormalTok"/>
+        </w:rPr>
+        <w:t xml:space="preserve">alias</w:t>
       </w:r>
       <w:r>
         <w:rPr>

--- a/docs/exports/10-APPKIT.docx
+++ b/docs/exports/10-APPKIT.docx
@@ -18949,7 +18949,10 @@
         <w:t xml:space="preserve"> </w:t>
       </w:r>
       <w:r>
-        <w:t xml:space="preserve">". kill_pid: force 0 = clean close, 1 = hard terminate; 1 ok / 0 no such pid / -1 protected.</w:t>
+        <w:t xml:space="preserve"> </w:t>
+      </w:r>
+      <w:r>
+        <w:t xml:space="preserve">" (pages: its 64 KB frames). kill_pid: force 0 = clean close, 1 = hard terminate; 1 ok / 0 no such pid / -1 protected.</w:t>
       </w:r>
     </w:p>
     <w:p>

--- a/docs/exports/10-APPKIT.docx
+++ b/docs/exports/10-APPKIT.docx
@@ -24,133 +24,133 @@
       </w:pPr>
       <w:r>
         <w:rPr>
+          <w:i/>
           <w:iCs/>
+        </w:rPr>
+        <w:t xml:space="preserve">The reference of</w:t>
+      </w:r>
+      <w:r>
+        <w:rPr>
           <w:i/>
-        </w:rPr>
-        <w:t xml:space="preserve">The reference of</w:t>
-      </w:r>
-      <w:r>
-        <w:rPr>
           <w:iCs/>
+        </w:rPr>
+        <w:t xml:space="preserve"> </w:t>
+      </w:r>
+      <w:r>
+        <w:rPr>
+          <w:b/>
+          <w:bCs/>
           <w:i/>
-        </w:rPr>
-        <w:t xml:space="preserve"> </w:t>
-      </w:r>
-      <w:r>
-        <w:rPr>
-          <w:bCs/>
-          <w:b/>
           <w:iCs/>
+        </w:rPr>
+        <w:t xml:space="preserve">AppKit</w:t>
+      </w:r>
+      <w:r>
+        <w:rPr>
           <w:i/>
-        </w:rPr>
-        <w:t xml:space="preserve">AppKit</w:t>
-      </w:r>
-      <w:r>
-        <w:rPr>
           <w:iCs/>
+        </w:rPr>
+        <w:t xml:space="preserve"> </w:t>
+      </w:r>
+      <w:r>
+        <w:rPr>
           <w:i/>
-        </w:rPr>
-        <w:t xml:space="preserve"> </w:t>
-      </w:r>
-      <w:r>
-        <w:rPr>
           <w:iCs/>
+        </w:rPr>
+        <w:t xml:space="preserve">(</w:t>
+      </w:r>
+      <w:r>
+        <w:rPr>
+          <w:rStyle w:val="VerbatimChar"/>
           <w:i/>
-        </w:rPr>
-        <w:t xml:space="preserve">(</w:t>
+          <w:iCs/>
+        </w:rPr>
+        <w:t xml:space="preserve">SD:/lib/appkit.so</w:t>
+      </w:r>
+      <w:r>
+        <w:rPr>
+          <w:i/>
+          <w:iCs/>
+        </w:rPr>
+        <w:t xml:space="preserve">,</w:t>
+      </w:r>
+      <w:r>
+        <w:rPr>
+          <w:i/>
+          <w:iCs/>
+        </w:rPr>
+        <w:t xml:space="preserve"> </w:t>
       </w:r>
       <w:r>
         <w:rPr>
           <w:rStyle w:val="VerbatimChar"/>
+          <w:i/>
           <w:iCs/>
+        </w:rPr>
+        <w:t xml:space="preserve">user/Kits/appkit</w:t>
+      </w:r>
+      <w:r>
+        <w:rPr>
           <w:i/>
-        </w:rPr>
-        <w:t xml:space="preserve">SD:/lib/appkit.so</w:t>
-      </w:r>
-      <w:r>
-        <w:rPr>
           <w:iCs/>
+        </w:rPr>
+        <w:t xml:space="preserve">): what it is for, how a program uses it, and every operation it exposes. The operations' part is made from the kit's headers by</w:t>
+      </w:r>
+      <w:r>
+        <w:rPr>
           <w:i/>
-        </w:rPr>
-        <w:t xml:space="preserve">,</w:t>
-      </w:r>
-      <w:r>
-        <w:rPr>
           <w:iCs/>
+        </w:rPr>
+        <w:t xml:space="preserve"> </w:t>
+      </w:r>
+      <w:r>
+        <w:rPr>
+          <w:rStyle w:val="VerbatimChar"/>
           <w:i/>
-        </w:rPr>
-        <w:t xml:space="preserve"> </w:t>
-      </w:r>
-      <w:r>
-        <w:rPr>
-          <w:rStyle w:val="VerbatimChar"/>
           <w:iCs/>
+        </w:rPr>
+        <w:t xml:space="preserve">tools/docgen/kitdocs.py</w:t>
+      </w:r>
+      <w:r>
+        <w:rPr>
           <w:i/>
-        </w:rPr>
-        <w:t xml:space="preserve">user/Kits/appkit</w:t>
-      </w:r>
-      <w:r>
-        <w:rPr>
           <w:iCs/>
+        </w:rPr>
+        <w:t xml:space="preserve"> </w:t>
+      </w:r>
+      <w:r>
+        <w:rPr>
           <w:i/>
-        </w:rPr>
-        <w:t xml:space="preserve">): what it is for, how a program uses it, and every operation it exposes. The operations' part is made from the kit's headers by</w:t>
-      </w:r>
-      <w:r>
-        <w:rPr>
           <w:iCs/>
+        </w:rPr>
+        <w:t xml:space="preserve">— the headers are the source. Overview of all the kits:</w:t>
+      </w:r>
+      <w:r>
+        <w:rPr>
           <w:i/>
-        </w:rPr>
-        <w:t xml:space="preserve"> </w:t>
-      </w:r>
-      <w:r>
-        <w:rPr>
-          <w:rStyle w:val="VerbatimChar"/>
           <w:iCs/>
-          <w:i/>
-        </w:rPr>
-        <w:t xml:space="preserve">tools/docgen/kitdocs.py</w:t>
-      </w:r>
-      <w:r>
-        <w:rPr>
-          <w:iCs/>
-          <w:i/>
-        </w:rPr>
-        <w:t xml:space="preserve"> </w:t>
-      </w:r>
-      <w:r>
-        <w:rPr>
-          <w:iCs/>
-          <w:i/>
-        </w:rPr>
-        <w:t xml:space="preserve">— the headers are the source. Overview of all the kits:</w:t>
-      </w:r>
-      <w:r>
-        <w:rPr>
-          <w:iCs/>
-          <w:i/>
-        </w:rPr>
-        <w:t xml:space="preserve"> </w:t>
-      </w:r>
-      <w:hyperlink r:id="rId20">
+        </w:rPr>
+        <w:t xml:space="preserve"> </w:t>
+      </w:r>
+      <w:hyperlink r:id="rId18">
         <w:r>
           <w:rPr>
             <w:rStyle w:val="Hyperlink"/>
+            <w:i/>
             <w:iCs/>
-            <w:i/>
           </w:rPr>
           <w:t xml:space="preserve">The Kits</w:t>
         </w:r>
       </w:hyperlink>
       <w:r>
         <w:rPr>
+          <w:i/>
           <w:iCs/>
-          <w:i/>
         </w:rPr>
         <w:t xml:space="preserve">.</w:t>
       </w:r>
     </w:p>
-    <w:bookmarkStart w:id="21" w:name="contents"/>
+    <w:bookmarkStart w:id="19" w:name="contents"/>
     <w:p>
       <w:pPr>
         <w:pStyle w:val="Heading2"/>
@@ -161,11 +161,11 @@
     </w:p>
     <w:p>
       <w:pPr>
+        <w:pStyle w:val="Compact"/>
         <w:numPr>
           <w:ilvl w:val="0"/>
           <w:numId w:val="1001"/>
         </w:numPr>
-        <w:pStyle w:val="Compact"/>
       </w:pPr>
       <w:hyperlink w:anchor="what-it-is">
         <w:r>
@@ -178,11 +178,11 @@
     </w:p>
     <w:p>
       <w:pPr>
+        <w:pStyle w:val="Compact"/>
         <w:numPr>
           <w:ilvl w:val="0"/>
           <w:numId w:val="1001"/>
         </w:numPr>
-        <w:pStyle w:val="Compact"/>
       </w:pPr>
       <w:hyperlink w:anchor="using-it">
         <w:r>
@@ -195,11 +195,11 @@
     </w:p>
     <w:p>
       <w:pPr>
+        <w:pStyle w:val="Compact"/>
         <w:numPr>
           <w:ilvl w:val="0"/>
           <w:numId w:val="1001"/>
         </w:numPr>
-        <w:pStyle w:val="Compact"/>
       </w:pPr>
       <w:hyperlink w:anchor="index">
         <w:r>
@@ -212,11 +212,11 @@
     </w:p>
     <w:p>
       <w:pPr>
+        <w:pStyle w:val="Compact"/>
         <w:numPr>
           <w:ilvl w:val="0"/>
           <w:numId w:val="1001"/>
         </w:numPr>
-        <w:pStyle w:val="Compact"/>
       </w:pPr>
       <w:hyperlink w:anchor="appkitappkith">
         <w:r>
@@ -234,8 +234,8 @@
         </w:pict>
       </w:r>
     </w:p>
-    <w:bookmarkEnd w:id="21"/>
-    <w:bookmarkStart w:id="22" w:name="what-it-is"/>
+    <w:bookmarkEnd w:id="19"/>
+    <w:bookmarkStart w:id="20" w:name="what-it-is"/>
     <w:p>
       <w:pPr>
         <w:pStyle w:val="Heading2"/>
@@ -281,7 +281,6 @@
         <w:tblStyle w:val="Table"/>
         <w:tblW w:type="auto" w:w="0"/>
         <w:tblLook w:firstRow="1" w:lastRow="0" w:firstColumn="0" w:lastColumn="0" w:noHBand="0" w:noVBand="0" w:val="0020"/>
-        <w:jc w:val="start"/>
       </w:tblPr>
       <w:tblGrid>
         <w:gridCol w:w="3960"/>
@@ -289,7 +288,7 @@
       </w:tblGrid>
       <w:tr>
         <w:trPr>
-          <w:tblHeader w:val="true"/>
+          <w:tblHeader w:val="on"/>
         </w:trPr>
         <w:tc>
           <w:tcPr/>
@@ -314,7 +313,6 @@
           <w:p>
             <w:pPr>
               <w:pStyle w:val="Compact"/>
-              <w:jc w:val="left"/>
             </w:pPr>
             <w:r>
               <w:t xml:space="preserve">Include</w:t>
@@ -326,7 +324,6 @@
           <w:p>
             <w:pPr>
               <w:pStyle w:val="Compact"/>
-              <w:jc w:val="left"/>
             </w:pPr>
             <w:r>
               <w:rPr>
@@ -343,7 +340,6 @@
           <w:p>
             <w:pPr>
               <w:pStyle w:val="Compact"/>
-              <w:jc w:val="left"/>
             </w:pPr>
             <w:r>
               <w:t xml:space="preserve">Link</w:t>
@@ -355,7 +351,6 @@
           <w:p>
             <w:pPr>
               <w:pStyle w:val="Compact"/>
-              <w:jc w:val="left"/>
             </w:pPr>
             <w:r>
               <w:t xml:space="preserve">nothing to link: the kernel binds AppKit to every program</w:t>
@@ -369,7 +364,6 @@
           <w:p>
             <w:pPr>
               <w:pStyle w:val="Compact"/>
-              <w:jc w:val="left"/>
             </w:pPr>
             <w:r>
               <w:t xml:space="preserve">Library</w:t>
@@ -381,7 +375,6 @@
           <w:p>
             <w:pPr>
               <w:pStyle w:val="Compact"/>
-              <w:jc w:val="left"/>
             </w:pPr>
             <w:r>
               <w:rPr>
@@ -413,7 +406,6 @@
           <w:p>
             <w:pPr>
               <w:pStyle w:val="Compact"/>
-              <w:jc w:val="left"/>
             </w:pPr>
             <w:r>
               <w:t xml:space="preserve">Sources</w:t>
@@ -425,7 +417,6 @@
           <w:p>
             <w:pPr>
               <w:pStyle w:val="Compact"/>
-              <w:jc w:val="left"/>
             </w:pPr>
             <w:r>
               <w:rPr>
@@ -437,8 +428,8 @@
         </w:tc>
       </w:tr>
     </w:tbl>
-    <w:bookmarkEnd w:id="22"/>
-    <w:bookmarkStart w:id="23" w:name="using-it"/>
+    <w:bookmarkEnd w:id="20"/>
+    <w:bookmarkStart w:id="21" w:name="using-it"/>
     <w:p>
       <w:pPr>
         <w:pStyle w:val="Heading2"/>
@@ -509,8 +500,8 @@
       </w:pPr>
       <w:r>
         <w:rPr>
+          <w:b/>
           <w:bCs/>
-          <w:b/>
         </w:rPr>
         <w:t xml:space="preserve">A console tool</w:t>
       </w:r>
@@ -1177,37 +1168,37 @@
       </w:pPr>
       <w:r>
         <w:rPr>
+          <w:b/>
           <w:bCs/>
+        </w:rPr>
+        <w:t xml:space="preserve">Settings from an</w:t>
+      </w:r>
+      <w:r>
+        <w:rPr>
           <w:b/>
-        </w:rPr>
-        <w:t xml:space="preserve">Settings from an</w:t>
-      </w:r>
-      <w:r>
-        <w:rPr>
           <w:bCs/>
+        </w:rPr>
+        <w:t xml:space="preserve"> </w:t>
+      </w:r>
+      <w:r>
+        <w:rPr>
+          <w:rStyle w:val="VerbatimChar"/>
           <w:b/>
-        </w:rPr>
-        <w:t xml:space="preserve"> </w:t>
-      </w:r>
-      <w:r>
-        <w:rPr>
-          <w:rStyle w:val="VerbatimChar"/>
           <w:bCs/>
+        </w:rPr>
+        <w:t xml:space="preserve">.ini</w:t>
+      </w:r>
+      <w:r>
+        <w:rPr>
           <w:b/>
-        </w:rPr>
-        <w:t xml:space="preserve">.ini</w:t>
-      </w:r>
-      <w:r>
-        <w:rPr>
           <w:bCs/>
+        </w:rPr>
+        <w:t xml:space="preserve"> </w:t>
+      </w:r>
+      <w:r>
+        <w:rPr>
           <w:b/>
-        </w:rPr>
-        <w:t xml:space="preserve"> </w:t>
-      </w:r>
-      <w:r>
-        <w:rPr>
           <w:bCs/>
-          <w:b/>
         </w:rPr>
         <w:t xml:space="preserve">file</w:t>
       </w:r>
@@ -1667,8 +1658,8 @@
       </w:pPr>
       <w:r>
         <w:rPr>
+          <w:b/>
           <w:bCs/>
-          <w:b/>
         </w:rPr>
         <w:t xml:space="preserve">Strings</w:t>
       </w:r>
@@ -2116,8 +2107,8 @@
       </w:pPr>
       <w:r>
         <w:rPr>
+          <w:b/>
           <w:bCs/>
-          <w:b/>
         </w:rPr>
         <w:t xml:space="preserve">Starting a program</w:t>
       </w:r>
@@ -2271,8 +2262,8 @@
       </w:pPr>
       <w:r>
         <w:rPr>
+          <w:b/>
           <w:bCs/>
-          <w:b/>
         </w:rPr>
         <w:t xml:space="preserve">The volumes, USB sticks</w:t>
       </w:r>
@@ -3062,8 +3053,8 @@
         <w:t xml:space="preserve">// erases it; SD: is always refused</w:t>
       </w:r>
     </w:p>
-    <w:bookmarkEnd w:id="23"/>
-    <w:bookmarkStart w:id="24" w:name="index"/>
+    <w:bookmarkEnd w:id="21"/>
+    <w:bookmarkStart w:id="22" w:name="index"/>
     <w:p>
       <w:pPr>
         <w:pStyle w:val="Heading2"/>
@@ -3085,7 +3076,6 @@
         <w:tblStyle w:val="Table"/>
         <w:tblW w:type="auto" w:w="0"/>
         <w:tblLook w:firstRow="1" w:lastRow="0" w:firstColumn="0" w:lastColumn="0" w:noHBand="0" w:noVBand="0" w:val="0020"/>
-        <w:jc w:val="start"/>
       </w:tblPr>
       <w:tblGrid>
         <w:gridCol w:w="2640"/>
@@ -3094,14 +3084,13 @@
       </w:tblGrid>
       <w:tr>
         <w:trPr>
-          <w:tblHeader w:val="true"/>
+          <w:tblHeader w:val="on"/>
         </w:trPr>
         <w:tc>
           <w:tcPr/>
           <w:p>
             <w:pPr>
               <w:pStyle w:val="Compact"/>
-              <w:jc w:val="left"/>
             </w:pPr>
             <w:r>
               <w:t xml:space="preserve">Name</w:t>
@@ -3113,7 +3102,6 @@
           <w:p>
             <w:pPr>
               <w:pStyle w:val="Compact"/>
-              <w:jc w:val="left"/>
             </w:pPr>
             <w:r>
               <w:t xml:space="preserve">What it does</w:t>
@@ -3125,7 +3113,6 @@
           <w:p>
             <w:pPr>
               <w:pStyle w:val="Compact"/>
-              <w:jc w:val="left"/>
             </w:pPr>
             <w:r>
               <w:t xml:space="preserve">Header</w:t>
@@ -3139,7 +3126,6 @@
           <w:p>
             <w:pPr>
               <w:pStyle w:val="Compact"/>
-              <w:jc w:val="left"/>
             </w:pPr>
             <w:r>
               <w:rPr>
@@ -3154,7 +3140,6 @@
           <w:p>
             <w:pPr>
               <w:pStyle w:val="Compact"/>
-              <w:jc w:val="left"/>
             </w:pPr>
             <w:r>
               <w:t xml:space="preserve">The kernel's kapi version (KAPI_ABI_VERSION as the running kernel says it)</w:t>
@@ -3166,7 +3151,6 @@
           <w:p>
             <w:pPr>
               <w:pStyle w:val="Compact"/>
-              <w:jc w:val="left"/>
             </w:pPr>
             <w:r>
               <w:rPr>
@@ -3183,7 +3167,6 @@
           <w:p>
             <w:pPr>
               <w:pStyle w:val="Compact"/>
-              <w:jc w:val="left"/>
             </w:pPr>
             <w:r>
               <w:rPr>
@@ -3198,7 +3181,6 @@
           <w:p>
             <w:pPr>
               <w:pStyle w:val="Compact"/>
-              <w:jc w:val="left"/>
             </w:pPr>
             <w:r>
               <w:t xml:space="preserve">The address of a slot of the kernel's table (its index in 8-byte words)</w:t>
@@ -3210,7 +3192,6 @@
           <w:p>
             <w:pPr>
               <w:pStyle w:val="Compact"/>
-              <w:jc w:val="left"/>
             </w:pPr>
             <w:r>
               <w:rPr>
@@ -3227,7 +3208,6 @@
           <w:p>
             <w:pPr>
               <w:pStyle w:val="Compact"/>
-              <w:jc w:val="left"/>
             </w:pPr>
             <w:r>
               <w:rPr>
@@ -3242,7 +3222,6 @@
           <w:p>
             <w:pPr>
               <w:pStyle w:val="Compact"/>
-              <w:jc w:val="left"/>
             </w:pPr>
             <w:r>
               <w:t xml:space="preserve">start the app n (SD:apps/</w:t>
@@ -3257,7 +3236,6 @@
           <w:p>
             <w:pPr>
               <w:pStyle w:val="Compact"/>
-              <w:jc w:val="left"/>
             </w:pPr>
             <w:r>
               <w:rPr>
@@ -3274,7 +3252,6 @@
           <w:p>
             <w:pPr>
               <w:pStyle w:val="Compact"/>
-              <w:jc w:val="left"/>
             </w:pPr>
             <w:r>
               <w:rPr>
@@ -3289,7 +3266,6 @@
           <w:p>
             <w:pPr>
               <w:pStyle w:val="Compact"/>
-              <w:jc w:val="left"/>
             </w:pPr>
             <w:r>
               <w:t xml:space="preserve">Every task, one line each "</w:t>
@@ -3307,7 +3283,6 @@
           <w:p>
             <w:pPr>
               <w:pStyle w:val="Compact"/>
-              <w:jc w:val="left"/>
             </w:pPr>
             <w:r>
               <w:rPr>
@@ -3324,7 +3299,6 @@
           <w:p>
             <w:pPr>
               <w:pStyle w:val="Compact"/>
-              <w:jc w:val="left"/>
             </w:pPr>
             <w:r>
               <w:rPr>
@@ -3339,7 +3313,6 @@
           <w:p>
             <w:pPr>
               <w:pStyle w:val="Compact"/>
-              <w:jc w:val="left"/>
             </w:pPr>
             <w:r>
               <w:t xml:space="preserve">kill the app of that name -&gt; 1, 0 (not running, a kernel task, the caller)</w:t>
@@ -3351,7 +3324,6 @@
           <w:p>
             <w:pPr>
               <w:pStyle w:val="Compact"/>
-              <w:jc w:val="left"/>
             </w:pPr>
             <w:r>
               <w:rPr>
@@ -3368,7 +3340,6 @@
           <w:p>
             <w:pPr>
               <w:pStyle w:val="Compact"/>
-              <w:jc w:val="left"/>
             </w:pPr>
             <w:r>
               <w:rPr>
@@ -3383,7 +3354,6 @@
           <w:p>
             <w:pPr>
               <w:pStyle w:val="Compact"/>
-              <w:jc w:val="left"/>
             </w:pPr>
             <w:r>
               <w:t xml:space="preserve">ps / kill by PID.</w:t>
@@ -3395,7 +3365,6 @@
           <w:p>
             <w:pPr>
               <w:pStyle w:val="Compact"/>
-              <w:jc w:val="left"/>
             </w:pPr>
             <w:r>
               <w:rPr>
@@ -3412,7 +3381,6 @@
           <w:p>
             <w:pPr>
               <w:pStyle w:val="Compact"/>
-              <w:jc w:val="left"/>
             </w:pPr>
             <w:r>
               <w:rPr>
@@ -3427,7 +3395,6 @@
           <w:p>
             <w:pPr>
               <w:pStyle w:val="Compact"/>
-              <w:jc w:val="left"/>
             </w:pPr>
             <w:r>
               <w:t xml:space="preserve">ps / kill by PID.</w:t>
@@ -3439,7 +3406,6 @@
           <w:p>
             <w:pPr>
               <w:pStyle w:val="Compact"/>
-              <w:jc w:val="left"/>
             </w:pPr>
             <w:r>
               <w:rPr>
@@ -3456,7 +3422,6 @@
           <w:p>
             <w:pPr>
               <w:pStyle w:val="Compact"/>
-              <w:jc w:val="left"/>
             </w:pPr>
             <w:r>
               <w:rPr>
@@ -3471,7 +3436,6 @@
           <w:p>
             <w:pPr>
               <w:pStyle w:val="Compact"/>
-              <w:jc w:val="left"/>
             </w:pPr>
             <w:r>
               <w:t xml:space="preserve">(v91) A process's tree</w:t>
@@ -3483,7 +3447,6 @@
           <w:p>
             <w:pPr>
               <w:pStyle w:val="Compact"/>
-              <w:jc w:val="left"/>
             </w:pPr>
             <w:r>
               <w:rPr>
@@ -3500,7 +3463,6 @@
           <w:p>
             <w:pPr>
               <w:pStyle w:val="Compact"/>
-              <w:jc w:val="left"/>
             </w:pPr>
             <w:r>
               <w:rPr>
@@ -3515,7 +3477,6 @@
           <w:p>
             <w:pPr>
               <w:pStyle w:val="Compact"/>
-              <w:jc w:val="left"/>
             </w:pPr>
             <w:r>
               <w:t xml:space="preserve">Keyboard layout</w:t>
@@ -3527,7 +3488,6 @@
           <w:p>
             <w:pPr>
               <w:pStyle w:val="Compact"/>
-              <w:jc w:val="left"/>
             </w:pPr>
             <w:r>
               <w:rPr>
@@ -3544,7 +3504,6 @@
           <w:p>
             <w:pPr>
               <w:pStyle w:val="Compact"/>
-              <w:jc w:val="left"/>
             </w:pPr>
             <w:r>
               <w:rPr>
@@ -3559,7 +3518,6 @@
           <w:p>
             <w:pPr>
               <w:pStyle w:val="Compact"/>
-              <w:jc w:val="left"/>
             </w:pPr>
             <w:r>
               <w:t xml:space="preserve">Keyboard layout</w:t>
@@ -3571,7 +3529,6 @@
           <w:p>
             <w:pPr>
               <w:pStyle w:val="Compact"/>
-              <w:jc w:val="left"/>
             </w:pPr>
             <w:r>
               <w:rPr>
@@ -3588,7 +3545,6 @@
           <w:p>
             <w:pPr>
               <w:pStyle w:val="Compact"/>
-              <w:jc w:val="left"/>
             </w:pPr>
             <w:r>
               <w:rPr>
@@ -3603,7 +3559,6 @@
           <w:p>
             <w:pPr>
               <w:pStyle w:val="Compact"/>
-              <w:jc w:val="left"/>
             </w:pPr>
             <w:r>
               <w:t xml:space="preserve">Run an ELF at an absolute path with an argv string (fire-and-forget).</w:t>
@@ -3615,7 +3570,6 @@
           <w:p>
             <w:pPr>
               <w:pStyle w:val="Compact"/>
-              <w:jc w:val="left"/>
             </w:pPr>
             <w:r>
               <w:rPr>
@@ -3632,7 +3586,6 @@
           <w:p>
             <w:pPr>
               <w:pStyle w:val="Compact"/>
-              <w:jc w:val="left"/>
             </w:pPr>
             <w:r>
               <w:rPr>
@@ -3647,7 +3600,6 @@
           <w:p>
             <w:pPr>
               <w:pStyle w:val="Compact"/>
-              <w:jc w:val="left"/>
             </w:pPr>
             <w:r>
               <w:t xml:space="preserve">Framebuffer size in pixels (for edge-pinned borderless windows).</w:t>
@@ -3659,7 +3611,6 @@
           <w:p>
             <w:pPr>
               <w:pStyle w:val="Compact"/>
-              <w:jc w:val="left"/>
             </w:pPr>
             <w:r>
               <w:rPr>
@@ -3676,7 +3627,6 @@
           <w:p>
             <w:pPr>
               <w:pStyle w:val="Compact"/>
-              <w:jc w:val="left"/>
             </w:pPr>
             <w:r>
               <w:rPr>
@@ -3691,7 +3641,6 @@
           <w:p>
             <w:pPr>
               <w:pStyle w:val="Compact"/>
-              <w:jc w:val="left"/>
             </w:pPr>
             <w:r>
               <w:t xml:space="preserve">Framebuffer size in pixels (for edge-pinned borderless windows).</w:t>
@@ -3703,7 +3652,6 @@
           <w:p>
             <w:pPr>
               <w:pStyle w:val="Compact"/>
-              <w:jc w:val="left"/>
             </w:pPr>
             <w:r>
               <w:rPr>
@@ -3720,7 +3668,6 @@
           <w:p>
             <w:pPr>
               <w:pStyle w:val="Compact"/>
-              <w:jc w:val="left"/>
             </w:pPr>
             <w:r>
               <w:rPr>
@@ -3735,7 +3682,6 @@
           <w:p>
             <w:pPr>
               <w:pStyle w:val="Compact"/>
-              <w:jc w:val="left"/>
             </w:pPr>
             <w:r>
               <w:t xml:space="preserve">Framebuffer size in pixels (for edge-pinned borderless windows).</w:t>
@@ -3747,7 +3693,6 @@
           <w:p>
             <w:pPr>
               <w:pStyle w:val="Compact"/>
-              <w:jc w:val="left"/>
             </w:pPr>
             <w:r>
               <w:rPr>
@@ -3764,7 +3709,6 @@
           <w:p>
             <w:pPr>
               <w:pStyle w:val="Compact"/>
-              <w:jc w:val="left"/>
             </w:pPr>
             <w:r>
               <w:rPr>
@@ -3779,7 +3723,6 @@
           <w:p>
             <w:pPr>
               <w:pStyle w:val="Compact"/>
-              <w:jc w:val="left"/>
             </w:pPr>
             <w:r>
               <w:t xml:space="preserve">Framebuffer size in pixels (for edge-pinned borderless windows).</w:t>
@@ -3791,7 +3734,6 @@
           <w:p>
             <w:pPr>
               <w:pStyle w:val="Compact"/>
-              <w:jc w:val="left"/>
             </w:pPr>
             <w:r>
               <w:rPr>
@@ -3808,7 +3750,6 @@
           <w:p>
             <w:pPr>
               <w:pStyle w:val="Compact"/>
-              <w:jc w:val="left"/>
             </w:pPr>
             <w:r>
               <w:rPr>
@@ -3823,7 +3764,6 @@
           <w:p>
             <w:pPr>
               <w:pStyle w:val="Compact"/>
-              <w:jc w:val="left"/>
             </w:pPr>
             <w:r>
               <w:t xml:space="preserve">Framebuffer size in pixels (for edge-pinned borderless windows).</w:t>
@@ -3835,7 +3775,6 @@
           <w:p>
             <w:pPr>
               <w:pStyle w:val="Compact"/>
-              <w:jc w:val="left"/>
             </w:pPr>
             <w:r>
               <w:rPr>
@@ -3852,7 +3791,6 @@
           <w:p>
             <w:pPr>
               <w:pStyle w:val="Compact"/>
-              <w:jc w:val="left"/>
             </w:pPr>
             <w:r>
               <w:rPr>
@@ -3867,7 +3805,6 @@
           <w:p>
             <w:pPr>
               <w:pStyle w:val="Compact"/>
-              <w:jc w:val="left"/>
             </w:pPr>
             <w:r>
               <w:t xml:space="preserve">Run what is pending -- the kapi_post calls, then this program's events through their handlers -- and return (no wait).</w:t>
@@ -3879,7 +3816,6 @@
           <w:p>
             <w:pPr>
               <w:pStyle w:val="Compact"/>
-              <w:jc w:val="left"/>
             </w:pPr>
             <w:r>
               <w:rPr>
@@ -3896,7 +3832,6 @@
           <w:p>
             <w:pPr>
               <w:pStyle w:val="Compact"/>
-              <w:jc w:val="left"/>
             </w:pPr>
             <w:r>
               <w:rPr>
@@ -3911,7 +3846,6 @@
           <w:p>
             <w:pPr>
               <w:pStyle w:val="Compact"/>
-              <w:jc w:val="left"/>
             </w:pPr>
             <w:r>
               <w:t xml:space="preserve">pump the events (sleeping between them) until this window is asked to close</w:t>
@@ -3923,7 +3857,6 @@
           <w:p>
             <w:pPr>
               <w:pStyle w:val="Compact"/>
-              <w:jc w:val="left"/>
             </w:pPr>
             <w:r>
               <w:rPr>
@@ -3940,7 +3873,6 @@
           <w:p>
             <w:pPr>
               <w:pStyle w:val="Compact"/>
-              <w:jc w:val="left"/>
             </w:pPr>
             <w:r>
               <w:rPr>
@@ -3955,7 +3887,6 @@
           <w:p>
             <w:pPr>
               <w:pStyle w:val="Compact"/>
-              <w:jc w:val="left"/>
             </w:pPr>
             <w:r>
               <w:t xml:space="preserve">1 once this window was asked to close (its close box, uk_win_app_toggle), else 0</w:t>
@@ -3967,7 +3898,6 @@
           <w:p>
             <w:pPr>
               <w:pStyle w:val="Compact"/>
-              <w:jc w:val="left"/>
             </w:pPr>
             <w:r>
               <w:rPr>
@@ -3984,7 +3914,6 @@
           <w:p>
             <w:pPr>
               <w:pStyle w:val="Compact"/>
-              <w:jc w:val="left"/>
             </w:pPr>
             <w:r>
               <w:rPr>
@@ -3999,7 +3928,6 @@
           <w:p>
             <w:pPr>
               <w:pStyle w:val="Compact"/>
-              <w:jc w:val="left"/>
             </w:pPr>
             <w:r>
               <w:t xml:space="preserve">Draw kernel-font text into an arbitrary app-mapped 0x00RRGGBB buffer (e.g.</w:t>
@@ -4011,7 +3939,6 @@
           <w:p>
             <w:pPr>
               <w:pStyle w:val="Compact"/>
-              <w:jc w:val="left"/>
             </w:pPr>
             <w:r>
               <w:rPr>
@@ -4028,7 +3955,6 @@
           <w:p>
             <w:pPr>
               <w:pStyle w:val="Compact"/>
-              <w:jc w:val="left"/>
             </w:pPr>
             <w:r>
               <w:rPr>
@@ -4043,7 +3969,6 @@
           <w:p>
             <w:pPr>
               <w:pStyle w:val="Compact"/>
-              <w:jc w:val="left"/>
             </w:pPr>
             <w:r>
               <w:t xml:space="preserve">Draw kernel-font text into an arbitrary app-mapped 0x00RRGGBB buffer (e.g.</w:t>
@@ -4055,7 +3980,6 @@
           <w:p>
             <w:pPr>
               <w:pStyle w:val="Compact"/>
-              <w:jc w:val="left"/>
             </w:pPr>
             <w:r>
               <w:rPr>
@@ -4072,7 +3996,6 @@
           <w:p>
             <w:pPr>
               <w:pStyle w:val="Compact"/>
-              <w:jc w:val="left"/>
             </w:pPr>
             <w:r>
               <w:rPr>
@@ -4087,7 +4010,6 @@
           <w:p>
             <w:pPr>
               <w:pStyle w:val="Compact"/>
-              <w:jc w:val="left"/>
             </w:pPr>
             <w:r>
               <w:t xml:space="preserve">Draw kernel-font text into an arbitrary app-mapped 0x00RRGGBB buffer (e.g.</w:t>
@@ -4099,7 +4021,6 @@
           <w:p>
             <w:pPr>
               <w:pStyle w:val="Compact"/>
-              <w:jc w:val="left"/>
             </w:pPr>
             <w:r>
               <w:rPr>
@@ -4116,7 +4037,6 @@
           <w:p>
             <w:pPr>
               <w:pStyle w:val="Compact"/>
-              <w:jc w:val="left"/>
             </w:pPr>
             <w:r>
               <w:rPr>
@@ -4131,7 +4051,6 @@
           <w:p>
             <w:pPr>
               <w:pStyle w:val="Compact"/>
-              <w:jc w:val="left"/>
             </w:pPr>
             <w:r>
               <w:t xml:space="preserve">Memory snapshot (KB)</w:t>
@@ -4143,7 +4062,6 @@
           <w:p>
             <w:pPr>
               <w:pStyle w:val="Compact"/>
-              <w:jc w:val="left"/>
             </w:pPr>
             <w:r>
               <w:rPr>
@@ -4160,7 +4078,6 @@
           <w:p>
             <w:pPr>
               <w:pStyle w:val="Compact"/>
-              <w:jc w:val="left"/>
             </w:pPr>
             <w:r>
               <w:rPr>
@@ -4175,7 +4092,6 @@
           <w:p>
             <w:pPr>
               <w:pStyle w:val="Compact"/>
-              <w:jc w:val="left"/>
             </w:pPr>
             <w:r>
               <w:t xml:space="preserve">ABI v33</w:t>
@@ -4187,7 +4103,6 @@
           <w:p>
             <w:pPr>
               <w:pStyle w:val="Compact"/>
-              <w:jc w:val="left"/>
             </w:pPr>
             <w:r>
               <w:rPr>
@@ -4204,7 +4119,6 @@
           <w:p>
             <w:pPr>
               <w:pStyle w:val="Compact"/>
-              <w:jc w:val="left"/>
             </w:pPr>
             <w:r>
               <w:rPr>
@@ -4219,7 +4133,6 @@
           <w:p>
             <w:pPr>
               <w:pStyle w:val="Compact"/>
-              <w:jc w:val="left"/>
             </w:pPr>
             <w:r>
               <w:t xml:space="preserve">Per-process heap</w:t>
@@ -4231,7 +4144,6 @@
           <w:p>
             <w:pPr>
               <w:pStyle w:val="Compact"/>
-              <w:jc w:val="left"/>
             </w:pPr>
             <w:r>
               <w:rPr>
@@ -4248,7 +4160,6 @@
           <w:p>
             <w:pPr>
               <w:pStyle w:val="Compact"/>
-              <w:jc w:val="left"/>
             </w:pPr>
             <w:r>
               <w:rPr>
@@ -4263,7 +4174,6 @@
           <w:p>
             <w:pPr>
               <w:pStyle w:val="Compact"/>
-              <w:jc w:val="left"/>
             </w:pPr>
             <w:r>
               <w:t xml:space="preserve">The names of the installed apps (the folders SD:apps/</w:t>
@@ -4278,7 +4188,6 @@
           <w:p>
             <w:pPr>
               <w:pStyle w:val="Compact"/>
-              <w:jc w:val="left"/>
             </w:pPr>
             <w:r>
               <w:rPr>
@@ -4295,7 +4204,6 @@
           <w:p>
             <w:pPr>
               <w:pStyle w:val="Compact"/>
-              <w:jc w:val="left"/>
             </w:pPr>
             <w:r>
               <w:rPr>
@@ -4310,7 +4218,6 @@
           <w:p>
             <w:pPr>
               <w:pStyle w:val="Compact"/>
-              <w:jc w:val="left"/>
             </w:pPr>
             <w:r>
               <w:t xml:space="preserve">The local date and time (any pointer may be 0) -&gt; 1 a real date, 0 the clock is not set yet (the time since the boot).</w:t>
@@ -4322,7 +4229,6 @@
           <w:p>
             <w:pPr>
               <w:pStyle w:val="Compact"/>
-              <w:jc w:val="left"/>
             </w:pPr>
             <w:r>
               <w:rPr>
@@ -4339,7 +4245,6 @@
           <w:p>
             <w:pPr>
               <w:pStyle w:val="Compact"/>
-              <w:jc w:val="left"/>
             </w:pPr>
             <w:r>
               <w:rPr>
@@ -4354,7 +4259,6 @@
           <w:p>
             <w:pPr>
               <w:pStyle w:val="Compact"/>
-              <w:jc w:val="left"/>
             </w:pPr>
             <w:r>
               <w:t xml:space="preserve">"SD:apps/&lt;this process's name&gt;.app/" into b (s bytes) -&gt; its length</w:t>
@@ -4366,7 +4270,6 @@
           <w:p>
             <w:pPr>
               <w:pStyle w:val="Compact"/>
-              <w:jc w:val="left"/>
             </w:pPr>
             <w:r>
               <w:rPr>
@@ -4383,7 +4286,6 @@
           <w:p>
             <w:pPr>
               <w:pStyle w:val="Compact"/>
-              <w:jc w:val="left"/>
             </w:pPr>
             <w:r>
               <w:rPr>
@@ -4398,7 +4300,6 @@
           <w:p>
             <w:pPr>
               <w:pStyle w:val="Compact"/>
-              <w:jc w:val="left"/>
             </w:pPr>
             <w:r>
               <w:t xml:space="preserve">b (the first 128 bytes of its n) to the kernel's log as a line of "app" -&gt; n, -1 a bad buffer (fd is not used).</w:t>
@@ -4410,7 +4311,6 @@
           <w:p>
             <w:pPr>
               <w:pStyle w:val="Compact"/>
-              <w:jc w:val="left"/>
             </w:pPr>
             <w:r>
               <w:rPr>
@@ -4427,7 +4327,6 @@
           <w:p>
             <w:pPr>
               <w:pStyle w:val="Compact"/>
-              <w:jc w:val="left"/>
             </w:pPr>
             <w:r>
               <w:rPr>
@@ -4442,7 +4341,6 @@
           <w:p>
             <w:pPr>
               <w:pStyle w:val="Compact"/>
-              <w:jc w:val="left"/>
             </w:pPr>
             <w:r>
               <w:t xml:space="preserve">Open a file to read it (on the card, the RAM volume or a provider's path, relative to the working directory) -&gt; its handle, 0 failure.</w:t>
@@ -4454,7 +4352,6 @@
           <w:p>
             <w:pPr>
               <w:pStyle w:val="Compact"/>
-              <w:jc w:val="left"/>
             </w:pPr>
             <w:r>
               <w:rPr>
@@ -4471,7 +4368,6 @@
           <w:p>
             <w:pPr>
               <w:pStyle w:val="Compact"/>
-              <w:jc w:val="left"/>
             </w:pPr>
             <w:r>
               <w:rPr>
@@ -4486,7 +4382,6 @@
           <w:p>
             <w:pPr>
               <w:pStyle w:val="Compact"/>
-              <w:jc w:val="left"/>
             </w:pPr>
             <w:r>
               <w:t xml:space="preserve">up to n bytes from the file's position (advanced) -&gt; the bytes read (0: the end), -1 error</w:t>
@@ -4498,7 +4393,6 @@
           <w:p>
             <w:pPr>
               <w:pStyle w:val="Compact"/>
-              <w:jc w:val="left"/>
             </w:pPr>
             <w:r>
               <w:rPr>
@@ -4515,7 +4409,6 @@
           <w:p>
             <w:pPr>
               <w:pStyle w:val="Compact"/>
-              <w:jc w:val="left"/>
             </w:pPr>
             <w:r>
               <w:rPr>
@@ -4530,7 +4423,6 @@
           <w:p>
             <w:pPr>
               <w:pStyle w:val="Compact"/>
-              <w:jc w:val="left"/>
             </w:pPr>
             <w:r>
               <w:t xml:space="preserve">the file's size in bytes (0xFFFFFFFF: over 4 GB, see kapi_fsize64); 0 for a bad handle</w:t>
@@ -4542,7 +4434,6 @@
           <w:p>
             <w:pPr>
               <w:pStyle w:val="Compact"/>
-              <w:jc w:val="left"/>
             </w:pPr>
             <w:r>
               <w:rPr>
@@ -4559,7 +4450,6 @@
           <w:p>
             <w:pPr>
               <w:pStyle w:val="Compact"/>
-              <w:jc w:val="left"/>
             </w:pPr>
             <w:r>
               <w:rPr>
@@ -4574,7 +4464,6 @@
           <w:p>
             <w:pPr>
               <w:pStyle w:val="Compact"/>
-              <w:jc w:val="left"/>
             </w:pPr>
             <w:r>
               <w:t xml:space="preserve">close a file opened with kapi_open</w:t>
@@ -4586,7 +4475,6 @@
           <w:p>
             <w:pPr>
               <w:pStyle w:val="Compact"/>
-              <w:jc w:val="left"/>
             </w:pPr>
             <w:r>
               <w:rPr>
@@ -4603,7 +4491,6 @@
           <w:p>
             <w:pPr>
               <w:pStyle w:val="Compact"/>
-              <w:jc w:val="left"/>
             </w:pPr>
             <w:r>
               <w:rPr>
@@ -4618,7 +4505,6 @@
           <w:p>
             <w:pPr>
               <w:pStyle w:val="Compact"/>
-              <w:jc w:val="left"/>
             </w:pPr>
             <w:r>
               <w:t xml:space="preserve">save_file</w:t>
@@ -4630,7 +4516,6 @@
           <w:p>
             <w:pPr>
               <w:pStyle w:val="Compact"/>
-              <w:jc w:val="left"/>
             </w:pPr>
             <w:r>
               <w:rPr>
@@ -4647,7 +4532,6 @@
           <w:p>
             <w:pPr>
               <w:pStyle w:val="Compact"/>
-              <w:jc w:val="left"/>
             </w:pPr>
             <w:r>
               <w:rPr>
@@ -4662,7 +4546,6 @@
           <w:p>
             <w:pPr>
               <w:pStyle w:val="Compact"/>
-              <w:jc w:val="left"/>
             </w:pPr>
             <w:r>
               <w:t xml:space="preserve">Working directory</w:t>
@@ -4674,7 +4557,6 @@
           <w:p>
             <w:pPr>
               <w:pStyle w:val="Compact"/>
-              <w:jc w:val="left"/>
             </w:pPr>
             <w:r>
               <w:rPr>
@@ -4691,7 +4573,6 @@
           <w:p>
             <w:pPr>
               <w:pStyle w:val="Compact"/>
-              <w:jc w:val="left"/>
             </w:pPr>
             <w:r>
               <w:rPr>
@@ -4706,7 +4587,6 @@
           <w:p>
             <w:pPr>
               <w:pStyle w:val="Compact"/>
-              <w:jc w:val="left"/>
             </w:pPr>
             <w:r>
               <w:t xml:space="preserve">Working directory</w:t>
@@ -4718,7 +4598,6 @@
           <w:p>
             <w:pPr>
               <w:pStyle w:val="Compact"/>
-              <w:jc w:val="left"/>
             </w:pPr>
             <w:r>
               <w:rPr>
@@ -4735,7 +4614,6 @@
           <w:p>
             <w:pPr>
               <w:pStyle w:val="Compact"/>
-              <w:jc w:val="left"/>
             </w:pPr>
             <w:r>
               <w:rPr>
@@ -4750,7 +4628,6 @@
           <w:p>
             <w:pPr>
               <w:pStyle w:val="Compact"/>
-              <w:jc w:val="left"/>
             </w:pPr>
             <w:r>
               <w:t xml:space="preserve">open a folder to list it -&gt; its handle, 0 failure (not a folder)</w:t>
@@ -4762,7 +4639,6 @@
           <w:p>
             <w:pPr>
               <w:pStyle w:val="Compact"/>
-              <w:jc w:val="left"/>
             </w:pPr>
             <w:r>
               <w:rPr>
@@ -4779,7 +4655,6 @@
           <w:p>
             <w:pPr>
               <w:pStyle w:val="Compact"/>
-              <w:jc w:val="left"/>
             </w:pPr>
             <w:r>
               <w:rPr>
@@ -4794,7 +4669,6 @@
           <w:p>
             <w:pPr>
               <w:pStyle w:val="Compact"/>
-              <w:jc w:val="left"/>
             </w:pPr>
             <w:r>
               <w:t xml:space="preserve">the next entry (name, size, is_dir) into *e -&gt; 1, 0 at the end / on error</w:t>
@@ -4806,7 +4680,6 @@
           <w:p>
             <w:pPr>
               <w:pStyle w:val="Compact"/>
-              <w:jc w:val="left"/>
             </w:pPr>
             <w:r>
               <w:rPr>
@@ -4823,7 +4696,6 @@
           <w:p>
             <w:pPr>
               <w:pStyle w:val="Compact"/>
-              <w:jc w:val="left"/>
             </w:pPr>
             <w:r>
               <w:rPr>
@@ -4838,7 +4710,6 @@
           <w:p>
             <w:pPr>
               <w:pStyle w:val="Compact"/>
-              <w:jc w:val="left"/>
             </w:pPr>
             <w:r>
               <w:t xml:space="preserve">close a folder opened with kapi_opendir</w:t>
@@ -4850,7 +4721,6 @@
           <w:p>
             <w:pPr>
               <w:pStyle w:val="Compact"/>
-              <w:jc w:val="left"/>
             </w:pPr>
             <w:r>
               <w:rPr>
@@ -4867,7 +4737,6 @@
           <w:p>
             <w:pPr>
               <w:pStyle w:val="Compact"/>
-              <w:jc w:val="left"/>
             </w:pPr>
             <w:r>
               <w:rPr>
@@ -4882,7 +4751,6 @@
           <w:p>
             <w:pPr>
               <w:pStyle w:val="Compact"/>
-              <w:jc w:val="left"/>
             </w:pPr>
             <w:r>
               <w:t xml:space="preserve">mkdir / remove / rename</w:t>
@@ -4894,7 +4762,6 @@
           <w:p>
             <w:pPr>
               <w:pStyle w:val="Compact"/>
-              <w:jc w:val="left"/>
             </w:pPr>
             <w:r>
               <w:rPr>
@@ -4911,7 +4778,6 @@
           <w:p>
             <w:pPr>
               <w:pStyle w:val="Compact"/>
-              <w:jc w:val="left"/>
             </w:pPr>
             <w:r>
               <w:rPr>
@@ -4926,7 +4792,6 @@
           <w:p>
             <w:pPr>
               <w:pStyle w:val="Compact"/>
-              <w:jc w:val="left"/>
             </w:pPr>
             <w:r>
               <w:t xml:space="preserve">mkdir / remove / rename</w:t>
@@ -4938,7 +4803,6 @@
           <w:p>
             <w:pPr>
               <w:pStyle w:val="Compact"/>
-              <w:jc w:val="left"/>
             </w:pPr>
             <w:r>
               <w:rPr>
@@ -4955,7 +4819,6 @@
           <w:p>
             <w:pPr>
               <w:pStyle w:val="Compact"/>
-              <w:jc w:val="left"/>
             </w:pPr>
             <w:r>
               <w:rPr>
@@ -4970,7 +4833,6 @@
           <w:p>
             <w:pPr>
               <w:pStyle w:val="Compact"/>
-              <w:jc w:val="left"/>
             </w:pPr>
             <w:r>
               <w:t xml:space="preserve">mkdir / remove / rename</w:t>
@@ -4982,7 +4844,6 @@
           <w:p>
             <w:pPr>
               <w:pStyle w:val="Compact"/>
-              <w:jc w:val="left"/>
             </w:pPr>
             <w:r>
               <w:rPr>
@@ -4999,7 +4860,6 @@
           <w:p>
             <w:pPr>
               <w:pStyle w:val="Compact"/>
-              <w:jc w:val="left"/>
             </w:pPr>
             <w:r>
               <w:rPr>
@@ -5014,7 +4874,6 @@
           <w:p>
             <w:pPr>
               <w:pStyle w:val="Compact"/>
-              <w:jc w:val="left"/>
             </w:pPr>
             <w:r>
               <w:t xml:space="preserve">a new pipe (a FIFO in memory) -&gt; its stream handle, 0 failure</w:t>
@@ -5026,7 +4885,6 @@
           <w:p>
             <w:pPr>
               <w:pStyle w:val="Compact"/>
-              <w:jc w:val="left"/>
             </w:pPr>
             <w:r>
               <w:rPr>
@@ -5043,7 +4901,6 @@
           <w:p>
             <w:pPr>
               <w:pStyle w:val="Compact"/>
-              <w:jc w:val="left"/>
             </w:pPr>
             <w:r>
               <w:rPr>
@@ -5058,7 +4915,6 @@
           <w:p>
             <w:pPr>
               <w:pStyle w:val="Compact"/>
-              <w:jc w:val="left"/>
             </w:pPr>
             <w:r>
               <w:t xml:space="preserve">a file as a stream to read -&gt; its stream handle, 0 failure</w:t>
@@ -5070,7 +4926,6 @@
           <w:p>
             <w:pPr>
               <w:pStyle w:val="Compact"/>
-              <w:jc w:val="left"/>
             </w:pPr>
             <w:r>
               <w:rPr>
@@ -5087,7 +4942,6 @@
           <w:p>
             <w:pPr>
               <w:pStyle w:val="Compact"/>
-              <w:jc w:val="left"/>
             </w:pPr>
             <w:r>
               <w:rPr>
@@ -5102,7 +4956,6 @@
           <w:p>
             <w:pPr>
               <w:pStyle w:val="Compact"/>
-              <w:jc w:val="left"/>
             </w:pPr>
             <w:r>
               <w:t xml:space="preserve">A file as a stream to write, created / emptied or (append != 0) written at its end -&gt; its stream handle, 0 failure.</w:t>
@@ -5114,7 +4967,6 @@
           <w:p>
             <w:pPr>
               <w:pStyle w:val="Compact"/>
-              <w:jc w:val="left"/>
             </w:pPr>
             <w:r>
               <w:rPr>
@@ -5131,7 +4983,6 @@
           <w:p>
             <w:pPr>
               <w:pStyle w:val="Compact"/>
-              <w:jc w:val="left"/>
             </w:pPr>
             <w:r>
               <w:rPr>
@@ -5146,7 +4997,6 @@
           <w:p>
             <w:pPr>
               <w:pStyle w:val="Compact"/>
-              <w:jc w:val="left"/>
             </w:pPr>
             <w:r>
               <w:t xml:space="preserve">Up to n bytes from a stream (a pipe waits for its writer) -&gt; the bytes read, 0 the end / a bad handle.</w:t>
@@ -5158,7 +5008,6 @@
           <w:p>
             <w:pPr>
               <w:pStyle w:val="Compact"/>
-              <w:jc w:val="left"/>
             </w:pPr>
             <w:r>
               <w:rPr>
@@ -5175,7 +5024,6 @@
           <w:p>
             <w:pPr>
               <w:pStyle w:val="Compact"/>
-              <w:jc w:val="left"/>
             </w:pPr>
             <w:r>
               <w:rPr>
@@ -5190,7 +5038,6 @@
           <w:p>
             <w:pPr>
               <w:pStyle w:val="Compact"/>
-              <w:jc w:val="left"/>
             </w:pPr>
             <w:r>
               <w:t xml:space="preserve">Up to n bytes from a stream without waiting -&gt; &gt; 0 the bytes read, 0 the end / a bad handle, -1 nothing yet.</w:t>
@@ -5202,7 +5049,6 @@
           <w:p>
             <w:pPr>
               <w:pStyle w:val="Compact"/>
-              <w:jc w:val="left"/>
             </w:pPr>
             <w:r>
               <w:rPr>
@@ -5219,7 +5065,6 @@
           <w:p>
             <w:pPr>
               <w:pStyle w:val="Compact"/>
-              <w:jc w:val="left"/>
             </w:pPr>
             <w:r>
               <w:rPr>
@@ -5234,7 +5079,6 @@
           <w:p>
             <w:pPr>
               <w:pStyle w:val="Compact"/>
-              <w:jc w:val="left"/>
             </w:pPr>
             <w:r>
               <w:t xml:space="preserve">n bytes to a stream (a full pipe waits for its reader) -&gt; the bytes written, -1 error.</w:t>
@@ -5246,7 +5090,6 @@
           <w:p>
             <w:pPr>
               <w:pStyle w:val="Compact"/>
-              <w:jc w:val="left"/>
             </w:pPr>
             <w:r>
               <w:rPr>
@@ -5263,7 +5106,6 @@
           <w:p>
             <w:pPr>
               <w:pStyle w:val="Compact"/>
-              <w:jc w:val="left"/>
             </w:pPr>
             <w:r>
               <w:rPr>
@@ -5278,7 +5120,6 @@
           <w:p>
             <w:pPr>
               <w:pStyle w:val="Compact"/>
-              <w:jc w:val="left"/>
             </w:pPr>
             <w:r>
               <w:t xml:space="preserve">close a stream handle (its reference to the stream dropped)</w:t>
@@ -5290,7 +5131,6 @@
           <w:p>
             <w:pPr>
               <w:pStyle w:val="Compact"/>
-              <w:jc w:val="left"/>
             </w:pPr>
             <w:r>
               <w:rPr>
@@ -5307,7 +5147,6 @@
           <w:p>
             <w:pPr>
               <w:pStyle w:val="Compact"/>
-              <w:jc w:val="left"/>
             </w:pPr>
             <w:r>
               <w:rPr>
@@ -5322,7 +5161,6 @@
           <w:p>
             <w:pPr>
               <w:pStyle w:val="Compact"/>
-              <w:jc w:val="left"/>
             </w:pPr>
             <w:r>
               <w:t xml:space="preserve">tell the stream's readers it has ended (the writer is done); the handle stays open</w:t>
@@ -5334,7 +5172,6 @@
           <w:p>
             <w:pPr>
               <w:pStyle w:val="Compact"/>
-              <w:jc w:val="left"/>
             </w:pPr>
             <w:r>
               <w:rPr>
@@ -5351,7 +5188,6 @@
           <w:p>
             <w:pPr>
               <w:pStyle w:val="Compact"/>
-              <w:jc w:val="left"/>
             </w:pPr>
             <w:r>
               <w:rPr>
@@ -5366,7 +5202,6 @@
           <w:p>
             <w:pPr>
               <w:pStyle w:val="Compact"/>
-              <w:jc w:val="left"/>
             </w:pPr>
             <w:r>
               <w:t xml:space="preserve">1 if the process of kapi_spawn has finished (a bad handle too), 0 if it runs (the handle stays, kapi_wait closes it).</w:t>
@@ -5378,7 +5213,6 @@
           <w:p>
             <w:pPr>
               <w:pStyle w:val="Compact"/>
-              <w:jc w:val="left"/>
             </w:pPr>
             <w:r>
               <w:rPr>
@@ -5395,7 +5229,6 @@
           <w:p>
             <w:pPr>
               <w:pStyle w:val="Compact"/>
-              <w:jc w:val="left"/>
             </w:pPr>
             <w:r>
               <w:rPr>
@@ -5410,7 +5243,6 @@
           <w:p>
             <w:pPr>
               <w:pStyle w:val="Compact"/>
-              <w:jc w:val="left"/>
             </w:pPr>
             <w:r>
               <w:t xml:space="preserve">up to n bytes from this process's standard input -&gt; the bytes read, 0 the end / none</w:t>
@@ -5422,7 +5254,6 @@
           <w:p>
             <w:pPr>
               <w:pStyle w:val="Compact"/>
-              <w:jc w:val="left"/>
             </w:pPr>
             <w:r>
               <w:rPr>
@@ -5439,7 +5270,6 @@
           <w:p>
             <w:pPr>
               <w:pStyle w:val="Compact"/>
-              <w:jc w:val="left"/>
             </w:pPr>
             <w:r>
               <w:rPr>
@@ -5454,7 +5284,6 @@
           <w:p>
             <w:pPr>
               <w:pStyle w:val="Compact"/>
-              <w:jc w:val="left"/>
             </w:pPr>
             <w:r>
               <w:t xml:space="preserve">n bytes to this process's standard output (it has none = to the kernel's log, 128 bytes at most) -&gt; the bytes written, -1 error.</w:t>
@@ -5466,7 +5295,6 @@
           <w:p>
             <w:pPr>
               <w:pStyle w:val="Compact"/>
-              <w:jc w:val="left"/>
             </w:pPr>
             <w:r>
               <w:rPr>
@@ -5483,7 +5311,6 @@
           <w:p>
             <w:pPr>
               <w:pStyle w:val="Compact"/>
-              <w:jc w:val="left"/>
             </w:pPr>
             <w:r>
               <w:rPr>
@@ -5498,7 +5325,6 @@
           <w:p>
             <w:pPr>
               <w:pStyle w:val="Compact"/>
-              <w:jc w:val="left"/>
             </w:pPr>
             <w:r>
               <w:t xml:space="preserve">Start the program at path with the arguments args, its standard input / output the stream handles in / out (0 = none) -&gt; its process handle (kapi_wait, kapi_pro</w:t>
@@ -5510,7 +5336,6 @@
           <w:p>
             <w:pPr>
               <w:pStyle w:val="Compact"/>
-              <w:jc w:val="left"/>
             </w:pPr>
             <w:r>
               <w:rPr>
@@ -5527,7 +5352,6 @@
           <w:p>
             <w:pPr>
               <w:pStyle w:val="Compact"/>
-              <w:jc w:val="left"/>
             </w:pPr>
             <w:r>
               <w:rPr>
@@ -5542,7 +5366,6 @@
           <w:p>
             <w:pPr>
               <w:pStyle w:val="Compact"/>
-              <w:jc w:val="left"/>
             </w:pPr>
             <w:r>
               <w:t xml:space="preserve">wait for a spawned process's end -&gt; its exit status (the handle closed), -1 not a process handle</w:t>
@@ -5554,7 +5377,6 @@
           <w:p>
             <w:pPr>
               <w:pStyle w:val="Compact"/>
-              <w:jc w:val="left"/>
             </w:pPr>
             <w:r>
               <w:rPr>
@@ -5571,7 +5393,6 @@
           <w:p>
             <w:pPr>
               <w:pStyle w:val="Compact"/>
-              <w:jc w:val="left"/>
             </w:pPr>
             <w:r>
               <w:rPr>
@@ -5586,7 +5407,6 @@
           <w:p>
             <w:pPr>
               <w:pStyle w:val="Compact"/>
-              <w:jc w:val="left"/>
             </w:pPr>
             <w:r>
               <w:t xml:space="preserve">this process's argument string into b (n bytes) -&gt; its length</w:t>
@@ -5598,7 +5418,6 @@
           <w:p>
             <w:pPr>
               <w:pStyle w:val="Compact"/>
-              <w:jc w:val="left"/>
             </w:pPr>
             <w:r>
               <w:rPr>
@@ -5615,7 +5434,6 @@
           <w:p>
             <w:pPr>
               <w:pStyle w:val="Compact"/>
-              <w:jc w:val="left"/>
             </w:pPr>
             <w:r>
               <w:rPr>
@@ -5630,7 +5448,6 @@
           <w:p>
             <w:pPr>
               <w:pStyle w:val="Compact"/>
-              <w:jc w:val="left"/>
             </w:pPr>
             <w:r>
               <w:t xml:space="preserve">This task's own stdin/stdout stream handles (for a shell wiring children).</w:t>
@@ -5642,7 +5459,6 @@
           <w:p>
             <w:pPr>
               <w:pStyle w:val="Compact"/>
-              <w:jc w:val="left"/>
             </w:pPr>
             <w:r>
               <w:rPr>
@@ -5659,7 +5475,6 @@
           <w:p>
             <w:pPr>
               <w:pStyle w:val="Compact"/>
-              <w:jc w:val="left"/>
             </w:pPr>
             <w:r>
               <w:rPr>
@@ -5674,7 +5489,6 @@
           <w:p>
             <w:pPr>
               <w:pStyle w:val="Compact"/>
-              <w:jc w:val="left"/>
             </w:pPr>
             <w:r>
               <w:t xml:space="preserve">This task's own stdin/stdout stream handles (for a shell wiring children).</w:t>
@@ -5686,7 +5500,6 @@
           <w:p>
             <w:pPr>
               <w:pStyle w:val="Compact"/>
-              <w:jc w:val="left"/>
             </w:pPr>
             <w:r>
               <w:rPr>
@@ -5703,7 +5516,6 @@
           <w:p>
             <w:pPr>
               <w:pStyle w:val="Compact"/>
-              <w:jc w:val="left"/>
             </w:pPr>
             <w:r>
               <w:rPr>
@@ -5718,7 +5530,6 @@
           <w:p>
             <w:pPr>
               <w:pStyle w:val="Compact"/>
-              <w:jc w:val="left"/>
             </w:pPr>
             <w:r>
               <w:t xml:space="preserve">Read the next kernel log event (real-time tee).</w:t>
@@ -5730,7 +5541,6 @@
           <w:p>
             <w:pPr>
               <w:pStyle w:val="Compact"/>
-              <w:jc w:val="left"/>
             </w:pPr>
             <w:r>
               <w:rPr>
@@ -5747,7 +5557,6 @@
           <w:p>
             <w:pPr>
               <w:pStyle w:val="Compact"/>
-              <w:jc w:val="left"/>
             </w:pPr>
             <w:r>
               <w:rPr>
@@ -5762,7 +5571,6 @@
           <w:p>
             <w:pPr>
               <w:pStyle w:val="Compact"/>
-              <w:jc w:val="left"/>
             </w:pPr>
             <w:r>
               <w:t xml:space="preserve">Verbose kernel logging</w:t>
@@ -5774,7 +5582,6 @@
           <w:p>
             <w:pPr>
               <w:pStyle w:val="Compact"/>
-              <w:jc w:val="left"/>
             </w:pPr>
             <w:r>
               <w:rPr>
@@ -5791,7 +5598,6 @@
           <w:p>
             <w:pPr>
               <w:pStyle w:val="Compact"/>
-              <w:jc w:val="left"/>
             </w:pPr>
             <w:r>
               <w:rPr>
@@ -5806,7 +5612,6 @@
           <w:p>
             <w:pPr>
               <w:pStyle w:val="Compact"/>
-              <w:jc w:val="left"/>
             </w:pPr>
             <w:r>
               <w:t xml:space="preserve">Verbose kernel logging</w:t>
@@ -5818,7 +5623,6 @@
           <w:p>
             <w:pPr>
               <w:pStyle w:val="Compact"/>
-              <w:jc w:val="left"/>
             </w:pPr>
             <w:r>
               <w:rPr>
@@ -5835,7 +5639,6 @@
           <w:p>
             <w:pPr>
               <w:pStyle w:val="Compact"/>
-              <w:jc w:val="left"/>
             </w:pPr>
             <w:r>
               <w:rPr>
@@ -5850,7 +5653,6 @@
           <w:p>
             <w:pPr>
               <w:pStyle w:val="Compact"/>
-              <w:jc w:val="left"/>
             </w:pPr>
             <w:r>
               <w:t xml:space="preserve">TCP/IP sockets over WLAN (ABI v21).</w:t>
@@ -5862,7 +5664,6 @@
           <w:p>
             <w:pPr>
               <w:pStyle w:val="Compact"/>
-              <w:jc w:val="left"/>
             </w:pPr>
             <w:r>
               <w:rPr>
@@ -5879,7 +5680,6 @@
           <w:p>
             <w:pPr>
               <w:pStyle w:val="Compact"/>
-              <w:jc w:val="left"/>
             </w:pPr>
             <w:r>
               <w:rPr>
@@ -5894,7 +5694,6 @@
           <w:p>
             <w:pPr>
               <w:pStyle w:val="Compact"/>
-              <w:jc w:val="left"/>
             </w:pPr>
             <w:r>
               <w:t xml:space="preserve">TCP/IP sockets over WLAN (ABI v21).</w:t>
@@ -5906,7 +5705,6 @@
           <w:p>
             <w:pPr>
               <w:pStyle w:val="Compact"/>
-              <w:jc w:val="left"/>
             </w:pPr>
             <w:r>
               <w:rPr>
@@ -5923,7 +5721,6 @@
           <w:p>
             <w:pPr>
               <w:pStyle w:val="Compact"/>
-              <w:jc w:val="left"/>
             </w:pPr>
             <w:r>
               <w:rPr>
@@ -5938,7 +5735,6 @@
           <w:p>
             <w:pPr>
               <w:pStyle w:val="Compact"/>
-              <w:jc w:val="left"/>
             </w:pPr>
             <w:r>
               <w:t xml:space="preserve">TCP/IP sockets over WLAN (ABI v21).</w:t>
@@ -5950,7 +5746,6 @@
           <w:p>
             <w:pPr>
               <w:pStyle w:val="Compact"/>
-              <w:jc w:val="left"/>
             </w:pPr>
             <w:r>
               <w:rPr>
@@ -5967,7 +5762,6 @@
           <w:p>
             <w:pPr>
               <w:pStyle w:val="Compact"/>
-              <w:jc w:val="left"/>
             </w:pPr>
             <w:r>
               <w:rPr>
@@ -5982,7 +5776,6 @@
           <w:p>
             <w:pPr>
               <w:pStyle w:val="Compact"/>
-              <w:jc w:val="left"/>
             </w:pPr>
             <w:r>
               <w:t xml:space="preserve">TCP/IP sockets over WLAN (ABI v21).</w:t>
@@ -5994,7 +5787,6 @@
           <w:p>
             <w:pPr>
               <w:pStyle w:val="Compact"/>
-              <w:jc w:val="left"/>
             </w:pPr>
             <w:r>
               <w:rPr>
@@ -6011,7 +5803,6 @@
           <w:p>
             <w:pPr>
               <w:pStyle w:val="Compact"/>
-              <w:jc w:val="left"/>
             </w:pPr>
             <w:r>
               <w:rPr>
@@ -6026,7 +5817,6 @@
           <w:p>
             <w:pPr>
               <w:pStyle w:val="Compact"/>
-              <w:jc w:val="left"/>
             </w:pPr>
             <w:r>
               <w:t xml:space="preserve">TCP/IP sockets over WLAN (ABI v21).</w:t>
@@ -6038,7 +5828,6 @@
           <w:p>
             <w:pPr>
               <w:pStyle w:val="Compact"/>
-              <w:jc w:val="left"/>
             </w:pPr>
             <w:r>
               <w:rPr>
@@ -6055,7 +5844,6 @@
           <w:p>
             <w:pPr>
               <w:pStyle w:val="Compact"/>
-              <w:jc w:val="left"/>
             </w:pPr>
             <w:r>
               <w:rPr>
@@ -6070,7 +5858,6 @@
           <w:p>
             <w:pPr>
               <w:pStyle w:val="Compact"/>
-              <w:jc w:val="left"/>
             </w:pPr>
             <w:r>
               <w:t xml:space="preserve">TCP server side (ABI v37).</w:t>
@@ -6082,7 +5869,6 @@
           <w:p>
             <w:pPr>
               <w:pStyle w:val="Compact"/>
-              <w:jc w:val="left"/>
             </w:pPr>
             <w:r>
               <w:rPr>
@@ -6099,7 +5885,6 @@
           <w:p>
             <w:pPr>
               <w:pStyle w:val="Compact"/>
-              <w:jc w:val="left"/>
             </w:pPr>
             <w:r>
               <w:rPr>
@@ -6114,7 +5899,6 @@
           <w:p>
             <w:pPr>
               <w:pStyle w:val="Compact"/>
-              <w:jc w:val="left"/>
             </w:pPr>
             <w:r>
               <w:t xml:space="preserve">TCP server side (ABI v37).</w:t>
@@ -6126,7 +5910,6 @@
           <w:p>
             <w:pPr>
               <w:pStyle w:val="Compact"/>
-              <w:jc w:val="left"/>
             </w:pPr>
             <w:r>
               <w:rPr>
@@ -6143,7 +5926,6 @@
           <w:p>
             <w:pPr>
               <w:pStyle w:val="Compact"/>
-              <w:jc w:val="left"/>
             </w:pPr>
             <w:r>
               <w:rPr>
@@ -6158,7 +5940,6 @@
           <w:p>
             <w:pPr>
               <w:pStyle w:val="Compact"/>
-              <w:jc w:val="left"/>
             </w:pPr>
             <w:r>
               <w:t xml:space="preserve">Remote screen (ABI v38).</w:t>
@@ -6170,7 +5951,6 @@
           <w:p>
             <w:pPr>
               <w:pStyle w:val="Compact"/>
-              <w:jc w:val="left"/>
             </w:pPr>
             <w:r>
               <w:rPr>
@@ -6187,7 +5967,6 @@
           <w:p>
             <w:pPr>
               <w:pStyle w:val="Compact"/>
-              <w:jc w:val="left"/>
             </w:pPr>
             <w:r>
               <w:rPr>
@@ -6202,7 +5981,6 @@
           <w:p>
             <w:pPr>
               <w:pStyle w:val="Compact"/>
-              <w:jc w:val="left"/>
             </w:pPr>
             <w:r>
               <w:t xml:space="preserve">Remote screen (ABI v38).</w:t>
@@ -6214,7 +5992,6 @@
           <w:p>
             <w:pPr>
               <w:pStyle w:val="Compact"/>
-              <w:jc w:val="left"/>
             </w:pPr>
             <w:r>
               <w:rPr>
@@ -6231,7 +6008,6 @@
           <w:p>
             <w:pPr>
               <w:pStyle w:val="Compact"/>
-              <w:jc w:val="left"/>
             </w:pPr>
             <w:r>
               <w:rPr>
@@ -6246,7 +6022,6 @@
           <w:p>
             <w:pPr>
               <w:pStyle w:val="Compact"/>
-              <w:jc w:val="left"/>
             </w:pPr>
             <w:r>
               <w:t xml:space="preserve">Remote screen (ABI v38).</w:t>
@@ -6258,7 +6033,6 @@
           <w:p>
             <w:pPr>
               <w:pStyle w:val="Compact"/>
-              <w:jc w:val="left"/>
             </w:pPr>
             <w:r>
               <w:rPr>
@@ -6275,7 +6049,6 @@
           <w:p>
             <w:pPr>
               <w:pStyle w:val="Compact"/>
-              <w:jc w:val="left"/>
             </w:pPr>
             <w:r>
               <w:rPr>
@@ -6290,7 +6063,6 @@
           <w:p>
             <w:pPr>
               <w:pStyle w:val="Compact"/>
-              <w:jc w:val="left"/>
             </w:pPr>
             <w:r>
               <w:t xml:space="preserve">Named IPC services (ABI v40)</w:t>
@@ -6302,7 +6074,6 @@
           <w:p>
             <w:pPr>
               <w:pStyle w:val="Compact"/>
-              <w:jc w:val="left"/>
             </w:pPr>
             <w:r>
               <w:rPr>
@@ -6319,7 +6090,6 @@
           <w:p>
             <w:pPr>
               <w:pStyle w:val="Compact"/>
-              <w:jc w:val="left"/>
             </w:pPr>
             <w:r>
               <w:rPr>
@@ -6334,7 +6104,6 @@
           <w:p>
             <w:pPr>
               <w:pStyle w:val="Compact"/>
-              <w:jc w:val="left"/>
             </w:pPr>
             <w:r>
               <w:t xml:space="preserve">Named IPC services (ABI v40)</w:t>
@@ -6346,7 +6115,6 @@
           <w:p>
             <w:pPr>
               <w:pStyle w:val="Compact"/>
-              <w:jc w:val="left"/>
             </w:pPr>
             <w:r>
               <w:rPr>
@@ -6363,7 +6131,6 @@
           <w:p>
             <w:pPr>
               <w:pStyle w:val="Compact"/>
-              <w:jc w:val="left"/>
             </w:pPr>
             <w:r>
               <w:rPr>
@@ -6378,7 +6145,6 @@
           <w:p>
             <w:pPr>
               <w:pStyle w:val="Compact"/>
-              <w:jc w:val="left"/>
             </w:pPr>
             <w:r>
               <w:t xml:space="preserve">The clipboard replaced by the n bytes of d (64 KB at most, n 0 empties it) of the type CLIP_* -&gt; the bytes kept (0 too for a bad pointer, the clipboard then as</w:t>
@@ -6390,7 +6156,6 @@
           <w:p>
             <w:pPr>
               <w:pStyle w:val="Compact"/>
-              <w:jc w:val="left"/>
             </w:pPr>
             <w:r>
               <w:rPr>
@@ -6407,7 +6172,6 @@
           <w:p>
             <w:pPr>
               <w:pStyle w:val="Compact"/>
-              <w:jc w:val="left"/>
             </w:pPr>
             <w:r>
               <w:rPr>
@@ -6422,7 +6186,6 @@
           <w:p>
             <w:pPr>
               <w:pStyle w:val="Compact"/>
-              <w:jc w:val="left"/>
             </w:pPr>
             <w:r>
               <w:t xml:space="preserve">Up to cap bytes of the clipboard into b, its type and its serial (which changes at every set) -&gt; the content's whole length, 0 empty.</w:t>
@@ -6434,7 +6197,6 @@
           <w:p>
             <w:pPr>
               <w:pStyle w:val="Compact"/>
-              <w:jc w:val="left"/>
             </w:pPr>
             <w:r>
               <w:rPr>
@@ -6451,7 +6213,6 @@
           <w:p>
             <w:pPr>
               <w:pStyle w:val="Compact"/>
-              <w:jc w:val="left"/>
             </w:pPr>
             <w:r>
               <w:rPr>
@@ -6466,7 +6227,6 @@
           <w:p>
             <w:pPr>
               <w:pStyle w:val="Compact"/>
-              <w:jc w:val="left"/>
             </w:pPr>
             <w:r>
               <w:t xml:space="preserve">end the session: the card unmounted, then halt (SHUTDOWN_HALT) or restart; does not return</w:t>
@@ -6478,7 +6238,6 @@
           <w:p>
             <w:pPr>
               <w:pStyle w:val="Compact"/>
-              <w:jc w:val="left"/>
             </w:pPr>
             <w:r>
               <w:rPr>
@@ -6495,7 +6254,6 @@
           <w:p>
             <w:pPr>
               <w:pStyle w:val="Compact"/>
-              <w:jc w:val="left"/>
             </w:pPr>
             <w:r>
               <w:rPr>
@@ -6510,7 +6268,6 @@
           <w:p>
             <w:pPr>
               <w:pStyle w:val="Compact"/>
-              <w:jc w:val="left"/>
             </w:pPr>
             <w:r>
               <w:t xml:space="preserve">Full-screen apps (ABI v41)</w:t>
@@ -6522,7 +6279,6 @@
           <w:p>
             <w:pPr>
               <w:pStyle w:val="Compact"/>
-              <w:jc w:val="left"/>
             </w:pPr>
             <w:r>
               <w:rPr>
@@ -6539,7 +6295,6 @@
           <w:p>
             <w:pPr>
               <w:pStyle w:val="Compact"/>
-              <w:jc w:val="left"/>
             </w:pPr>
             <w:r>
               <w:rPr>
@@ -6554,7 +6309,6 @@
           <w:p>
             <w:pPr>
               <w:pStyle w:val="Compact"/>
-              <w:jc w:val="left"/>
             </w:pPr>
             <w:r>
               <w:t xml:space="preserve">Full-screen apps (ABI v41)</w:t>
@@ -6566,7 +6320,6 @@
           <w:p>
             <w:pPr>
               <w:pStyle w:val="Compact"/>
-              <w:jc w:val="left"/>
             </w:pPr>
             <w:r>
               <w:rPr>
@@ -6583,7 +6336,6 @@
           <w:p>
             <w:pPr>
               <w:pStyle w:val="Compact"/>
-              <w:jc w:val="left"/>
             </w:pPr>
             <w:r>
               <w:rPr>
@@ -6598,7 +6350,6 @@
           <w:p>
             <w:pPr>
               <w:pStyle w:val="Compact"/>
-              <w:jc w:val="left"/>
             </w:pPr>
             <w:r>
               <w:t xml:space="preserve">Full-screen apps (ABI v41)</w:t>
@@ -6610,7 +6361,6 @@
           <w:p>
             <w:pPr>
               <w:pStyle w:val="Compact"/>
-              <w:jc w:val="left"/>
             </w:pPr>
             <w:r>
               <w:rPr>
@@ -6627,7 +6377,6 @@
           <w:p>
             <w:pPr>
               <w:pStyle w:val="Compact"/>
-              <w:jc w:val="left"/>
             </w:pPr>
             <w:r>
               <w:rPr>
@@ -6642,7 +6391,6 @@
           <w:p>
             <w:pPr>
               <w:pStyle w:val="Compact"/>
-              <w:jc w:val="left"/>
             </w:pPr>
             <w:r>
               <w:t xml:space="preserve">The keyboard's modifiers (ABI v42</w:t>
@@ -6654,7 +6402,6 @@
           <w:p>
             <w:pPr>
               <w:pStyle w:val="Compact"/>
-              <w:jc w:val="left"/>
             </w:pPr>
             <w:r>
               <w:rPr>
@@ -6671,7 +6418,6 @@
           <w:p>
             <w:pPr>
               <w:pStyle w:val="Compact"/>
-              <w:jc w:val="left"/>
             </w:pPr>
             <w:r>
               <w:rPr>
@@ -6686,7 +6432,6 @@
           <w:p>
             <w:pPr>
               <w:pStyle w:val="Compact"/>
-              <w:jc w:val="left"/>
             </w:pPr>
             <w:r>
               <w:t xml:space="preserve">The keyboard's modifiers (ABI v42</w:t>
@@ -6698,7 +6443,6 @@
           <w:p>
             <w:pPr>
               <w:pStyle w:val="Compact"/>
-              <w:jc w:val="left"/>
             </w:pPr>
             <w:r>
               <w:rPr>
@@ -6715,7 +6459,6 @@
           <w:p>
             <w:pPr>
               <w:pStyle w:val="Compact"/>
-              <w:jc w:val="left"/>
             </w:pPr>
             <w:r>
               <w:rPr>
@@ -6730,7 +6473,6 @@
           <w:p>
             <w:pPr>
               <w:pStyle w:val="Compact"/>
-              <w:jc w:val="left"/>
             </w:pPr>
             <w:r>
               <w:t xml:space="preserve">Network tools (ABI v43).</w:t>
@@ -6742,7 +6484,6 @@
           <w:p>
             <w:pPr>
               <w:pStyle w:val="Compact"/>
-              <w:jc w:val="left"/>
             </w:pPr>
             <w:r>
               <w:rPr>
@@ -6759,7 +6500,6 @@
           <w:p>
             <w:pPr>
               <w:pStyle w:val="Compact"/>
-              <w:jc w:val="left"/>
             </w:pPr>
             <w:r>
               <w:rPr>
@@ -6774,7 +6514,6 @@
           <w:p>
             <w:pPr>
               <w:pStyle w:val="Compact"/>
-              <w:jc w:val="left"/>
             </w:pPr>
             <w:r>
               <w:t xml:space="preserve">Network tools (ABI v43).</w:t>
@@ -6786,7 +6525,6 @@
           <w:p>
             <w:pPr>
               <w:pStyle w:val="Compact"/>
-              <w:jc w:val="left"/>
             </w:pPr>
             <w:r>
               <w:rPr>
@@ -6803,7 +6541,6 @@
           <w:p>
             <w:pPr>
               <w:pStyle w:val="Compact"/>
-              <w:jc w:val="left"/>
             </w:pPr>
             <w:r>
               <w:rPr>
@@ -6818,7 +6555,6 @@
           <w:p>
             <w:pPr>
               <w:pStyle w:val="Compact"/>
-              <w:jc w:val="left"/>
             </w:pPr>
             <w:r>
               <w:t xml:space="preserve">Network tools (ABI v43).</w:t>
@@ -6830,7 +6566,6 @@
           <w:p>
             <w:pPr>
               <w:pStyle w:val="Compact"/>
-              <w:jc w:val="left"/>
             </w:pPr>
             <w:r>
               <w:rPr>
@@ -6847,7 +6582,6 @@
           <w:p>
             <w:pPr>
               <w:pStyle w:val="Compact"/>
-              <w:jc w:val="left"/>
             </w:pPr>
             <w:r>
               <w:rPr>
@@ -6862,7 +6596,6 @@
           <w:p>
             <w:pPr>
               <w:pStyle w:val="Compact"/>
-              <w:jc w:val="left"/>
             </w:pPr>
             <w:r>
               <w:t xml:space="preserve">this process serves the paths starting with prefix -&gt; 1, 0 (taken by another, no room)</w:t>
@@ -6874,7 +6607,6 @@
           <w:p>
             <w:pPr>
               <w:pStyle w:val="Compact"/>
-              <w:jc w:val="left"/>
             </w:pPr>
             <w:r>
               <w:rPr>
@@ -6891,7 +6623,6 @@
           <w:p>
             <w:pPr>
               <w:pStyle w:val="Compact"/>
-              <w:jc w:val="left"/>
             </w:pPr>
             <w:r>
               <w:rPr>
@@ -6906,7 +6637,6 @@
           <w:p>
             <w:pPr>
               <w:pStyle w:val="Compact"/>
-              <w:jc w:val="left"/>
             </w:pPr>
             <w:r>
               <w:t xml:space="preserve">The next request for this provider into *req -&gt; 1, 0 none (with blocking != 0, after waiting up to 0.5 s for one).</w:t>
@@ -6918,7 +6648,6 @@
           <w:p>
             <w:pPr>
               <w:pStyle w:val="Compact"/>
-              <w:jc w:val="left"/>
             </w:pPr>
             <w:r>
               <w:rPr>
@@ -6935,7 +6664,6 @@
           <w:p>
             <w:pPr>
               <w:pStyle w:val="Compact"/>
-              <w:jc w:val="left"/>
             </w:pPr>
             <w:r>
               <w:rPr>
@@ -6950,7 +6678,6 @@
           <w:p>
             <w:pPr>
               <w:pStyle w:val="Compact"/>
-              <w:jc w:val="left"/>
             </w:pPr>
             <w:r>
               <w:t xml:space="preserve">Up to cap bytes of the request id's payload (VFS_OP_SAVE's data) from offset into buf -&gt; the bytes copied, 0 none.</w:t>
@@ -6962,7 +6689,6 @@
           <w:p>
             <w:pPr>
               <w:pStyle w:val="Compact"/>
-              <w:jc w:val="left"/>
             </w:pPr>
             <w:r>
               <w:rPr>
@@ -6979,7 +6705,6 @@
           <w:p>
             <w:pPr>
               <w:pStyle w:val="Compact"/>
-              <w:jc w:val="left"/>
             </w:pPr>
             <w:r>
               <w:rPr>
@@ -6994,7 +6719,6 @@
           <w:p>
             <w:pPr>
               <w:pStyle w:val="Compact"/>
-              <w:jc w:val="left"/>
             </w:pPr>
             <w:r>
               <w:t xml:space="preserve">Answer the request id with its status and len bytes of data (0 = none), its caller woken -&gt; 1, 0 (no such request, bad data).</w:t>
@@ -7006,7 +6730,6 @@
           <w:p>
             <w:pPr>
               <w:pStyle w:val="Compact"/>
-              <w:jc w:val="left"/>
             </w:pPr>
             <w:r>
               <w:rPr>
@@ -7023,7 +6746,6 @@
           <w:p>
             <w:pPr>
               <w:pStyle w:val="Compact"/>
-              <w:jc w:val="left"/>
             </w:pPr>
             <w:r>
               <w:rPr>
@@ -7038,7 +6760,6 @@
           <w:p>
             <w:pPr>
               <w:pStyle w:val="Compact"/>
-              <w:jc w:val="left"/>
             </w:pPr>
             <w:r>
               <w:t xml:space="preserve">Wi-Fi scan (ABI v45)</w:t>
@@ -7050,7 +6771,6 @@
           <w:p>
             <w:pPr>
               <w:pStyle w:val="Compact"/>
-              <w:jc w:val="left"/>
             </w:pPr>
             <w:r>
               <w:rPr>
@@ -7067,7 +6787,6 @@
           <w:p>
             <w:pPr>
               <w:pStyle w:val="Compact"/>
-              <w:jc w:val="left"/>
             </w:pPr>
             <w:r>
               <w:rPr>
@@ -7082,7 +6801,6 @@
           <w:p>
             <w:pPr>
               <w:pStyle w:val="Compact"/>
-              <w:jc w:val="left"/>
             </w:pPr>
             <w:r>
               <w:t xml:space="preserve">Sound (ABI v46), on the 3.5 mm jack.</w:t>
@@ -7094,7 +6812,6 @@
           <w:p>
             <w:pPr>
               <w:pStyle w:val="Compact"/>
-              <w:jc w:val="left"/>
             </w:pPr>
             <w:r>
               <w:rPr>
@@ -7111,7 +6828,6 @@
           <w:p>
             <w:pPr>
               <w:pStyle w:val="Compact"/>
-              <w:jc w:val="left"/>
             </w:pPr>
             <w:r>
               <w:rPr>
@@ -7126,7 +6842,6 @@
           <w:p>
             <w:pPr>
               <w:pStyle w:val="Compact"/>
-              <w:jc w:val="left"/>
             </w:pPr>
             <w:r>
               <w:t xml:space="preserve">Sound (ABI v46), on the 3.5 mm jack.</w:t>
@@ -7138,7 +6853,6 @@
           <w:p>
             <w:pPr>
               <w:pStyle w:val="Compact"/>
-              <w:jc w:val="left"/>
             </w:pPr>
             <w:r>
               <w:rPr>
@@ -7155,7 +6869,6 @@
           <w:p>
             <w:pPr>
               <w:pStyle w:val="Compact"/>
-              <w:jc w:val="left"/>
             </w:pPr>
             <w:r>
               <w:rPr>
@@ -7170,7 +6883,6 @@
           <w:p>
             <w:pPr>
               <w:pStyle w:val="Compact"/>
-              <w:jc w:val="left"/>
             </w:pPr>
             <w:r>
               <w:t xml:space="preserve">(RETIRED 2026-10-05</w:t>
@@ -7182,7 +6894,6 @@
           <w:p>
             <w:pPr>
               <w:pStyle w:val="Compact"/>
-              <w:jc w:val="left"/>
             </w:pPr>
             <w:r>
               <w:rPr>
@@ -7199,7 +6910,6 @@
           <w:p>
             <w:pPr>
               <w:pStyle w:val="Compact"/>
-              <w:jc w:val="left"/>
             </w:pPr>
             <w:r>
               <w:rPr>
@@ -7214,7 +6924,6 @@
           <w:p>
             <w:pPr>
               <w:pStyle w:val="Compact"/>
-              <w:jc w:val="left"/>
             </w:pPr>
             <w:r>
               <w:t xml:space="preserve">(RETIRED 2026-10-05</w:t>
@@ -7226,7 +6935,6 @@
           <w:p>
             <w:pPr>
               <w:pStyle w:val="Compact"/>
-              <w:jc w:val="left"/>
             </w:pPr>
             <w:r>
               <w:rPr>
@@ -7243,7 +6951,6 @@
           <w:p>
             <w:pPr>
               <w:pStyle w:val="Compact"/>
-              <w:jc w:val="left"/>
             </w:pPr>
             <w:r>
               <w:rPr>
@@ -7258,7 +6965,6 @@
           <w:p>
             <w:pPr>
               <w:pStyle w:val="Compact"/>
-              <w:jc w:val="left"/>
             </w:pPr>
             <w:r>
               <w:t xml:space="preserve">(RETIRED 2026-10-05</w:t>
@@ -7270,7 +6976,6 @@
           <w:p>
             <w:pPr>
               <w:pStyle w:val="Compact"/>
-              <w:jc w:val="left"/>
             </w:pPr>
             <w:r>
               <w:rPr>
@@ -7287,7 +6992,6 @@
           <w:p>
             <w:pPr>
               <w:pStyle w:val="Compact"/>
-              <w:jc w:val="left"/>
             </w:pPr>
             <w:r>
               <w:rPr>
@@ -7302,7 +7006,6 @@
           <w:p>
             <w:pPr>
               <w:pStyle w:val="Compact"/>
-              <w:jc w:val="left"/>
             </w:pPr>
             <w:r>
               <w:t xml:space="preserve">(RETIRED 2026-10-05</w:t>
@@ -7314,7 +7017,6 @@
           <w:p>
             <w:pPr>
               <w:pStyle w:val="Compact"/>
-              <w:jc w:val="left"/>
             </w:pPr>
             <w:r>
               <w:rPr>
@@ -7331,7 +7033,6 @@
           <w:p>
             <w:pPr>
               <w:pStyle w:val="Compact"/>
-              <w:jc w:val="left"/>
             </w:pPr>
             <w:r>
               <w:rPr>
@@ -7346,7 +7047,6 @@
           <w:p>
             <w:pPr>
               <w:pStyle w:val="Compact"/>
-              <w:jc w:val="left"/>
             </w:pPr>
             <w:r>
               <w:t xml:space="preserve">FM (ABI v47)</w:t>
@@ -7358,7 +7058,6 @@
           <w:p>
             <w:pPr>
               <w:pStyle w:val="Compact"/>
-              <w:jc w:val="left"/>
             </w:pPr>
             <w:r>
               <w:rPr>
@@ -7375,7 +7074,6 @@
           <w:p>
             <w:pPr>
               <w:pStyle w:val="Compact"/>
-              <w:jc w:val="left"/>
             </w:pPr>
             <w:r>
               <w:rPr>
@@ -7390,7 +7088,6 @@
           <w:p>
             <w:pPr>
               <w:pStyle w:val="Compact"/>
-              <w:jc w:val="left"/>
             </w:pPr>
             <w:r>
               <w:t xml:space="preserve">Held keys (ABI v48), for games (key events only report presses)</w:t>
@@ -7402,7 +7099,6 @@
           <w:p>
             <w:pPr>
               <w:pStyle w:val="Compact"/>
-              <w:jc w:val="left"/>
             </w:pPr>
             <w:r>
               <w:rPr>
@@ -7419,7 +7115,6 @@
           <w:p>
             <w:pPr>
               <w:pStyle w:val="Compact"/>
-              <w:jc w:val="left"/>
             </w:pPr>
             <w:r>
               <w:rPr>
@@ -7434,7 +7129,6 @@
           <w:p>
             <w:pPr>
               <w:pStyle w:val="Compact"/>
-              <w:jc w:val="left"/>
             </w:pPr>
             <w:r>
               <w:t xml:space="preserve">Held keys (ABI v48), for games (key events only report presses)</w:t>
@@ -7446,7 +7140,6 @@
           <w:p>
             <w:pPr>
               <w:pStyle w:val="Compact"/>
-              <w:jc w:val="left"/>
             </w:pPr>
             <w:r>
               <w:rPr>
@@ -7463,7 +7156,6 @@
           <w:p>
             <w:pPr>
               <w:pStyle w:val="Compact"/>
-              <w:jc w:val="left"/>
             </w:pPr>
             <w:r>
               <w:rPr>
@@ -7478,7 +7170,6 @@
           <w:p>
             <w:pPr>
               <w:pStyle w:val="Compact"/>
-              <w:jc w:val="left"/>
             </w:pPr>
             <w:r>
               <w:t xml:space="preserve">Run a program under another process name (ABI v49)</w:t>
@@ -7490,7 +7181,6 @@
           <w:p>
             <w:pPr>
               <w:pStyle w:val="Compact"/>
-              <w:jc w:val="left"/>
             </w:pPr>
             <w:r>
               <w:rPr>
@@ -7507,7 +7197,6 @@
           <w:p>
             <w:pPr>
               <w:pStyle w:val="Compact"/>
-              <w:jc w:val="left"/>
             </w:pPr>
             <w:r>
               <w:rPr>
@@ -7522,7 +7211,6 @@
           <w:p>
             <w:pPr>
               <w:pStyle w:val="Compact"/>
-              <w:jc w:val="left"/>
             </w:pPr>
             <w:r>
               <w:t xml:space="preserve">USB gamepads (v50)</w:t>
@@ -7534,7 +7222,6 @@
           <w:p>
             <w:pPr>
               <w:pStyle w:val="Compact"/>
-              <w:jc w:val="left"/>
             </w:pPr>
             <w:r>
               <w:rPr>
@@ -7551,7 +7238,6 @@
           <w:p>
             <w:pPr>
               <w:pStyle w:val="Compact"/>
-              <w:jc w:val="left"/>
             </w:pPr>
             <w:r>
               <w:rPr>
@@ -7566,7 +7252,6 @@
           <w:p>
             <w:pPr>
               <w:pStyle w:val="Compact"/>
-              <w:jc w:val="left"/>
             </w:pPr>
             <w:r>
               <w:t xml:space="preserve">App cores (v51)</w:t>
@@ -7578,7 +7263,6 @@
           <w:p>
             <w:pPr>
               <w:pStyle w:val="Compact"/>
-              <w:jc w:val="left"/>
             </w:pPr>
             <w:r>
               <w:rPr>
@@ -7595,7 +7279,6 @@
           <w:p>
             <w:pPr>
               <w:pStyle w:val="Compact"/>
-              <w:jc w:val="left"/>
             </w:pPr>
             <w:r>
               <w:rPr>
@@ -7610,7 +7293,6 @@
           <w:p>
             <w:pPr>
               <w:pStyle w:val="Compact"/>
-              <w:jc w:val="left"/>
             </w:pPr>
             <w:r>
               <w:t xml:space="preserve">App cores (v51)</w:t>
@@ -7622,7 +7304,6 @@
           <w:p>
             <w:pPr>
               <w:pStyle w:val="Compact"/>
-              <w:jc w:val="left"/>
             </w:pPr>
             <w:r>
               <w:rPr>
@@ -7639,7 +7320,6 @@
           <w:p>
             <w:pPr>
               <w:pStyle w:val="Compact"/>
-              <w:jc w:val="left"/>
             </w:pPr>
             <w:r>
               <w:rPr>
@@ -7654,7 +7334,6 @@
           <w:p>
             <w:pPr>
               <w:pStyle w:val="Compact"/>
-              <w:jc w:val="left"/>
             </w:pPr>
             <w:r>
               <w:t xml:space="preserve">App cores (v51)</w:t>
@@ -7666,7 +7345,6 @@
           <w:p>
             <w:pPr>
               <w:pStyle w:val="Compact"/>
-              <w:jc w:val="left"/>
             </w:pPr>
             <w:r>
               <w:rPr>
@@ -7683,7 +7361,6 @@
           <w:p>
             <w:pPr>
               <w:pStyle w:val="Compact"/>
-              <w:jc w:val="left"/>
             </w:pPr>
             <w:r>
               <w:rPr>
@@ -7698,7 +7375,6 @@
           <w:p>
             <w:pPr>
               <w:pStyle w:val="Compact"/>
-              <w:jc w:val="left"/>
             </w:pPr>
             <w:r>
               <w:t xml:space="preserve">App cores (v51)</w:t>
@@ -7710,7 +7386,6 @@
           <w:p>
             <w:pPr>
               <w:pStyle w:val="Compact"/>
-              <w:jc w:val="left"/>
             </w:pPr>
             <w:r>
               <w:rPr>
@@ -7727,7 +7402,6 @@
           <w:p>
             <w:pPr>
               <w:pStyle w:val="Compact"/>
-              <w:jc w:val="left"/>
             </w:pPr>
             <w:r>
               <w:rPr>
@@ -7742,7 +7416,6 @@
           <w:p>
             <w:pPr>
               <w:pStyle w:val="Compact"/>
-              <w:jc w:val="left"/>
             </w:pPr>
             <w:r>
               <w:t xml:space="preserve">The V3D GPU (v52)</w:t>
@@ -7754,7 +7427,6 @@
           <w:p>
             <w:pPr>
               <w:pStyle w:val="Compact"/>
-              <w:jc w:val="left"/>
             </w:pPr>
             <w:r>
               <w:rPr>
@@ -7771,7 +7443,6 @@
           <w:p>
             <w:pPr>
               <w:pStyle w:val="Compact"/>
-              <w:jc w:val="left"/>
             </w:pPr>
             <w:r>
               <w:rPr>
@@ -7786,7 +7457,6 @@
           <w:p>
             <w:pPr>
               <w:pStyle w:val="Compact"/>
-              <w:jc w:val="left"/>
             </w:pPr>
             <w:r>
               <w:t xml:space="preserve">The V3D GPU (v52)</w:t>
@@ -7798,7 +7468,6 @@
           <w:p>
             <w:pPr>
               <w:pStyle w:val="Compact"/>
-              <w:jc w:val="left"/>
             </w:pPr>
             <w:r>
               <w:rPr>
@@ -7815,7 +7484,6 @@
           <w:p>
             <w:pPr>
               <w:pStyle w:val="Compact"/>
-              <w:jc w:val="left"/>
             </w:pPr>
             <w:r>
               <w:rPr>
@@ -7830,7 +7498,6 @@
           <w:p>
             <w:pPr>
               <w:pStyle w:val="Compact"/>
-              <w:jc w:val="left"/>
             </w:pPr>
             <w:r>
               <w:t xml:space="preserve">The GPU's full pipeline (v53)</w:t>
@@ -7842,7 +7509,6 @@
           <w:p>
             <w:pPr>
               <w:pStyle w:val="Compact"/>
-              <w:jc w:val="left"/>
             </w:pPr>
             <w:r>
               <w:rPr>
@@ -7859,7 +7525,6 @@
           <w:p>
             <w:pPr>
               <w:pStyle w:val="Compact"/>
-              <w:jc w:val="left"/>
             </w:pPr>
             <w:r>
               <w:rPr>
@@ -7874,7 +7539,6 @@
           <w:p>
             <w:pPr>
               <w:pStyle w:val="Compact"/>
-              <w:jc w:val="left"/>
             </w:pPr>
             <w:r>
               <w:t xml:space="preserve">The GPU's full pipeline (v53)</w:t>
@@ -7886,7 +7550,6 @@
           <w:p>
             <w:pPr>
               <w:pStyle w:val="Compact"/>
-              <w:jc w:val="left"/>
             </w:pPr>
             <w:r>
               <w:rPr>
@@ -7903,7 +7566,6 @@
           <w:p>
             <w:pPr>
               <w:pStyle w:val="Compact"/>
-              <w:jc w:val="left"/>
             </w:pPr>
             <w:r>
               <w:rPr>
@@ -7918,7 +7580,6 @@
           <w:p>
             <w:pPr>
               <w:pStyle w:val="Compact"/>
-              <w:jc w:val="left"/>
             </w:pPr>
             <w:r>
               <w:t xml:space="preserve">Full screen straight into the displayed framebuffer (v55</w:t>
@@ -7930,7 +7591,6 @@
           <w:p>
             <w:pPr>
               <w:pStyle w:val="Compact"/>
-              <w:jc w:val="left"/>
             </w:pPr>
             <w:r>
               <w:rPr>
@@ -7947,7 +7607,6 @@
           <w:p>
             <w:pPr>
               <w:pStyle w:val="Compact"/>
-              <w:jc w:val="left"/>
             </w:pPr>
             <w:r>
               <w:rPr>
@@ -7962,7 +7621,6 @@
           <w:p>
             <w:pPr>
               <w:pStyle w:val="Compact"/>
-              <w:jc w:val="left"/>
             </w:pPr>
             <w:r>
               <w:t xml:space="preserve">The read position of an opened file (v57)</w:t>
@@ -7974,7 +7632,6 @@
           <w:p>
             <w:pPr>
               <w:pStyle w:val="Compact"/>
-              <w:jc w:val="left"/>
             </w:pPr>
             <w:r>
               <w:rPr>
@@ -7991,7 +7648,6 @@
           <w:p>
             <w:pPr>
               <w:pStyle w:val="Compact"/>
-              <w:jc w:val="left"/>
             </w:pPr>
             <w:r>
               <w:rPr>
@@ -8006,7 +7662,6 @@
           <w:p>
             <w:pPr>
               <w:pStyle w:val="Compact"/>
-              <w:jc w:val="left"/>
             </w:pPr>
             <w:r>
               <w:t xml:space="preserve">Writable + executable memory for generated code, a JIT (v58)</w:t>
@@ -8018,7 +7673,6 @@
           <w:p>
             <w:pPr>
               <w:pStyle w:val="Compact"/>
-              <w:jc w:val="left"/>
             </w:pPr>
             <w:r>
               <w:rPr>
@@ -8035,7 +7689,6 @@
           <w:p>
             <w:pPr>
               <w:pStyle w:val="Compact"/>
-              <w:jc w:val="left"/>
             </w:pPr>
             <w:r>
               <w:rPr>
@@ -8050,7 +7703,6 @@
           <w:p>
             <w:pPr>
               <w:pStyle w:val="Compact"/>
-              <w:jc w:val="left"/>
             </w:pPr>
             <w:r>
               <w:t xml:space="preserve">A file's whole size (v59</w:t>
@@ -8062,7 +7714,6 @@
           <w:p>
             <w:pPr>
               <w:pStyle w:val="Compact"/>
-              <w:jc w:val="left"/>
             </w:pPr>
             <w:r>
               <w:rPr>
@@ -8079,7 +7730,6 @@
           <w:p>
             <w:pPr>
               <w:pStyle w:val="Compact"/>
-              <w:jc w:val="left"/>
             </w:pPr>
             <w:r>
               <w:rPr>
@@ -8094,7 +7744,6 @@
           <w:p>
             <w:pPr>
               <w:pStyle w:val="Compact"/>
-              <w:jc w:val="left"/>
             </w:pPr>
             <w:r>
               <w:t xml:space="preserve">(v71) vol_info</w:t>
@@ -8106,7 +7755,6 @@
           <w:p>
             <w:pPr>
               <w:pStyle w:val="Compact"/>
-              <w:jc w:val="left"/>
             </w:pPr>
             <w:r>
               <w:rPr>
@@ -8123,7 +7771,6 @@
           <w:p>
             <w:pPr>
               <w:pStyle w:val="Compact"/>
-              <w:jc w:val="left"/>
             </w:pPr>
             <w:r>
               <w:rPr>
@@ -8138,7 +7785,6 @@
           <w:p>
             <w:pPr>
               <w:pStyle w:val="Compact"/>
-              <w:jc w:val="left"/>
             </w:pPr>
             <w:r>
               <w:t xml:space="preserve">(v93) The volumes</w:t>
@@ -8150,7 +7796,6 @@
           <w:p>
             <w:pPr>
               <w:pStyle w:val="Compact"/>
-              <w:jc w:val="left"/>
             </w:pPr>
             <w:r>
               <w:rPr>
@@ -8167,7 +7812,6 @@
           <w:p>
             <w:pPr>
               <w:pStyle w:val="Compact"/>
-              <w:jc w:val="left"/>
             </w:pPr>
             <w:r>
               <w:rPr>
@@ -8182,7 +7826,6 @@
           <w:p>
             <w:pPr>
               <w:pStyle w:val="Compact"/>
-              <w:jc w:val="left"/>
             </w:pPr>
             <w:r>
               <w:t xml:space="preserve">vol_eject</w:t>
@@ -8194,7 +7837,6 @@
           <w:p>
             <w:pPr>
               <w:pStyle w:val="Compact"/>
-              <w:jc w:val="left"/>
             </w:pPr>
             <w:r>
               <w:rPr>
@@ -8211,7 +7853,6 @@
           <w:p>
             <w:pPr>
               <w:pStyle w:val="Compact"/>
-              <w:jc w:val="left"/>
             </w:pPr>
             <w:r>
               <w:rPr>
@@ -8226,7 +7867,6 @@
           <w:p>
             <w:pPr>
               <w:pStyle w:val="Compact"/>
-              <w:jc w:val="left"/>
             </w:pPr>
             <w:r>
               <w:t xml:space="preserve">vol_mount</w:t>
@@ -8238,7 +7878,6 @@
           <w:p>
             <w:pPr>
               <w:pStyle w:val="Compact"/>
-              <w:jc w:val="left"/>
             </w:pPr>
             <w:r>
               <w:rPr>
@@ -8255,7 +7894,6 @@
           <w:p>
             <w:pPr>
               <w:pStyle w:val="Compact"/>
-              <w:jc w:val="left"/>
             </w:pPr>
             <w:r>
               <w:rPr>
@@ -8270,7 +7908,6 @@
           <w:p>
             <w:pPr>
               <w:pStyle w:val="Compact"/>
-              <w:jc w:val="left"/>
             </w:pPr>
             <w:r>
               <w:t xml:space="preserve">vol_format</w:t>
@@ -8282,7 +7919,6 @@
           <w:p>
             <w:pPr>
               <w:pStyle w:val="Compact"/>
-              <w:jc w:val="left"/>
             </w:pPr>
             <w:r>
               <w:rPr>
@@ -8299,7 +7935,6 @@
           <w:p>
             <w:pPr>
               <w:pStyle w:val="Compact"/>
-              <w:jc w:val="left"/>
             </w:pPr>
             <w:r>
               <w:rPr>
@@ -8314,7 +7949,6 @@
           <w:p>
             <w:pPr>
               <w:pStyle w:val="Compact"/>
-              <w:jc w:val="left"/>
             </w:pPr>
             <w:r>
               <w:t xml:space="preserve">(v73) The event pump's kernel half -- what kapi_pump_events does, step by step, for a pump of the app's own (a protected app's table runs its pump that way, ker</w:t>
@@ -8326,7 +7960,6 @@
           <w:p>
             <w:pPr>
               <w:pStyle w:val="Compact"/>
-              <w:jc w:val="left"/>
             </w:pPr>
             <w:r>
               <w:rPr>
@@ -8343,7 +7976,6 @@
           <w:p>
             <w:pPr>
               <w:pStyle w:val="Compact"/>
-              <w:jc w:val="left"/>
             </w:pPr>
             <w:r>
               <w:rPr>
@@ -8358,7 +7990,6 @@
           <w:p>
             <w:pPr>
               <w:pStyle w:val="Compact"/>
-              <w:jc w:val="left"/>
             </w:pPr>
             <w:r>
               <w:t xml:space="preserve">(v73) The event pump's kernel half -- what kapi_pump_events does, step by step, for a pump of the app's own (a protected app's table runs its pump that way, ker</w:t>
@@ -8370,7 +8001,6 @@
           <w:p>
             <w:pPr>
               <w:pStyle w:val="Compact"/>
-              <w:jc w:val="left"/>
             </w:pPr>
             <w:r>
               <w:rPr>
@@ -8387,7 +8017,6 @@
           <w:p>
             <w:pPr>
               <w:pStyle w:val="Compact"/>
-              <w:jc w:val="left"/>
             </w:pPr>
             <w:r>
               <w:rPr>
@@ -8402,7 +8031,6 @@
           <w:p>
             <w:pPr>
               <w:pStyle w:val="Compact"/>
-              <w:jc w:val="left"/>
             </w:pPr>
             <w:r>
               <w:t xml:space="preserve">(v73) The event pump's kernel half -- what kapi_pump_events does, step by step, for a pump of the app's own (a protected app's table runs its pump that way, ker</w:t>
@@ -8414,7 +8042,6 @@
           <w:p>
             <w:pPr>
               <w:pStyle w:val="Compact"/>
-              <w:jc w:val="left"/>
             </w:pPr>
             <w:r>
               <w:rPr>
@@ -8431,7 +8058,6 @@
           <w:p>
             <w:pPr>
               <w:pStyle w:val="Compact"/>
-              <w:jc w:val="left"/>
             </w:pPr>
             <w:r>
               <w:rPr>
@@ -8446,7 +8072,6 @@
           <w:p>
             <w:pPr>
               <w:pStyle w:val="Compact"/>
-              <w:jc w:val="left"/>
             </w:pPr>
             <w:r>
               <w:t xml:space="preserve">(v73) The event pump's kernel half -- what kapi_pump_events does, step by step, for a pump of the app's own (a protected app's table runs its pump that way, ker</w:t>
@@ -8458,7 +8083,6 @@
           <w:p>
             <w:pPr>
               <w:pStyle w:val="Compact"/>
-              <w:jc w:val="left"/>
             </w:pPr>
             <w:r>
               <w:rPr>
@@ -8475,7 +8099,6 @@
           <w:p>
             <w:pPr>
               <w:pStyle w:val="Compact"/>
-              <w:jc w:val="left"/>
             </w:pPr>
             <w:r>
               <w:rPr>
@@ -8490,7 +8113,6 @@
           <w:p>
             <w:pPr>
               <w:pStyle w:val="Compact"/>
-              <w:jc w:val="left"/>
             </w:pPr>
             <w:r>
               <w:t xml:space="preserve">(v74) A process's system calls (pid 0</w:t>
@@ -8502,7 +8124,6 @@
           <w:p>
             <w:pPr>
               <w:pStyle w:val="Compact"/>
-              <w:jc w:val="left"/>
             </w:pPr>
             <w:r>
               <w:rPr>
@@ -8519,7 +8140,6 @@
           <w:p>
             <w:pPr>
               <w:pStyle w:val="Compact"/>
-              <w:jc w:val="left"/>
             </w:pPr>
             <w:r>
               <w:rPr>
@@ -8534,7 +8154,6 @@
           <w:p>
             <w:pPr>
               <w:pStyle w:val="Compact"/>
-              <w:jc w:val="left"/>
             </w:pPr>
             <w:r>
               <w:t xml:space="preserve">(v75) The POSIX layer's kernel half (docs/POSIX-PLAN.md</w:t>
@@ -8546,7 +8165,6 @@
           <w:p>
             <w:pPr>
               <w:pStyle w:val="Compact"/>
-              <w:jc w:val="left"/>
             </w:pPr>
             <w:r>
               <w:rPr>
@@ -8563,7 +8181,6 @@
           <w:p>
             <w:pPr>
               <w:pStyle w:val="Compact"/>
-              <w:jc w:val="left"/>
             </w:pPr>
             <w:r>
               <w:rPr>
@@ -8578,7 +8195,6 @@
           <w:p>
             <w:pPr>
               <w:pStyle w:val="Compact"/>
-              <w:jc w:val="left"/>
             </w:pPr>
             <w:r>
               <w:t xml:space="preserve">(v75) The POSIX layer's kernel half (docs/POSIX-PLAN.md</w:t>
@@ -8590,7 +8206,6 @@
           <w:p>
             <w:pPr>
               <w:pStyle w:val="Compact"/>
-              <w:jc w:val="left"/>
             </w:pPr>
             <w:r>
               <w:rPr>
@@ -8607,7 +8222,6 @@
           <w:p>
             <w:pPr>
               <w:pStyle w:val="Compact"/>
-              <w:jc w:val="left"/>
             </w:pPr>
             <w:r>
               <w:rPr>
@@ -8622,7 +8236,6 @@
           <w:p>
             <w:pPr>
               <w:pStyle w:val="Compact"/>
-              <w:jc w:val="left"/>
             </w:pPr>
             <w:r>
               <w:t xml:space="preserve">(v75) The POSIX layer's kernel half (docs/POSIX-PLAN.md</w:t>
@@ -8634,7 +8247,6 @@
           <w:p>
             <w:pPr>
               <w:pStyle w:val="Compact"/>
-              <w:jc w:val="left"/>
             </w:pPr>
             <w:r>
               <w:rPr>
@@ -8651,7 +8263,6 @@
           <w:p>
             <w:pPr>
               <w:pStyle w:val="Compact"/>
-              <w:jc w:val="left"/>
             </w:pPr>
             <w:r>
               <w:rPr>
@@ -8666,7 +8277,6 @@
           <w:p>
             <w:pPr>
               <w:pStyle w:val="Compact"/>
-              <w:jc w:val="left"/>
             </w:pPr>
             <w:r>
               <w:t xml:space="preserve">(v75) The POSIX layer's kernel half (docs/POSIX-PLAN.md</w:t>
@@ -8678,7 +8288,6 @@
           <w:p>
             <w:pPr>
               <w:pStyle w:val="Compact"/>
-              <w:jc w:val="left"/>
             </w:pPr>
             <w:r>
               <w:rPr>
@@ -8695,7 +8304,6 @@
           <w:p>
             <w:pPr>
               <w:pStyle w:val="Compact"/>
-              <w:jc w:val="left"/>
             </w:pPr>
             <w:r>
               <w:rPr>
@@ -8710,7 +8318,6 @@
           <w:p>
             <w:pPr>
               <w:pStyle w:val="Compact"/>
-              <w:jc w:val="left"/>
             </w:pPr>
             <w:r>
               <w:t xml:space="preserve">(v75) The POSIX layer's kernel half (docs/POSIX-PLAN.md</w:t>
@@ -8722,7 +8329,6 @@
           <w:p>
             <w:pPr>
               <w:pStyle w:val="Compact"/>
-              <w:jc w:val="left"/>
             </w:pPr>
             <w:r>
               <w:rPr>
@@ -8739,7 +8345,6 @@
           <w:p>
             <w:pPr>
               <w:pStyle w:val="Compact"/>
-              <w:jc w:val="left"/>
             </w:pPr>
             <w:r>
               <w:rPr>
@@ -8754,7 +8359,6 @@
           <w:p>
             <w:pPr>
               <w:pStyle w:val="Compact"/>
-              <w:jc w:val="left"/>
             </w:pPr>
             <w:r>
               <w:t xml:space="preserve">(v75) The POSIX layer's kernel half (docs/POSIX-PLAN.md</w:t>
@@ -8766,7 +8370,6 @@
           <w:p>
             <w:pPr>
               <w:pStyle w:val="Compact"/>
-              <w:jc w:val="left"/>
             </w:pPr>
             <w:r>
               <w:rPr>
@@ -8783,7 +8386,6 @@
           <w:p>
             <w:pPr>
               <w:pStyle w:val="Compact"/>
-              <w:jc w:val="left"/>
             </w:pPr>
             <w:r>
               <w:rPr>
@@ -8798,7 +8400,6 @@
           <w:p>
             <w:pPr>
               <w:pStyle w:val="Compact"/>
-              <w:jc w:val="left"/>
             </w:pPr>
             <w:r>
               <w:t xml:space="preserve">(v75) The POSIX layer's kernel half (docs/POSIX-PLAN.md</w:t>
@@ -8810,7 +8411,6 @@
           <w:p>
             <w:pPr>
               <w:pStyle w:val="Compact"/>
-              <w:jc w:val="left"/>
             </w:pPr>
             <w:r>
               <w:rPr>
@@ -8827,7 +8427,6 @@
           <w:p>
             <w:pPr>
               <w:pStyle w:val="Compact"/>
-              <w:jc w:val="left"/>
             </w:pPr>
             <w:r>
               <w:rPr>
@@ -8842,7 +8441,6 @@
           <w:p>
             <w:pPr>
               <w:pStyle w:val="Compact"/>
-              <w:jc w:val="left"/>
             </w:pPr>
             <w:r>
               <w:t xml:space="preserve">(v75) The POSIX layer's kernel half (docs/POSIX-PLAN.md</w:t>
@@ -8854,7 +8452,6 @@
           <w:p>
             <w:pPr>
               <w:pStyle w:val="Compact"/>
-              <w:jc w:val="left"/>
             </w:pPr>
             <w:r>
               <w:rPr>
@@ -8871,7 +8468,6 @@
           <w:p>
             <w:pPr>
               <w:pStyle w:val="Compact"/>
-              <w:jc w:val="left"/>
             </w:pPr>
             <w:r>
               <w:rPr>
@@ -8886,7 +8482,6 @@
           <w:p>
             <w:pPr>
               <w:pStyle w:val="Compact"/>
-              <w:jc w:val="left"/>
             </w:pPr>
             <w:r>
               <w:t xml:space="preserve">v75 WP-FILE/PROC</w:t>
@@ -8898,7 +8493,6 @@
           <w:p>
             <w:pPr>
               <w:pStyle w:val="Compact"/>
-              <w:jc w:val="left"/>
             </w:pPr>
             <w:r>
               <w:rPr>
@@ -8915,7 +8509,6 @@
           <w:p>
             <w:pPr>
               <w:pStyle w:val="Compact"/>
-              <w:jc w:val="left"/>
             </w:pPr>
             <w:r>
               <w:rPr>
@@ -8930,7 +8523,6 @@
           <w:p>
             <w:pPr>
               <w:pStyle w:val="Compact"/>
-              <w:jc w:val="left"/>
             </w:pPr>
             <w:r>
               <w:t xml:space="preserve">v75 WP-FILE/PROC</w:t>
@@ -8942,7 +8534,6 @@
           <w:p>
             <w:pPr>
               <w:pStyle w:val="Compact"/>
-              <w:jc w:val="left"/>
             </w:pPr>
             <w:r>
               <w:rPr>
@@ -8959,7 +8550,6 @@
           <w:p>
             <w:pPr>
               <w:pStyle w:val="Compact"/>
-              <w:jc w:val="left"/>
             </w:pPr>
             <w:r>
               <w:rPr>
@@ -8974,7 +8564,6 @@
           <w:p>
             <w:pPr>
               <w:pStyle w:val="Compact"/>
-              <w:jc w:val="left"/>
             </w:pPr>
             <w:r>
               <w:t xml:space="preserve">v75 WP-FILE/PROC</w:t>
@@ -8986,7 +8575,6 @@
           <w:p>
             <w:pPr>
               <w:pStyle w:val="Compact"/>
-              <w:jc w:val="left"/>
             </w:pPr>
             <w:r>
               <w:rPr>
@@ -9003,7 +8591,6 @@
           <w:p>
             <w:pPr>
               <w:pStyle w:val="Compact"/>
-              <w:jc w:val="left"/>
             </w:pPr>
             <w:r>
               <w:rPr>
@@ -9018,7 +8605,6 @@
           <w:p>
             <w:pPr>
               <w:pStyle w:val="Compact"/>
-              <w:jc w:val="left"/>
             </w:pPr>
             <w:r>
               <w:t xml:space="preserve">v75 WP-FILE/PROC</w:t>
@@ -9030,7 +8616,6 @@
           <w:p>
             <w:pPr>
               <w:pStyle w:val="Compact"/>
-              <w:jc w:val="left"/>
             </w:pPr>
             <w:r>
               <w:rPr>
@@ -9047,7 +8632,6 @@
           <w:p>
             <w:pPr>
               <w:pStyle w:val="Compact"/>
-              <w:jc w:val="left"/>
             </w:pPr>
             <w:r>
               <w:rPr>
@@ -9062,7 +8646,6 @@
           <w:p>
             <w:pPr>
               <w:pStyle w:val="Compact"/>
-              <w:jc w:val="left"/>
             </w:pPr>
             <w:r>
               <w:t xml:space="preserve">v75 WP-FILE/PROC</w:t>
@@ -9074,7 +8657,6 @@
           <w:p>
             <w:pPr>
               <w:pStyle w:val="Compact"/>
-              <w:jc w:val="left"/>
             </w:pPr>
             <w:r>
               <w:rPr>
@@ -9091,7 +8673,6 @@
           <w:p>
             <w:pPr>
               <w:pStyle w:val="Compact"/>
-              <w:jc w:val="left"/>
             </w:pPr>
             <w:r>
               <w:rPr>
@@ -9106,7 +8687,6 @@
           <w:p>
             <w:pPr>
               <w:pStyle w:val="Compact"/>
-              <w:jc w:val="left"/>
             </w:pPr>
             <w:r>
               <w:t xml:space="preserve">v75 WP-FILE/PROC</w:t>
@@ -9118,7 +8698,6 @@
           <w:p>
             <w:pPr>
               <w:pStyle w:val="Compact"/>
-              <w:jc w:val="left"/>
             </w:pPr>
             <w:r>
               <w:rPr>
@@ -9135,7 +8714,6 @@
           <w:p>
             <w:pPr>
               <w:pStyle w:val="Compact"/>
-              <w:jc w:val="left"/>
             </w:pPr>
             <w:r>
               <w:rPr>
@@ -9150,7 +8728,6 @@
           <w:p>
             <w:pPr>
               <w:pStyle w:val="Compact"/>
-              <w:jc w:val="left"/>
             </w:pPr>
             <w:r>
               <w:t xml:space="preserve">v75 WP-FILE/PROC</w:t>
@@ -9162,7 +8739,6 @@
           <w:p>
             <w:pPr>
               <w:pStyle w:val="Compact"/>
-              <w:jc w:val="left"/>
             </w:pPr>
             <w:r>
               <w:rPr>
@@ -9179,7 +8755,6 @@
           <w:p>
             <w:pPr>
               <w:pStyle w:val="Compact"/>
-              <w:jc w:val="left"/>
             </w:pPr>
             <w:r>
               <w:rPr>
@@ -9194,7 +8769,6 @@
           <w:p>
             <w:pPr>
               <w:pStyle w:val="Compact"/>
-              <w:jc w:val="left"/>
             </w:pPr>
             <w:r>
               <w:t xml:space="preserve">v75 WP-FILE/PROC</w:t>
@@ -9206,7 +8780,6 @@
           <w:p>
             <w:pPr>
               <w:pStyle w:val="Compact"/>
-              <w:jc w:val="left"/>
             </w:pPr>
             <w:r>
               <w:rPr>
@@ -9223,7 +8796,6 @@
           <w:p>
             <w:pPr>
               <w:pStyle w:val="Compact"/>
-              <w:jc w:val="left"/>
             </w:pPr>
             <w:r>
               <w:rPr>
@@ -9238,7 +8810,6 @@
           <w:p>
             <w:pPr>
               <w:pStyle w:val="Compact"/>
-              <w:jc w:val="left"/>
             </w:pPr>
             <w:r>
               <w:t xml:space="preserve">v75 WP-FILE/PROC</w:t>
@@ -9250,7 +8821,6 @@
           <w:p>
             <w:pPr>
               <w:pStyle w:val="Compact"/>
-              <w:jc w:val="left"/>
             </w:pPr>
             <w:r>
               <w:rPr>
@@ -9267,7 +8837,6 @@
           <w:p>
             <w:pPr>
               <w:pStyle w:val="Compact"/>
-              <w:jc w:val="left"/>
             </w:pPr>
             <w:r>
               <w:rPr>
@@ -9282,7 +8851,6 @@
           <w:p>
             <w:pPr>
               <w:pStyle w:val="Compact"/>
-              <w:jc w:val="left"/>
             </w:pPr>
             <w:r>
               <w:t xml:space="preserve">v75 WP-FILE/PROC</w:t>
@@ -9294,7 +8862,6 @@
           <w:p>
             <w:pPr>
               <w:pStyle w:val="Compact"/>
-              <w:jc w:val="left"/>
             </w:pPr>
             <w:r>
               <w:rPr>
@@ -9311,7 +8878,6 @@
           <w:p>
             <w:pPr>
               <w:pStyle w:val="Compact"/>
-              <w:jc w:val="left"/>
             </w:pPr>
             <w:r>
               <w:rPr>
@@ -9326,7 +8892,6 @@
           <w:p>
             <w:pPr>
               <w:pStyle w:val="Compact"/>
-              <w:jc w:val="left"/>
             </w:pPr>
             <w:r>
               <w:t xml:space="preserve">v75 WP-FILE/PROC</w:t>
@@ -9338,7 +8903,6 @@
           <w:p>
             <w:pPr>
               <w:pStyle w:val="Compact"/>
-              <w:jc w:val="left"/>
             </w:pPr>
             <w:r>
               <w:rPr>
@@ -9355,7 +8919,6 @@
           <w:p>
             <w:pPr>
               <w:pStyle w:val="Compact"/>
-              <w:jc w:val="left"/>
             </w:pPr>
             <w:r>
               <w:rPr>
@@ -9370,7 +8933,6 @@
           <w:p>
             <w:pPr>
               <w:pStyle w:val="Compact"/>
-              <w:jc w:val="left"/>
             </w:pPr>
             <w:r>
               <w:t xml:space="preserve">v75 WP-FILE/PROC</w:t>
@@ -9382,7 +8944,6 @@
           <w:p>
             <w:pPr>
               <w:pStyle w:val="Compact"/>
-              <w:jc w:val="left"/>
             </w:pPr>
             <w:r>
               <w:rPr>
@@ -9399,7 +8960,6 @@
           <w:p>
             <w:pPr>
               <w:pStyle w:val="Compact"/>
-              <w:jc w:val="left"/>
             </w:pPr>
             <w:r>
               <w:rPr>
@@ -9414,7 +8974,6 @@
           <w:p>
             <w:pPr>
               <w:pStyle w:val="Compact"/>
-              <w:jc w:val="left"/>
             </w:pPr>
             <w:r>
               <w:t xml:space="preserve">v75 WP-FILE/PROC</w:t>
@@ -9426,7 +8985,6 @@
           <w:p>
             <w:pPr>
               <w:pStyle w:val="Compact"/>
-              <w:jc w:val="left"/>
             </w:pPr>
             <w:r>
               <w:rPr>
@@ -9443,7 +9001,6 @@
           <w:p>
             <w:pPr>
               <w:pStyle w:val="Compact"/>
-              <w:jc w:val="left"/>
             </w:pPr>
             <w:r>
               <w:rPr>
@@ -9458,7 +9015,6 @@
           <w:p>
             <w:pPr>
               <w:pStyle w:val="Compact"/>
-              <w:jc w:val="left"/>
             </w:pPr>
             <w:r>
               <w:t xml:space="preserve">v75 WP-FILE/PROC</w:t>
@@ -9470,7 +9026,6 @@
           <w:p>
             <w:pPr>
               <w:pStyle w:val="Compact"/>
-              <w:jc w:val="left"/>
             </w:pPr>
             <w:r>
               <w:rPr>
@@ -9487,7 +9042,6 @@
           <w:p>
             <w:pPr>
               <w:pStyle w:val="Compact"/>
-              <w:jc w:val="left"/>
             </w:pPr>
             <w:r>
               <w:rPr>
@@ -9502,7 +9056,6 @@
           <w:p>
             <w:pPr>
               <w:pStyle w:val="Compact"/>
-              <w:jc w:val="left"/>
             </w:pPr>
             <w:r>
               <w:t xml:space="preserve">v75 WP-FILE/PROC</w:t>
@@ -9514,7 +9067,6 @@
           <w:p>
             <w:pPr>
               <w:pStyle w:val="Compact"/>
-              <w:jc w:val="left"/>
             </w:pPr>
             <w:r>
               <w:rPr>
@@ -9531,7 +9083,6 @@
           <w:p>
             <w:pPr>
               <w:pStyle w:val="Compact"/>
-              <w:jc w:val="left"/>
             </w:pPr>
             <w:r>
               <w:rPr>
@@ -9546,7 +9097,6 @@
           <w:p>
             <w:pPr>
               <w:pStyle w:val="Compact"/>
-              <w:jc w:val="left"/>
             </w:pPr>
             <w:r>
               <w:t xml:space="preserve">v75 WP-FILE/PROC</w:t>
@@ -9558,7 +9108,6 @@
           <w:p>
             <w:pPr>
               <w:pStyle w:val="Compact"/>
-              <w:jc w:val="left"/>
             </w:pPr>
             <w:r>
               <w:rPr>
@@ -9575,7 +9124,6 @@
           <w:p>
             <w:pPr>
               <w:pStyle w:val="Compact"/>
-              <w:jc w:val="left"/>
             </w:pPr>
             <w:r>
               <w:rPr>
@@ -9590,7 +9138,6 @@
           <w:p>
             <w:pPr>
               <w:pStyle w:val="Compact"/>
-              <w:jc w:val="left"/>
             </w:pPr>
             <w:r>
               <w:t xml:space="preserve">v75 WP-FILE/PROC</w:t>
@@ -9602,7 +9149,6 @@
           <w:p>
             <w:pPr>
               <w:pStyle w:val="Compact"/>
-              <w:jc w:val="left"/>
             </w:pPr>
             <w:r>
               <w:rPr>
@@ -9619,7 +9165,6 @@
           <w:p>
             <w:pPr>
               <w:pStyle w:val="Compact"/>
-              <w:jc w:val="left"/>
             </w:pPr>
             <w:r>
               <w:rPr>
@@ -9634,7 +9179,6 @@
           <w:p>
             <w:pPr>
               <w:pStyle w:val="Compact"/>
-              <w:jc w:val="left"/>
             </w:pPr>
             <w:r>
               <w:t xml:space="preserve">v75 WP-FILE/PROC</w:t>
@@ -9646,7 +9190,6 @@
           <w:p>
             <w:pPr>
               <w:pStyle w:val="Compact"/>
-              <w:jc w:val="left"/>
             </w:pPr>
             <w:r>
               <w:rPr>
@@ -9663,7 +9206,6 @@
           <w:p>
             <w:pPr>
               <w:pStyle w:val="Compact"/>
-              <w:jc w:val="left"/>
             </w:pPr>
             <w:r>
               <w:rPr>
@@ -9678,7 +9220,6 @@
           <w:p>
             <w:pPr>
               <w:pStyle w:val="Compact"/>
-              <w:jc w:val="left"/>
             </w:pPr>
             <w:r>
               <w:t xml:space="preserve">v75 WP-FILE/PROC</w:t>
@@ -9690,7 +9231,6 @@
           <w:p>
             <w:pPr>
               <w:pStyle w:val="Compact"/>
-              <w:jc w:val="left"/>
             </w:pPr>
             <w:r>
               <w:rPr>
@@ -9707,7 +9247,6 @@
           <w:p>
             <w:pPr>
               <w:pStyle w:val="Compact"/>
-              <w:jc w:val="left"/>
             </w:pPr>
             <w:r>
               <w:rPr>
@@ -9722,7 +9261,6 @@
           <w:p>
             <w:pPr>
               <w:pStyle w:val="Compact"/>
-              <w:jc w:val="left"/>
             </w:pPr>
             <w:r>
               <w:t xml:space="preserve">v75 WP-FILE/PROC</w:t>
@@ -9734,7 +9272,6 @@
           <w:p>
             <w:pPr>
               <w:pStyle w:val="Compact"/>
-              <w:jc w:val="left"/>
             </w:pPr>
             <w:r>
               <w:rPr>
@@ -9751,7 +9288,6 @@
           <w:p>
             <w:pPr>
               <w:pStyle w:val="Compact"/>
-              <w:jc w:val="left"/>
             </w:pPr>
             <w:r>
               <w:rPr>
@@ -9766,7 +9302,6 @@
           <w:p>
             <w:pPr>
               <w:pStyle w:val="Compact"/>
-              <w:jc w:val="left"/>
             </w:pPr>
             <w:r>
               <w:t xml:space="preserve">v75 WP-FILE/PROC</w:t>
@@ -9778,7 +9313,6 @@
           <w:p>
             <w:pPr>
               <w:pStyle w:val="Compact"/>
-              <w:jc w:val="left"/>
             </w:pPr>
             <w:r>
               <w:rPr>
@@ -9795,7 +9329,6 @@
           <w:p>
             <w:pPr>
               <w:pStyle w:val="Compact"/>
-              <w:jc w:val="left"/>
             </w:pPr>
             <w:r>
               <w:rPr>
@@ -9810,7 +9343,6 @@
           <w:p>
             <w:pPr>
               <w:pStyle w:val="Compact"/>
-              <w:jc w:val="left"/>
             </w:pPr>
             <w:r>
               <w:t xml:space="preserve">v75 WP-FILE/PROC</w:t>
@@ -9822,7 +9354,6 @@
           <w:p>
             <w:pPr>
               <w:pStyle w:val="Compact"/>
-              <w:jc w:val="left"/>
             </w:pPr>
             <w:r>
               <w:rPr>
@@ -9839,7 +9370,6 @@
           <w:p>
             <w:pPr>
               <w:pStyle w:val="Compact"/>
-              <w:jc w:val="left"/>
             </w:pPr>
             <w:r>
               <w:rPr>
@@ -9854,7 +9384,6 @@
           <w:p>
             <w:pPr>
               <w:pStyle w:val="Compact"/>
-              <w:jc w:val="left"/>
             </w:pPr>
             <w:r>
               <w:t xml:space="preserve">v75 WP-NET</w:t>
@@ -9866,7 +9395,6 @@
           <w:p>
             <w:pPr>
               <w:pStyle w:val="Compact"/>
-              <w:jc w:val="left"/>
             </w:pPr>
             <w:r>
               <w:rPr>
@@ -9883,7 +9411,6 @@
           <w:p>
             <w:pPr>
               <w:pStyle w:val="Compact"/>
-              <w:jc w:val="left"/>
             </w:pPr>
             <w:r>
               <w:rPr>
@@ -9898,7 +9425,6 @@
           <w:p>
             <w:pPr>
               <w:pStyle w:val="Compact"/>
-              <w:jc w:val="left"/>
             </w:pPr>
             <w:r>
               <w:t xml:space="preserve">v75 WP-NET</w:t>
@@ -9910,7 +9436,6 @@
           <w:p>
             <w:pPr>
               <w:pStyle w:val="Compact"/>
-              <w:jc w:val="left"/>
             </w:pPr>
             <w:r>
               <w:rPr>
@@ -9927,7 +9452,6 @@
           <w:p>
             <w:pPr>
               <w:pStyle w:val="Compact"/>
-              <w:jc w:val="left"/>
             </w:pPr>
             <w:r>
               <w:rPr>
@@ -9942,7 +9466,6 @@
           <w:p>
             <w:pPr>
               <w:pStyle w:val="Compact"/>
-              <w:jc w:val="left"/>
             </w:pPr>
             <w:r>
               <w:t xml:space="preserve">v75 WP-NET</w:t>
@@ -9954,7 +9477,6 @@
           <w:p>
             <w:pPr>
               <w:pStyle w:val="Compact"/>
-              <w:jc w:val="left"/>
             </w:pPr>
             <w:r>
               <w:rPr>
@@ -9971,7 +9493,6 @@
           <w:p>
             <w:pPr>
               <w:pStyle w:val="Compact"/>
-              <w:jc w:val="left"/>
             </w:pPr>
             <w:r>
               <w:rPr>
@@ -9986,7 +9507,6 @@
           <w:p>
             <w:pPr>
               <w:pStyle w:val="Compact"/>
-              <w:jc w:val="left"/>
             </w:pPr>
             <w:r>
               <w:t xml:space="preserve">v75 WP-NET</w:t>
@@ -9998,7 +9518,6 @@
           <w:p>
             <w:pPr>
               <w:pStyle w:val="Compact"/>
-              <w:jc w:val="left"/>
             </w:pPr>
             <w:r>
               <w:rPr>
@@ -10015,7 +9534,6 @@
           <w:p>
             <w:pPr>
               <w:pStyle w:val="Compact"/>
-              <w:jc w:val="left"/>
             </w:pPr>
             <w:r>
               <w:rPr>
@@ -10030,7 +9548,6 @@
           <w:p>
             <w:pPr>
               <w:pStyle w:val="Compact"/>
-              <w:jc w:val="left"/>
             </w:pPr>
             <w:r>
               <w:t xml:space="preserve">v75 WP-NET</w:t>
@@ -10042,7 +9559,6 @@
           <w:p>
             <w:pPr>
               <w:pStyle w:val="Compact"/>
-              <w:jc w:val="left"/>
             </w:pPr>
             <w:r>
               <w:rPr>
@@ -10059,7 +9575,6 @@
           <w:p>
             <w:pPr>
               <w:pStyle w:val="Compact"/>
-              <w:jc w:val="left"/>
             </w:pPr>
             <w:r>
               <w:rPr>
@@ -10074,7 +9589,6 @@
           <w:p>
             <w:pPr>
               <w:pStyle w:val="Compact"/>
-              <w:jc w:val="left"/>
             </w:pPr>
             <w:r>
               <w:t xml:space="preserve">v75 WP-NET</w:t>
@@ -10086,7 +9600,6 @@
           <w:p>
             <w:pPr>
               <w:pStyle w:val="Compact"/>
-              <w:jc w:val="left"/>
             </w:pPr>
             <w:r>
               <w:rPr>
@@ -10103,7 +9616,6 @@
           <w:p>
             <w:pPr>
               <w:pStyle w:val="Compact"/>
-              <w:jc w:val="left"/>
             </w:pPr>
             <w:r>
               <w:rPr>
@@ -10118,7 +9630,6 @@
           <w:p>
             <w:pPr>
               <w:pStyle w:val="Compact"/>
-              <w:jc w:val="left"/>
             </w:pPr>
             <w:r>
               <w:t xml:space="preserve">v75 WP-NET</w:t>
@@ -10130,7 +9641,6 @@
           <w:p>
             <w:pPr>
               <w:pStyle w:val="Compact"/>
-              <w:jc w:val="left"/>
             </w:pPr>
             <w:r>
               <w:rPr>
@@ -10147,7 +9657,6 @@
           <w:p>
             <w:pPr>
               <w:pStyle w:val="Compact"/>
-              <w:jc w:val="left"/>
             </w:pPr>
             <w:r>
               <w:rPr>
@@ -10162,7 +9671,6 @@
           <w:p>
             <w:pPr>
               <w:pStyle w:val="Compact"/>
-              <w:jc w:val="left"/>
             </w:pPr>
             <w:r>
               <w:t xml:space="preserve">v75 WP-NET</w:t>
@@ -10174,7 +9682,6 @@
           <w:p>
             <w:pPr>
               <w:pStyle w:val="Compact"/>
-              <w:jc w:val="left"/>
             </w:pPr>
             <w:r>
               <w:rPr>
@@ -10191,7 +9698,6 @@
           <w:p>
             <w:pPr>
               <w:pStyle w:val="Compact"/>
-              <w:jc w:val="left"/>
             </w:pPr>
             <w:r>
               <w:rPr>
@@ -10206,7 +9712,6 @@
           <w:p>
             <w:pPr>
               <w:pStyle w:val="Compact"/>
-              <w:jc w:val="left"/>
             </w:pPr>
             <w:r>
               <w:t xml:space="preserve">v75 WP-NET</w:t>
@@ -10218,7 +9723,6 @@
           <w:p>
             <w:pPr>
               <w:pStyle w:val="Compact"/>
-              <w:jc w:val="left"/>
             </w:pPr>
             <w:r>
               <w:rPr>
@@ -10235,7 +9739,6 @@
           <w:p>
             <w:pPr>
               <w:pStyle w:val="Compact"/>
-              <w:jc w:val="left"/>
             </w:pPr>
             <w:r>
               <w:rPr>
@@ -10250,7 +9753,6 @@
           <w:p>
             <w:pPr>
               <w:pStyle w:val="Compact"/>
-              <w:jc w:val="left"/>
             </w:pPr>
             <w:r>
               <w:t xml:space="preserve">v75 WP-NET</w:t>
@@ -10262,7 +9764,6 @@
           <w:p>
             <w:pPr>
               <w:pStyle w:val="Compact"/>
-              <w:jc w:val="left"/>
             </w:pPr>
             <w:r>
               <w:rPr>
@@ -10279,7 +9780,6 @@
           <w:p>
             <w:pPr>
               <w:pStyle w:val="Compact"/>
-              <w:jc w:val="left"/>
             </w:pPr>
             <w:r>
               <w:rPr>
@@ -10294,7 +9794,6 @@
           <w:p>
             <w:pPr>
               <w:pStyle w:val="Compact"/>
-              <w:jc w:val="left"/>
             </w:pPr>
             <w:r>
               <w:t xml:space="preserve">v75 WP-NET</w:t>
@@ -10306,7 +9805,6 @@
           <w:p>
             <w:pPr>
               <w:pStyle w:val="Compact"/>
-              <w:jc w:val="left"/>
             </w:pPr>
             <w:r>
               <w:rPr>
@@ -10323,7 +9821,6 @@
           <w:p>
             <w:pPr>
               <w:pStyle w:val="Compact"/>
-              <w:jc w:val="left"/>
             </w:pPr>
             <w:r>
               <w:rPr>
@@ -10338,7 +9835,6 @@
           <w:p>
             <w:pPr>
               <w:pStyle w:val="Compact"/>
-              <w:jc w:val="left"/>
             </w:pPr>
             <w:r>
               <w:t xml:space="preserve">v75 WP-NET</w:t>
@@ -10350,7 +9846,6 @@
           <w:p>
             <w:pPr>
               <w:pStyle w:val="Compact"/>
-              <w:jc w:val="left"/>
             </w:pPr>
             <w:r>
               <w:rPr>
@@ -10367,7 +9862,6 @@
           <w:p>
             <w:pPr>
               <w:pStyle w:val="Compact"/>
-              <w:jc w:val="left"/>
             </w:pPr>
             <w:r>
               <w:rPr>
@@ -10382,7 +9876,6 @@
           <w:p>
             <w:pPr>
               <w:pStyle w:val="Compact"/>
-              <w:jc w:val="left"/>
             </w:pPr>
             <w:r>
               <w:t xml:space="preserve">v75 WP-NET</w:t>
@@ -10394,7 +9887,6 @@
           <w:p>
             <w:pPr>
               <w:pStyle w:val="Compact"/>
-              <w:jc w:val="left"/>
             </w:pPr>
             <w:r>
               <w:rPr>
@@ -10411,7 +9903,6 @@
           <w:p>
             <w:pPr>
               <w:pStyle w:val="Compact"/>
-              <w:jc w:val="left"/>
             </w:pPr>
             <w:r>
               <w:rPr>
@@ -10426,7 +9917,6 @@
           <w:p>
             <w:pPr>
               <w:pStyle w:val="Compact"/>
-              <w:jc w:val="left"/>
             </w:pPr>
             <w:r>
               <w:t xml:space="preserve">(v76, WP-IPC</w:t>
@@ -10438,7 +9928,6 @@
           <w:p>
             <w:pPr>
               <w:pStyle w:val="Compact"/>
-              <w:jc w:val="left"/>
             </w:pPr>
             <w:r>
               <w:rPr>
@@ -10455,7 +9944,6 @@
           <w:p>
             <w:pPr>
               <w:pStyle w:val="Compact"/>
-              <w:jc w:val="left"/>
             </w:pPr>
             <w:r>
               <w:rPr>
@@ -10470,7 +9958,6 @@
           <w:p>
             <w:pPr>
               <w:pStyle w:val="Compact"/>
-              <w:jc w:val="left"/>
             </w:pPr>
             <w:r>
               <w:t xml:space="preserve">(v76, WP-IPC</w:t>
@@ -10482,7 +9969,6 @@
           <w:p>
             <w:pPr>
               <w:pStyle w:val="Compact"/>
-              <w:jc w:val="left"/>
             </w:pPr>
             <w:r>
               <w:rPr>
@@ -10499,7 +9985,6 @@
           <w:p>
             <w:pPr>
               <w:pStyle w:val="Compact"/>
-              <w:jc w:val="left"/>
             </w:pPr>
             <w:r>
               <w:rPr>
@@ -10514,7 +9999,6 @@
           <w:p>
             <w:pPr>
               <w:pStyle w:val="Compact"/>
-              <w:jc w:val="left"/>
             </w:pPr>
             <w:r>
               <w:t xml:space="preserve">(v76, WP-IPC</w:t>
@@ -10526,7 +10010,6 @@
           <w:p>
             <w:pPr>
               <w:pStyle w:val="Compact"/>
-              <w:jc w:val="left"/>
             </w:pPr>
             <w:r>
               <w:rPr>
@@ -10543,7 +10026,6 @@
           <w:p>
             <w:pPr>
               <w:pStyle w:val="Compact"/>
-              <w:jc w:val="left"/>
             </w:pPr>
             <w:r>
               <w:rPr>
@@ -10558,7 +10040,6 @@
           <w:p>
             <w:pPr>
               <w:pStyle w:val="Compact"/>
-              <w:jc w:val="left"/>
             </w:pPr>
             <w:r>
               <w:t xml:space="preserve">(v76, WP-IPC</w:t>
@@ -10570,7 +10051,6 @@
           <w:p>
             <w:pPr>
               <w:pStyle w:val="Compact"/>
-              <w:jc w:val="left"/>
             </w:pPr>
             <w:r>
               <w:rPr>
@@ -10587,7 +10067,6 @@
           <w:p>
             <w:pPr>
               <w:pStyle w:val="Compact"/>
-              <w:jc w:val="left"/>
             </w:pPr>
             <w:r>
               <w:rPr>
@@ -10602,7 +10081,6 @@
           <w:p>
             <w:pPr>
               <w:pStyle w:val="Compact"/>
-              <w:jc w:val="left"/>
             </w:pPr>
             <w:r>
               <w:t xml:space="preserve">(v76, WP-IPC</w:t>
@@ -10614,7 +10092,6 @@
           <w:p>
             <w:pPr>
               <w:pStyle w:val="Compact"/>
-              <w:jc w:val="left"/>
             </w:pPr>
             <w:r>
               <w:rPr>
@@ -10631,7 +10108,6 @@
           <w:p>
             <w:pPr>
               <w:pStyle w:val="Compact"/>
-              <w:jc w:val="left"/>
             </w:pPr>
             <w:r>
               <w:rPr>
@@ -10646,7 +10122,6 @@
           <w:p>
             <w:pPr>
               <w:pStyle w:val="Compact"/>
-              <w:jc w:val="left"/>
             </w:pPr>
             <w:r>
               <w:t xml:space="preserve">(v76, WP-IPC</w:t>
@@ -10658,7 +10133,6 @@
           <w:p>
             <w:pPr>
               <w:pStyle w:val="Compact"/>
-              <w:jc w:val="left"/>
             </w:pPr>
             <w:r>
               <w:rPr>
@@ -10675,7 +10149,6 @@
           <w:p>
             <w:pPr>
               <w:pStyle w:val="Compact"/>
-              <w:jc w:val="left"/>
             </w:pPr>
             <w:r>
               <w:rPr>
@@ -10690,7 +10163,6 @@
           <w:p>
             <w:pPr>
               <w:pStyle w:val="Compact"/>
-              <w:jc w:val="left"/>
             </w:pPr>
             <w:r>
               <w:t xml:space="preserve">(v76, WP-IPC</w:t>
@@ -10702,7 +10174,6 @@
           <w:p>
             <w:pPr>
               <w:pStyle w:val="Compact"/>
-              <w:jc w:val="left"/>
             </w:pPr>
             <w:r>
               <w:rPr>
@@ -10719,7 +10190,6 @@
           <w:p>
             <w:pPr>
               <w:pStyle w:val="Compact"/>
-              <w:jc w:val="left"/>
             </w:pPr>
             <w:r>
               <w:rPr>
@@ -10734,7 +10204,6 @@
           <w:p>
             <w:pPr>
               <w:pStyle w:val="Compact"/>
-              <w:jc w:val="left"/>
             </w:pPr>
             <w:r>
               <w:t xml:space="preserve">(v76, WP-IPC</w:t>
@@ -10746,7 +10215,6 @@
           <w:p>
             <w:pPr>
               <w:pStyle w:val="Compact"/>
-              <w:jc w:val="left"/>
             </w:pPr>
             <w:r>
               <w:rPr>
@@ -10763,7 +10231,6 @@
           <w:p>
             <w:pPr>
               <w:pStyle w:val="Compact"/>
-              <w:jc w:val="left"/>
             </w:pPr>
             <w:r>
               <w:rPr>
@@ -10778,7 +10245,6 @@
           <w:p>
             <w:pPr>
               <w:pStyle w:val="Compact"/>
-              <w:jc w:val="left"/>
             </w:pPr>
             <w:r>
               <w:t xml:space="preserve">(v76, WP-IPC</w:t>
@@ -10790,7 +10256,6 @@
           <w:p>
             <w:pPr>
               <w:pStyle w:val="Compact"/>
-              <w:jc w:val="left"/>
             </w:pPr>
             <w:r>
               <w:rPr>
@@ -10807,7 +10272,6 @@
           <w:p>
             <w:pPr>
               <w:pStyle w:val="Compact"/>
-              <w:jc w:val="left"/>
             </w:pPr>
             <w:r>
               <w:rPr>
@@ -10822,7 +10286,6 @@
           <w:p>
             <w:pPr>
               <w:pStyle w:val="Compact"/>
-              <w:jc w:val="left"/>
             </w:pPr>
             <w:r>
               <w:t xml:space="preserve">(v76, WP-IPC</w:t>
@@ -10834,7 +10297,6 @@
           <w:p>
             <w:pPr>
               <w:pStyle w:val="Compact"/>
-              <w:jc w:val="left"/>
             </w:pPr>
             <w:r>
               <w:rPr>
@@ -10851,7 +10313,6 @@
           <w:p>
             <w:pPr>
               <w:pStyle w:val="Compact"/>
-              <w:jc w:val="left"/>
             </w:pPr>
             <w:r>
               <w:rPr>
@@ -10866,7 +10327,6 @@
           <w:p>
             <w:pPr>
               <w:pStyle w:val="Compact"/>
-              <w:jc w:val="left"/>
             </w:pPr>
             <w:r>
               <w:t xml:space="preserve">(v76, WP-IPC</w:t>
@@ -10878,7 +10338,6 @@
           <w:p>
             <w:pPr>
               <w:pStyle w:val="Compact"/>
-              <w:jc w:val="left"/>
             </w:pPr>
             <w:r>
               <w:rPr>
@@ -10895,7 +10354,6 @@
           <w:p>
             <w:pPr>
               <w:pStyle w:val="Compact"/>
-              <w:jc w:val="left"/>
             </w:pPr>
             <w:r>
               <w:rPr>
@@ -10910,7 +10368,6 @@
           <w:p>
             <w:pPr>
               <w:pStyle w:val="Compact"/>
-              <w:jc w:val="left"/>
             </w:pPr>
             <w:r>
               <w:t xml:space="preserve">(v77) Program images (docs/02 section 7)</w:t>
@@ -10922,7 +10379,6 @@
           <w:p>
             <w:pPr>
               <w:pStyle w:val="Compact"/>
-              <w:jc w:val="left"/>
             </w:pPr>
             <w:r>
               <w:rPr>
@@ -10939,7 +10395,6 @@
           <w:p>
             <w:pPr>
               <w:pStyle w:val="Compact"/>
-              <w:jc w:val="left"/>
             </w:pPr>
             <w:r>
               <w:rPr>
@@ -10954,7 +10409,6 @@
           <w:p>
             <w:pPr>
               <w:pStyle w:val="Compact"/>
-              <w:jc w:val="left"/>
             </w:pPr>
             <w:r>
               <w:t xml:space="preserve">(v77) Program images (docs/02 section 7)</w:t>
@@ -10966,7 +10420,6 @@
           <w:p>
             <w:pPr>
               <w:pStyle w:val="Compact"/>
-              <w:jc w:val="left"/>
             </w:pPr>
             <w:r>
               <w:rPr>
@@ -10983,7 +10436,6 @@
           <w:p>
             <w:pPr>
               <w:pStyle w:val="Compact"/>
-              <w:jc w:val="left"/>
             </w:pPr>
             <w:r>
               <w:rPr>
@@ -10998,7 +10450,6 @@
           <w:p>
             <w:pPr>
               <w:pStyle w:val="Compact"/>
-              <w:jc w:val="left"/>
             </w:pPr>
             <w:r>
               <w:t xml:space="preserve">(v77) Program images (docs/02 section 7)</w:t>
@@ -11010,7 +10461,6 @@
           <w:p>
             <w:pPr>
               <w:pStyle w:val="Compact"/>
-              <w:jc w:val="left"/>
             </w:pPr>
             <w:r>
               <w:rPr>
@@ -11027,7 +10477,6 @@
           <w:p>
             <w:pPr>
               <w:pStyle w:val="Compact"/>
-              <w:jc w:val="left"/>
             </w:pPr>
             <w:r>
               <w:rPr>
@@ -11042,7 +10491,6 @@
           <w:p>
             <w:pPr>
               <w:pStyle w:val="Compact"/>
-              <w:jc w:val="left"/>
             </w:pPr>
             <w:r>
               <w:t xml:space="preserve">(v79) What the running kernel is</w:t>
@@ -11054,7 +10502,6 @@
           <w:p>
             <w:pPr>
               <w:pStyle w:val="Compact"/>
-              <w:jc w:val="left"/>
             </w:pPr>
             <w:r>
               <w:rPr>
@@ -11071,7 +10518,6 @@
           <w:p>
             <w:pPr>
               <w:pStyle w:val="Compact"/>
-              <w:jc w:val="left"/>
             </w:pPr>
             <w:r>
               <w:rPr>
@@ -11086,7 +10532,6 @@
           <w:p>
             <w:pPr>
               <w:pStyle w:val="Compact"/>
-              <w:jc w:val="left"/>
             </w:pPr>
             <w:r>
               <w:t xml:space="preserve">(v80) The cores</w:t>
@@ -11098,7 +10543,6 @@
           <w:p>
             <w:pPr>
               <w:pStyle w:val="Compact"/>
-              <w:jc w:val="left"/>
             </w:pPr>
             <w:r>
               <w:rPr>
@@ -11115,7 +10559,6 @@
           <w:p>
             <w:pPr>
               <w:pStyle w:val="Compact"/>
-              <w:jc w:val="left"/>
             </w:pPr>
             <w:r>
               <w:rPr>
@@ -11130,7 +10573,6 @@
           <w:p>
             <w:pPr>
               <w:pStyle w:val="Compact"/>
-              <w:jc w:val="left"/>
             </w:pPr>
             <w:r>
               <w:t xml:space="preserve">(v80) The bytes pid's sockets received and sent, its open sockets (pid 0</w:t>
@@ -11142,7 +10584,6 @@
           <w:p>
             <w:pPr>
               <w:pStyle w:val="Compact"/>
-              <w:jc w:val="left"/>
             </w:pPr>
             <w:r>
               <w:rPr>
@@ -11159,7 +10600,6 @@
           <w:p>
             <w:pPr>
               <w:pStyle w:val="Compact"/>
-              <w:jc w:val="left"/>
             </w:pPr>
             <w:r>
               <w:rPr>
@@ -11174,7 +10614,6 @@
           <w:p>
             <w:pPr>
               <w:pStyle w:val="Compact"/>
-              <w:jc w:val="left"/>
             </w:pPr>
             <w:r>
               <w:t xml:space="preserve">(v83) A shared library (docs/SHARED-LIBS-PLAN.md)</w:t>
@@ -11186,7 +10625,6 @@
           <w:p>
             <w:pPr>
               <w:pStyle w:val="Compact"/>
-              <w:jc w:val="left"/>
             </w:pPr>
             <w:r>
               <w:rPr>
@@ -11203,7 +10641,6 @@
           <w:p>
             <w:pPr>
               <w:pStyle w:val="Compact"/>
-              <w:jc w:val="left"/>
             </w:pPr>
             <w:r>
               <w:rPr>
@@ -11218,7 +10655,6 @@
           <w:p>
             <w:pPr>
               <w:pStyle w:val="Compact"/>
-              <w:jc w:val="left"/>
             </w:pPr>
             <w:r>
               <w:t xml:space="preserve">(v97) The graphics server's own library under another name (docs/POCKETUI-TECH-STUDY.md section 3)</w:t>
@@ -11230,7 +10666,6 @@
           <w:p>
             <w:pPr>
               <w:pStyle w:val="Compact"/>
-              <w:jc w:val="left"/>
             </w:pPr>
             <w:r>
               <w:rPr>
@@ -11247,7 +10682,6 @@
           <w:p>
             <w:pPr>
               <w:pStyle w:val="Compact"/>
-              <w:jc w:val="left"/>
             </w:pPr>
             <w:r>
               <w:rPr>
@@ -11262,7 +10696,6 @@
           <w:p>
             <w:pPr>
               <w:pStyle w:val="Compact"/>
-              <w:jc w:val="left"/>
             </w:pPr>
             <w:r>
               <w:t xml:space="preserve">(v84) The sound's output</w:t>
@@ -11274,7 +10707,6 @@
           <w:p>
             <w:pPr>
               <w:pStyle w:val="Compact"/>
-              <w:jc w:val="left"/>
             </w:pPr>
             <w:r>
               <w:rPr>
@@ -11291,7 +10723,6 @@
           <w:p>
             <w:pPr>
               <w:pStyle w:val="Compact"/>
-              <w:jc w:val="left"/>
             </w:pPr>
             <w:r>
               <w:rPr>
@@ -11306,7 +10737,6 @@
           <w:p>
             <w:pPr>
               <w:pStyle w:val="Compact"/>
-              <w:jc w:val="left"/>
             </w:pPr>
             <w:r>
               <w:t xml:space="preserve">(v85) the sound's mixer</w:t>
@@ -11318,7 +10748,6 @@
           <w:p>
             <w:pPr>
               <w:pStyle w:val="Compact"/>
-              <w:jc w:val="left"/>
             </w:pPr>
             <w:r>
               <w:rPr>
@@ -11335,7 +10764,6 @@
           <w:p>
             <w:pPr>
               <w:pStyle w:val="Compact"/>
-              <w:jc w:val="left"/>
             </w:pPr>
             <w:r>
               <w:rPr>
@@ -11350,7 +10778,6 @@
           <w:p>
             <w:pPr>
               <w:pStyle w:val="Compact"/>
-              <w:jc w:val="left"/>
             </w:pPr>
             <w:r>
               <w:t xml:space="preserve">(v85) the sound's mixer</w:t>
@@ -11362,7 +10789,6 @@
           <w:p>
             <w:pPr>
               <w:pStyle w:val="Compact"/>
-              <w:jc w:val="left"/>
             </w:pPr>
             <w:r>
               <w:rPr>
@@ -11379,7 +10805,6 @@
           <w:p>
             <w:pPr>
               <w:pStyle w:val="Compact"/>
-              <w:jc w:val="left"/>
             </w:pPr>
             <w:r>
               <w:rPr>
@@ -11394,7 +10819,6 @@
           <w:p>
             <w:pPr>
               <w:pStyle w:val="Compact"/>
-              <w:jc w:val="left"/>
             </w:pPr>
             <w:r>
               <w:t xml:space="preserve">(v73) Is this process protected (EL0, kern/el0.h)? Its table's memcpy is then user code, next to the table, instead of the kernel's.</w:t>
@@ -11406,7 +10830,6 @@
           <w:p>
             <w:pPr>
               <w:pStyle w:val="Compact"/>
-              <w:jc w:val="left"/>
             </w:pPr>
             <w:r>
               <w:rPr>
@@ -11423,7 +10846,6 @@
           <w:p>
             <w:pPr>
               <w:pStyle w:val="Compact"/>
-              <w:jc w:val="left"/>
             </w:pPr>
             <w:r>
               <w:rPr>
@@ -11438,7 +10860,6 @@
           <w:p>
             <w:pPr>
               <w:pStyle w:val="Compact"/>
-              <w:jc w:val="left"/>
             </w:pPr>
             <w:r>
               <w:t xml:space="preserve">the master volume 0..10 and mute (-1</w:t>
@@ -11450,7 +10871,6 @@
           <w:p>
             <w:pPr>
               <w:pStyle w:val="Compact"/>
-              <w:jc w:val="left"/>
             </w:pPr>
             <w:r>
               <w:rPr>
@@ -11467,7 +10887,6 @@
           <w:p>
             <w:pPr>
               <w:pStyle w:val="Compact"/>
-              <w:jc w:val="left"/>
             </w:pPr>
             <w:r>
               <w:rPr>
@@ -11482,7 +10901,6 @@
           <w:p>
             <w:pPr>
               <w:pStyle w:val="Compact"/>
-              <w:jc w:val="left"/>
             </w:pPr>
             <w:r>
               <w:t xml:space="preserve">wpa_supplicant.conf read again + DHCP again, no reboot (-1</w:t>
@@ -11494,7 +10912,6 @@
           <w:p>
             <w:pPr>
               <w:pStyle w:val="Compact"/>
-              <w:jc w:val="left"/>
             </w:pPr>
             <w:r>
               <w:rPr>
@@ -11511,7 +10928,6 @@
           <w:p>
             <w:pPr>
               <w:pStyle w:val="Compact"/>
-              <w:jc w:val="left"/>
             </w:pPr>
             <w:r>
               <w:rPr>
@@ -11526,7 +10942,6 @@
           <w:p>
             <w:pPr>
               <w:pStyle w:val="Compact"/>
-              <w:jc w:val="left"/>
             </w:pPr>
             <w:r>
               <w:t xml:space="preserve">v61</w:t>
@@ -11538,7 +10953,6 @@
           <w:p>
             <w:pPr>
               <w:pStyle w:val="Compact"/>
-              <w:jc w:val="left"/>
             </w:pPr>
             <w:r>
               <w:rPr>
@@ -11555,7 +10969,6 @@
           <w:p>
             <w:pPr>
               <w:pStyle w:val="Compact"/>
-              <w:jc w:val="left"/>
             </w:pPr>
             <w:r>
               <w:rPr>
@@ -11570,7 +10983,6 @@
           <w:p>
             <w:pPr>
               <w:pStyle w:val="Compact"/>
-              <w:jc w:val="left"/>
             </w:pPr>
             <w:r>
               <w:t xml:space="preserve">v61</w:t>
@@ -11582,7 +10994,6 @@
           <w:p>
             <w:pPr>
               <w:pStyle w:val="Compact"/>
-              <w:jc w:val="left"/>
             </w:pPr>
             <w:r>
               <w:rPr>
@@ -11599,7 +11010,6 @@
           <w:p>
             <w:pPr>
               <w:pStyle w:val="Compact"/>
-              <w:jc w:val="left"/>
             </w:pPr>
             <w:r>
               <w:rPr>
@@ -11614,7 +11024,6 @@
           <w:p>
             <w:pPr>
               <w:pStyle w:val="Compact"/>
-              <w:jc w:val="left"/>
             </w:pPr>
             <w:r>
               <w:t xml:space="preserve">(v62) gpu_render3</w:t>
@@ -11626,7 +11035,6 @@
           <w:p>
             <w:pPr>
               <w:pStyle w:val="Compact"/>
-              <w:jc w:val="left"/>
             </w:pPr>
             <w:r>
               <w:rPr>
@@ -11643,7 +11051,6 @@
           <w:p>
             <w:pPr>
               <w:pStyle w:val="Compact"/>
-              <w:jc w:val="left"/>
             </w:pPr>
             <w:r>
               <w:rPr>
@@ -11658,7 +11065,6 @@
           <w:p>
             <w:pPr>
               <w:pStyle w:val="Compact"/>
-              <w:jc w:val="left"/>
             </w:pPr>
             <w:r>
               <w:t xml:space="preserve">(v63) gpu_vbuf</w:t>
@@ -11670,7 +11076,6 @@
           <w:p>
             <w:pPr>
               <w:pStyle w:val="Compact"/>
-              <w:jc w:val="left"/>
             </w:pPr>
             <w:r>
               <w:rPr>
@@ -11687,7 +11092,6 @@
           <w:p>
             <w:pPr>
               <w:pStyle w:val="Compact"/>
-              <w:jc w:val="left"/>
             </w:pPr>
             <w:r>
               <w:rPr>
@@ -11702,7 +11106,6 @@
           <w:p>
             <w:pPr>
               <w:pStyle w:val="Compact"/>
-              <w:jc w:val="left"/>
             </w:pPr>
             <w:r>
               <w:t xml:space="preserve">(v70) gpu_texture_rect</w:t>
@@ -11714,7 +11117,6 @@
           <w:p>
             <w:pPr>
               <w:pStyle w:val="Compact"/>
-              <w:jc w:val="left"/>
             </w:pPr>
             <w:r>
               <w:rPr>
@@ -11731,7 +11133,6 @@
           <w:p>
             <w:pPr>
               <w:pStyle w:val="Compact"/>
-              <w:jc w:val="left"/>
             </w:pPr>
             <w:r>
               <w:rPr>
@@ -11746,7 +11147,6 @@
           <w:p>
             <w:pPr>
               <w:pStyle w:val="Compact"/>
-              <w:jc w:val="left"/>
             </w:pPr>
             <w:r>
               <w:t xml:space="preserve">(v66) screen_set</w:t>
@@ -11758,7 +11158,6 @@
           <w:p>
             <w:pPr>
               <w:pStyle w:val="Compact"/>
-              <w:jc w:val="left"/>
             </w:pPr>
             <w:r>
               <w:rPr>
@@ -11775,7 +11174,6 @@
           <w:p>
             <w:pPr>
               <w:pStyle w:val="Compact"/>
-              <w:jc w:val="left"/>
             </w:pPr>
             <w:r>
               <w:rPr>
@@ -11790,7 +11188,6 @@
           <w:p>
             <w:pPr>
               <w:pStyle w:val="Compact"/>
-              <w:jc w:val="left"/>
             </w:pPr>
             <w:r>
               <w:t xml:space="preserve">(v67) Threads</w:t>
@@ -11802,7 +11199,6 @@
           <w:p>
             <w:pPr>
               <w:pStyle w:val="Compact"/>
-              <w:jc w:val="left"/>
             </w:pPr>
             <w:r>
               <w:rPr>
@@ -11819,7 +11215,6 @@
           <w:p>
             <w:pPr>
               <w:pStyle w:val="Compact"/>
-              <w:jc w:val="left"/>
             </w:pPr>
             <w:r>
               <w:rPr>
@@ -11834,7 +11229,6 @@
           <w:p>
             <w:pPr>
               <w:pStyle w:val="Compact"/>
-              <w:jc w:val="left"/>
             </w:pPr>
             <w:r>
               <w:t xml:space="preserve">(v67) Threads</w:t>
@@ -11846,7 +11240,6 @@
           <w:p>
             <w:pPr>
               <w:pStyle w:val="Compact"/>
-              <w:jc w:val="left"/>
             </w:pPr>
             <w:r>
               <w:rPr>
@@ -11863,7 +11256,6 @@
           <w:p>
             <w:pPr>
               <w:pStyle w:val="Compact"/>
-              <w:jc w:val="left"/>
             </w:pPr>
             <w:r>
               <w:rPr>
@@ -11878,7 +11270,6 @@
           <w:p>
             <w:pPr>
               <w:pStyle w:val="Compact"/>
-              <w:jc w:val="left"/>
             </w:pPr>
             <w:r>
               <w:t xml:space="preserve">(v67) Threads</w:t>
@@ -11890,7 +11281,6 @@
           <w:p>
             <w:pPr>
               <w:pStyle w:val="Compact"/>
-              <w:jc w:val="left"/>
             </w:pPr>
             <w:r>
               <w:rPr>
@@ -11907,7 +11297,6 @@
           <w:p>
             <w:pPr>
               <w:pStyle w:val="Compact"/>
-              <w:jc w:val="left"/>
             </w:pPr>
             <w:r>
               <w:rPr>
@@ -11922,7 +11311,6 @@
           <w:p>
             <w:pPr>
               <w:pStyle w:val="Compact"/>
-              <w:jc w:val="left"/>
             </w:pPr>
             <w:r>
               <w:t xml:space="preserve">(v67) Threads</w:t>
@@ -11934,7 +11322,6 @@
           <w:p>
             <w:pPr>
               <w:pStyle w:val="Compact"/>
-              <w:jc w:val="left"/>
             </w:pPr>
             <w:r>
               <w:rPr>
@@ -11951,7 +11338,6 @@
           <w:p>
             <w:pPr>
               <w:pStyle w:val="Compact"/>
-              <w:jc w:val="left"/>
             </w:pPr>
             <w:r>
               <w:rPr>
@@ -11966,7 +11352,6 @@
           <w:p>
             <w:pPr>
               <w:pStyle w:val="Compact"/>
-              <w:jc w:val="left"/>
             </w:pPr>
             <w:r>
               <w:t xml:space="preserve">Synchronisation objects (handles &gt; 0</w:t>
@@ -11978,7 +11363,6 @@
           <w:p>
             <w:pPr>
               <w:pStyle w:val="Compact"/>
-              <w:jc w:val="left"/>
             </w:pPr>
             <w:r>
               <w:rPr>
@@ -11995,7 +11379,6 @@
           <w:p>
             <w:pPr>
               <w:pStyle w:val="Compact"/>
-              <w:jc w:val="left"/>
             </w:pPr>
             <w:r>
               <w:rPr>
@@ -12010,7 +11393,6 @@
           <w:p>
             <w:pPr>
               <w:pStyle w:val="Compact"/>
-              <w:jc w:val="left"/>
             </w:pPr>
             <w:r>
               <w:t xml:space="preserve">Synchronisation objects (handles &gt; 0</w:t>
@@ -12022,7 +11404,6 @@
           <w:p>
             <w:pPr>
               <w:pStyle w:val="Compact"/>
-              <w:jc w:val="left"/>
             </w:pPr>
             <w:r>
               <w:rPr>
@@ -12039,7 +11420,6 @@
           <w:p>
             <w:pPr>
               <w:pStyle w:val="Compact"/>
-              <w:jc w:val="left"/>
             </w:pPr>
             <w:r>
               <w:rPr>
@@ -12054,7 +11434,6 @@
           <w:p>
             <w:pPr>
               <w:pStyle w:val="Compact"/>
-              <w:jc w:val="left"/>
             </w:pPr>
             <w:r>
               <w:t xml:space="preserve">Synchronisation objects (handles &gt; 0</w:t>
@@ -12066,7 +11445,6 @@
           <w:p>
             <w:pPr>
               <w:pStyle w:val="Compact"/>
-              <w:jc w:val="left"/>
             </w:pPr>
             <w:r>
               <w:rPr>
@@ -12083,7 +11461,6 @@
           <w:p>
             <w:pPr>
               <w:pStyle w:val="Compact"/>
-              <w:jc w:val="left"/>
             </w:pPr>
             <w:r>
               <w:rPr>
@@ -12098,7 +11475,6 @@
           <w:p>
             <w:pPr>
               <w:pStyle w:val="Compact"/>
-              <w:jc w:val="left"/>
             </w:pPr>
             <w:r>
               <w:t xml:space="preserve">Synchronisation objects (handles &gt; 0</w:t>
@@ -12110,7 +11486,6 @@
           <w:p>
             <w:pPr>
               <w:pStyle w:val="Compact"/>
-              <w:jc w:val="left"/>
             </w:pPr>
             <w:r>
               <w:rPr>
@@ -12127,7 +11502,6 @@
           <w:p>
             <w:pPr>
               <w:pStyle w:val="Compact"/>
-              <w:jc w:val="left"/>
             </w:pPr>
             <w:r>
               <w:rPr>
@@ -12142,7 +11516,6 @@
           <w:p>
             <w:pPr>
               <w:pStyle w:val="Compact"/>
-              <w:jc w:val="left"/>
             </w:pPr>
             <w:r>
               <w:t xml:space="preserve">Synchronisation objects (handles &gt; 0</w:t>
@@ -12154,7 +11527,6 @@
           <w:p>
             <w:pPr>
               <w:pStyle w:val="Compact"/>
-              <w:jc w:val="left"/>
             </w:pPr>
             <w:r>
               <w:rPr>
@@ -12171,7 +11543,6 @@
           <w:p>
             <w:pPr>
               <w:pStyle w:val="Compact"/>
-              <w:jc w:val="left"/>
             </w:pPr>
             <w:r>
               <w:rPr>
@@ -12186,7 +11557,6 @@
           <w:p>
             <w:pPr>
               <w:pStyle w:val="Compact"/>
-              <w:jc w:val="left"/>
             </w:pPr>
             <w:r>
               <w:t xml:space="preserve">Synchronisation objects (handles &gt; 0</w:t>
@@ -12198,7 +11568,6 @@
           <w:p>
             <w:pPr>
               <w:pStyle w:val="Compact"/>
-              <w:jc w:val="left"/>
             </w:pPr>
             <w:r>
               <w:rPr>
@@ -12215,7 +11584,6 @@
           <w:p>
             <w:pPr>
               <w:pStyle w:val="Compact"/>
-              <w:jc w:val="left"/>
             </w:pPr>
             <w:r>
               <w:rPr>
@@ -12230,7 +11598,6 @@
           <w:p>
             <w:pPr>
               <w:pStyle w:val="Compact"/>
-              <w:jc w:val="left"/>
             </w:pPr>
             <w:r>
               <w:t xml:space="preserve">Synchronisation objects (handles &gt; 0</w:t>
@@ -12242,7 +11609,6 @@
           <w:p>
             <w:pPr>
               <w:pStyle w:val="Compact"/>
-              <w:jc w:val="left"/>
             </w:pPr>
             <w:r>
               <w:rPr>
@@ -12259,7 +11625,6 @@
           <w:p>
             <w:pPr>
               <w:pStyle w:val="Compact"/>
-              <w:jc w:val="left"/>
             </w:pPr>
             <w:r>
               <w:rPr>
@@ -12274,7 +11639,6 @@
           <w:p>
             <w:pPr>
               <w:pStyle w:val="Compact"/>
-              <w:jc w:val="left"/>
             </w:pPr>
             <w:r>
               <w:t xml:space="preserve">Synchronisation objects (handles &gt; 0</w:t>
@@ -12286,7 +11650,6 @@
           <w:p>
             <w:pPr>
               <w:pStyle w:val="Compact"/>
-              <w:jc w:val="left"/>
             </w:pPr>
             <w:r>
               <w:rPr>
@@ -12303,7 +11666,6 @@
           <w:p>
             <w:pPr>
               <w:pStyle w:val="Compact"/>
-              <w:jc w:val="left"/>
             </w:pPr>
             <w:r>
               <w:rPr>
@@ -12318,7 +11680,6 @@
           <w:p>
             <w:pPr>
               <w:pStyle w:val="Compact"/>
-              <w:jc w:val="left"/>
             </w:pPr>
             <w:r>
               <w:t xml:space="preserve">Synchronisation objects (handles &gt; 0</w:t>
@@ -12330,7 +11691,6 @@
           <w:p>
             <w:pPr>
               <w:pStyle w:val="Compact"/>
-              <w:jc w:val="left"/>
             </w:pPr>
             <w:r>
               <w:rPr>
@@ -12347,7 +11707,6 @@
           <w:p>
             <w:pPr>
               <w:pStyle w:val="Compact"/>
-              <w:jc w:val="left"/>
             </w:pPr>
             <w:r>
               <w:rPr>
@@ -12362,7 +11721,6 @@
           <w:p>
             <w:pPr>
               <w:pStyle w:val="Compact"/>
-              <w:jc w:val="left"/>
             </w:pPr>
             <w:r>
               <w:t xml:space="preserve">Synchronisation objects (handles &gt; 0</w:t>
@@ -12374,7 +11732,6 @@
           <w:p>
             <w:pPr>
               <w:pStyle w:val="Compact"/>
-              <w:jc w:val="left"/>
             </w:pPr>
             <w:r>
               <w:rPr>
@@ -12391,7 +11748,6 @@
           <w:p>
             <w:pPr>
               <w:pStyle w:val="Compact"/>
-              <w:jc w:val="left"/>
             </w:pPr>
             <w:r>
               <w:rPr>
@@ -12406,7 +11762,6 @@
           <w:p>
             <w:pPr>
               <w:pStyle w:val="Compact"/>
-              <w:jc w:val="left"/>
             </w:pPr>
             <w:r>
               <w:t xml:space="preserve">Synchronisation objects (handles &gt; 0</w:t>
@@ -12418,7 +11773,6 @@
           <w:p>
             <w:pPr>
               <w:pStyle w:val="Compact"/>
-              <w:jc w:val="left"/>
             </w:pPr>
             <w:r>
               <w:rPr>
@@ -12435,7 +11789,6 @@
           <w:p>
             <w:pPr>
               <w:pStyle w:val="Compact"/>
-              <w:jc w:val="left"/>
             </w:pPr>
             <w:r>
               <w:rPr>
@@ -12450,7 +11803,6 @@
           <w:p>
             <w:pPr>
               <w:pStyle w:val="Compact"/>
-              <w:jc w:val="left"/>
             </w:pPr>
             <w:r>
               <w:t xml:space="preserve">Synchronisation objects (handles &gt; 0</w:t>
@@ -12462,7 +11814,6 @@
           <w:p>
             <w:pPr>
               <w:pStyle w:val="Compact"/>
-              <w:jc w:val="left"/>
             </w:pPr>
             <w:r>
               <w:rPr>
@@ -12479,7 +11830,6 @@
           <w:p>
             <w:pPr>
               <w:pStyle w:val="Compact"/>
-              <w:jc w:val="left"/>
             </w:pPr>
             <w:r>
               <w:rPr>
@@ -12494,7 +11844,6 @@
           <w:p>
             <w:pPr>
               <w:pStyle w:val="Compact"/>
-              <w:jc w:val="left"/>
             </w:pPr>
             <w:r>
               <w:t xml:space="preserve">(on an app core -- kapi_core_run's code, which makes no kapi call -- it spins instead)</w:t>
@@ -12506,7 +11855,6 @@
           <w:p>
             <w:pPr>
               <w:pStyle w:val="Compact"/>
-              <w:jc w:val="left"/>
             </w:pPr>
             <w:r>
               <w:rPr>
@@ -12523,7 +11871,6 @@
           <w:p>
             <w:pPr>
               <w:pStyle w:val="Compact"/>
-              <w:jc w:val="left"/>
             </w:pPr>
             <w:r>
               <w:rPr>
@@ -12538,7 +11885,6 @@
           <w:p>
             <w:pPr>
               <w:pStyle w:val="Compact"/>
-              <w:jc w:val="left"/>
             </w:pPr>
             <w:r>
               <w:t xml:space="preserve">(on an app core -- kapi_core_run's code, which makes no kapi call -- it spins instead)</w:t>
@@ -12550,7 +11896,6 @@
           <w:p>
             <w:pPr>
               <w:pStyle w:val="Compact"/>
-              <w:jc w:val="left"/>
             </w:pPr>
             <w:r>
               <w:rPr>
@@ -12567,7 +11912,6 @@
           <w:p>
             <w:pPr>
               <w:pStyle w:val="Compact"/>
-              <w:jc w:val="left"/>
             </w:pPr>
             <w:r>
               <w:rPr>
@@ -12582,7 +11926,6 @@
           <w:p>
             <w:pPr>
               <w:pStyle w:val="Compact"/>
-              <w:jc w:val="left"/>
             </w:pPr>
             <w:r>
               <w:t xml:space="preserve">(v68) A futex.</w:t>
@@ -12594,7 +11937,6 @@
           <w:p>
             <w:pPr>
               <w:pStyle w:val="Compact"/>
-              <w:jc w:val="left"/>
             </w:pPr>
             <w:r>
               <w:rPr>
@@ -12611,7 +11953,6 @@
           <w:p>
             <w:pPr>
               <w:pStyle w:val="Compact"/>
-              <w:jc w:val="left"/>
             </w:pPr>
             <w:r>
               <w:rPr>
@@ -12626,7 +11967,6 @@
           <w:p>
             <w:pPr>
               <w:pStyle w:val="Compact"/>
-              <w:jc w:val="left"/>
             </w:pPr>
             <w:r>
               <w:t xml:space="preserve">(v68) A futex.</w:t>
@@ -12638,7 +11978,6 @@
           <w:p>
             <w:pPr>
               <w:pStyle w:val="Compact"/>
-              <w:jc w:val="left"/>
             </w:pPr>
             <w:r>
               <w:rPr>
@@ -12655,7 +11994,6 @@
           <w:p>
             <w:pPr>
               <w:pStyle w:val="Compact"/>
-              <w:jc w:val="left"/>
             </w:pPr>
             <w:r>
               <w:rPr>
@@ -12670,7 +12008,6 @@
           <w:p>
             <w:pPr>
               <w:pStyle w:val="Compact"/>
-              <w:jc w:val="left"/>
             </w:pPr>
             <w:r>
               <w:t xml:space="preserve">(v68) A futex.</w:t>
@@ -12682,7 +12019,6 @@
           <w:p>
             <w:pPr>
               <w:pStyle w:val="Compact"/>
-              <w:jc w:val="left"/>
             </w:pPr>
             <w:r>
               <w:rPr>
@@ -12699,7 +12035,6 @@
           <w:p>
             <w:pPr>
               <w:pStyle w:val="Compact"/>
-              <w:jc w:val="left"/>
             </w:pPr>
             <w:r>
               <w:rPr>
@@ -12714,7 +12049,6 @@
           <w:p>
             <w:pPr>
               <w:pStyle w:val="Compact"/>
-              <w:jc w:val="left"/>
             </w:pPr>
             <w:r>
               <w:t xml:space="preserve">(v68) USB MIDI input</w:t>
@@ -12726,7 +12060,6 @@
           <w:p>
             <w:pPr>
               <w:pStyle w:val="Compact"/>
-              <w:jc w:val="left"/>
             </w:pPr>
             <w:r>
               <w:rPr>
@@ -12743,7 +12076,6 @@
           <w:p>
             <w:pPr>
               <w:pStyle w:val="Compact"/>
-              <w:jc w:val="left"/>
             </w:pPr>
             <w:r>
               <w:rPr>
@@ -12758,7 +12090,6 @@
           <w:p>
             <w:pPr>
               <w:pStyle w:val="Compact"/>
-              <w:jc w:val="left"/>
             </w:pPr>
             <w:r>
               <w:t xml:space="preserve">(v68) USB MIDI input</w:t>
@@ -12770,7 +12101,6 @@
           <w:p>
             <w:pPr>
               <w:pStyle w:val="Compact"/>
-              <w:jc w:val="left"/>
             </w:pPr>
             <w:r>
               <w:rPr>
@@ -12787,7 +12117,6 @@
           <w:p>
             <w:pPr>
               <w:pStyle w:val="Compact"/>
-              <w:jc w:val="left"/>
             </w:pPr>
             <w:r>
               <w:rPr>
@@ -12802,7 +12131,6 @@
           <w:p>
             <w:pPr>
               <w:pStyle w:val="Compact"/>
-              <w:jc w:val="left"/>
             </w:pPr>
             <w:r>
               <w:t xml:space="preserve">(v69) kapi_screen_native (&amp;w, &amp;h)</w:t>
@@ -12814,7 +12142,6 @@
           <w:p>
             <w:pPr>
               <w:pStyle w:val="Compact"/>
-              <w:jc w:val="left"/>
             </w:pPr>
             <w:r>
               <w:rPr>
@@ -12831,7 +12158,6 @@
           <w:p>
             <w:pPr>
               <w:pStyle w:val="Compact"/>
-              <w:jc w:val="left"/>
             </w:pPr>
             <w:r>
               <w:rPr>
@@ -12846,7 +12172,6 @@
           <w:p>
             <w:pPr>
               <w:pStyle w:val="Compact"/>
-              <w:jc w:val="left"/>
             </w:pPr>
             <w:r>
               <w:t xml:space="preserve">(v69) kapi_screen_native (&amp;w, &amp;h)</w:t>
@@ -12858,7 +12183,6 @@
           <w:p>
             <w:pPr>
               <w:pStyle w:val="Compact"/>
-              <w:jc w:val="left"/>
             </w:pPr>
             <w:r>
               <w:rPr>
@@ -12875,7 +12199,6 @@
           <w:p>
             <w:pPr>
               <w:pStyle w:val="Compact"/>
-              <w:jc w:val="left"/>
             </w:pPr>
             <w:r>
               <w:rPr>
@@ -12890,7 +12213,6 @@
           <w:p>
             <w:pPr>
               <w:pStyle w:val="Compact"/>
-              <w:jc w:val="left"/>
             </w:pPr>
             <w:r>
               <w:t xml:space="preserve">The kernel's microsecond clock (CTimer::GetClockTicks</w:t>
@@ -12902,7 +12224,6 @@
           <w:p>
             <w:pPr>
               <w:pStyle w:val="Compact"/>
-              <w:jc w:val="left"/>
             </w:pPr>
             <w:r>
               <w:rPr>
@@ -12919,7 +12240,6 @@
           <w:p>
             <w:pPr>
               <w:pStyle w:val="Compact"/>
-              <w:jc w:val="left"/>
             </w:pPr>
             <w:r>
               <w:rPr>
@@ -12934,7 +12254,6 @@
           <w:p>
             <w:pPr>
               <w:pStyle w:val="Compact"/>
-              <w:jc w:val="left"/>
             </w:pPr>
             <w:r>
               <w:t xml:space="preserve">(v68) Low-latency sound, for the sound owner (kapi_sound_acquire).</w:t>
@@ -12946,7 +12265,6 @@
           <w:p>
             <w:pPr>
               <w:pStyle w:val="Compact"/>
-              <w:jc w:val="left"/>
             </w:pPr>
             <w:r>
               <w:rPr>
@@ -12963,7 +12281,6 @@
           <w:p>
             <w:pPr>
               <w:pStyle w:val="Compact"/>
-              <w:jc w:val="left"/>
             </w:pPr>
             <w:r>
               <w:rPr>
@@ -12978,7 +12295,6 @@
           <w:p>
             <w:pPr>
               <w:pStyle w:val="Compact"/>
-              <w:jc w:val="left"/>
             </w:pPr>
             <w:r>
               <w:t xml:space="preserve">(v68) Low-latency sound, for the sound owner (kapi_sound_acquire).</w:t>
@@ -12990,7 +12306,6 @@
           <w:p>
             <w:pPr>
               <w:pStyle w:val="Compact"/>
-              <w:jc w:val="left"/>
             </w:pPr>
             <w:r>
               <w:rPr>
@@ -13007,7 +12322,6 @@
           <w:p>
             <w:pPr>
               <w:pStyle w:val="Compact"/>
-              <w:jc w:val="left"/>
             </w:pPr>
             <w:r>
               <w:rPr>
@@ -13022,7 +12336,6 @@
           <w:p>
             <w:pPr>
               <w:pStyle w:val="Compact"/>
-              <w:jc w:val="left"/>
             </w:pPr>
             <w:r>
               <w:t xml:space="preserve">Frames the ring can take now.</w:t>
@@ -13034,7 +12347,6 @@
           <w:p>
             <w:pPr>
               <w:pStyle w:val="Compact"/>
-              <w:jc w:val="left"/>
             </w:pPr>
             <w:r>
               <w:rPr>
@@ -13051,7 +12363,6 @@
           <w:p>
             <w:pPr>
               <w:pStyle w:val="Compact"/>
-              <w:jc w:val="left"/>
             </w:pPr>
             <w:r>
               <w:rPr>
@@ -13066,7 +12377,6 @@
           <w:p>
             <w:pPr>
               <w:pStyle w:val="Compact"/>
-              <w:jc w:val="left"/>
             </w:pPr>
             <w:r>
               <w:t xml:space="preserve">Copy up to n s16 stereo frames into the ring -&gt; the frames taken (no kapi call</w:t>
@@ -13078,7 +12388,6 @@
           <w:p>
             <w:pPr>
               <w:pStyle w:val="Compact"/>
-              <w:jc w:val="left"/>
             </w:pPr>
             <w:r>
               <w:rPr>
@@ -13095,7 +12404,6 @@
           <w:p>
             <w:pPr>
               <w:pStyle w:val="Compact"/>
-              <w:jc w:val="left"/>
             </w:pPr>
             <w:r>
               <w:rPr>
@@ -13110,7 +12418,6 @@
           <w:p>
             <w:pPr>
               <w:pStyle w:val="Compact"/>
-              <w:jc w:val="left"/>
             </w:pPr>
             <w:r>
               <w:t xml:space="preserve">Reboot the machine (ABI v25).</w:t>
@@ -13122,7 +12429,6 @@
           <w:p>
             <w:pPr>
               <w:pStyle w:val="Compact"/>
-              <w:jc w:val="left"/>
             </w:pPr>
             <w:r>
               <w:rPr>
@@ -13139,7 +12445,6 @@
           <w:p>
             <w:pPr>
               <w:pStyle w:val="Compact"/>
-              <w:jc w:val="left"/>
             </w:pPr>
             <w:r>
               <w:rPr>
@@ -13154,7 +12459,6 @@
           <w:p>
             <w:pPr>
               <w:pStyle w:val="Compact"/>
-              <w:jc w:val="left"/>
             </w:pPr>
             <w:r>
               <w:t xml:space="preserve">1 if a USB keyboard is attached &amp; ready, else 0 (ABI v26).</w:t>
@@ -13166,7 +12470,6 @@
           <w:p>
             <w:pPr>
               <w:pStyle w:val="Compact"/>
-              <w:jc w:val="left"/>
             </w:pPr>
             <w:r>
               <w:rPr>
@@ -13183,7 +12486,6 @@
           <w:p>
             <w:pPr>
               <w:pStyle w:val="Compact"/>
-              <w:jc w:val="left"/>
             </w:pPr>
             <w:r>
               <w:rPr>
@@ -13198,7 +12500,6 @@
           <w:p>
             <w:pPr>
               <w:pStyle w:val="Compact"/>
-              <w:jc w:val="left"/>
             </w:pPr>
             <w:r>
               <w:t xml:space="preserve">Load a keyboard layout from a .kmap blob (ABI v27)</w:t>
@@ -13210,7 +12511,6 @@
           <w:p>
             <w:pPr>
               <w:pStyle w:val="Compact"/>
-              <w:jc w:val="left"/>
             </w:pPr>
             <w:r>
               <w:rPr>
@@ -13227,7 +12527,6 @@
           <w:p>
             <w:pPr>
               <w:pStyle w:val="Compact"/>
-              <w:jc w:val="left"/>
             </w:pPr>
             <w:r>
               <w:rPr>
@@ -13242,7 +12541,6 @@
           <w:p>
             <w:pPr>
               <w:pStyle w:val="Compact"/>
-              <w:jc w:val="left"/>
             </w:pPr>
             <w:r>
               <w:t xml:space="preserve">Hardware RNG (ABI v30)</w:t>
@@ -13254,7 +12552,6 @@
           <w:p>
             <w:pPr>
               <w:pStyle w:val="Compact"/>
-              <w:jc w:val="left"/>
             </w:pPr>
             <w:r>
               <w:rPr>
@@ -13271,7 +12568,6 @@
           <w:p>
             <w:pPr>
               <w:pStyle w:val="Compact"/>
-              <w:jc w:val="left"/>
             </w:pPr>
             <w:r>
               <w:rPr>
@@ -13286,7 +12582,6 @@
           <w:p>
             <w:pPr>
               <w:pStyle w:val="Compact"/>
-              <w:jc w:val="left"/>
             </w:pPr>
             <w:r>
               <w:t xml:space="preserve">Shell surfaces (ABI v35)</w:t>
@@ -13298,7 +12593,6 @@
           <w:p>
             <w:pPr>
               <w:pStyle w:val="Compact"/>
-              <w:jc w:val="left"/>
             </w:pPr>
             <w:r>
               <w:rPr>
@@ -13315,7 +12609,6 @@
           <w:p>
             <w:pPr>
               <w:pStyle w:val="Compact"/>
-              <w:jc w:val="left"/>
             </w:pPr>
             <w:r>
               <w:rPr>
@@ -13330,7 +12623,6 @@
           <w:p>
             <w:pPr>
               <w:pStyle w:val="Compact"/>
-              <w:jc w:val="left"/>
             </w:pPr>
             <w:r>
               <w:t xml:space="preserve">Shell surfaces (ABI v35)</w:t>
@@ -13342,7 +12634,6 @@
           <w:p>
             <w:pPr>
               <w:pStyle w:val="Compact"/>
-              <w:jc w:val="left"/>
             </w:pPr>
             <w:r>
               <w:rPr>
@@ -13359,7 +12650,6 @@
           <w:p>
             <w:pPr>
               <w:pStyle w:val="Compact"/>
-              <w:jc w:val="left"/>
             </w:pPr>
             <w:r>
               <w:rPr>
@@ -13374,7 +12664,6 @@
           <w:p>
             <w:pPr>
               <w:pStyle w:val="Compact"/>
-              <w:jc w:val="left"/>
             </w:pPr>
             <w:r>
               <w:t xml:space="preserve">Shell surfaces (ABI v35)</w:t>
@@ -13386,7 +12675,6 @@
           <w:p>
             <w:pPr>
               <w:pStyle w:val="Compact"/>
-              <w:jc w:val="left"/>
             </w:pPr>
             <w:r>
               <w:rPr>
@@ -13403,7 +12691,6 @@
           <w:p>
             <w:pPr>
               <w:pStyle w:val="Compact"/>
-              <w:jc w:val="left"/>
             </w:pPr>
             <w:r>
               <w:rPr>
@@ -13418,7 +12705,6 @@
           <w:p>
             <w:pPr>
               <w:pStyle w:val="Compact"/>
-              <w:jc w:val="left"/>
             </w:pPr>
             <w:r>
               <w:t xml:space="preserve">Shell surfaces (ABI v35)</w:t>
@@ -13430,7 +12716,6 @@
           <w:p>
             <w:pPr>
               <w:pStyle w:val="Compact"/>
-              <w:jc w:val="left"/>
             </w:pPr>
             <w:r>
               <w:rPr>
@@ -13447,7 +12732,6 @@
           <w:p>
             <w:pPr>
               <w:pStyle w:val="Compact"/>
-              <w:jc w:val="left"/>
             </w:pPr>
             <w:r>
               <w:rPr>
@@ -13462,7 +12746,6 @@
           <w:p>
             <w:pPr>
               <w:pStyle w:val="Compact"/>
-              <w:jc w:val="left"/>
             </w:pPr>
             <w:r>
               <w:t xml:space="preserve">Shell surfaces (ABI v35)</w:t>
@@ -13474,7 +12757,6 @@
           <w:p>
             <w:pPr>
               <w:pStyle w:val="Compact"/>
-              <w:jc w:val="left"/>
             </w:pPr>
             <w:r>
               <w:rPr>
@@ -13491,7 +12773,6 @@
           <w:p>
             <w:pPr>
               <w:pStyle w:val="Compact"/>
-              <w:jc w:val="left"/>
             </w:pPr>
             <w:r>
               <w:rPr>
@@ -13506,7 +12787,6 @@
           <w:p>
             <w:pPr>
               <w:pStyle w:val="Compact"/>
-              <w:jc w:val="left"/>
             </w:pPr>
             <w:r>
               <w:t xml:space="preserve">Activity-shell IPC (ABI v35)</w:t>
@@ -13518,7 +12798,6 @@
           <w:p>
             <w:pPr>
               <w:pStyle w:val="Compact"/>
-              <w:jc w:val="left"/>
             </w:pPr>
             <w:r>
               <w:rPr>
@@ -13535,7 +12814,6 @@
           <w:p>
             <w:pPr>
               <w:pStyle w:val="Compact"/>
-              <w:jc w:val="left"/>
             </w:pPr>
             <w:r>
               <w:rPr>
@@ -13550,7 +12828,6 @@
           <w:p>
             <w:pPr>
               <w:pStyle w:val="Compact"/>
-              <w:jc w:val="left"/>
             </w:pPr>
             <w:r>
               <w:t xml:space="preserve">Activity-shell IPC (ABI v35)</w:t>
@@ -13562,7 +12839,6 @@
           <w:p>
             <w:pPr>
               <w:pStyle w:val="Compact"/>
-              <w:jc w:val="left"/>
             </w:pPr>
             <w:r>
               <w:rPr>
@@ -13579,7 +12855,6 @@
           <w:p>
             <w:pPr>
               <w:pStyle w:val="Compact"/>
-              <w:jc w:val="left"/>
             </w:pPr>
             <w:r>
               <w:rPr>
@@ -13594,7 +12869,6 @@
           <w:p>
             <w:pPr>
               <w:pStyle w:val="Compact"/>
-              <w:jc w:val="left"/>
             </w:pPr>
             <w:r>
               <w:t xml:space="preserve">Activity-shell IPC (ABI v35)</w:t>
@@ -13606,7 +12880,6 @@
           <w:p>
             <w:pPr>
               <w:pStyle w:val="Compact"/>
-              <w:jc w:val="left"/>
             </w:pPr>
             <w:r>
               <w:rPr>
@@ -13623,7 +12896,6 @@
           <w:p>
             <w:pPr>
               <w:pStyle w:val="Compact"/>
-              <w:jc w:val="left"/>
             </w:pPr>
             <w:r>
               <w:rPr>
@@ -13638,7 +12910,6 @@
           <w:p>
             <w:pPr>
               <w:pStyle w:val="Compact"/>
-              <w:jc w:val="left"/>
             </w:pPr>
             <w:r>
               <w:t xml:space="preserve">Activity-shell IPC (ABI v35)</w:t>
@@ -13650,7 +12921,6 @@
           <w:p>
             <w:pPr>
               <w:pStyle w:val="Compact"/>
-              <w:jc w:val="left"/>
             </w:pPr>
             <w:r>
               <w:rPr>
@@ -13667,7 +12937,6 @@
           <w:p>
             <w:pPr>
               <w:pStyle w:val="Compact"/>
-              <w:jc w:val="left"/>
             </w:pPr>
             <w:r>
               <w:rPr>
@@ -13682,7 +12951,6 @@
           <w:p>
             <w:pPr>
               <w:pStyle w:val="Compact"/>
-              <w:jc w:val="left"/>
             </w:pPr>
             <w:r>
               <w:t xml:space="preserve">(v89) The graphics server's own door to the kernel (Elegant, SD:/bin/elegant)</w:t>
@@ -13694,7 +12962,6 @@
           <w:p>
             <w:pPr>
               <w:pStyle w:val="Compact"/>
-              <w:jc w:val="left"/>
             </w:pPr>
             <w:r>
               <w:rPr>
@@ -13711,7 +12978,6 @@
           <w:p>
             <w:pPr>
               <w:pStyle w:val="Compact"/>
-              <w:jc w:val="left"/>
             </w:pPr>
             <w:r>
               <w:rPr>
@@ -13726,7 +12992,6 @@
           <w:p>
             <w:pPr>
               <w:pStyle w:val="Compact"/>
-              <w:jc w:val="left"/>
             </w:pPr>
             <w:r>
               <w:t xml:space="preserve">Memory primitives (ABI v36)</w:t>
@@ -13738,7 +13003,6 @@
           <w:p>
             <w:pPr>
               <w:pStyle w:val="Compact"/>
-              <w:jc w:val="left"/>
             </w:pPr>
             <w:r>
               <w:rPr>
@@ -13755,7 +13019,6 @@
           <w:p>
             <w:pPr>
               <w:pStyle w:val="Compact"/>
-              <w:jc w:val="left"/>
             </w:pPr>
             <w:r>
               <w:rPr>
@@ -13770,7 +13033,6 @@
           <w:p>
             <w:pPr>
               <w:pStyle w:val="Compact"/>
-              <w:jc w:val="left"/>
             </w:pPr>
             <w:r>
               <w:t xml:space="preserve">Memory primitives (ABI v36)</w:t>
@@ -13782,7 +13044,6 @@
           <w:p>
             <w:pPr>
               <w:pStyle w:val="Compact"/>
-              <w:jc w:val="left"/>
             </w:pPr>
             <w:r>
               <w:rPr>
@@ -13799,7 +13060,6 @@
           <w:p>
             <w:pPr>
               <w:pStyle w:val="Compact"/>
-              <w:jc w:val="left"/>
             </w:pPr>
             <w:r>
               <w:rPr>
@@ -13814,7 +13074,6 @@
           <w:p>
             <w:pPr>
               <w:pStyle w:val="Compact"/>
-              <w:jc w:val="left"/>
             </w:pPr>
             <w:r>
               <w:t xml:space="preserve">Memory primitives (ABI v36)</w:t>
@@ -13826,7 +13085,6 @@
           <w:p>
             <w:pPr>
               <w:pStyle w:val="Compact"/>
-              <w:jc w:val="left"/>
             </w:pPr>
             <w:r>
               <w:rPr>
@@ -13843,7 +13101,6 @@
           <w:p>
             <w:pPr>
               <w:pStyle w:val="Compact"/>
-              <w:jc w:val="left"/>
             </w:pPr>
             <w:r>
               <w:rPr>
@@ -13858,7 +13115,6 @@
           <w:p>
             <w:pPr>
               <w:pStyle w:val="Compact"/>
-              <w:jc w:val="left"/>
             </w:pPr>
             <w:r>
               <w:t xml:space="preserve">Friendly aliases used by the demos (create_window, present</w:t>
@@ -13870,7 +13126,6 @@
           <w:p>
             <w:pPr>
               <w:pStyle w:val="Compact"/>
-              <w:jc w:val="left"/>
             </w:pPr>
             <w:r>
               <w:rPr>
@@ -13887,7 +13142,6 @@
           <w:p>
             <w:pPr>
               <w:pStyle w:val="Compact"/>
-              <w:jc w:val="left"/>
             </w:pPr>
             <w:r>
               <w:rPr>
@@ -13902,7 +13156,6 @@
           <w:p>
             <w:pPr>
               <w:pStyle w:val="Compact"/>
-              <w:jc w:val="left"/>
             </w:pPr>
             <w:r>
               <w:t xml:space="preserve">Friendly aliases used by the demos (create_window, present</w:t>
@@ -13914,7 +13167,6 @@
           <w:p>
             <w:pPr>
               <w:pStyle w:val="Compact"/>
-              <w:jc w:val="left"/>
             </w:pPr>
             <w:r>
               <w:rPr>
@@ -13931,7 +13183,6 @@
           <w:p>
             <w:pPr>
               <w:pStyle w:val="Compact"/>
-              <w:jc w:val="left"/>
             </w:pPr>
             <w:r>
               <w:rPr>
@@ -13946,7 +13197,6 @@
           <w:p>
             <w:pPr>
               <w:pStyle w:val="Compact"/>
-              <w:jc w:val="left"/>
             </w:pPr>
             <w:r>
               <w:t xml:space="preserve">Friendly aliases used by the demos (create_window, present</w:t>
@@ -13958,7 +13208,6 @@
           <w:p>
             <w:pPr>
               <w:pStyle w:val="Compact"/>
-              <w:jc w:val="left"/>
             </w:pPr>
             <w:r>
               <w:rPr>
@@ -13975,7 +13224,6 @@
           <w:p>
             <w:pPr>
               <w:pStyle w:val="Compact"/>
-              <w:jc w:val="left"/>
             </w:pPr>
             <w:r>
               <w:rPr>
@@ -13990,7 +13238,6 @@
           <w:p>
             <w:pPr>
               <w:pStyle w:val="Compact"/>
-              <w:jc w:val="left"/>
             </w:pPr>
             <w:r>
               <w:t xml:space="preserve">Friendly aliases used by the demos (create_window, present</w:t>
@@ -14002,7 +13249,6 @@
           <w:p>
             <w:pPr>
               <w:pStyle w:val="Compact"/>
-              <w:jc w:val="left"/>
             </w:pPr>
             <w:r>
               <w:rPr>
@@ -14019,7 +13265,6 @@
           <w:p>
             <w:pPr>
               <w:pStyle w:val="Compact"/>
-              <w:jc w:val="left"/>
             </w:pPr>
             <w:r>
               <w:rPr>
@@ -14034,7 +13279,6 @@
           <w:p>
             <w:pPr>
               <w:pStyle w:val="Compact"/>
-              <w:jc w:val="left"/>
             </w:pPr>
             <w:r>
               <w:t xml:space="preserve">Strings.</w:t>
@@ -14046,7 +13290,6 @@
           <w:p>
             <w:pPr>
               <w:pStyle w:val="Compact"/>
-              <w:jc w:val="left"/>
             </w:pPr>
             <w:r>
               <w:rPr>
@@ -14063,7 +13306,6 @@
           <w:p>
             <w:pPr>
               <w:pStyle w:val="Compact"/>
-              <w:jc w:val="left"/>
             </w:pPr>
             <w:r>
               <w:rPr>
@@ -14078,7 +13320,6 @@
           <w:p>
             <w:pPr>
               <w:pStyle w:val="Compact"/>
-              <w:jc w:val="left"/>
             </w:pPr>
             <w:r>
               <w:t xml:space="preserve">Strings.</w:t>
@@ -14090,7 +13331,6 @@
           <w:p>
             <w:pPr>
               <w:pStyle w:val="Compact"/>
-              <w:jc w:val="left"/>
             </w:pPr>
             <w:r>
               <w:rPr>
@@ -14107,7 +13347,6 @@
           <w:p>
             <w:pPr>
               <w:pStyle w:val="Compact"/>
-              <w:jc w:val="left"/>
             </w:pPr>
             <w:r>
               <w:rPr>
@@ -14122,7 +13361,6 @@
           <w:p>
             <w:pPr>
               <w:pStyle w:val="Compact"/>
-              <w:jc w:val="left"/>
             </w:pPr>
             <w:r>
               <w:t xml:space="preserve">Strings.</w:t>
@@ -14134,7 +13372,6 @@
           <w:p>
             <w:pPr>
               <w:pStyle w:val="Compact"/>
-              <w:jc w:val="left"/>
             </w:pPr>
             <w:r>
               <w:rPr>
@@ -14151,7 +13388,6 @@
           <w:p>
             <w:pPr>
               <w:pStyle w:val="Compact"/>
-              <w:jc w:val="left"/>
             </w:pPr>
             <w:r>
               <w:rPr>
@@ -14166,7 +13402,6 @@
           <w:p>
             <w:pPr>
               <w:pStyle w:val="Compact"/>
-              <w:jc w:val="left"/>
             </w:pPr>
             <w:r>
               <w:t xml:space="preserve">Strings.</w:t>
@@ -14178,7 +13413,6 @@
           <w:p>
             <w:pPr>
               <w:pStyle w:val="Compact"/>
-              <w:jc w:val="left"/>
             </w:pPr>
             <w:r>
               <w:rPr>
@@ -14195,7 +13429,6 @@
           <w:p>
             <w:pPr>
               <w:pStyle w:val="Compact"/>
-              <w:jc w:val="left"/>
             </w:pPr>
             <w:r>
               <w:rPr>
@@ -14210,7 +13443,6 @@
           <w:p>
             <w:pPr>
               <w:pStyle w:val="Compact"/>
-              <w:jc w:val="left"/>
             </w:pPr>
             <w:r>
               <w:t xml:space="preserve">Strings.</w:t>
@@ -14222,7 +13454,6 @@
           <w:p>
             <w:pPr>
               <w:pStyle w:val="Compact"/>
-              <w:jc w:val="left"/>
             </w:pPr>
             <w:r>
               <w:rPr>
@@ -14239,7 +13470,6 @@
           <w:p>
             <w:pPr>
               <w:pStyle w:val="Compact"/>
-              <w:jc w:val="left"/>
             </w:pPr>
             <w:r>
               <w:rPr>
@@ -14254,7 +13484,6 @@
           <w:p>
             <w:pPr>
               <w:pStyle w:val="Compact"/>
-              <w:jc w:val="left"/>
             </w:pPr>
             <w:r>
               <w:t xml:space="preserve">Strings.</w:t>
@@ -14266,7 +13495,6 @@
           <w:p>
             <w:pPr>
               <w:pStyle w:val="Compact"/>
-              <w:jc w:val="left"/>
             </w:pPr>
             <w:r>
               <w:rPr>
@@ -14283,7 +13511,6 @@
           <w:p>
             <w:pPr>
               <w:pStyle w:val="Compact"/>
-              <w:jc w:val="left"/>
             </w:pPr>
             <w:r>
               <w:rPr>
@@ -14298,7 +13525,6 @@
           <w:p>
             <w:pPr>
               <w:pStyle w:val="Compact"/>
-              <w:jc w:val="left"/>
             </w:pPr>
             <w:r>
               <w:t xml:space="preserve">The console</w:t>
@@ -14310,7 +13536,6 @@
           <w:p>
             <w:pPr>
               <w:pStyle w:val="Compact"/>
-              <w:jc w:val="left"/>
             </w:pPr>
             <w:r>
               <w:rPr>
@@ -14327,7 +13552,6 @@
           <w:p>
             <w:pPr>
               <w:pStyle w:val="Compact"/>
-              <w:jc w:val="left"/>
             </w:pPr>
             <w:r>
               <w:rPr>
@@ -14342,7 +13566,6 @@
           <w:p>
             <w:pPr>
               <w:pStyle w:val="Compact"/>
-              <w:jc w:val="left"/>
             </w:pPr>
             <w:r>
               <w:t xml:space="preserve">The console</w:t>
@@ -14354,7 +13577,6 @@
           <w:p>
             <w:pPr>
               <w:pStyle w:val="Compact"/>
-              <w:jc w:val="left"/>
             </w:pPr>
             <w:r>
               <w:rPr>
@@ -14371,7 +13593,6 @@
           <w:p>
             <w:pPr>
               <w:pStyle w:val="Compact"/>
-              <w:jc w:val="left"/>
             </w:pPr>
             <w:r>
               <w:rPr>
@@ -14386,7 +13607,6 @@
           <w:p>
             <w:pPr>
               <w:pStyle w:val="Compact"/>
-              <w:jc w:val="left"/>
             </w:pPr>
             <w:r>
               <w:t xml:space="preserve">load the .ini file at path (replacing the one loaded) -&gt; its number of entries, -1 not opened</w:t>
@@ -14398,7 +13618,6 @@
           <w:p>
             <w:pPr>
               <w:pStyle w:val="Compact"/>
-              <w:jc w:val="left"/>
             </w:pPr>
             <w:r>
               <w:rPr>
@@ -14415,7 +13634,6 @@
           <w:p>
             <w:pPr>
               <w:pStyle w:val="Compact"/>
-              <w:jc w:val="left"/>
             </w:pPr>
             <w:r>
               <w:rPr>
@@ -14430,7 +13648,6 @@
           <w:p>
             <w:pPr>
               <w:pStyle w:val="Compact"/>
-              <w:jc w:val="left"/>
             </w:pPr>
             <w:r>
               <w:t xml:space="preserve">the same for &lt;the program's own folder&gt;/filename (kapi_app_dir)</w:t>
@@ -14442,7 +13659,6 @@
           <w:p>
             <w:pPr>
               <w:pStyle w:val="Compact"/>
-              <w:jc w:val="left"/>
             </w:pPr>
             <w:r>
               <w:rPr>
@@ -14459,7 +13675,6 @@
           <w:p>
             <w:pPr>
               <w:pStyle w:val="Compact"/>
-              <w:jc w:val="left"/>
             </w:pPr>
             <w:r>
               <w:rPr>
@@ -14474,7 +13689,6 @@
           <w:p>
             <w:pPr>
               <w:pStyle w:val="Compact"/>
-              <w:jc w:val="left"/>
             </w:pPr>
             <w:r>
               <w:t xml:space="preserve">The value of key in section (0 or "" = the keys before any [section]) of the loaded file, else def.</w:t>
@@ -14486,7 +13700,6 @@
           <w:p>
             <w:pPr>
               <w:pStyle w:val="Compact"/>
-              <w:jc w:val="left"/>
             </w:pPr>
             <w:r>
               <w:rPr>
@@ -14503,7 +13716,6 @@
           <w:p>
             <w:pPr>
               <w:pStyle w:val="Compact"/>
-              <w:jc w:val="left"/>
             </w:pPr>
             <w:r>
               <w:rPr>
@@ -14518,7 +13730,6 @@
           <w:p>
             <w:pPr>
               <w:pStyle w:val="Compact"/>
-              <w:jc w:val="left"/>
             </w:pPr>
             <w:r>
               <w:t xml:space="preserve">The value of key in section as a decimal integer (a sign allowed), def when the key is absent or has no digit.</w:t>
@@ -14530,7 +13741,6 @@
           <w:p>
             <w:pPr>
               <w:pStyle w:val="Compact"/>
-              <w:jc w:val="left"/>
             </w:pPr>
             <w:r>
               <w:rPr>
@@ -14547,7 +13757,6 @@
           <w:p>
             <w:pPr>
               <w:pStyle w:val="Compact"/>
-              <w:jc w:val="left"/>
             </w:pPr>
             <w:r>
               <w:rPr>
@@ -14562,7 +13771,6 @@
           <w:p>
             <w:pPr>
               <w:pStyle w:val="Compact"/>
-              <w:jc w:val="left"/>
             </w:pPr>
             <w:r>
               <w:t xml:space="preserve">the number of entries (key=value lines) of the loaded file</w:t>
@@ -14574,7 +13782,6 @@
           <w:p>
             <w:pPr>
               <w:pStyle w:val="Compact"/>
-              <w:jc w:val="left"/>
             </w:pPr>
             <w:r>
               <w:rPr>
@@ -14591,7 +13798,6 @@
           <w:p>
             <w:pPr>
               <w:pStyle w:val="Compact"/>
-              <w:jc w:val="left"/>
             </w:pPr>
             <w:r>
               <w:rPr>
@@ -14606,7 +13812,6 @@
           <w:p>
             <w:pPr>
               <w:pStyle w:val="Compact"/>
-              <w:jc w:val="left"/>
             </w:pPr>
             <w:r>
               <w:t xml:space="preserve">the section of the entry i (0-based, in the file's order); "" out of range</w:t>
@@ -14618,7 +13823,6 @@
           <w:p>
             <w:pPr>
               <w:pStyle w:val="Compact"/>
-              <w:jc w:val="left"/>
             </w:pPr>
             <w:r>
               <w:rPr>
@@ -14635,7 +13839,6 @@
           <w:p>
             <w:pPr>
               <w:pStyle w:val="Compact"/>
-              <w:jc w:val="left"/>
             </w:pPr>
             <w:r>
               <w:rPr>
@@ -14650,7 +13853,6 @@
           <w:p>
             <w:pPr>
               <w:pStyle w:val="Compact"/>
-              <w:jc w:val="left"/>
             </w:pPr>
             <w:r>
               <w:t xml:space="preserve">the key of the entry i; "" out of range</w:t>
@@ -14662,7 +13864,6 @@
           <w:p>
             <w:pPr>
               <w:pStyle w:val="Compact"/>
-              <w:jc w:val="left"/>
             </w:pPr>
             <w:r>
               <w:rPr>
@@ -14679,7 +13880,6 @@
           <w:p>
             <w:pPr>
               <w:pStyle w:val="Compact"/>
-              <w:jc w:val="left"/>
             </w:pPr>
             <w:r>
               <w:rPr>
@@ -14694,7 +13894,6 @@
           <w:p>
             <w:pPr>
               <w:pStyle w:val="Compact"/>
-              <w:jc w:val="left"/>
             </w:pPr>
             <w:r>
               <w:t xml:space="preserve">the value of the entry i; "" out of range</w:t>
@@ -14706,7 +13905,6 @@
           <w:p>
             <w:pPr>
               <w:pStyle w:val="Compact"/>
-              <w:jc w:val="left"/>
             </w:pPr>
             <w:r>
               <w:rPr>
@@ -14723,7 +13921,6 @@
           <w:p>
             <w:pPr>
               <w:pStyle w:val="Compact"/>
-              <w:jc w:val="left"/>
             </w:pPr>
             <w:r>
               <w:rPr>
@@ -14738,7 +13935,6 @@
           <w:p>
             <w:pPr>
               <w:pStyle w:val="Compact"/>
-              <w:jc w:val="left"/>
             </w:pPr>
             <w:r>
               <w:t xml:space="preserve">The keyboard layout</w:t>
@@ -14759,7 +13955,6 @@
           <w:p>
             <w:pPr>
               <w:pStyle w:val="Compact"/>
-              <w:jc w:val="left"/>
             </w:pPr>
             <w:r>
               <w:rPr>
@@ -14776,7 +13971,6 @@
           <w:p>
             <w:pPr>
               <w:pStyle w:val="Compact"/>
-              <w:jc w:val="left"/>
             </w:pPr>
             <w:r>
               <w:rPr>
@@ -14791,7 +13985,6 @@
           <w:p>
             <w:pPr>
               <w:pStyle w:val="Compact"/>
-              <w:jc w:val="left"/>
             </w:pPr>
             <w:r>
               <w:t xml:space="preserve">c in lower case ('A'..'Z' only)</w:t>
@@ -14803,7 +13996,6 @@
           <w:p>
             <w:pPr>
               <w:pStyle w:val="Compact"/>
-              <w:jc w:val="left"/>
             </w:pPr>
             <w:r>
               <w:rPr>
@@ -14820,7 +14012,6 @@
           <w:p>
             <w:pPr>
               <w:pStyle w:val="Compact"/>
-              <w:jc w:val="left"/>
             </w:pPr>
             <w:r>
               <w:rPr>
@@ -14835,7 +14026,6 @@
           <w:p>
             <w:pPr>
               <w:pStyle w:val="Compact"/>
-              <w:jc w:val="left"/>
             </w:pPr>
             <w:r>
               <w:t xml:space="preserve">the length of s (0 for a null pointer)</w:t>
@@ -14847,7 +14037,6 @@
           <w:p>
             <w:pPr>
               <w:pStyle w:val="Compact"/>
-              <w:jc w:val="left"/>
             </w:pPr>
             <w:r>
               <w:rPr>
@@ -14864,7 +14053,6 @@
           <w:p>
             <w:pPr>
               <w:pStyle w:val="Compact"/>
-              <w:jc w:val="left"/>
             </w:pPr>
             <w:r>
               <w:rPr>
@@ -14879,7 +14067,6 @@
           <w:p>
             <w:pPr>
               <w:pStyle w:val="Compact"/>
-              <w:jc w:val="left"/>
             </w:pPr>
             <w:r>
               <w:t xml:space="preserve">s appended to d at *n (advanced), never past cap, NUL-terminated</w:t>
@@ -14891,7 +14078,6 @@
           <w:p>
             <w:pPr>
               <w:pStyle w:val="Compact"/>
-              <w:jc w:val="left"/>
             </w:pPr>
             <w:r>
               <w:rPr>
@@ -14908,7 +14094,6 @@
           <w:p>
             <w:pPr>
               <w:pStyle w:val="Compact"/>
-              <w:jc w:val="left"/>
             </w:pPr>
             <w:r>
               <w:rPr>
@@ -14923,7 +14108,6 @@
           <w:p>
             <w:pPr>
               <w:pStyle w:val="Compact"/>
-              <w:jc w:val="left"/>
             </w:pPr>
             <w:r>
               <w:t xml:space="preserve">1 if the file at path can be opened (kapi_open), else 0</w:t>
@@ -14935,7 +14119,6 @@
           <w:p>
             <w:pPr>
               <w:pStyle w:val="Compact"/>
-              <w:jc w:val="left"/>
             </w:pPr>
             <w:r>
               <w:rPr>
@@ -14952,7 +14135,6 @@
           <w:p>
             <w:pPr>
               <w:pStyle w:val="Compact"/>
-              <w:jc w:val="left"/>
             </w:pPr>
             <w:r>
               <w:rPr>
@@ -14967,7 +14149,6 @@
           <w:p>
             <w:pPr>
               <w:pStyle w:val="Compact"/>
-              <w:jc w:val="left"/>
             </w:pPr>
             <w:r>
               <w:t xml:space="preserve">The i-th "ext = program" line of runners.ini (0-based)</w:t>
@@ -14979,7 +14160,6 @@
           <w:p>
             <w:pPr>
               <w:pStyle w:val="Compact"/>
-              <w:jc w:val="left"/>
             </w:pPr>
             <w:r>
               <w:rPr>
@@ -14996,7 +14176,6 @@
           <w:p>
             <w:pPr>
               <w:pStyle w:val="Compact"/>
-              <w:jc w:val="left"/>
             </w:pPr>
             <w:r>
               <w:rPr>
@@ -15011,7 +14190,6 @@
           <w:p>
             <w:pPr>
               <w:pStyle w:val="Compact"/>
-              <w:jc w:val="left"/>
             </w:pPr>
             <w:r>
               <w:t xml:space="preserve">Does the value of an app.txt's "games" / "opens" (the extensions after each "System:", or all the words of "opens") hold ext?</w:t>
@@ -15023,7 +14201,6 @@
           <w:p>
             <w:pPr>
               <w:pStyle w:val="Compact"/>
-              <w:jc w:val="left"/>
             </w:pPr>
             <w:r>
               <w:rPr>
@@ -15040,7 +14217,6 @@
           <w:p>
             <w:pPr>
               <w:pStyle w:val="Compact"/>
-              <w:jc w:val="left"/>
             </w:pPr>
             <w:r>
               <w:rPr>
@@ -15055,7 +14231,6 @@
           <w:p>
             <w:pPr>
               <w:pStyle w:val="Compact"/>
-              <w:jc w:val="left"/>
             </w:pPr>
             <w:r>
               <w:t xml:space="preserve">The app (SD:/apps/</w:t>
@@ -15070,7 +14245,6 @@
           <w:p>
             <w:pPr>
               <w:pStyle w:val="Compact"/>
-              <w:jc w:val="left"/>
             </w:pPr>
             <w:r>
               <w:rPr>
@@ -15087,7 +14261,6 @@
           <w:p>
             <w:pPr>
               <w:pStyle w:val="Compact"/>
-              <w:jc w:val="left"/>
             </w:pPr>
             <w:r>
               <w:rPr>
@@ -15102,7 +14275,6 @@
           <w:p>
             <w:pPr>
               <w:pStyle w:val="Compact"/>
-              <w:jc w:val="left"/>
             </w:pPr>
             <w:r>
               <w:t xml:space="preserve">The runner of a file, by its extension (runners.ini, else the built-in list)</w:t>
@@ -15114,7 +14286,6 @@
           <w:p>
             <w:pPr>
               <w:pStyle w:val="Compact"/>
-              <w:jc w:val="left"/>
             </w:pPr>
             <w:r>
               <w:rPr>
@@ -15131,7 +14302,6 @@
           <w:p>
             <w:pPr>
               <w:pStyle w:val="Compact"/>
-              <w:jc w:val="left"/>
             </w:pPr>
             <w:r>
               <w:rPr>
@@ -15146,7 +14316,6 @@
           <w:p>
             <w:pPr>
               <w:pStyle w:val="Compact"/>
-              <w:jc w:val="left"/>
             </w:pPr>
             <w:r>
               <w:t xml:space="preserve">The runner's command line</w:t>
@@ -15158,7 +14327,6 @@
           <w:p>
             <w:pPr>
               <w:pStyle w:val="Compact"/>
-              <w:jc w:val="left"/>
             </w:pPr>
             <w:r>
               <w:rPr>
@@ -15175,7 +14343,6 @@
           <w:p>
             <w:pPr>
               <w:pStyle w:val="Compact"/>
-              <w:jc w:val="left"/>
             </w:pPr>
             <w:r>
               <w:rPr>
@@ -15190,7 +14357,6 @@
           <w:p>
             <w:pPr>
               <w:pStyle w:val="Compact"/>
-              <w:jc w:val="left"/>
             </w:pPr>
             <w:r>
               <w:t xml:space="preserve">A program file</w:t>
@@ -15202,7 +14368,6 @@
           <w:p>
             <w:pPr>
               <w:pStyle w:val="Compact"/>
-              <w:jc w:val="left"/>
             </w:pPr>
             <w:r>
               <w:rPr>
@@ -15219,7 +14384,6 @@
           <w:p>
             <w:pPr>
               <w:pStyle w:val="Compact"/>
-              <w:jc w:val="left"/>
             </w:pPr>
             <w:r>
               <w:rPr>
@@ -15234,7 +14398,6 @@
           <w:p>
             <w:pPr>
               <w:pStyle w:val="Compact"/>
-              <w:jc w:val="left"/>
             </w:pPr>
             <w:r>
               <w:t xml:space="preserve">A program file</w:t>
@@ -15246,7 +14409,6 @@
           <w:p>
             <w:pPr>
               <w:pStyle w:val="Compact"/>
-              <w:jc w:val="left"/>
             </w:pPr>
             <w:r>
               <w:rPr>
@@ -15263,7 +14425,6 @@
           <w:p>
             <w:pPr>
               <w:pStyle w:val="Compact"/>
-              <w:jc w:val="left"/>
             </w:pPr>
             <w:r>
               <w:rPr>
@@ -15278,7 +14439,6 @@
           <w:p>
             <w:pPr>
               <w:pStyle w:val="Compact"/>
-              <w:jc w:val="left"/>
             </w:pPr>
             <w:r>
               <w:t xml:space="preserve">An app bundle by folder path (".../x.app")</w:t>
@@ -15290,7 +14450,6 @@
           <w:p>
             <w:pPr>
               <w:pStyle w:val="Compact"/>
-              <w:jc w:val="left"/>
             </w:pPr>
             <w:r>
               <w:rPr>
@@ -15307,7 +14466,6 @@
           <w:p>
             <w:pPr>
               <w:pStyle w:val="Compact"/>
-              <w:jc w:val="left"/>
             </w:pPr>
             <w:r>
               <w:rPr>
@@ -15322,7 +14480,6 @@
           <w:p>
             <w:pPr>
               <w:pStyle w:val="Compact"/>
-              <w:jc w:val="left"/>
             </w:pPr>
             <w:r>
               <w:t xml:space="preserve">An app by name (SD:apps/</w:t>
@@ -15337,7 +14494,6 @@
           <w:p>
             <w:pPr>
               <w:pStyle w:val="Compact"/>
-              <w:jc w:val="left"/>
             </w:pPr>
             <w:r>
               <w:rPr>
@@ -15356,8 +14512,8 @@
         </w:pict>
       </w:r>
     </w:p>
-    <w:bookmarkEnd w:id="24"/>
-    <w:bookmarkStart w:id="35" w:name="appkitappkith"/>
+    <w:bookmarkEnd w:id="22"/>
+    <w:bookmarkStart w:id="33" w:name="appkitappkith"/>
     <w:p>
       <w:pPr>
         <w:pStyle w:val="Heading2"/>
@@ -15393,7 +14549,7 @@
         <w:t xml:space="preserve">(This header was user/kapi.h until 2026-10-05. There is no kapi.h any more: what talks to the kernel is in this folder only.)</w:t>
       </w:r>
     </w:p>
-    <w:bookmarkStart w:id="25" w:name="X5032c81ee4b1ddd7148eeb18f1e383bd47e13d1"/>
+    <w:bookmarkStart w:id="23" w:name="X5032c81ee4b1ddd7148eeb18f1e383bd47e13d1"/>
     <w:p>
       <w:pPr>
         <w:pStyle w:val="Heading3"/>
@@ -18668,8 +17824,8 @@
         <w:t xml:space="preserve">0x11B</w:t>
       </w:r>
     </w:p>
-    <w:bookmarkEnd w:id="25"/>
-    <w:bookmarkStart w:id="26" w:name="windowing"/>
+    <w:bookmarkEnd w:id="23"/>
+    <w:bookmarkStart w:id="24" w:name="windowing"/>
     <w:p>
       <w:pPr>
         <w:pStyle w:val="Heading3"/>
@@ -19829,8 +18985,8 @@
       </w:r>
       <w:r>
         <w:rPr>
+          <w:i/>
           <w:iCs/>
-          <w:i/>
         </w:rPr>
         <w:t xml:space="preserve">/kapi_widget_</w:t>
       </w:r>
@@ -19841,8 +18997,8 @@
         <w:t xml:space="preserve">-- were removed: every app now builds its UI with the user-side uikit.hpp toolkit. See uikit.hpp.)</w:t>
       </w:r>
     </w:p>
-    <w:bookmarkEnd w:id="26"/>
-    <w:bookmarkStart w:id="27" w:name="events"/>
+    <w:bookmarkEnd w:id="24"/>
+    <w:bookmarkStart w:id="25" w:name="events"/>
     <w:p>
       <w:pPr>
         <w:pStyle w:val="Heading3"/>
@@ -19984,8 +19140,8 @@
         <w:t xml:space="preserve">// 1 once this window was asked to close (its close box, uk_win_app_toggle), else 0</w:t>
       </w:r>
     </w:p>
-    <w:bookmarkEnd w:id="27"/>
-    <w:bookmarkStart w:id="28" w:name="kernel-font-text"/>
+    <w:bookmarkEnd w:id="25"/>
+    <w:bookmarkStart w:id="26" w:name="kernel-font-text"/>
     <w:p>
       <w:pPr>
         <w:pStyle w:val="Heading3"/>
@@ -20823,8 +19979,8 @@
         <w:t xml:space="preserve">);</w:t>
       </w:r>
     </w:p>
-    <w:bookmarkEnd w:id="28"/>
-    <w:bookmarkStart w:id="29" w:name="enumeration--clock"/>
+    <w:bookmarkEnd w:id="26"/>
+    <w:bookmarkStart w:id="27" w:name="enumeration--clock"/>
     <w:p>
       <w:pPr>
         <w:pStyle w:val="Heading3"/>
@@ -21249,8 +20405,8 @@
         <w:t xml:space="preserve">// "SD:apps/&lt;this process's name&gt;.app/" into b (s bytes) -&gt; its length</w:t>
       </w:r>
     </w:p>
-    <w:bookmarkEnd w:id="29"/>
-    <w:bookmarkStart w:id="30" w:name="console--files"/>
+    <w:bookmarkEnd w:id="27"/>
+    <w:bookmarkStart w:id="28" w:name="console--files"/>
     <w:p>
       <w:pPr>
         <w:pStyle w:val="Heading3"/>
@@ -22007,8 +21163,8 @@
         <w:t xml:space="preserve">);</w:t>
       </w:r>
     </w:p>
-    <w:bookmarkEnd w:id="30"/>
-    <w:bookmarkStart w:id="31" w:name="directory-listing"/>
+    <w:bookmarkEnd w:id="28"/>
+    <w:bookmarkStart w:id="29" w:name="directory-listing"/>
     <w:p>
       <w:pPr>
         <w:pStyle w:val="Heading3"/>
@@ -22515,8 +21671,8 @@
         <w:t xml:space="preserve">);</w:t>
       </w:r>
     </w:p>
-    <w:bookmarkEnd w:id="31"/>
-    <w:bookmarkStart w:id="32" w:name="stdio--streams--processes"/>
+    <w:bookmarkEnd w:id="29"/>
+    <w:bookmarkStart w:id="30" w:name="stdio--streams--processes"/>
     <w:p>
       <w:pPr>
         <w:pStyle w:val="Heading3"/>
@@ -25894,8 +25050,8 @@
       </w:r>
       <w:r>
         <w:rPr>
+          <w:i/>
           <w:iCs/>
-          <w:i/>
         </w:rPr>
         <w:t xml:space="preserve">data). get_modifiers: MOD</w:t>
       </w:r>
@@ -29587,8 +28743,8 @@
       </w:r>
       <w:r>
         <w:rPr>
+          <w:i/>
           <w:iCs/>
-          <w:i/>
         </w:rPr>
         <w:t xml:space="preserve">, flags KAPI_VF_</w:t>
       </w:r>
@@ -37076,8 +36232,8 @@
       </w:r>
       <w:r>
         <w:rPr>
+          <w:i/>
           <w:iCs/>
-          <w:i/>
         </w:rPr>
         <w:t xml:space="preserve">err = -KAPI_E</w:t>
       </w:r>
@@ -43194,8 +42350,8 @@
         <w:t xml:space="preserve">);</w:t>
       </w:r>
     </w:p>
-    <w:bookmarkEnd w:id="32"/>
-    <w:bookmarkStart w:id="33" w:name="X34b0e6bd816513c305af34da2f3f4a8ae9262d2"/>
+    <w:bookmarkEnd w:id="30"/>
+    <w:bookmarkStart w:id="31" w:name="X34b0e6bd816513c305af34da2f3f4a8ae9262d2"/>
     <w:p>
       <w:pPr>
         <w:pStyle w:val="Heading3"/>
@@ -44951,8 +44107,8 @@
         <w:t xml:space="preserve">);</w:t>
       </w:r>
     </w:p>
-    <w:bookmarkEnd w:id="33"/>
-    <w:bookmarkStart w:id="34" w:name="X122509bd9003a12c83745cde5c24d66c0ecaaa5"/>
+    <w:bookmarkEnd w:id="31"/>
+    <w:bookmarkStart w:id="32" w:name="X122509bd9003a12c83745cde5c24d66c0ecaaa5"/>
     <w:p>
       <w:pPr>
         <w:pStyle w:val="Heading3"/>
@@ -46779,8 +45935,8 @@
         <w:t xml:space="preserve">(the tests of the kernel's table, and the PC builds: the bodies inline -- see this header's top)</w:t>
       </w:r>
     </w:p>
-    <w:bookmarkEnd w:id="34"/>
-    <w:bookmarkEnd w:id="35"/>
+    <w:bookmarkEnd w:id="32"/>
+    <w:bookmarkEnd w:id="33"/>
     <w:sectPr>
       <w:footerReference r:id="rId9" w:type="default"/>
       <w:footnotePr>
@@ -46862,14 +46018,14 @@
 <file path=word/numbering.xml><?xml version="1.0" encoding="utf-8"?>
 <w:numbering xmlns:w="http://schemas.openxmlformats.org/wordprocessingml/2006/main">
   <w:abstractNum w:abstractNumId="990">
-    <w:nsid w:val="A990"/>
+    <w:nsid w:val="0000A990"/>
     <w:multiLevelType w:val="multilevel"/>
     <w:lvl w:ilvl="0">
       <w:numFmt w:val="bullet"/>
       <w:lvlText w:val=" "/>
       <w:lvlJc w:val="left"/>
       <w:pPr>
-        <w:ind w:left="720" w:hanging="480"/>
+        <w:ind w:left="720" w:hanging="360"/>
       </w:pPr>
     </w:lvl>
     <w:lvl w:ilvl="1">
@@ -46877,7 +46033,7 @@
       <w:lvlText w:val=" "/>
       <w:lvlJc w:val="left"/>
       <w:pPr>
-        <w:ind w:left="1440" w:hanging="480"/>
+        <w:ind w:left="1440" w:hanging="360"/>
       </w:pPr>
     </w:lvl>
     <w:lvl w:ilvl="2">
@@ -46885,7 +46041,7 @@
       <w:lvlText w:val=" "/>
       <w:lvlJc w:val="left"/>
       <w:pPr>
-        <w:ind w:left="2160" w:hanging="480"/>
+        <w:ind w:left="2160" w:hanging="360"/>
       </w:pPr>
     </w:lvl>
     <w:lvl w:ilvl="3">
@@ -46893,7 +46049,7 @@
       <w:lvlText w:val=" "/>
       <w:lvlJc w:val="left"/>
       <w:pPr>
-        <w:ind w:left="2880" w:hanging="480"/>
+        <w:ind w:left="2880" w:hanging="360"/>
       </w:pPr>
     </w:lvl>
     <w:lvl w:ilvl="4">
@@ -46901,7 +46057,7 @@
       <w:lvlText w:val=" "/>
       <w:lvlJc w:val="left"/>
       <w:pPr>
-        <w:ind w:left="3600" w:hanging="480"/>
+        <w:ind w:left="3600" w:hanging="360"/>
       </w:pPr>
     </w:lvl>
     <w:lvl w:ilvl="5">
@@ -46909,7 +46065,7 @@
       <w:lvlText w:val=" "/>
       <w:lvlJc w:val="left"/>
       <w:pPr>
-        <w:ind w:left="4320" w:hanging="480"/>
+        <w:ind w:left="4320" w:hanging="360"/>
       </w:pPr>
     </w:lvl>
     <w:lvl w:ilvl="6">
@@ -46917,7 +46073,7 @@
       <w:lvlText w:val=" "/>
       <w:lvlJc w:val="left"/>
       <w:pPr>
-        <w:ind w:left="5040" w:hanging="480"/>
+        <w:ind w:left="5040" w:hanging="360"/>
       </w:pPr>
     </w:lvl>
     <w:lvl w:ilvl="7">
@@ -46925,7 +46081,7 @@
       <w:lvlText w:val=" "/>
       <w:lvlJc w:val="left"/>
       <w:pPr>
-        <w:ind w:left="5760" w:hanging="480"/>
+        <w:ind w:left="5760" w:hanging="360"/>
       </w:pPr>
     </w:lvl>
     <w:lvl w:ilvl="8">
@@ -46933,12 +46089,12 @@
       <w:lvlText w:val=" "/>
       <w:lvlJc w:val="left"/>
       <w:pPr>
-        <w:ind w:left="6480" w:hanging="480"/>
+        <w:ind w:left="6480" w:hanging="360"/>
       </w:pPr>
     </w:lvl>
   </w:abstractNum>
   <w:abstractNum w:abstractNumId="99411">
-    <w:nsid w:val="A99411"/>
+    <w:nsid w:val="00A99411"/>
     <w:multiLevelType w:val="multilevel"/>
     <w:lvl w:ilvl="0">
       <w:start w:val="1"/>
@@ -46946,7 +46102,7 @@
       <w:lvlText w:val="%1."/>
       <w:lvlJc w:val="left"/>
       <w:pPr>
-        <w:ind w:left="720" w:hanging="480"/>
+        <w:ind w:left="720" w:hanging="360"/>
       </w:pPr>
     </w:lvl>
     <w:lvl w:ilvl="1">
@@ -46955,7 +46111,7 @@
       <w:lvlText w:val="%2."/>
       <w:lvlJc w:val="left"/>
       <w:pPr>
-        <w:ind w:left="1440" w:hanging="480"/>
+        <w:ind w:left="1440" w:hanging="360"/>
       </w:pPr>
     </w:lvl>
     <w:lvl w:ilvl="2">
@@ -46964,7 +46120,7 @@
       <w:lvlText w:val="%3."/>
       <w:lvlJc w:val="left"/>
       <w:pPr>
-        <w:ind w:left="2160" w:hanging="480"/>
+        <w:ind w:left="2160" w:hanging="360"/>
       </w:pPr>
     </w:lvl>
     <w:lvl w:ilvl="3">
@@ -46973,7 +46129,7 @@
       <w:lvlText w:val="%4."/>
       <w:lvlJc w:val="left"/>
       <w:pPr>
-        <w:ind w:left="2880" w:hanging="480"/>
+        <w:ind w:left="2880" w:hanging="360"/>
       </w:pPr>
     </w:lvl>
     <w:lvl w:ilvl="4">
@@ -46982,7 +46138,7 @@
       <w:lvlText w:val="%5."/>
       <w:lvlJc w:val="left"/>
       <w:pPr>
-        <w:ind w:left="3600" w:hanging="480"/>
+        <w:ind w:left="3600" w:hanging="360"/>
       </w:pPr>
     </w:lvl>
     <w:lvl w:ilvl="5">
@@ -46991,7 +46147,7 @@
       <w:lvlText w:val="%6."/>
       <w:lvlJc w:val="left"/>
       <w:pPr>
-        <w:ind w:left="4320" w:hanging="480"/>
+        <w:ind w:left="4320" w:hanging="360"/>
       </w:pPr>
     </w:lvl>
     <w:lvl w:ilvl="6">
@@ -47000,7 +46156,7 @@
       <w:lvlText w:val="%7."/>
       <w:lvlJc w:val="left"/>
       <w:pPr>
-        <w:ind w:left="5040" w:hanging="480"/>
+        <w:ind w:left="5040" w:hanging="360"/>
       </w:pPr>
     </w:lvl>
     <w:lvl w:ilvl="7">
@@ -47009,7 +46165,7 @@
       <w:lvlText w:val="%8."/>
       <w:lvlJc w:val="left"/>
       <w:pPr>
-        <w:ind w:left="5760" w:hanging="480"/>
+        <w:ind w:left="5760" w:hanging="360"/>
       </w:pPr>
     </w:lvl>
     <w:lvl w:ilvl="8">
@@ -47018,7 +46174,7 @@
       <w:lvlText w:val="%9."/>
       <w:lvlJc w:val="left"/>
       <w:pPr>
-        <w:ind w:left="6480" w:hanging="480"/>
+        <w:ind w:left="6480" w:hanging="360"/>
       </w:pPr>
     </w:lvl>
   </w:abstractNum>
@@ -47756,8 +46912,8 @@
     <w:name w:val="KeywordTok"/>
     <w:basedOn w:val="VerbatimChar"/>
     <w:rPr>
+      <w:b/>
       <w:color w:val="007020"/>
-      <w:b/>
     </w:rPr>
   </w:style>
   <w:style w:type="character" w:customStyle="1" w:styleId="DataTypeTok">
@@ -47834,42 +46990,42 @@
     <w:name w:val="ImportTok"/>
     <w:basedOn w:val="VerbatimChar"/>
     <w:rPr>
+      <w:b/>
       <w:color w:val="008000"/>
-      <w:b/>
     </w:rPr>
   </w:style>
   <w:style w:type="character" w:customStyle="1" w:styleId="CommentTok">
     <w:name w:val="CommentTok"/>
     <w:basedOn w:val="VerbatimChar"/>
     <w:rPr>
+      <w:i/>
       <w:color w:val="60a0b0"/>
-      <w:i/>
     </w:rPr>
   </w:style>
   <w:style w:type="character" w:customStyle="1" w:styleId="DocumentationTok">
     <w:name w:val="DocumentationTok"/>
     <w:basedOn w:val="VerbatimChar"/>
     <w:rPr>
+      <w:i/>
       <w:color w:val="ba2121"/>
-      <w:i/>
     </w:rPr>
   </w:style>
   <w:style w:type="character" w:customStyle="1" w:styleId="AnnotationTok">
     <w:name w:val="AnnotationTok"/>
     <w:basedOn w:val="VerbatimChar"/>
     <w:rPr>
-      <w:color w:val="60a0b0"/>
       <w:b/>
       <w:i/>
+      <w:color w:val="60a0b0"/>
     </w:rPr>
   </w:style>
   <w:style w:type="character" w:customStyle="1" w:styleId="CommentVarTok">
     <w:name w:val="CommentVarTok"/>
     <w:basedOn w:val="VerbatimChar"/>
     <w:rPr>
-      <w:color w:val="60a0b0"/>
       <w:b/>
       <w:i/>
+      <w:color w:val="60a0b0"/>
     </w:rPr>
   </w:style>
   <w:style w:type="character" w:customStyle="1" w:styleId="OtherTok">
@@ -47897,8 +47053,8 @@
     <w:name w:val="ControlFlowTok"/>
     <w:basedOn w:val="VerbatimChar"/>
     <w:rPr>
+      <w:b/>
       <w:color w:val="007020"/>
-      <w:b/>
     </w:rPr>
   </w:style>
   <w:style w:type="character" w:customStyle="1" w:styleId="OperatorTok">
@@ -47943,34 +47099,34 @@
     <w:name w:val="InformationTok"/>
     <w:basedOn w:val="VerbatimChar"/>
     <w:rPr>
-      <w:color w:val="60a0b0"/>
       <w:b/>
       <w:i/>
+      <w:color w:val="60a0b0"/>
     </w:rPr>
   </w:style>
   <w:style w:type="character" w:customStyle="1" w:styleId="WarningTok">
     <w:name w:val="WarningTok"/>
     <w:basedOn w:val="VerbatimChar"/>
     <w:rPr>
-      <w:color w:val="60a0b0"/>
       <w:b/>
       <w:i/>
+      <w:color w:val="60a0b0"/>
     </w:rPr>
   </w:style>
   <w:style w:type="character" w:customStyle="1" w:styleId="AlertTok">
     <w:name w:val="AlertTok"/>
     <w:basedOn w:val="VerbatimChar"/>
     <w:rPr>
+      <w:b/>
       <w:color w:val="ff0000"/>
-      <w:b/>
     </w:rPr>
   </w:style>
   <w:style w:type="character" w:customStyle="1" w:styleId="ErrorTok">
     <w:name w:val="ErrorTok"/>
     <w:basedOn w:val="VerbatimChar"/>
     <w:rPr>
+      <w:b/>
       <w:color w:val="ff0000"/>
-      <w:b/>
     </w:rPr>
   </w:style>
   <w:style w:type="character" w:customStyle="1" w:styleId="NormalTok">

--- a/docs/exports/10-APPKIT.docx
+++ b/docs/exports/10-APPKIT.docx
@@ -24,133 +24,133 @@
       </w:pPr>
       <w:r>
         <w:rPr>
+          <w:iCs/>
           <w:i/>
+        </w:rPr>
+        <w:t xml:space="preserve">The reference of</w:t>
+      </w:r>
+      <w:r>
+        <w:rPr>
           <w:iCs/>
-        </w:rPr>
-        <w:t xml:space="preserve">The reference of</w:t>
-      </w:r>
-      <w:r>
-        <w:rPr>
           <w:i/>
+        </w:rPr>
+        <w:t xml:space="preserve"> </w:t>
+      </w:r>
+      <w:r>
+        <w:rPr>
+          <w:bCs/>
+          <w:b/>
           <w:iCs/>
-        </w:rPr>
-        <w:t xml:space="preserve"> </w:t>
-      </w:r>
-      <w:r>
-        <w:rPr>
-          <w:b/>
-          <w:bCs/>
           <w:i/>
+        </w:rPr>
+        <w:t xml:space="preserve">AppKit</w:t>
+      </w:r>
+      <w:r>
+        <w:rPr>
           <w:iCs/>
-        </w:rPr>
-        <w:t xml:space="preserve">AppKit</w:t>
-      </w:r>
-      <w:r>
-        <w:rPr>
           <w:i/>
+        </w:rPr>
+        <w:t xml:space="preserve"> </w:t>
+      </w:r>
+      <w:r>
+        <w:rPr>
           <w:iCs/>
-        </w:rPr>
-        <w:t xml:space="preserve"> </w:t>
-      </w:r>
-      <w:r>
-        <w:rPr>
           <w:i/>
+        </w:rPr>
+        <w:t xml:space="preserve">(</w:t>
+      </w:r>
+      <w:r>
+        <w:rPr>
+          <w:rStyle w:val="VerbatimChar"/>
           <w:iCs/>
-        </w:rPr>
-        <w:t xml:space="preserve">(</w:t>
+          <w:i/>
+        </w:rPr>
+        <w:t xml:space="preserve">SD:/lib/appkit.so</w:t>
+      </w:r>
+      <w:r>
+        <w:rPr>
+          <w:iCs/>
+          <w:i/>
+        </w:rPr>
+        <w:t xml:space="preserve">,</w:t>
+      </w:r>
+      <w:r>
+        <w:rPr>
+          <w:iCs/>
+          <w:i/>
+        </w:rPr>
+        <w:t xml:space="preserve"> </w:t>
       </w:r>
       <w:r>
         <w:rPr>
           <w:rStyle w:val="VerbatimChar"/>
+          <w:iCs/>
           <w:i/>
+        </w:rPr>
+        <w:t xml:space="preserve">user/Kits/appkit</w:t>
+      </w:r>
+      <w:r>
+        <w:rPr>
           <w:iCs/>
-        </w:rPr>
-        <w:t xml:space="preserve">SD:/lib/appkit.so</w:t>
-      </w:r>
-      <w:r>
-        <w:rPr>
           <w:i/>
+        </w:rPr>
+        <w:t xml:space="preserve">): what it is for, how a program uses it, and every operation it exposes. The operations' part is made from the kit's headers by</w:t>
+      </w:r>
+      <w:r>
+        <w:rPr>
           <w:iCs/>
-        </w:rPr>
-        <w:t xml:space="preserve">,</w:t>
-      </w:r>
-      <w:r>
-        <w:rPr>
           <w:i/>
+        </w:rPr>
+        <w:t xml:space="preserve"> </w:t>
+      </w:r>
+      <w:r>
+        <w:rPr>
+          <w:rStyle w:val="VerbatimChar"/>
           <w:iCs/>
-        </w:rPr>
-        <w:t xml:space="preserve"> </w:t>
-      </w:r>
-      <w:r>
-        <w:rPr>
-          <w:rStyle w:val="VerbatimChar"/>
           <w:i/>
+        </w:rPr>
+        <w:t xml:space="preserve">tools/docgen/kitdocs.py</w:t>
+      </w:r>
+      <w:r>
+        <w:rPr>
           <w:iCs/>
-        </w:rPr>
-        <w:t xml:space="preserve">user/Kits/appkit</w:t>
-      </w:r>
-      <w:r>
-        <w:rPr>
           <w:i/>
+        </w:rPr>
+        <w:t xml:space="preserve"> </w:t>
+      </w:r>
+      <w:r>
+        <w:rPr>
           <w:iCs/>
-        </w:rPr>
-        <w:t xml:space="preserve">): what it is for, how a program uses it, and every operation it exposes. The operations' part is made from the kit's headers by</w:t>
-      </w:r>
-      <w:r>
-        <w:rPr>
           <w:i/>
+        </w:rPr>
+        <w:t xml:space="preserve">— the headers are the source. Overview of all the kits:</w:t>
+      </w:r>
+      <w:r>
+        <w:rPr>
           <w:iCs/>
-        </w:rPr>
-        <w:t xml:space="preserve"> </w:t>
-      </w:r>
-      <w:r>
-        <w:rPr>
-          <w:rStyle w:val="VerbatimChar"/>
           <w:i/>
-          <w:iCs/>
-        </w:rPr>
-        <w:t xml:space="preserve">tools/docgen/kitdocs.py</w:t>
-      </w:r>
-      <w:r>
-        <w:rPr>
-          <w:i/>
-          <w:iCs/>
-        </w:rPr>
-        <w:t xml:space="preserve"> </w:t>
-      </w:r>
-      <w:r>
-        <w:rPr>
-          <w:i/>
-          <w:iCs/>
-        </w:rPr>
-        <w:t xml:space="preserve">— the headers are the source. Overview of all the kits:</w:t>
-      </w:r>
-      <w:r>
-        <w:rPr>
-          <w:i/>
-          <w:iCs/>
-        </w:rPr>
-        <w:t xml:space="preserve"> </w:t>
-      </w:r>
-      <w:hyperlink r:id="rId18">
+        </w:rPr>
+        <w:t xml:space="preserve"> </w:t>
+      </w:r>
+      <w:hyperlink r:id="rId20">
         <w:r>
           <w:rPr>
             <w:rStyle w:val="Hyperlink"/>
+            <w:iCs/>
             <w:i/>
-            <w:iCs/>
           </w:rPr>
           <w:t xml:space="preserve">The Kits</w:t>
         </w:r>
       </w:hyperlink>
       <w:r>
         <w:rPr>
+          <w:iCs/>
           <w:i/>
-          <w:iCs/>
         </w:rPr>
         <w:t xml:space="preserve">.</w:t>
       </w:r>
     </w:p>
-    <w:bookmarkStart w:id="19" w:name="contents"/>
+    <w:bookmarkStart w:id="21" w:name="contents"/>
     <w:p>
       <w:pPr>
         <w:pStyle w:val="Heading2"/>
@@ -161,11 +161,11 @@
     </w:p>
     <w:p>
       <w:pPr>
-        <w:pStyle w:val="Compact"/>
         <w:numPr>
           <w:ilvl w:val="0"/>
           <w:numId w:val="1001"/>
         </w:numPr>
+        <w:pStyle w:val="Compact"/>
       </w:pPr>
       <w:hyperlink w:anchor="what-it-is">
         <w:r>
@@ -178,11 +178,11 @@
     </w:p>
     <w:p>
       <w:pPr>
-        <w:pStyle w:val="Compact"/>
         <w:numPr>
           <w:ilvl w:val="0"/>
           <w:numId w:val="1001"/>
         </w:numPr>
+        <w:pStyle w:val="Compact"/>
       </w:pPr>
       <w:hyperlink w:anchor="using-it">
         <w:r>
@@ -195,11 +195,11 @@
     </w:p>
     <w:p>
       <w:pPr>
-        <w:pStyle w:val="Compact"/>
         <w:numPr>
           <w:ilvl w:val="0"/>
           <w:numId w:val="1001"/>
         </w:numPr>
+        <w:pStyle w:val="Compact"/>
       </w:pPr>
       <w:hyperlink w:anchor="index">
         <w:r>
@@ -212,11 +212,11 @@
     </w:p>
     <w:p>
       <w:pPr>
-        <w:pStyle w:val="Compact"/>
         <w:numPr>
           <w:ilvl w:val="0"/>
           <w:numId w:val="1001"/>
         </w:numPr>
+        <w:pStyle w:val="Compact"/>
       </w:pPr>
       <w:hyperlink w:anchor="appkitappkith">
         <w:r>
@@ -234,8 +234,8 @@
         </w:pict>
       </w:r>
     </w:p>
-    <w:bookmarkEnd w:id="19"/>
-    <w:bookmarkStart w:id="20" w:name="what-it-is"/>
+    <w:bookmarkEnd w:id="21"/>
+    <w:bookmarkStart w:id="22" w:name="what-it-is"/>
     <w:p>
       <w:pPr>
         <w:pStyle w:val="Heading2"/>
@@ -281,6 +281,7 @@
         <w:tblStyle w:val="Table"/>
         <w:tblW w:type="auto" w:w="0"/>
         <w:tblLook w:firstRow="1" w:lastRow="0" w:firstColumn="0" w:lastColumn="0" w:noHBand="0" w:noVBand="0" w:val="0020"/>
+        <w:jc w:val="start"/>
       </w:tblPr>
       <w:tblGrid>
         <w:gridCol w:w="3960"/>
@@ -288,7 +289,7 @@
       </w:tblGrid>
       <w:tr>
         <w:trPr>
-          <w:tblHeader w:val="on"/>
+          <w:tblHeader w:val="true"/>
         </w:trPr>
         <w:tc>
           <w:tcPr/>
@@ -313,6 +314,7 @@
           <w:p>
             <w:pPr>
               <w:pStyle w:val="Compact"/>
+              <w:jc w:val="left"/>
             </w:pPr>
             <w:r>
               <w:t xml:space="preserve">Include</w:t>
@@ -324,6 +326,7 @@
           <w:p>
             <w:pPr>
               <w:pStyle w:val="Compact"/>
+              <w:jc w:val="left"/>
             </w:pPr>
             <w:r>
               <w:rPr>
@@ -340,6 +343,7 @@
           <w:p>
             <w:pPr>
               <w:pStyle w:val="Compact"/>
+              <w:jc w:val="left"/>
             </w:pPr>
             <w:r>
               <w:t xml:space="preserve">Link</w:t>
@@ -351,6 +355,7 @@
           <w:p>
             <w:pPr>
               <w:pStyle w:val="Compact"/>
+              <w:jc w:val="left"/>
             </w:pPr>
             <w:r>
               <w:t xml:space="preserve">nothing to link: the kernel binds AppKit to every program</w:t>
@@ -364,6 +369,7 @@
           <w:p>
             <w:pPr>
               <w:pStyle w:val="Compact"/>
+              <w:jc w:val="left"/>
             </w:pPr>
             <w:r>
               <w:t xml:space="preserve">Library</w:t>
@@ -375,6 +381,7 @@
           <w:p>
             <w:pPr>
               <w:pStyle w:val="Compact"/>
+              <w:jc w:val="left"/>
             </w:pPr>
             <w:r>
               <w:rPr>
@@ -406,6 +413,7 @@
           <w:p>
             <w:pPr>
               <w:pStyle w:val="Compact"/>
+              <w:jc w:val="left"/>
             </w:pPr>
             <w:r>
               <w:t xml:space="preserve">Sources</w:t>
@@ -417,6 +425,7 @@
           <w:p>
             <w:pPr>
               <w:pStyle w:val="Compact"/>
+              <w:jc w:val="left"/>
             </w:pPr>
             <w:r>
               <w:rPr>
@@ -428,8 +437,8 @@
         </w:tc>
       </w:tr>
     </w:tbl>
-    <w:bookmarkEnd w:id="20"/>
-    <w:bookmarkStart w:id="21" w:name="using-it"/>
+    <w:bookmarkEnd w:id="22"/>
+    <w:bookmarkStart w:id="23" w:name="using-it"/>
     <w:p>
       <w:pPr>
         <w:pStyle w:val="Heading2"/>
@@ -500,8 +509,8 @@
       </w:pPr>
       <w:r>
         <w:rPr>
+          <w:bCs/>
           <w:b/>
-          <w:bCs/>
         </w:rPr>
         <w:t xml:space="preserve">A console tool</w:t>
       </w:r>
@@ -1168,37 +1177,37 @@
       </w:pPr>
       <w:r>
         <w:rPr>
+          <w:bCs/>
           <w:b/>
+        </w:rPr>
+        <w:t xml:space="preserve">Settings from an</w:t>
+      </w:r>
+      <w:r>
+        <w:rPr>
           <w:bCs/>
-        </w:rPr>
-        <w:t xml:space="preserve">Settings from an</w:t>
-      </w:r>
-      <w:r>
-        <w:rPr>
           <w:b/>
+        </w:rPr>
+        <w:t xml:space="preserve"> </w:t>
+      </w:r>
+      <w:r>
+        <w:rPr>
+          <w:rStyle w:val="VerbatimChar"/>
           <w:bCs/>
-        </w:rPr>
-        <w:t xml:space="preserve"> </w:t>
-      </w:r>
-      <w:r>
-        <w:rPr>
-          <w:rStyle w:val="VerbatimChar"/>
           <w:b/>
+        </w:rPr>
+        <w:t xml:space="preserve">.ini</w:t>
+      </w:r>
+      <w:r>
+        <w:rPr>
           <w:bCs/>
-        </w:rPr>
-        <w:t xml:space="preserve">.ini</w:t>
-      </w:r>
-      <w:r>
-        <w:rPr>
           <w:b/>
+        </w:rPr>
+        <w:t xml:space="preserve"> </w:t>
+      </w:r>
+      <w:r>
+        <w:rPr>
           <w:bCs/>
-        </w:rPr>
-        <w:t xml:space="preserve"> </w:t>
-      </w:r>
-      <w:r>
-        <w:rPr>
           <w:b/>
-          <w:bCs/>
         </w:rPr>
         <w:t xml:space="preserve">file</w:t>
       </w:r>
@@ -1658,8 +1667,8 @@
       </w:pPr>
       <w:r>
         <w:rPr>
+          <w:bCs/>
           <w:b/>
-          <w:bCs/>
         </w:rPr>
         <w:t xml:space="preserve">Strings</w:t>
       </w:r>
@@ -2107,8 +2116,8 @@
       </w:pPr>
       <w:r>
         <w:rPr>
+          <w:bCs/>
           <w:b/>
-          <w:bCs/>
         </w:rPr>
         <w:t xml:space="preserve">Starting a program</w:t>
       </w:r>
@@ -2262,8 +2271,8 @@
       </w:pPr>
       <w:r>
         <w:rPr>
+          <w:bCs/>
           <w:b/>
-          <w:bCs/>
         </w:rPr>
         <w:t xml:space="preserve">The volumes, USB sticks</w:t>
       </w:r>
@@ -3053,8 +3062,8 @@
         <w:t xml:space="preserve">// erases it; SD: is always refused</w:t>
       </w:r>
     </w:p>
-    <w:bookmarkEnd w:id="21"/>
-    <w:bookmarkStart w:id="22" w:name="index"/>
+    <w:bookmarkEnd w:id="23"/>
+    <w:bookmarkStart w:id="24" w:name="index"/>
     <w:p>
       <w:pPr>
         <w:pStyle w:val="Heading2"/>
@@ -3076,6 +3085,7 @@
         <w:tblStyle w:val="Table"/>
         <w:tblW w:type="auto" w:w="0"/>
         <w:tblLook w:firstRow="1" w:lastRow="0" w:firstColumn="0" w:lastColumn="0" w:noHBand="0" w:noVBand="0" w:val="0020"/>
+        <w:jc w:val="start"/>
       </w:tblPr>
       <w:tblGrid>
         <w:gridCol w:w="2640"/>
@@ -3084,13 +3094,14 @@
       </w:tblGrid>
       <w:tr>
         <w:trPr>
-          <w:tblHeader w:val="on"/>
+          <w:tblHeader w:val="true"/>
         </w:trPr>
         <w:tc>
           <w:tcPr/>
           <w:p>
             <w:pPr>
               <w:pStyle w:val="Compact"/>
+              <w:jc w:val="left"/>
             </w:pPr>
             <w:r>
               <w:t xml:space="preserve">Name</w:t>
@@ -3102,6 +3113,7 @@
           <w:p>
             <w:pPr>
               <w:pStyle w:val="Compact"/>
+              <w:jc w:val="left"/>
             </w:pPr>
             <w:r>
               <w:t xml:space="preserve">What it does</w:t>
@@ -3113,6 +3125,7 @@
           <w:p>
             <w:pPr>
               <w:pStyle w:val="Compact"/>
+              <w:jc w:val="left"/>
             </w:pPr>
             <w:r>
               <w:t xml:space="preserve">Header</w:t>
@@ -3126,6 +3139,7 @@
           <w:p>
             <w:pPr>
               <w:pStyle w:val="Compact"/>
+              <w:jc w:val="left"/>
             </w:pPr>
             <w:r>
               <w:rPr>
@@ -3140,6 +3154,7 @@
           <w:p>
             <w:pPr>
               <w:pStyle w:val="Compact"/>
+              <w:jc w:val="left"/>
             </w:pPr>
             <w:r>
               <w:t xml:space="preserve">The kernel's kapi version (KAPI_ABI_VERSION as the running kernel says it)</w:t>
@@ -3151,6 +3166,7 @@
           <w:p>
             <w:pPr>
               <w:pStyle w:val="Compact"/>
+              <w:jc w:val="left"/>
             </w:pPr>
             <w:r>
               <w:rPr>
@@ -3167,6 +3183,7 @@
           <w:p>
             <w:pPr>
               <w:pStyle w:val="Compact"/>
+              <w:jc w:val="left"/>
             </w:pPr>
             <w:r>
               <w:rPr>
@@ -3181,6 +3198,7 @@
           <w:p>
             <w:pPr>
               <w:pStyle w:val="Compact"/>
+              <w:jc w:val="left"/>
             </w:pPr>
             <w:r>
               <w:t xml:space="preserve">The address of a slot of the kernel's table (its index in 8-byte words)</w:t>
@@ -3192,6 +3210,7 @@
           <w:p>
             <w:pPr>
               <w:pStyle w:val="Compact"/>
+              <w:jc w:val="left"/>
             </w:pPr>
             <w:r>
               <w:rPr>
@@ -3208,6 +3227,7 @@
           <w:p>
             <w:pPr>
               <w:pStyle w:val="Compact"/>
+              <w:jc w:val="left"/>
             </w:pPr>
             <w:r>
               <w:rPr>
@@ -3222,6 +3242,7 @@
           <w:p>
             <w:pPr>
               <w:pStyle w:val="Compact"/>
+              <w:jc w:val="left"/>
             </w:pPr>
             <w:r>
               <w:t xml:space="preserve">start the app n (SD:apps/</w:t>
@@ -3236,6 +3257,7 @@
           <w:p>
             <w:pPr>
               <w:pStyle w:val="Compact"/>
+              <w:jc w:val="left"/>
             </w:pPr>
             <w:r>
               <w:rPr>
@@ -3252,6 +3274,7 @@
           <w:p>
             <w:pPr>
               <w:pStyle w:val="Compact"/>
+              <w:jc w:val="left"/>
             </w:pPr>
             <w:r>
               <w:rPr>
@@ -3266,6 +3289,7 @@
           <w:p>
             <w:pPr>
               <w:pStyle w:val="Compact"/>
+              <w:jc w:val="left"/>
             </w:pPr>
             <w:r>
               <w:t xml:space="preserve">Every task, one line each "</w:t>
@@ -3283,6 +3307,7 @@
           <w:p>
             <w:pPr>
               <w:pStyle w:val="Compact"/>
+              <w:jc w:val="left"/>
             </w:pPr>
             <w:r>
               <w:rPr>
@@ -3299,6 +3324,7 @@
           <w:p>
             <w:pPr>
               <w:pStyle w:val="Compact"/>
+              <w:jc w:val="left"/>
             </w:pPr>
             <w:r>
               <w:rPr>
@@ -3313,6 +3339,7 @@
           <w:p>
             <w:pPr>
               <w:pStyle w:val="Compact"/>
+              <w:jc w:val="left"/>
             </w:pPr>
             <w:r>
               <w:t xml:space="preserve">kill the app of that name -&gt; 1, 0 (not running, a kernel task, the caller)</w:t>
@@ -3324,6 +3351,7 @@
           <w:p>
             <w:pPr>
               <w:pStyle w:val="Compact"/>
+              <w:jc w:val="left"/>
             </w:pPr>
             <w:r>
               <w:rPr>
@@ -3340,6 +3368,7 @@
           <w:p>
             <w:pPr>
               <w:pStyle w:val="Compact"/>
+              <w:jc w:val="left"/>
             </w:pPr>
             <w:r>
               <w:rPr>
@@ -3354,6 +3383,7 @@
           <w:p>
             <w:pPr>
               <w:pStyle w:val="Compact"/>
+              <w:jc w:val="left"/>
             </w:pPr>
             <w:r>
               <w:t xml:space="preserve">ps / kill by PID.</w:t>
@@ -3365,6 +3395,7 @@
           <w:p>
             <w:pPr>
               <w:pStyle w:val="Compact"/>
+              <w:jc w:val="left"/>
             </w:pPr>
             <w:r>
               <w:rPr>
@@ -3381,6 +3412,7 @@
           <w:p>
             <w:pPr>
               <w:pStyle w:val="Compact"/>
+              <w:jc w:val="left"/>
             </w:pPr>
             <w:r>
               <w:rPr>
@@ -3395,6 +3427,7 @@
           <w:p>
             <w:pPr>
               <w:pStyle w:val="Compact"/>
+              <w:jc w:val="left"/>
             </w:pPr>
             <w:r>
               <w:t xml:space="preserve">ps / kill by PID.</w:t>
@@ -3406,6 +3439,7 @@
           <w:p>
             <w:pPr>
               <w:pStyle w:val="Compact"/>
+              <w:jc w:val="left"/>
             </w:pPr>
             <w:r>
               <w:rPr>
@@ -3422,6 +3456,7 @@
           <w:p>
             <w:pPr>
               <w:pStyle w:val="Compact"/>
+              <w:jc w:val="left"/>
             </w:pPr>
             <w:r>
               <w:rPr>
@@ -3436,6 +3471,7 @@
           <w:p>
             <w:pPr>
               <w:pStyle w:val="Compact"/>
+              <w:jc w:val="left"/>
             </w:pPr>
             <w:r>
               <w:t xml:space="preserve">(v91) A process's tree</w:t>
@@ -3447,6 +3483,7 @@
           <w:p>
             <w:pPr>
               <w:pStyle w:val="Compact"/>
+              <w:jc w:val="left"/>
             </w:pPr>
             <w:r>
               <w:rPr>
@@ -3463,6 +3500,7 @@
           <w:p>
             <w:pPr>
               <w:pStyle w:val="Compact"/>
+              <w:jc w:val="left"/>
             </w:pPr>
             <w:r>
               <w:rPr>
@@ -3477,6 +3515,7 @@
           <w:p>
             <w:pPr>
               <w:pStyle w:val="Compact"/>
+              <w:jc w:val="left"/>
             </w:pPr>
             <w:r>
               <w:t xml:space="preserve">Keyboard layout</w:t>
@@ -3488,6 +3527,7 @@
           <w:p>
             <w:pPr>
               <w:pStyle w:val="Compact"/>
+              <w:jc w:val="left"/>
             </w:pPr>
             <w:r>
               <w:rPr>
@@ -3504,6 +3544,7 @@
           <w:p>
             <w:pPr>
               <w:pStyle w:val="Compact"/>
+              <w:jc w:val="left"/>
             </w:pPr>
             <w:r>
               <w:rPr>
@@ -3518,6 +3559,7 @@
           <w:p>
             <w:pPr>
               <w:pStyle w:val="Compact"/>
+              <w:jc w:val="left"/>
             </w:pPr>
             <w:r>
               <w:t xml:space="preserve">Keyboard layout</w:t>
@@ -3529,6 +3571,7 @@
           <w:p>
             <w:pPr>
               <w:pStyle w:val="Compact"/>
+              <w:jc w:val="left"/>
             </w:pPr>
             <w:r>
               <w:rPr>
@@ -3545,6 +3588,7 @@
           <w:p>
             <w:pPr>
               <w:pStyle w:val="Compact"/>
+              <w:jc w:val="left"/>
             </w:pPr>
             <w:r>
               <w:rPr>
@@ -3559,6 +3603,7 @@
           <w:p>
             <w:pPr>
               <w:pStyle w:val="Compact"/>
+              <w:jc w:val="left"/>
             </w:pPr>
             <w:r>
               <w:t xml:space="preserve">Run an ELF at an absolute path with an argv string (fire-and-forget).</w:t>
@@ -3570,6 +3615,7 @@
           <w:p>
             <w:pPr>
               <w:pStyle w:val="Compact"/>
+              <w:jc w:val="left"/>
             </w:pPr>
             <w:r>
               <w:rPr>
@@ -3586,6 +3632,7 @@
           <w:p>
             <w:pPr>
               <w:pStyle w:val="Compact"/>
+              <w:jc w:val="left"/>
             </w:pPr>
             <w:r>
               <w:rPr>
@@ -3600,6 +3647,7 @@
           <w:p>
             <w:pPr>
               <w:pStyle w:val="Compact"/>
+              <w:jc w:val="left"/>
             </w:pPr>
             <w:r>
               <w:t xml:space="preserve">Framebuffer size in pixels (for edge-pinned borderless windows).</w:t>
@@ -3611,6 +3659,7 @@
           <w:p>
             <w:pPr>
               <w:pStyle w:val="Compact"/>
+              <w:jc w:val="left"/>
             </w:pPr>
             <w:r>
               <w:rPr>
@@ -3627,6 +3676,7 @@
           <w:p>
             <w:pPr>
               <w:pStyle w:val="Compact"/>
+              <w:jc w:val="left"/>
             </w:pPr>
             <w:r>
               <w:rPr>
@@ -3641,6 +3691,7 @@
           <w:p>
             <w:pPr>
               <w:pStyle w:val="Compact"/>
+              <w:jc w:val="left"/>
             </w:pPr>
             <w:r>
               <w:t xml:space="preserve">Framebuffer size in pixels (for edge-pinned borderless windows).</w:t>
@@ -3652,6 +3703,7 @@
           <w:p>
             <w:pPr>
               <w:pStyle w:val="Compact"/>
+              <w:jc w:val="left"/>
             </w:pPr>
             <w:r>
               <w:rPr>
@@ -3668,6 +3720,7 @@
           <w:p>
             <w:pPr>
               <w:pStyle w:val="Compact"/>
+              <w:jc w:val="left"/>
             </w:pPr>
             <w:r>
               <w:rPr>
@@ -3682,6 +3735,7 @@
           <w:p>
             <w:pPr>
               <w:pStyle w:val="Compact"/>
+              <w:jc w:val="left"/>
             </w:pPr>
             <w:r>
               <w:t xml:space="preserve">Framebuffer size in pixels (for edge-pinned borderless windows).</w:t>
@@ -3693,6 +3747,7 @@
           <w:p>
             <w:pPr>
               <w:pStyle w:val="Compact"/>
+              <w:jc w:val="left"/>
             </w:pPr>
             <w:r>
               <w:rPr>
@@ -3709,6 +3764,7 @@
           <w:p>
             <w:pPr>
               <w:pStyle w:val="Compact"/>
+              <w:jc w:val="left"/>
             </w:pPr>
             <w:r>
               <w:rPr>
@@ -3723,6 +3779,7 @@
           <w:p>
             <w:pPr>
               <w:pStyle w:val="Compact"/>
+              <w:jc w:val="left"/>
             </w:pPr>
             <w:r>
               <w:t xml:space="preserve">Framebuffer size in pixels (for edge-pinned borderless windows).</w:t>
@@ -3734,6 +3791,7 @@
           <w:p>
             <w:pPr>
               <w:pStyle w:val="Compact"/>
+              <w:jc w:val="left"/>
             </w:pPr>
             <w:r>
               <w:rPr>
@@ -3750,6 +3808,7 @@
           <w:p>
             <w:pPr>
               <w:pStyle w:val="Compact"/>
+              <w:jc w:val="left"/>
             </w:pPr>
             <w:r>
               <w:rPr>
@@ -3764,6 +3823,7 @@
           <w:p>
             <w:pPr>
               <w:pStyle w:val="Compact"/>
+              <w:jc w:val="left"/>
             </w:pPr>
             <w:r>
               <w:t xml:space="preserve">Framebuffer size in pixels (for edge-pinned borderless windows).</w:t>
@@ -3775,6 +3835,7 @@
           <w:p>
             <w:pPr>
               <w:pStyle w:val="Compact"/>
+              <w:jc w:val="left"/>
             </w:pPr>
             <w:r>
               <w:rPr>
@@ -3791,6 +3852,7 @@
           <w:p>
             <w:pPr>
               <w:pStyle w:val="Compact"/>
+              <w:jc w:val="left"/>
             </w:pPr>
             <w:r>
               <w:rPr>
@@ -3805,6 +3867,7 @@
           <w:p>
             <w:pPr>
               <w:pStyle w:val="Compact"/>
+              <w:jc w:val="left"/>
             </w:pPr>
             <w:r>
               <w:t xml:space="preserve">Run what is pending -- the kapi_post calls, then this program's events through their handlers -- and return (no wait).</w:t>
@@ -3816,6 +3879,7 @@
           <w:p>
             <w:pPr>
               <w:pStyle w:val="Compact"/>
+              <w:jc w:val="left"/>
             </w:pPr>
             <w:r>
               <w:rPr>
@@ -3832,6 +3896,7 @@
           <w:p>
             <w:pPr>
               <w:pStyle w:val="Compact"/>
+              <w:jc w:val="left"/>
             </w:pPr>
             <w:r>
               <w:rPr>
@@ -3846,6 +3911,7 @@
           <w:p>
             <w:pPr>
               <w:pStyle w:val="Compact"/>
+              <w:jc w:val="left"/>
             </w:pPr>
             <w:r>
               <w:t xml:space="preserve">pump the events (sleeping between them) until this window is asked to close</w:t>
@@ -3857,6 +3923,7 @@
           <w:p>
             <w:pPr>
               <w:pStyle w:val="Compact"/>
+              <w:jc w:val="left"/>
             </w:pPr>
             <w:r>
               <w:rPr>
@@ -3873,6 +3940,7 @@
           <w:p>
             <w:pPr>
               <w:pStyle w:val="Compact"/>
+              <w:jc w:val="left"/>
             </w:pPr>
             <w:r>
               <w:rPr>
@@ -3887,6 +3955,7 @@
           <w:p>
             <w:pPr>
               <w:pStyle w:val="Compact"/>
+              <w:jc w:val="left"/>
             </w:pPr>
             <w:r>
               <w:t xml:space="preserve">1 once this window was asked to close (its close box, uk_win_app_toggle), else 0</w:t>
@@ -3898,6 +3967,7 @@
           <w:p>
             <w:pPr>
               <w:pStyle w:val="Compact"/>
+              <w:jc w:val="left"/>
             </w:pPr>
             <w:r>
               <w:rPr>
@@ -3914,6 +3984,7 @@
           <w:p>
             <w:pPr>
               <w:pStyle w:val="Compact"/>
+              <w:jc w:val="left"/>
             </w:pPr>
             <w:r>
               <w:rPr>
@@ -3928,6 +3999,7 @@
           <w:p>
             <w:pPr>
               <w:pStyle w:val="Compact"/>
+              <w:jc w:val="left"/>
             </w:pPr>
             <w:r>
               <w:t xml:space="preserve">Draw kernel-font text into an arbitrary app-mapped 0x00RRGGBB buffer (e.g.</w:t>
@@ -3939,6 +4011,7 @@
           <w:p>
             <w:pPr>
               <w:pStyle w:val="Compact"/>
+              <w:jc w:val="left"/>
             </w:pPr>
             <w:r>
               <w:rPr>
@@ -3955,6 +4028,7 @@
           <w:p>
             <w:pPr>
               <w:pStyle w:val="Compact"/>
+              <w:jc w:val="left"/>
             </w:pPr>
             <w:r>
               <w:rPr>
@@ -3969,6 +4043,7 @@
           <w:p>
             <w:pPr>
               <w:pStyle w:val="Compact"/>
+              <w:jc w:val="left"/>
             </w:pPr>
             <w:r>
               <w:t xml:space="preserve">Draw kernel-font text into an arbitrary app-mapped 0x00RRGGBB buffer (e.g.</w:t>
@@ -3980,6 +4055,7 @@
           <w:p>
             <w:pPr>
               <w:pStyle w:val="Compact"/>
+              <w:jc w:val="left"/>
             </w:pPr>
             <w:r>
               <w:rPr>
@@ -3996,6 +4072,7 @@
           <w:p>
             <w:pPr>
               <w:pStyle w:val="Compact"/>
+              <w:jc w:val="left"/>
             </w:pPr>
             <w:r>
               <w:rPr>
@@ -4010,6 +4087,7 @@
           <w:p>
             <w:pPr>
               <w:pStyle w:val="Compact"/>
+              <w:jc w:val="left"/>
             </w:pPr>
             <w:r>
               <w:t xml:space="preserve">Draw kernel-font text into an arbitrary app-mapped 0x00RRGGBB buffer (e.g.</w:t>
@@ -4021,6 +4099,7 @@
           <w:p>
             <w:pPr>
               <w:pStyle w:val="Compact"/>
+              <w:jc w:val="left"/>
             </w:pPr>
             <w:r>
               <w:rPr>
@@ -4037,6 +4116,7 @@
           <w:p>
             <w:pPr>
               <w:pStyle w:val="Compact"/>
+              <w:jc w:val="left"/>
             </w:pPr>
             <w:r>
               <w:rPr>
@@ -4051,6 +4131,7 @@
           <w:p>
             <w:pPr>
               <w:pStyle w:val="Compact"/>
+              <w:jc w:val="left"/>
             </w:pPr>
             <w:r>
               <w:t xml:space="preserve">Memory snapshot (KB)</w:t>
@@ -4062,6 +4143,7 @@
           <w:p>
             <w:pPr>
               <w:pStyle w:val="Compact"/>
+              <w:jc w:val="left"/>
             </w:pPr>
             <w:r>
               <w:rPr>
@@ -4078,6 +4160,7 @@
           <w:p>
             <w:pPr>
               <w:pStyle w:val="Compact"/>
+              <w:jc w:val="left"/>
             </w:pPr>
             <w:r>
               <w:rPr>
@@ -4092,6 +4175,7 @@
           <w:p>
             <w:pPr>
               <w:pStyle w:val="Compact"/>
+              <w:jc w:val="left"/>
             </w:pPr>
             <w:r>
               <w:t xml:space="preserve">ABI v33</w:t>
@@ -4103,6 +4187,7 @@
           <w:p>
             <w:pPr>
               <w:pStyle w:val="Compact"/>
+              <w:jc w:val="left"/>
             </w:pPr>
             <w:r>
               <w:rPr>
@@ -4119,6 +4204,7 @@
           <w:p>
             <w:pPr>
               <w:pStyle w:val="Compact"/>
+              <w:jc w:val="left"/>
             </w:pPr>
             <w:r>
               <w:rPr>
@@ -4133,6 +4219,7 @@
           <w:p>
             <w:pPr>
               <w:pStyle w:val="Compact"/>
+              <w:jc w:val="left"/>
             </w:pPr>
             <w:r>
               <w:t xml:space="preserve">Per-process heap</w:t>
@@ -4144,6 +4231,7 @@
           <w:p>
             <w:pPr>
               <w:pStyle w:val="Compact"/>
+              <w:jc w:val="left"/>
             </w:pPr>
             <w:r>
               <w:rPr>
@@ -4160,6 +4248,7 @@
           <w:p>
             <w:pPr>
               <w:pStyle w:val="Compact"/>
+              <w:jc w:val="left"/>
             </w:pPr>
             <w:r>
               <w:rPr>
@@ -4174,6 +4263,7 @@
           <w:p>
             <w:pPr>
               <w:pStyle w:val="Compact"/>
+              <w:jc w:val="left"/>
             </w:pPr>
             <w:r>
               <w:t xml:space="preserve">The names of the installed apps (the folders SD:apps/</w:t>
@@ -4188,6 +4278,7 @@
           <w:p>
             <w:pPr>
               <w:pStyle w:val="Compact"/>
+              <w:jc w:val="left"/>
             </w:pPr>
             <w:r>
               <w:rPr>
@@ -4204,6 +4295,7 @@
           <w:p>
             <w:pPr>
               <w:pStyle w:val="Compact"/>
+              <w:jc w:val="left"/>
             </w:pPr>
             <w:r>
               <w:rPr>
@@ -4218,6 +4310,7 @@
           <w:p>
             <w:pPr>
               <w:pStyle w:val="Compact"/>
+              <w:jc w:val="left"/>
             </w:pPr>
             <w:r>
               <w:t xml:space="preserve">The local date and time (any pointer may be 0) -&gt; 1 a real date, 0 the clock is not set yet (the time since the boot).</w:t>
@@ -4229,6 +4322,7 @@
           <w:p>
             <w:pPr>
               <w:pStyle w:val="Compact"/>
+              <w:jc w:val="left"/>
             </w:pPr>
             <w:r>
               <w:rPr>
@@ -4245,6 +4339,7 @@
           <w:p>
             <w:pPr>
               <w:pStyle w:val="Compact"/>
+              <w:jc w:val="left"/>
             </w:pPr>
             <w:r>
               <w:rPr>
@@ -4259,6 +4354,7 @@
           <w:p>
             <w:pPr>
               <w:pStyle w:val="Compact"/>
+              <w:jc w:val="left"/>
             </w:pPr>
             <w:r>
               <w:t xml:space="preserve">"SD:apps/&lt;this process's name&gt;.app/" into b (s bytes) -&gt; its length</w:t>
@@ -4270,6 +4366,7 @@
           <w:p>
             <w:pPr>
               <w:pStyle w:val="Compact"/>
+              <w:jc w:val="left"/>
             </w:pPr>
             <w:r>
               <w:rPr>
@@ -4286,6 +4383,7 @@
           <w:p>
             <w:pPr>
               <w:pStyle w:val="Compact"/>
+              <w:jc w:val="left"/>
             </w:pPr>
             <w:r>
               <w:rPr>
@@ -4300,6 +4398,7 @@
           <w:p>
             <w:pPr>
               <w:pStyle w:val="Compact"/>
+              <w:jc w:val="left"/>
             </w:pPr>
             <w:r>
               <w:t xml:space="preserve">b (the first 128 bytes of its n) to the kernel's log as a line of "app" -&gt; n, -1 a bad buffer (fd is not used).</w:t>
@@ -4311,6 +4410,7 @@
           <w:p>
             <w:pPr>
               <w:pStyle w:val="Compact"/>
+              <w:jc w:val="left"/>
             </w:pPr>
             <w:r>
               <w:rPr>
@@ -4327,6 +4427,7 @@
           <w:p>
             <w:pPr>
               <w:pStyle w:val="Compact"/>
+              <w:jc w:val="left"/>
             </w:pPr>
             <w:r>
               <w:rPr>
@@ -4341,6 +4442,7 @@
           <w:p>
             <w:pPr>
               <w:pStyle w:val="Compact"/>
+              <w:jc w:val="left"/>
             </w:pPr>
             <w:r>
               <w:t xml:space="preserve">Open a file to read it (on the card, the RAM volume or a provider's path, relative to the working directory) -&gt; its handle, 0 failure.</w:t>
@@ -4352,6 +4454,7 @@
           <w:p>
             <w:pPr>
               <w:pStyle w:val="Compact"/>
+              <w:jc w:val="left"/>
             </w:pPr>
             <w:r>
               <w:rPr>
@@ -4368,6 +4471,7 @@
           <w:p>
             <w:pPr>
               <w:pStyle w:val="Compact"/>
+              <w:jc w:val="left"/>
             </w:pPr>
             <w:r>
               <w:rPr>
@@ -4382,6 +4486,7 @@
           <w:p>
             <w:pPr>
               <w:pStyle w:val="Compact"/>
+              <w:jc w:val="left"/>
             </w:pPr>
             <w:r>
               <w:t xml:space="preserve">up to n bytes from the file's position (advanced) -&gt; the bytes read (0: the end), -1 error</w:t>
@@ -4393,6 +4498,7 @@
           <w:p>
             <w:pPr>
               <w:pStyle w:val="Compact"/>
+              <w:jc w:val="left"/>
             </w:pPr>
             <w:r>
               <w:rPr>
@@ -4409,6 +4515,7 @@
           <w:p>
             <w:pPr>
               <w:pStyle w:val="Compact"/>
+              <w:jc w:val="left"/>
             </w:pPr>
             <w:r>
               <w:rPr>
@@ -4423,6 +4530,7 @@
           <w:p>
             <w:pPr>
               <w:pStyle w:val="Compact"/>
+              <w:jc w:val="left"/>
             </w:pPr>
             <w:r>
               <w:t xml:space="preserve">the file's size in bytes (0xFFFFFFFF: over 4 GB, see kapi_fsize64); 0 for a bad handle</w:t>
@@ -4434,6 +4542,7 @@
           <w:p>
             <w:pPr>
               <w:pStyle w:val="Compact"/>
+              <w:jc w:val="left"/>
             </w:pPr>
             <w:r>
               <w:rPr>
@@ -4450,6 +4559,7 @@
           <w:p>
             <w:pPr>
               <w:pStyle w:val="Compact"/>
+              <w:jc w:val="left"/>
             </w:pPr>
             <w:r>
               <w:rPr>
@@ -4464,6 +4574,7 @@
           <w:p>
             <w:pPr>
               <w:pStyle w:val="Compact"/>
+              <w:jc w:val="left"/>
             </w:pPr>
             <w:r>
               <w:t xml:space="preserve">close a file opened with kapi_open</w:t>
@@ -4475,6 +4586,7 @@
           <w:p>
             <w:pPr>
               <w:pStyle w:val="Compact"/>
+              <w:jc w:val="left"/>
             </w:pPr>
             <w:r>
               <w:rPr>
@@ -4491,6 +4603,7 @@
           <w:p>
             <w:pPr>
               <w:pStyle w:val="Compact"/>
+              <w:jc w:val="left"/>
             </w:pPr>
             <w:r>
               <w:rPr>
@@ -4505,6 +4618,7 @@
           <w:p>
             <w:pPr>
               <w:pStyle w:val="Compact"/>
+              <w:jc w:val="left"/>
             </w:pPr>
             <w:r>
               <w:t xml:space="preserve">save_file</w:t>
@@ -4516,6 +4630,7 @@
           <w:p>
             <w:pPr>
               <w:pStyle w:val="Compact"/>
+              <w:jc w:val="left"/>
             </w:pPr>
             <w:r>
               <w:rPr>
@@ -4532,6 +4647,7 @@
           <w:p>
             <w:pPr>
               <w:pStyle w:val="Compact"/>
+              <w:jc w:val="left"/>
             </w:pPr>
             <w:r>
               <w:rPr>
@@ -4546,6 +4662,7 @@
           <w:p>
             <w:pPr>
               <w:pStyle w:val="Compact"/>
+              <w:jc w:val="left"/>
             </w:pPr>
             <w:r>
               <w:t xml:space="preserve">Working directory</w:t>
@@ -4557,6 +4674,7 @@
           <w:p>
             <w:pPr>
               <w:pStyle w:val="Compact"/>
+              <w:jc w:val="left"/>
             </w:pPr>
             <w:r>
               <w:rPr>
@@ -4573,6 +4691,7 @@
           <w:p>
             <w:pPr>
               <w:pStyle w:val="Compact"/>
+              <w:jc w:val="left"/>
             </w:pPr>
             <w:r>
               <w:rPr>
@@ -4587,6 +4706,7 @@
           <w:p>
             <w:pPr>
               <w:pStyle w:val="Compact"/>
+              <w:jc w:val="left"/>
             </w:pPr>
             <w:r>
               <w:t xml:space="preserve">Working directory</w:t>
@@ -4598,6 +4718,7 @@
           <w:p>
             <w:pPr>
               <w:pStyle w:val="Compact"/>
+              <w:jc w:val="left"/>
             </w:pPr>
             <w:r>
               <w:rPr>
@@ -4614,6 +4735,7 @@
           <w:p>
             <w:pPr>
               <w:pStyle w:val="Compact"/>
+              <w:jc w:val="left"/>
             </w:pPr>
             <w:r>
               <w:rPr>
@@ -4628,6 +4750,7 @@
           <w:p>
             <w:pPr>
               <w:pStyle w:val="Compact"/>
+              <w:jc w:val="left"/>
             </w:pPr>
             <w:r>
               <w:t xml:space="preserve">open a folder to list it -&gt; its handle, 0 failure (not a folder)</w:t>
@@ -4639,6 +4762,7 @@
           <w:p>
             <w:pPr>
               <w:pStyle w:val="Compact"/>
+              <w:jc w:val="left"/>
             </w:pPr>
             <w:r>
               <w:rPr>
@@ -4655,6 +4779,7 @@
           <w:p>
             <w:pPr>
               <w:pStyle w:val="Compact"/>
+              <w:jc w:val="left"/>
             </w:pPr>
             <w:r>
               <w:rPr>
@@ -4669,6 +4794,7 @@
           <w:p>
             <w:pPr>
               <w:pStyle w:val="Compact"/>
+              <w:jc w:val="left"/>
             </w:pPr>
             <w:r>
               <w:t xml:space="preserve">the next entry (name, size, is_dir) into *e -&gt; 1, 0 at the end / on error</w:t>
@@ -4680,6 +4806,7 @@
           <w:p>
             <w:pPr>
               <w:pStyle w:val="Compact"/>
+              <w:jc w:val="left"/>
             </w:pPr>
             <w:r>
               <w:rPr>
@@ -4696,6 +4823,7 @@
           <w:p>
             <w:pPr>
               <w:pStyle w:val="Compact"/>
+              <w:jc w:val="left"/>
             </w:pPr>
             <w:r>
               <w:rPr>
@@ -4710,6 +4838,7 @@
           <w:p>
             <w:pPr>
               <w:pStyle w:val="Compact"/>
+              <w:jc w:val="left"/>
             </w:pPr>
             <w:r>
               <w:t xml:space="preserve">close a folder opened with kapi_opendir</w:t>
@@ -4721,6 +4850,7 @@
           <w:p>
             <w:pPr>
               <w:pStyle w:val="Compact"/>
+              <w:jc w:val="left"/>
             </w:pPr>
             <w:r>
               <w:rPr>
@@ -4737,6 +4867,7 @@
           <w:p>
             <w:pPr>
               <w:pStyle w:val="Compact"/>
+              <w:jc w:val="left"/>
             </w:pPr>
             <w:r>
               <w:rPr>
@@ -4751,6 +4882,7 @@
           <w:p>
             <w:pPr>
               <w:pStyle w:val="Compact"/>
+              <w:jc w:val="left"/>
             </w:pPr>
             <w:r>
               <w:t xml:space="preserve">mkdir / remove / rename</w:t>
@@ -4762,6 +4894,7 @@
           <w:p>
             <w:pPr>
               <w:pStyle w:val="Compact"/>
+              <w:jc w:val="left"/>
             </w:pPr>
             <w:r>
               <w:rPr>
@@ -4778,6 +4911,7 @@
           <w:p>
             <w:pPr>
               <w:pStyle w:val="Compact"/>
+              <w:jc w:val="left"/>
             </w:pPr>
             <w:r>
               <w:rPr>
@@ -4792,6 +4926,7 @@
           <w:p>
             <w:pPr>
               <w:pStyle w:val="Compact"/>
+              <w:jc w:val="left"/>
             </w:pPr>
             <w:r>
               <w:t xml:space="preserve">mkdir / remove / rename</w:t>
@@ -4803,6 +4938,7 @@
           <w:p>
             <w:pPr>
               <w:pStyle w:val="Compact"/>
+              <w:jc w:val="left"/>
             </w:pPr>
             <w:r>
               <w:rPr>
@@ -4819,6 +4955,7 @@
           <w:p>
             <w:pPr>
               <w:pStyle w:val="Compact"/>
+              <w:jc w:val="left"/>
             </w:pPr>
             <w:r>
               <w:rPr>
@@ -4833,6 +4970,7 @@
           <w:p>
             <w:pPr>
               <w:pStyle w:val="Compact"/>
+              <w:jc w:val="left"/>
             </w:pPr>
             <w:r>
               <w:t xml:space="preserve">mkdir / remove / rename</w:t>
@@ -4844,6 +4982,7 @@
           <w:p>
             <w:pPr>
               <w:pStyle w:val="Compact"/>
+              <w:jc w:val="left"/>
             </w:pPr>
             <w:r>
               <w:rPr>
@@ -4860,6 +4999,7 @@
           <w:p>
             <w:pPr>
               <w:pStyle w:val="Compact"/>
+              <w:jc w:val="left"/>
             </w:pPr>
             <w:r>
               <w:rPr>
@@ -4874,6 +5014,7 @@
           <w:p>
             <w:pPr>
               <w:pStyle w:val="Compact"/>
+              <w:jc w:val="left"/>
             </w:pPr>
             <w:r>
               <w:t xml:space="preserve">a new pipe (a FIFO in memory) -&gt; its stream handle, 0 failure</w:t>
@@ -4885,6 +5026,7 @@
           <w:p>
             <w:pPr>
               <w:pStyle w:val="Compact"/>
+              <w:jc w:val="left"/>
             </w:pPr>
             <w:r>
               <w:rPr>
@@ -4901,6 +5043,7 @@
           <w:p>
             <w:pPr>
               <w:pStyle w:val="Compact"/>
+              <w:jc w:val="left"/>
             </w:pPr>
             <w:r>
               <w:rPr>
@@ -4915,6 +5058,7 @@
           <w:p>
             <w:pPr>
               <w:pStyle w:val="Compact"/>
+              <w:jc w:val="left"/>
             </w:pPr>
             <w:r>
               <w:t xml:space="preserve">a file as a stream to read -&gt; its stream handle, 0 failure</w:t>
@@ -4926,6 +5070,7 @@
           <w:p>
             <w:pPr>
               <w:pStyle w:val="Compact"/>
+              <w:jc w:val="left"/>
             </w:pPr>
             <w:r>
               <w:rPr>
@@ -4942,6 +5087,7 @@
           <w:p>
             <w:pPr>
               <w:pStyle w:val="Compact"/>
+              <w:jc w:val="left"/>
             </w:pPr>
             <w:r>
               <w:rPr>
@@ -4956,6 +5102,7 @@
           <w:p>
             <w:pPr>
               <w:pStyle w:val="Compact"/>
+              <w:jc w:val="left"/>
             </w:pPr>
             <w:r>
               <w:t xml:space="preserve">A file as a stream to write, created / emptied or (append != 0) written at its end -&gt; its stream handle, 0 failure.</w:t>
@@ -4967,6 +5114,7 @@
           <w:p>
             <w:pPr>
               <w:pStyle w:val="Compact"/>
+              <w:jc w:val="left"/>
             </w:pPr>
             <w:r>
               <w:rPr>
@@ -4983,6 +5131,7 @@
           <w:p>
             <w:pPr>
               <w:pStyle w:val="Compact"/>
+              <w:jc w:val="left"/>
             </w:pPr>
             <w:r>
               <w:rPr>
@@ -4997,6 +5146,7 @@
           <w:p>
             <w:pPr>
               <w:pStyle w:val="Compact"/>
+              <w:jc w:val="left"/>
             </w:pPr>
             <w:r>
               <w:t xml:space="preserve">Up to n bytes from a stream (a pipe waits for its writer) -&gt; the bytes read, 0 the end / a bad handle.</w:t>
@@ -5008,6 +5158,7 @@
           <w:p>
             <w:pPr>
               <w:pStyle w:val="Compact"/>
+              <w:jc w:val="left"/>
             </w:pPr>
             <w:r>
               <w:rPr>
@@ -5024,6 +5175,7 @@
           <w:p>
             <w:pPr>
               <w:pStyle w:val="Compact"/>
+              <w:jc w:val="left"/>
             </w:pPr>
             <w:r>
               <w:rPr>
@@ -5038,6 +5190,7 @@
           <w:p>
             <w:pPr>
               <w:pStyle w:val="Compact"/>
+              <w:jc w:val="left"/>
             </w:pPr>
             <w:r>
               <w:t xml:space="preserve">Up to n bytes from a stream without waiting -&gt; &gt; 0 the bytes read, 0 the end / a bad handle, -1 nothing yet.</w:t>
@@ -5049,6 +5202,7 @@
           <w:p>
             <w:pPr>
               <w:pStyle w:val="Compact"/>
+              <w:jc w:val="left"/>
             </w:pPr>
             <w:r>
               <w:rPr>
@@ -5065,6 +5219,7 @@
           <w:p>
             <w:pPr>
               <w:pStyle w:val="Compact"/>
+              <w:jc w:val="left"/>
             </w:pPr>
             <w:r>
               <w:rPr>
@@ -5079,6 +5234,7 @@
           <w:p>
             <w:pPr>
               <w:pStyle w:val="Compact"/>
+              <w:jc w:val="left"/>
             </w:pPr>
             <w:r>
               <w:t xml:space="preserve">n bytes to a stream (a full pipe waits for its reader) -&gt; the bytes written, -1 error.</w:t>
@@ -5090,6 +5246,7 @@
           <w:p>
             <w:pPr>
               <w:pStyle w:val="Compact"/>
+              <w:jc w:val="left"/>
             </w:pPr>
             <w:r>
               <w:rPr>
@@ -5106,6 +5263,7 @@
           <w:p>
             <w:pPr>
               <w:pStyle w:val="Compact"/>
+              <w:jc w:val="left"/>
             </w:pPr>
             <w:r>
               <w:rPr>
@@ -5120,6 +5278,7 @@
           <w:p>
             <w:pPr>
               <w:pStyle w:val="Compact"/>
+              <w:jc w:val="left"/>
             </w:pPr>
             <w:r>
               <w:t xml:space="preserve">close a stream handle (its reference to the stream dropped)</w:t>
@@ -5131,6 +5290,7 @@
           <w:p>
             <w:pPr>
               <w:pStyle w:val="Compact"/>
+              <w:jc w:val="left"/>
             </w:pPr>
             <w:r>
               <w:rPr>
@@ -5147,6 +5307,7 @@
           <w:p>
             <w:pPr>
               <w:pStyle w:val="Compact"/>
+              <w:jc w:val="left"/>
             </w:pPr>
             <w:r>
               <w:rPr>
@@ -5161,6 +5322,7 @@
           <w:p>
             <w:pPr>
               <w:pStyle w:val="Compact"/>
+              <w:jc w:val="left"/>
             </w:pPr>
             <w:r>
               <w:t xml:space="preserve">tell the stream's readers it has ended (the writer is done); the handle stays open</w:t>
@@ -5172,6 +5334,7 @@
           <w:p>
             <w:pPr>
               <w:pStyle w:val="Compact"/>
+              <w:jc w:val="left"/>
             </w:pPr>
             <w:r>
               <w:rPr>
@@ -5188,6 +5351,7 @@
           <w:p>
             <w:pPr>
               <w:pStyle w:val="Compact"/>
+              <w:jc w:val="left"/>
             </w:pPr>
             <w:r>
               <w:rPr>
@@ -5202,6 +5366,7 @@
           <w:p>
             <w:pPr>
               <w:pStyle w:val="Compact"/>
+              <w:jc w:val="left"/>
             </w:pPr>
             <w:r>
               <w:t xml:space="preserve">1 if the process of kapi_spawn has finished (a bad handle too), 0 if it runs (the handle stays, kapi_wait closes it).</w:t>
@@ -5213,6 +5378,7 @@
           <w:p>
             <w:pPr>
               <w:pStyle w:val="Compact"/>
+              <w:jc w:val="left"/>
             </w:pPr>
             <w:r>
               <w:rPr>
@@ -5229,6 +5395,7 @@
           <w:p>
             <w:pPr>
               <w:pStyle w:val="Compact"/>
+              <w:jc w:val="left"/>
             </w:pPr>
             <w:r>
               <w:rPr>
@@ -5243,6 +5410,7 @@
           <w:p>
             <w:pPr>
               <w:pStyle w:val="Compact"/>
+              <w:jc w:val="left"/>
             </w:pPr>
             <w:r>
               <w:t xml:space="preserve">up to n bytes from this process's standard input -&gt; the bytes read, 0 the end / none</w:t>
@@ -5254,6 +5422,7 @@
           <w:p>
             <w:pPr>
               <w:pStyle w:val="Compact"/>
+              <w:jc w:val="left"/>
             </w:pPr>
             <w:r>
               <w:rPr>
@@ -5270,6 +5439,7 @@
           <w:p>
             <w:pPr>
               <w:pStyle w:val="Compact"/>
+              <w:jc w:val="left"/>
             </w:pPr>
             <w:r>
               <w:rPr>
@@ -5284,6 +5454,7 @@
           <w:p>
             <w:pPr>
               <w:pStyle w:val="Compact"/>
+              <w:jc w:val="left"/>
             </w:pPr>
             <w:r>
               <w:t xml:space="preserve">n bytes to this process's standard output (it has none = to the kernel's log, 128 bytes at most) -&gt; the bytes written, -1 error.</w:t>
@@ -5295,6 +5466,7 @@
           <w:p>
             <w:pPr>
               <w:pStyle w:val="Compact"/>
+              <w:jc w:val="left"/>
             </w:pPr>
             <w:r>
               <w:rPr>
@@ -5311,6 +5483,7 @@
           <w:p>
             <w:pPr>
               <w:pStyle w:val="Compact"/>
+              <w:jc w:val="left"/>
             </w:pPr>
             <w:r>
               <w:rPr>
@@ -5325,6 +5498,7 @@
           <w:p>
             <w:pPr>
               <w:pStyle w:val="Compact"/>
+              <w:jc w:val="left"/>
             </w:pPr>
             <w:r>
               <w:t xml:space="preserve">Start the program at path with the arguments args, its standard input / output the stream handles in / out (0 = none) -&gt; its process handle (kapi_wait, kapi_pro</w:t>
@@ -5336,6 +5510,7 @@
           <w:p>
             <w:pPr>
               <w:pStyle w:val="Compact"/>
+              <w:jc w:val="left"/>
             </w:pPr>
             <w:r>
               <w:rPr>
@@ -5352,6 +5527,7 @@
           <w:p>
             <w:pPr>
               <w:pStyle w:val="Compact"/>
+              <w:jc w:val="left"/>
             </w:pPr>
             <w:r>
               <w:rPr>
@@ -5366,6 +5542,7 @@
           <w:p>
             <w:pPr>
               <w:pStyle w:val="Compact"/>
+              <w:jc w:val="left"/>
             </w:pPr>
             <w:r>
               <w:t xml:space="preserve">wait for a spawned process's end -&gt; its exit status (the handle closed), -1 not a process handle</w:t>
@@ -5377,6 +5554,7 @@
           <w:p>
             <w:pPr>
               <w:pStyle w:val="Compact"/>
+              <w:jc w:val="left"/>
             </w:pPr>
             <w:r>
               <w:rPr>
@@ -5393,6 +5571,7 @@
           <w:p>
             <w:pPr>
               <w:pStyle w:val="Compact"/>
+              <w:jc w:val="left"/>
             </w:pPr>
             <w:r>
               <w:rPr>
@@ -5407,6 +5586,7 @@
           <w:p>
             <w:pPr>
               <w:pStyle w:val="Compact"/>
+              <w:jc w:val="left"/>
             </w:pPr>
             <w:r>
               <w:t xml:space="preserve">this process's argument string into b (n bytes) -&gt; its length</w:t>
@@ -5418,6 +5598,7 @@
           <w:p>
             <w:pPr>
               <w:pStyle w:val="Compact"/>
+              <w:jc w:val="left"/>
             </w:pPr>
             <w:r>
               <w:rPr>
@@ -5434,6 +5615,7 @@
           <w:p>
             <w:pPr>
               <w:pStyle w:val="Compact"/>
+              <w:jc w:val="left"/>
             </w:pPr>
             <w:r>
               <w:rPr>
@@ -5448,6 +5630,7 @@
           <w:p>
             <w:pPr>
               <w:pStyle w:val="Compact"/>
+              <w:jc w:val="left"/>
             </w:pPr>
             <w:r>
               <w:t xml:space="preserve">This task's own stdin/stdout stream handles (for a shell wiring children).</w:t>
@@ -5459,6 +5642,7 @@
           <w:p>
             <w:pPr>
               <w:pStyle w:val="Compact"/>
+              <w:jc w:val="left"/>
             </w:pPr>
             <w:r>
               <w:rPr>
@@ -5475,6 +5659,7 @@
           <w:p>
             <w:pPr>
               <w:pStyle w:val="Compact"/>
+              <w:jc w:val="left"/>
             </w:pPr>
             <w:r>
               <w:rPr>
@@ -5489,6 +5674,7 @@
           <w:p>
             <w:pPr>
               <w:pStyle w:val="Compact"/>
+              <w:jc w:val="left"/>
             </w:pPr>
             <w:r>
               <w:t xml:space="preserve">This task's own stdin/stdout stream handles (for a shell wiring children).</w:t>
@@ -5500,6 +5686,7 @@
           <w:p>
             <w:pPr>
               <w:pStyle w:val="Compact"/>
+              <w:jc w:val="left"/>
             </w:pPr>
             <w:r>
               <w:rPr>
@@ -5516,6 +5703,7 @@
           <w:p>
             <w:pPr>
               <w:pStyle w:val="Compact"/>
+              <w:jc w:val="left"/>
             </w:pPr>
             <w:r>
               <w:rPr>
@@ -5530,6 +5718,7 @@
           <w:p>
             <w:pPr>
               <w:pStyle w:val="Compact"/>
+              <w:jc w:val="left"/>
             </w:pPr>
             <w:r>
               <w:t xml:space="preserve">Read the next kernel log event (real-time tee).</w:t>
@@ -5541,6 +5730,7 @@
           <w:p>
             <w:pPr>
               <w:pStyle w:val="Compact"/>
+              <w:jc w:val="left"/>
             </w:pPr>
             <w:r>
               <w:rPr>
@@ -5557,6 +5747,7 @@
           <w:p>
             <w:pPr>
               <w:pStyle w:val="Compact"/>
+              <w:jc w:val="left"/>
             </w:pPr>
             <w:r>
               <w:rPr>
@@ -5571,6 +5762,7 @@
           <w:p>
             <w:pPr>
               <w:pStyle w:val="Compact"/>
+              <w:jc w:val="left"/>
             </w:pPr>
             <w:r>
               <w:t xml:space="preserve">Verbose kernel logging</w:t>
@@ -5582,6 +5774,7 @@
           <w:p>
             <w:pPr>
               <w:pStyle w:val="Compact"/>
+              <w:jc w:val="left"/>
             </w:pPr>
             <w:r>
               <w:rPr>
@@ -5598,6 +5791,7 @@
           <w:p>
             <w:pPr>
               <w:pStyle w:val="Compact"/>
+              <w:jc w:val="left"/>
             </w:pPr>
             <w:r>
               <w:rPr>
@@ -5612,6 +5806,7 @@
           <w:p>
             <w:pPr>
               <w:pStyle w:val="Compact"/>
+              <w:jc w:val="left"/>
             </w:pPr>
             <w:r>
               <w:t xml:space="preserve">Verbose kernel logging</w:t>
@@ -5623,6 +5818,7 @@
           <w:p>
             <w:pPr>
               <w:pStyle w:val="Compact"/>
+              <w:jc w:val="left"/>
             </w:pPr>
             <w:r>
               <w:rPr>
@@ -5639,6 +5835,7 @@
           <w:p>
             <w:pPr>
               <w:pStyle w:val="Compact"/>
+              <w:jc w:val="left"/>
             </w:pPr>
             <w:r>
               <w:rPr>
@@ -5653,6 +5850,7 @@
           <w:p>
             <w:pPr>
               <w:pStyle w:val="Compact"/>
+              <w:jc w:val="left"/>
             </w:pPr>
             <w:r>
               <w:t xml:space="preserve">TCP/IP sockets over WLAN (ABI v21).</w:t>
@@ -5664,6 +5862,7 @@
           <w:p>
             <w:pPr>
               <w:pStyle w:val="Compact"/>
+              <w:jc w:val="left"/>
             </w:pPr>
             <w:r>
               <w:rPr>
@@ -5680,6 +5879,7 @@
           <w:p>
             <w:pPr>
               <w:pStyle w:val="Compact"/>
+              <w:jc w:val="left"/>
             </w:pPr>
             <w:r>
               <w:rPr>
@@ -5694,6 +5894,7 @@
           <w:p>
             <w:pPr>
               <w:pStyle w:val="Compact"/>
+              <w:jc w:val="left"/>
             </w:pPr>
             <w:r>
               <w:t xml:space="preserve">TCP/IP sockets over WLAN (ABI v21).</w:t>
@@ -5705,6 +5906,7 @@
           <w:p>
             <w:pPr>
               <w:pStyle w:val="Compact"/>
+              <w:jc w:val="left"/>
             </w:pPr>
             <w:r>
               <w:rPr>
@@ -5721,6 +5923,7 @@
           <w:p>
             <w:pPr>
               <w:pStyle w:val="Compact"/>
+              <w:jc w:val="left"/>
             </w:pPr>
             <w:r>
               <w:rPr>
@@ -5735,6 +5938,7 @@
           <w:p>
             <w:pPr>
               <w:pStyle w:val="Compact"/>
+              <w:jc w:val="left"/>
             </w:pPr>
             <w:r>
               <w:t xml:space="preserve">TCP/IP sockets over WLAN (ABI v21).</w:t>
@@ -5746,6 +5950,7 @@
           <w:p>
             <w:pPr>
               <w:pStyle w:val="Compact"/>
+              <w:jc w:val="left"/>
             </w:pPr>
             <w:r>
               <w:rPr>
@@ -5762,6 +5967,7 @@
           <w:p>
             <w:pPr>
               <w:pStyle w:val="Compact"/>
+              <w:jc w:val="left"/>
             </w:pPr>
             <w:r>
               <w:rPr>
@@ -5776,6 +5982,7 @@
           <w:p>
             <w:pPr>
               <w:pStyle w:val="Compact"/>
+              <w:jc w:val="left"/>
             </w:pPr>
             <w:r>
               <w:t xml:space="preserve">TCP/IP sockets over WLAN (ABI v21).</w:t>
@@ -5787,6 +5994,7 @@
           <w:p>
             <w:pPr>
               <w:pStyle w:val="Compact"/>
+              <w:jc w:val="left"/>
             </w:pPr>
             <w:r>
               <w:rPr>
@@ -5803,6 +6011,7 @@
           <w:p>
             <w:pPr>
               <w:pStyle w:val="Compact"/>
+              <w:jc w:val="left"/>
             </w:pPr>
             <w:r>
               <w:rPr>
@@ -5817,6 +6026,7 @@
           <w:p>
             <w:pPr>
               <w:pStyle w:val="Compact"/>
+              <w:jc w:val="left"/>
             </w:pPr>
             <w:r>
               <w:t xml:space="preserve">TCP/IP sockets over WLAN (ABI v21).</w:t>
@@ -5828,6 +6038,7 @@
           <w:p>
             <w:pPr>
               <w:pStyle w:val="Compact"/>
+              <w:jc w:val="left"/>
             </w:pPr>
             <w:r>
               <w:rPr>
@@ -5844,6 +6055,7 @@
           <w:p>
             <w:pPr>
               <w:pStyle w:val="Compact"/>
+              <w:jc w:val="left"/>
             </w:pPr>
             <w:r>
               <w:rPr>
@@ -5858,6 +6070,7 @@
           <w:p>
             <w:pPr>
               <w:pStyle w:val="Compact"/>
+              <w:jc w:val="left"/>
             </w:pPr>
             <w:r>
               <w:t xml:space="preserve">TCP server side (ABI v37).</w:t>
@@ -5869,6 +6082,7 @@
           <w:p>
             <w:pPr>
               <w:pStyle w:val="Compact"/>
+              <w:jc w:val="left"/>
             </w:pPr>
             <w:r>
               <w:rPr>
@@ -5885,6 +6099,7 @@
           <w:p>
             <w:pPr>
               <w:pStyle w:val="Compact"/>
+              <w:jc w:val="left"/>
             </w:pPr>
             <w:r>
               <w:rPr>
@@ -5899,6 +6114,7 @@
           <w:p>
             <w:pPr>
               <w:pStyle w:val="Compact"/>
+              <w:jc w:val="left"/>
             </w:pPr>
             <w:r>
               <w:t xml:space="preserve">TCP server side (ABI v37).</w:t>
@@ -5910,6 +6126,7 @@
           <w:p>
             <w:pPr>
               <w:pStyle w:val="Compact"/>
+              <w:jc w:val="left"/>
             </w:pPr>
             <w:r>
               <w:rPr>
@@ -5926,6 +6143,7 @@
           <w:p>
             <w:pPr>
               <w:pStyle w:val="Compact"/>
+              <w:jc w:val="left"/>
             </w:pPr>
             <w:r>
               <w:rPr>
@@ -5940,6 +6158,7 @@
           <w:p>
             <w:pPr>
               <w:pStyle w:val="Compact"/>
+              <w:jc w:val="left"/>
             </w:pPr>
             <w:r>
               <w:t xml:space="preserve">Remote screen (ABI v38).</w:t>
@@ -5951,6 +6170,7 @@
           <w:p>
             <w:pPr>
               <w:pStyle w:val="Compact"/>
+              <w:jc w:val="left"/>
             </w:pPr>
             <w:r>
               <w:rPr>
@@ -5967,6 +6187,7 @@
           <w:p>
             <w:pPr>
               <w:pStyle w:val="Compact"/>
+              <w:jc w:val="left"/>
             </w:pPr>
             <w:r>
               <w:rPr>
@@ -5981,6 +6202,7 @@
           <w:p>
             <w:pPr>
               <w:pStyle w:val="Compact"/>
+              <w:jc w:val="left"/>
             </w:pPr>
             <w:r>
               <w:t xml:space="preserve">Remote screen (ABI v38).</w:t>
@@ -5992,6 +6214,7 @@
           <w:p>
             <w:pPr>
               <w:pStyle w:val="Compact"/>
+              <w:jc w:val="left"/>
             </w:pPr>
             <w:r>
               <w:rPr>
@@ -6008,6 +6231,7 @@
           <w:p>
             <w:pPr>
               <w:pStyle w:val="Compact"/>
+              <w:jc w:val="left"/>
             </w:pPr>
             <w:r>
               <w:rPr>
@@ -6022,6 +6246,7 @@
           <w:p>
             <w:pPr>
               <w:pStyle w:val="Compact"/>
+              <w:jc w:val="left"/>
             </w:pPr>
             <w:r>
               <w:t xml:space="preserve">Remote screen (ABI v38).</w:t>
@@ -6033,6 +6258,7 @@
           <w:p>
             <w:pPr>
               <w:pStyle w:val="Compact"/>
+              <w:jc w:val="left"/>
             </w:pPr>
             <w:r>
               <w:rPr>
@@ -6049,6 +6275,7 @@
           <w:p>
             <w:pPr>
               <w:pStyle w:val="Compact"/>
+              <w:jc w:val="left"/>
             </w:pPr>
             <w:r>
               <w:rPr>
@@ -6063,6 +6290,7 @@
           <w:p>
             <w:pPr>
               <w:pStyle w:val="Compact"/>
+              <w:jc w:val="left"/>
             </w:pPr>
             <w:r>
               <w:t xml:space="preserve">Named IPC services (ABI v40)</w:t>
@@ -6074,6 +6302,7 @@
           <w:p>
             <w:pPr>
               <w:pStyle w:val="Compact"/>
+              <w:jc w:val="left"/>
             </w:pPr>
             <w:r>
               <w:rPr>
@@ -6090,6 +6319,7 @@
           <w:p>
             <w:pPr>
               <w:pStyle w:val="Compact"/>
+              <w:jc w:val="left"/>
             </w:pPr>
             <w:r>
               <w:rPr>
@@ -6104,6 +6334,7 @@
           <w:p>
             <w:pPr>
               <w:pStyle w:val="Compact"/>
+              <w:jc w:val="left"/>
             </w:pPr>
             <w:r>
               <w:t xml:space="preserve">Named IPC services (ABI v40)</w:t>
@@ -6115,6 +6346,7 @@
           <w:p>
             <w:pPr>
               <w:pStyle w:val="Compact"/>
+              <w:jc w:val="left"/>
             </w:pPr>
             <w:r>
               <w:rPr>
@@ -6131,6 +6363,7 @@
           <w:p>
             <w:pPr>
               <w:pStyle w:val="Compact"/>
+              <w:jc w:val="left"/>
             </w:pPr>
             <w:r>
               <w:rPr>
@@ -6145,6 +6378,7 @@
           <w:p>
             <w:pPr>
               <w:pStyle w:val="Compact"/>
+              <w:jc w:val="left"/>
             </w:pPr>
             <w:r>
               <w:t xml:space="preserve">The clipboard replaced by the n bytes of d (64 KB at most, n 0 empties it) of the type CLIP_* -&gt; the bytes kept (0 too for a bad pointer, the clipboard then as</w:t>
@@ -6156,6 +6390,7 @@
           <w:p>
             <w:pPr>
               <w:pStyle w:val="Compact"/>
+              <w:jc w:val="left"/>
             </w:pPr>
             <w:r>
               <w:rPr>
@@ -6172,6 +6407,7 @@
           <w:p>
             <w:pPr>
               <w:pStyle w:val="Compact"/>
+              <w:jc w:val="left"/>
             </w:pPr>
             <w:r>
               <w:rPr>
@@ -6186,6 +6422,7 @@
           <w:p>
             <w:pPr>
               <w:pStyle w:val="Compact"/>
+              <w:jc w:val="left"/>
             </w:pPr>
             <w:r>
               <w:t xml:space="preserve">Up to cap bytes of the clipboard into b, its type and its serial (which changes at every set) -&gt; the content's whole length, 0 empty.</w:t>
@@ -6197,6 +6434,7 @@
           <w:p>
             <w:pPr>
               <w:pStyle w:val="Compact"/>
+              <w:jc w:val="left"/>
             </w:pPr>
             <w:r>
               <w:rPr>
@@ -6213,6 +6451,7 @@
           <w:p>
             <w:pPr>
               <w:pStyle w:val="Compact"/>
+              <w:jc w:val="left"/>
             </w:pPr>
             <w:r>
               <w:rPr>
@@ -6227,6 +6466,7 @@
           <w:p>
             <w:pPr>
               <w:pStyle w:val="Compact"/>
+              <w:jc w:val="left"/>
             </w:pPr>
             <w:r>
               <w:t xml:space="preserve">end the session: the card unmounted, then halt (SHUTDOWN_HALT) or restart; does not return</w:t>
@@ -6238,6 +6478,7 @@
           <w:p>
             <w:pPr>
               <w:pStyle w:val="Compact"/>
+              <w:jc w:val="left"/>
             </w:pPr>
             <w:r>
               <w:rPr>
@@ -6254,6 +6495,7 @@
           <w:p>
             <w:pPr>
               <w:pStyle w:val="Compact"/>
+              <w:jc w:val="left"/>
             </w:pPr>
             <w:r>
               <w:rPr>
@@ -6268,6 +6510,7 @@
           <w:p>
             <w:pPr>
               <w:pStyle w:val="Compact"/>
+              <w:jc w:val="left"/>
             </w:pPr>
             <w:r>
               <w:t xml:space="preserve">Full-screen apps (ABI v41)</w:t>
@@ -6279,6 +6522,7 @@
           <w:p>
             <w:pPr>
               <w:pStyle w:val="Compact"/>
+              <w:jc w:val="left"/>
             </w:pPr>
             <w:r>
               <w:rPr>
@@ -6295,6 +6539,7 @@
           <w:p>
             <w:pPr>
               <w:pStyle w:val="Compact"/>
+              <w:jc w:val="left"/>
             </w:pPr>
             <w:r>
               <w:rPr>
@@ -6309,6 +6554,7 @@
           <w:p>
             <w:pPr>
               <w:pStyle w:val="Compact"/>
+              <w:jc w:val="left"/>
             </w:pPr>
             <w:r>
               <w:t xml:space="preserve">Full-screen apps (ABI v41)</w:t>
@@ -6320,6 +6566,7 @@
           <w:p>
             <w:pPr>
               <w:pStyle w:val="Compact"/>
+              <w:jc w:val="left"/>
             </w:pPr>
             <w:r>
               <w:rPr>
@@ -6336,6 +6583,7 @@
           <w:p>
             <w:pPr>
               <w:pStyle w:val="Compact"/>
+              <w:jc w:val="left"/>
             </w:pPr>
             <w:r>
               <w:rPr>
@@ -6350,6 +6598,7 @@
           <w:p>
             <w:pPr>
               <w:pStyle w:val="Compact"/>
+              <w:jc w:val="left"/>
             </w:pPr>
             <w:r>
               <w:t xml:space="preserve">Full-screen apps (ABI v41)</w:t>
@@ -6361,6 +6610,7 @@
           <w:p>
             <w:pPr>
               <w:pStyle w:val="Compact"/>
+              <w:jc w:val="left"/>
             </w:pPr>
             <w:r>
               <w:rPr>
@@ -6377,6 +6627,7 @@
           <w:p>
             <w:pPr>
               <w:pStyle w:val="Compact"/>
+              <w:jc w:val="left"/>
             </w:pPr>
             <w:r>
               <w:rPr>
@@ -6391,6 +6642,7 @@
           <w:p>
             <w:pPr>
               <w:pStyle w:val="Compact"/>
+              <w:jc w:val="left"/>
             </w:pPr>
             <w:r>
               <w:t xml:space="preserve">The keyboard's modifiers (ABI v42</w:t>
@@ -6402,6 +6654,7 @@
           <w:p>
             <w:pPr>
               <w:pStyle w:val="Compact"/>
+              <w:jc w:val="left"/>
             </w:pPr>
             <w:r>
               <w:rPr>
@@ -6418,6 +6671,7 @@
           <w:p>
             <w:pPr>
               <w:pStyle w:val="Compact"/>
+              <w:jc w:val="left"/>
             </w:pPr>
             <w:r>
               <w:rPr>
@@ -6432,6 +6686,7 @@
           <w:p>
             <w:pPr>
               <w:pStyle w:val="Compact"/>
+              <w:jc w:val="left"/>
             </w:pPr>
             <w:r>
               <w:t xml:space="preserve">The keyboard's modifiers (ABI v42</w:t>
@@ -6443,6 +6698,7 @@
           <w:p>
             <w:pPr>
               <w:pStyle w:val="Compact"/>
+              <w:jc w:val="left"/>
             </w:pPr>
             <w:r>
               <w:rPr>
@@ -6459,6 +6715,7 @@
           <w:p>
             <w:pPr>
               <w:pStyle w:val="Compact"/>
+              <w:jc w:val="left"/>
             </w:pPr>
             <w:r>
               <w:rPr>
@@ -6473,6 +6730,7 @@
           <w:p>
             <w:pPr>
               <w:pStyle w:val="Compact"/>
+              <w:jc w:val="left"/>
             </w:pPr>
             <w:r>
               <w:t xml:space="preserve">Network tools (ABI v43).</w:t>
@@ -6484,6 +6742,7 @@
           <w:p>
             <w:pPr>
               <w:pStyle w:val="Compact"/>
+              <w:jc w:val="left"/>
             </w:pPr>
             <w:r>
               <w:rPr>
@@ -6500,6 +6759,7 @@
           <w:p>
             <w:pPr>
               <w:pStyle w:val="Compact"/>
+              <w:jc w:val="left"/>
             </w:pPr>
             <w:r>
               <w:rPr>
@@ -6514,6 +6774,7 @@
           <w:p>
             <w:pPr>
               <w:pStyle w:val="Compact"/>
+              <w:jc w:val="left"/>
             </w:pPr>
             <w:r>
               <w:t xml:space="preserve">Network tools (ABI v43).</w:t>
@@ -6525,6 +6786,7 @@
           <w:p>
             <w:pPr>
               <w:pStyle w:val="Compact"/>
+              <w:jc w:val="left"/>
             </w:pPr>
             <w:r>
               <w:rPr>
@@ -6541,6 +6803,7 @@
           <w:p>
             <w:pPr>
               <w:pStyle w:val="Compact"/>
+              <w:jc w:val="left"/>
             </w:pPr>
             <w:r>
               <w:rPr>
@@ -6555,6 +6818,7 @@
           <w:p>
             <w:pPr>
               <w:pStyle w:val="Compact"/>
+              <w:jc w:val="left"/>
             </w:pPr>
             <w:r>
               <w:t xml:space="preserve">Network tools (ABI v43).</w:t>
@@ -6566,6 +6830,7 @@
           <w:p>
             <w:pPr>
               <w:pStyle w:val="Compact"/>
+              <w:jc w:val="left"/>
             </w:pPr>
             <w:r>
               <w:rPr>
@@ -6582,6 +6847,7 @@
           <w:p>
             <w:pPr>
               <w:pStyle w:val="Compact"/>
+              <w:jc w:val="left"/>
             </w:pPr>
             <w:r>
               <w:rPr>
@@ -6596,6 +6862,7 @@
           <w:p>
             <w:pPr>
               <w:pStyle w:val="Compact"/>
+              <w:jc w:val="left"/>
             </w:pPr>
             <w:r>
               <w:t xml:space="preserve">this process serves the paths starting with prefix -&gt; 1, 0 (taken by another, no room)</w:t>
@@ -6607,6 +6874,7 @@
           <w:p>
             <w:pPr>
               <w:pStyle w:val="Compact"/>
+              <w:jc w:val="left"/>
             </w:pPr>
             <w:r>
               <w:rPr>
@@ -6623,6 +6891,7 @@
           <w:p>
             <w:pPr>
               <w:pStyle w:val="Compact"/>
+              <w:jc w:val="left"/>
             </w:pPr>
             <w:r>
               <w:rPr>
@@ -6637,6 +6906,7 @@
           <w:p>
             <w:pPr>
               <w:pStyle w:val="Compact"/>
+              <w:jc w:val="left"/>
             </w:pPr>
             <w:r>
               <w:t xml:space="preserve">The next request for this provider into *req -&gt; 1, 0 none (with blocking != 0, after waiting up to 0.5 s for one).</w:t>
@@ -6648,6 +6918,7 @@
           <w:p>
             <w:pPr>
               <w:pStyle w:val="Compact"/>
+              <w:jc w:val="left"/>
             </w:pPr>
             <w:r>
               <w:rPr>
@@ -6664,6 +6935,7 @@
           <w:p>
             <w:pPr>
               <w:pStyle w:val="Compact"/>
+              <w:jc w:val="left"/>
             </w:pPr>
             <w:r>
               <w:rPr>
@@ -6678,6 +6950,7 @@
           <w:p>
             <w:pPr>
               <w:pStyle w:val="Compact"/>
+              <w:jc w:val="left"/>
             </w:pPr>
             <w:r>
               <w:t xml:space="preserve">Up to cap bytes of the request id's payload (VFS_OP_SAVE's data) from offset into buf -&gt; the bytes copied, 0 none.</w:t>
@@ -6689,6 +6962,7 @@
           <w:p>
             <w:pPr>
               <w:pStyle w:val="Compact"/>
+              <w:jc w:val="left"/>
             </w:pPr>
             <w:r>
               <w:rPr>
@@ -6705,6 +6979,7 @@
           <w:p>
             <w:pPr>
               <w:pStyle w:val="Compact"/>
+              <w:jc w:val="left"/>
             </w:pPr>
             <w:r>
               <w:rPr>
@@ -6719,6 +6994,7 @@
           <w:p>
             <w:pPr>
               <w:pStyle w:val="Compact"/>
+              <w:jc w:val="left"/>
             </w:pPr>
             <w:r>
               <w:t xml:space="preserve">Answer the request id with its status and len bytes of data (0 = none), its caller woken -&gt; 1, 0 (no such request, bad data).</w:t>
@@ -6730,6 +7006,7 @@
           <w:p>
             <w:pPr>
               <w:pStyle w:val="Compact"/>
+              <w:jc w:val="left"/>
             </w:pPr>
             <w:r>
               <w:rPr>
@@ -6746,6 +7023,7 @@
           <w:p>
             <w:pPr>
               <w:pStyle w:val="Compact"/>
+              <w:jc w:val="left"/>
             </w:pPr>
             <w:r>
               <w:rPr>
@@ -6760,6 +7038,7 @@
           <w:p>
             <w:pPr>
               <w:pStyle w:val="Compact"/>
+              <w:jc w:val="left"/>
             </w:pPr>
             <w:r>
               <w:t xml:space="preserve">Wi-Fi scan (ABI v45)</w:t>
@@ -6771,6 +7050,7 @@
           <w:p>
             <w:pPr>
               <w:pStyle w:val="Compact"/>
+              <w:jc w:val="left"/>
             </w:pPr>
             <w:r>
               <w:rPr>
@@ -6787,6 +7067,7 @@
           <w:p>
             <w:pPr>
               <w:pStyle w:val="Compact"/>
+              <w:jc w:val="left"/>
             </w:pPr>
             <w:r>
               <w:rPr>
@@ -6801,6 +7082,7 @@
           <w:p>
             <w:pPr>
               <w:pStyle w:val="Compact"/>
+              <w:jc w:val="left"/>
             </w:pPr>
             <w:r>
               <w:t xml:space="preserve">Sound (ABI v46), on the 3.5 mm jack.</w:t>
@@ -6812,6 +7094,7 @@
           <w:p>
             <w:pPr>
               <w:pStyle w:val="Compact"/>
+              <w:jc w:val="left"/>
             </w:pPr>
             <w:r>
               <w:rPr>
@@ -6828,6 +7111,7 @@
           <w:p>
             <w:pPr>
               <w:pStyle w:val="Compact"/>
+              <w:jc w:val="left"/>
             </w:pPr>
             <w:r>
               <w:rPr>
@@ -6842,6 +7126,7 @@
           <w:p>
             <w:pPr>
               <w:pStyle w:val="Compact"/>
+              <w:jc w:val="left"/>
             </w:pPr>
             <w:r>
               <w:t xml:space="preserve">Sound (ABI v46), on the 3.5 mm jack.</w:t>
@@ -6853,6 +7138,7 @@
           <w:p>
             <w:pPr>
               <w:pStyle w:val="Compact"/>
+              <w:jc w:val="left"/>
             </w:pPr>
             <w:r>
               <w:rPr>
@@ -6869,6 +7155,7 @@
           <w:p>
             <w:pPr>
               <w:pStyle w:val="Compact"/>
+              <w:jc w:val="left"/>
             </w:pPr>
             <w:r>
               <w:rPr>
@@ -6883,6 +7170,7 @@
           <w:p>
             <w:pPr>
               <w:pStyle w:val="Compact"/>
+              <w:jc w:val="left"/>
             </w:pPr>
             <w:r>
               <w:t xml:space="preserve">(RETIRED 2026-10-05</w:t>
@@ -6894,6 +7182,7 @@
           <w:p>
             <w:pPr>
               <w:pStyle w:val="Compact"/>
+              <w:jc w:val="left"/>
             </w:pPr>
             <w:r>
               <w:rPr>
@@ -6910,6 +7199,7 @@
           <w:p>
             <w:pPr>
               <w:pStyle w:val="Compact"/>
+              <w:jc w:val="left"/>
             </w:pPr>
             <w:r>
               <w:rPr>
@@ -6924,6 +7214,7 @@
           <w:p>
             <w:pPr>
               <w:pStyle w:val="Compact"/>
+              <w:jc w:val="left"/>
             </w:pPr>
             <w:r>
               <w:t xml:space="preserve">(RETIRED 2026-10-05</w:t>
@@ -6935,6 +7226,7 @@
           <w:p>
             <w:pPr>
               <w:pStyle w:val="Compact"/>
+              <w:jc w:val="left"/>
             </w:pPr>
             <w:r>
               <w:rPr>
@@ -6951,6 +7243,7 @@
           <w:p>
             <w:pPr>
               <w:pStyle w:val="Compact"/>
+              <w:jc w:val="left"/>
             </w:pPr>
             <w:r>
               <w:rPr>
@@ -6965,6 +7258,7 @@
           <w:p>
             <w:pPr>
               <w:pStyle w:val="Compact"/>
+              <w:jc w:val="left"/>
             </w:pPr>
             <w:r>
               <w:t xml:space="preserve">(RETIRED 2026-10-05</w:t>
@@ -6976,6 +7270,7 @@
           <w:p>
             <w:pPr>
               <w:pStyle w:val="Compact"/>
+              <w:jc w:val="left"/>
             </w:pPr>
             <w:r>
               <w:rPr>
@@ -6992,6 +7287,7 @@
           <w:p>
             <w:pPr>
               <w:pStyle w:val="Compact"/>
+              <w:jc w:val="left"/>
             </w:pPr>
             <w:r>
               <w:rPr>
@@ -7006,6 +7302,7 @@
           <w:p>
             <w:pPr>
               <w:pStyle w:val="Compact"/>
+              <w:jc w:val="left"/>
             </w:pPr>
             <w:r>
               <w:t xml:space="preserve">(RETIRED 2026-10-05</w:t>
@@ -7017,6 +7314,7 @@
           <w:p>
             <w:pPr>
               <w:pStyle w:val="Compact"/>
+              <w:jc w:val="left"/>
             </w:pPr>
             <w:r>
               <w:rPr>
@@ -7033,6 +7331,7 @@
           <w:p>
             <w:pPr>
               <w:pStyle w:val="Compact"/>
+              <w:jc w:val="left"/>
             </w:pPr>
             <w:r>
               <w:rPr>
@@ -7047,6 +7346,7 @@
           <w:p>
             <w:pPr>
               <w:pStyle w:val="Compact"/>
+              <w:jc w:val="left"/>
             </w:pPr>
             <w:r>
               <w:t xml:space="preserve">FM (ABI v47)</w:t>
@@ -7058,6 +7358,7 @@
           <w:p>
             <w:pPr>
               <w:pStyle w:val="Compact"/>
+              <w:jc w:val="left"/>
             </w:pPr>
             <w:r>
               <w:rPr>
@@ -7074,6 +7375,7 @@
           <w:p>
             <w:pPr>
               <w:pStyle w:val="Compact"/>
+              <w:jc w:val="left"/>
             </w:pPr>
             <w:r>
               <w:rPr>
@@ -7088,6 +7390,7 @@
           <w:p>
             <w:pPr>
               <w:pStyle w:val="Compact"/>
+              <w:jc w:val="left"/>
             </w:pPr>
             <w:r>
               <w:t xml:space="preserve">Held keys (ABI v48), for games (key events only report presses)</w:t>
@@ -7099,6 +7402,7 @@
           <w:p>
             <w:pPr>
               <w:pStyle w:val="Compact"/>
+              <w:jc w:val="left"/>
             </w:pPr>
             <w:r>
               <w:rPr>
@@ -7115,6 +7419,7 @@
           <w:p>
             <w:pPr>
               <w:pStyle w:val="Compact"/>
+              <w:jc w:val="left"/>
             </w:pPr>
             <w:r>
               <w:rPr>
@@ -7129,6 +7434,7 @@
           <w:p>
             <w:pPr>
               <w:pStyle w:val="Compact"/>
+              <w:jc w:val="left"/>
             </w:pPr>
             <w:r>
               <w:t xml:space="preserve">Held keys (ABI v48), for games (key events only report presses)</w:t>
@@ -7140,6 +7446,7 @@
           <w:p>
             <w:pPr>
               <w:pStyle w:val="Compact"/>
+              <w:jc w:val="left"/>
             </w:pPr>
             <w:r>
               <w:rPr>
@@ -7156,6 +7463,7 @@
           <w:p>
             <w:pPr>
               <w:pStyle w:val="Compact"/>
+              <w:jc w:val="left"/>
             </w:pPr>
             <w:r>
               <w:rPr>
@@ -7170,6 +7478,7 @@
           <w:p>
             <w:pPr>
               <w:pStyle w:val="Compact"/>
+              <w:jc w:val="left"/>
             </w:pPr>
             <w:r>
               <w:t xml:space="preserve">Run a program under another process name (ABI v49)</w:t>
@@ -7181,6 +7490,7 @@
           <w:p>
             <w:pPr>
               <w:pStyle w:val="Compact"/>
+              <w:jc w:val="left"/>
             </w:pPr>
             <w:r>
               <w:rPr>
@@ -7197,6 +7507,7 @@
           <w:p>
             <w:pPr>
               <w:pStyle w:val="Compact"/>
+              <w:jc w:val="left"/>
             </w:pPr>
             <w:r>
               <w:rPr>
@@ -7211,6 +7522,7 @@
           <w:p>
             <w:pPr>
               <w:pStyle w:val="Compact"/>
+              <w:jc w:val="left"/>
             </w:pPr>
             <w:r>
               <w:t xml:space="preserve">USB gamepads (v50)</w:t>
@@ -7222,6 +7534,7 @@
           <w:p>
             <w:pPr>
               <w:pStyle w:val="Compact"/>
+              <w:jc w:val="left"/>
             </w:pPr>
             <w:r>
               <w:rPr>
@@ -7238,6 +7551,7 @@
           <w:p>
             <w:pPr>
               <w:pStyle w:val="Compact"/>
+              <w:jc w:val="left"/>
             </w:pPr>
             <w:r>
               <w:rPr>
@@ -7252,6 +7566,7 @@
           <w:p>
             <w:pPr>
               <w:pStyle w:val="Compact"/>
+              <w:jc w:val="left"/>
             </w:pPr>
             <w:r>
               <w:t xml:space="preserve">App cores (v51)</w:t>
@@ -7263,6 +7578,7 @@
           <w:p>
             <w:pPr>
               <w:pStyle w:val="Compact"/>
+              <w:jc w:val="left"/>
             </w:pPr>
             <w:r>
               <w:rPr>
@@ -7279,6 +7595,7 @@
           <w:p>
             <w:pPr>
               <w:pStyle w:val="Compact"/>
+              <w:jc w:val="left"/>
             </w:pPr>
             <w:r>
               <w:rPr>
@@ -7293,6 +7610,7 @@
           <w:p>
             <w:pPr>
               <w:pStyle w:val="Compact"/>
+              <w:jc w:val="left"/>
             </w:pPr>
             <w:r>
               <w:t xml:space="preserve">App cores (v51)</w:t>
@@ -7304,6 +7622,7 @@
           <w:p>
             <w:pPr>
               <w:pStyle w:val="Compact"/>
+              <w:jc w:val="left"/>
             </w:pPr>
             <w:r>
               <w:rPr>
@@ -7320,6 +7639,7 @@
           <w:p>
             <w:pPr>
               <w:pStyle w:val="Compact"/>
+              <w:jc w:val="left"/>
             </w:pPr>
             <w:r>
               <w:rPr>
@@ -7334,6 +7654,7 @@
           <w:p>
             <w:pPr>
               <w:pStyle w:val="Compact"/>
+              <w:jc w:val="left"/>
             </w:pPr>
             <w:r>
               <w:t xml:space="preserve">App cores (v51)</w:t>
@@ -7345,6 +7666,7 @@
           <w:p>
             <w:pPr>
               <w:pStyle w:val="Compact"/>
+              <w:jc w:val="left"/>
             </w:pPr>
             <w:r>
               <w:rPr>
@@ -7361,6 +7683,7 @@
           <w:p>
             <w:pPr>
               <w:pStyle w:val="Compact"/>
+              <w:jc w:val="left"/>
             </w:pPr>
             <w:r>
               <w:rPr>
@@ -7375,6 +7698,7 @@
           <w:p>
             <w:pPr>
               <w:pStyle w:val="Compact"/>
+              <w:jc w:val="left"/>
             </w:pPr>
             <w:r>
               <w:t xml:space="preserve">App cores (v51)</w:t>
@@ -7386,6 +7710,7 @@
           <w:p>
             <w:pPr>
               <w:pStyle w:val="Compact"/>
+              <w:jc w:val="left"/>
             </w:pPr>
             <w:r>
               <w:rPr>
@@ -7402,6 +7727,7 @@
           <w:p>
             <w:pPr>
               <w:pStyle w:val="Compact"/>
+              <w:jc w:val="left"/>
             </w:pPr>
             <w:r>
               <w:rPr>
@@ -7416,6 +7742,7 @@
           <w:p>
             <w:pPr>
               <w:pStyle w:val="Compact"/>
+              <w:jc w:val="left"/>
             </w:pPr>
             <w:r>
               <w:t xml:space="preserve">The V3D GPU (v52)</w:t>
@@ -7427,6 +7754,7 @@
           <w:p>
             <w:pPr>
               <w:pStyle w:val="Compact"/>
+              <w:jc w:val="left"/>
             </w:pPr>
             <w:r>
               <w:rPr>
@@ -7443,6 +7771,7 @@
           <w:p>
             <w:pPr>
               <w:pStyle w:val="Compact"/>
+              <w:jc w:val="left"/>
             </w:pPr>
             <w:r>
               <w:rPr>
@@ -7457,6 +7786,7 @@
           <w:p>
             <w:pPr>
               <w:pStyle w:val="Compact"/>
+              <w:jc w:val="left"/>
             </w:pPr>
             <w:r>
               <w:t xml:space="preserve">The V3D GPU (v52)</w:t>
@@ -7468,6 +7798,7 @@
           <w:p>
             <w:pPr>
               <w:pStyle w:val="Compact"/>
+              <w:jc w:val="left"/>
             </w:pPr>
             <w:r>
               <w:rPr>
@@ -7484,6 +7815,7 @@
           <w:p>
             <w:pPr>
               <w:pStyle w:val="Compact"/>
+              <w:jc w:val="left"/>
             </w:pPr>
             <w:r>
               <w:rPr>
@@ -7498,6 +7830,7 @@
           <w:p>
             <w:pPr>
               <w:pStyle w:val="Compact"/>
+              <w:jc w:val="left"/>
             </w:pPr>
             <w:r>
               <w:t xml:space="preserve">The GPU's full pipeline (v53)</w:t>
@@ -7509,6 +7842,7 @@
           <w:p>
             <w:pPr>
               <w:pStyle w:val="Compact"/>
+              <w:jc w:val="left"/>
             </w:pPr>
             <w:r>
               <w:rPr>
@@ -7525,6 +7859,7 @@
           <w:p>
             <w:pPr>
               <w:pStyle w:val="Compact"/>
+              <w:jc w:val="left"/>
             </w:pPr>
             <w:r>
               <w:rPr>
@@ -7539,6 +7874,7 @@
           <w:p>
             <w:pPr>
               <w:pStyle w:val="Compact"/>
+              <w:jc w:val="left"/>
             </w:pPr>
             <w:r>
               <w:t xml:space="preserve">The GPU's full pipeline (v53)</w:t>
@@ -7550,6 +7886,7 @@
           <w:p>
             <w:pPr>
               <w:pStyle w:val="Compact"/>
+              <w:jc w:val="left"/>
             </w:pPr>
             <w:r>
               <w:rPr>
@@ -7566,6 +7903,7 @@
           <w:p>
             <w:pPr>
               <w:pStyle w:val="Compact"/>
+              <w:jc w:val="left"/>
             </w:pPr>
             <w:r>
               <w:rPr>
@@ -7580,6 +7918,7 @@
           <w:p>
             <w:pPr>
               <w:pStyle w:val="Compact"/>
+              <w:jc w:val="left"/>
             </w:pPr>
             <w:r>
               <w:t xml:space="preserve">Full screen straight into the displayed framebuffer (v55</w:t>
@@ -7591,6 +7930,7 @@
           <w:p>
             <w:pPr>
               <w:pStyle w:val="Compact"/>
+              <w:jc w:val="left"/>
             </w:pPr>
             <w:r>
               <w:rPr>
@@ -7607,6 +7947,7 @@
           <w:p>
             <w:pPr>
               <w:pStyle w:val="Compact"/>
+              <w:jc w:val="left"/>
             </w:pPr>
             <w:r>
               <w:rPr>
@@ -7621,6 +7962,7 @@
           <w:p>
             <w:pPr>
               <w:pStyle w:val="Compact"/>
+              <w:jc w:val="left"/>
             </w:pPr>
             <w:r>
               <w:t xml:space="preserve">The read position of an opened file (v57)</w:t>
@@ -7632,6 +7974,7 @@
           <w:p>
             <w:pPr>
               <w:pStyle w:val="Compact"/>
+              <w:jc w:val="left"/>
             </w:pPr>
             <w:r>
               <w:rPr>
@@ -7648,6 +7991,7 @@
           <w:p>
             <w:pPr>
               <w:pStyle w:val="Compact"/>
+              <w:jc w:val="left"/>
             </w:pPr>
             <w:r>
               <w:rPr>
@@ -7662,6 +8006,7 @@
           <w:p>
             <w:pPr>
               <w:pStyle w:val="Compact"/>
+              <w:jc w:val="left"/>
             </w:pPr>
             <w:r>
               <w:t xml:space="preserve">Writable + executable memory for generated code, a JIT (v58)</w:t>
@@ -7673,6 +8018,7 @@
           <w:p>
             <w:pPr>
               <w:pStyle w:val="Compact"/>
+              <w:jc w:val="left"/>
             </w:pPr>
             <w:r>
               <w:rPr>
@@ -7689,6 +8035,7 @@
           <w:p>
             <w:pPr>
               <w:pStyle w:val="Compact"/>
+              <w:jc w:val="left"/>
             </w:pPr>
             <w:r>
               <w:rPr>
@@ -7703,6 +8050,7 @@
           <w:p>
             <w:pPr>
               <w:pStyle w:val="Compact"/>
+              <w:jc w:val="left"/>
             </w:pPr>
             <w:r>
               <w:t xml:space="preserve">A file's whole size (v59</w:t>
@@ -7714,6 +8062,7 @@
           <w:p>
             <w:pPr>
               <w:pStyle w:val="Compact"/>
+              <w:jc w:val="left"/>
             </w:pPr>
             <w:r>
               <w:rPr>
@@ -7730,6 +8079,7 @@
           <w:p>
             <w:pPr>
               <w:pStyle w:val="Compact"/>
+              <w:jc w:val="left"/>
             </w:pPr>
             <w:r>
               <w:rPr>
@@ -7744,6 +8094,7 @@
           <w:p>
             <w:pPr>
               <w:pStyle w:val="Compact"/>
+              <w:jc w:val="left"/>
             </w:pPr>
             <w:r>
               <w:t xml:space="preserve">(v71) vol_info</w:t>
@@ -7755,6 +8106,7 @@
           <w:p>
             <w:pPr>
               <w:pStyle w:val="Compact"/>
+              <w:jc w:val="left"/>
             </w:pPr>
             <w:r>
               <w:rPr>
@@ -7771,6 +8123,7 @@
           <w:p>
             <w:pPr>
               <w:pStyle w:val="Compact"/>
+              <w:jc w:val="left"/>
             </w:pPr>
             <w:r>
               <w:rPr>
@@ -7785,6 +8138,7 @@
           <w:p>
             <w:pPr>
               <w:pStyle w:val="Compact"/>
+              <w:jc w:val="left"/>
             </w:pPr>
             <w:r>
               <w:t xml:space="preserve">(v93) The volumes</w:t>
@@ -7796,6 +8150,7 @@
           <w:p>
             <w:pPr>
               <w:pStyle w:val="Compact"/>
+              <w:jc w:val="left"/>
             </w:pPr>
             <w:r>
               <w:rPr>
@@ -7812,6 +8167,7 @@
           <w:p>
             <w:pPr>
               <w:pStyle w:val="Compact"/>
+              <w:jc w:val="left"/>
             </w:pPr>
             <w:r>
               <w:rPr>
@@ -7826,6 +8182,7 @@
           <w:p>
             <w:pPr>
               <w:pStyle w:val="Compact"/>
+              <w:jc w:val="left"/>
             </w:pPr>
             <w:r>
               <w:t xml:space="preserve">vol_eject</w:t>
@@ -7837,6 +8194,7 @@
           <w:p>
             <w:pPr>
               <w:pStyle w:val="Compact"/>
+              <w:jc w:val="left"/>
             </w:pPr>
             <w:r>
               <w:rPr>
@@ -7853,6 +8211,7 @@
           <w:p>
             <w:pPr>
               <w:pStyle w:val="Compact"/>
+              <w:jc w:val="left"/>
             </w:pPr>
             <w:r>
               <w:rPr>
@@ -7867,6 +8226,7 @@
           <w:p>
             <w:pPr>
               <w:pStyle w:val="Compact"/>
+              <w:jc w:val="left"/>
             </w:pPr>
             <w:r>
               <w:t xml:space="preserve">vol_mount</w:t>
@@ -7878,6 +8238,7 @@
           <w:p>
             <w:pPr>
               <w:pStyle w:val="Compact"/>
+              <w:jc w:val="left"/>
             </w:pPr>
             <w:r>
               <w:rPr>
@@ -7894,6 +8255,7 @@
           <w:p>
             <w:pPr>
               <w:pStyle w:val="Compact"/>
+              <w:jc w:val="left"/>
             </w:pPr>
             <w:r>
               <w:rPr>
@@ -7908,6 +8270,7 @@
           <w:p>
             <w:pPr>
               <w:pStyle w:val="Compact"/>
+              <w:jc w:val="left"/>
             </w:pPr>
             <w:r>
               <w:t xml:space="preserve">vol_format</w:t>
@@ -7919,6 +8282,7 @@
           <w:p>
             <w:pPr>
               <w:pStyle w:val="Compact"/>
+              <w:jc w:val="left"/>
             </w:pPr>
             <w:r>
               <w:rPr>
@@ -7935,6 +8299,7 @@
           <w:p>
             <w:pPr>
               <w:pStyle w:val="Compact"/>
+              <w:jc w:val="left"/>
             </w:pPr>
             <w:r>
               <w:rPr>
@@ -7949,6 +8314,7 @@
           <w:p>
             <w:pPr>
               <w:pStyle w:val="Compact"/>
+              <w:jc w:val="left"/>
             </w:pPr>
             <w:r>
               <w:t xml:space="preserve">(v73) The event pump's kernel half -- what kapi_pump_events does, step by step, for a pump of the app's own (a protected app's table runs its pump that way, ker</w:t>
@@ -7960,6 +8326,7 @@
           <w:p>
             <w:pPr>
               <w:pStyle w:val="Compact"/>
+              <w:jc w:val="left"/>
             </w:pPr>
             <w:r>
               <w:rPr>
@@ -7976,6 +8343,7 @@
           <w:p>
             <w:pPr>
               <w:pStyle w:val="Compact"/>
+              <w:jc w:val="left"/>
             </w:pPr>
             <w:r>
               <w:rPr>
@@ -7990,6 +8358,7 @@
           <w:p>
             <w:pPr>
               <w:pStyle w:val="Compact"/>
+              <w:jc w:val="left"/>
             </w:pPr>
             <w:r>
               <w:t xml:space="preserve">(v73) The event pump's kernel half -- what kapi_pump_events does, step by step, for a pump of the app's own (a protected app's table runs its pump that way, ker</w:t>
@@ -8001,6 +8370,7 @@
           <w:p>
             <w:pPr>
               <w:pStyle w:val="Compact"/>
+              <w:jc w:val="left"/>
             </w:pPr>
             <w:r>
               <w:rPr>
@@ -8017,6 +8387,7 @@
           <w:p>
             <w:pPr>
               <w:pStyle w:val="Compact"/>
+              <w:jc w:val="left"/>
             </w:pPr>
             <w:r>
               <w:rPr>
@@ -8031,6 +8402,7 @@
           <w:p>
             <w:pPr>
               <w:pStyle w:val="Compact"/>
+              <w:jc w:val="left"/>
             </w:pPr>
             <w:r>
               <w:t xml:space="preserve">(v73) The event pump's kernel half -- what kapi_pump_events does, step by step, for a pump of the app's own (a protected app's table runs its pump that way, ker</w:t>
@@ -8042,6 +8414,7 @@
           <w:p>
             <w:pPr>
               <w:pStyle w:val="Compact"/>
+              <w:jc w:val="left"/>
             </w:pPr>
             <w:r>
               <w:rPr>
@@ -8058,6 +8431,7 @@
           <w:p>
             <w:pPr>
               <w:pStyle w:val="Compact"/>
+              <w:jc w:val="left"/>
             </w:pPr>
             <w:r>
               <w:rPr>
@@ -8072,6 +8446,7 @@
           <w:p>
             <w:pPr>
               <w:pStyle w:val="Compact"/>
+              <w:jc w:val="left"/>
             </w:pPr>
             <w:r>
               <w:t xml:space="preserve">(v73) The event pump's kernel half -- what kapi_pump_events does, step by step, for a pump of the app's own (a protected app's table runs its pump that way, ker</w:t>
@@ -8083,6 +8458,7 @@
           <w:p>
             <w:pPr>
               <w:pStyle w:val="Compact"/>
+              <w:jc w:val="left"/>
             </w:pPr>
             <w:r>
               <w:rPr>
@@ -8099,6 +8475,7 @@
           <w:p>
             <w:pPr>
               <w:pStyle w:val="Compact"/>
+              <w:jc w:val="left"/>
             </w:pPr>
             <w:r>
               <w:rPr>
@@ -8113,6 +8490,7 @@
           <w:p>
             <w:pPr>
               <w:pStyle w:val="Compact"/>
+              <w:jc w:val="left"/>
             </w:pPr>
             <w:r>
               <w:t xml:space="preserve">(v74) A process's system calls (pid 0</w:t>
@@ -8124,6 +8502,7 @@
           <w:p>
             <w:pPr>
               <w:pStyle w:val="Compact"/>
+              <w:jc w:val="left"/>
             </w:pPr>
             <w:r>
               <w:rPr>
@@ -8140,6 +8519,7 @@
           <w:p>
             <w:pPr>
               <w:pStyle w:val="Compact"/>
+              <w:jc w:val="left"/>
             </w:pPr>
             <w:r>
               <w:rPr>
@@ -8154,6 +8534,7 @@
           <w:p>
             <w:pPr>
               <w:pStyle w:val="Compact"/>
+              <w:jc w:val="left"/>
             </w:pPr>
             <w:r>
               <w:t xml:space="preserve">(v75) The POSIX layer's kernel half (docs/POSIX-PLAN.md</w:t>
@@ -8165,6 +8546,7 @@
           <w:p>
             <w:pPr>
               <w:pStyle w:val="Compact"/>
+              <w:jc w:val="left"/>
             </w:pPr>
             <w:r>
               <w:rPr>
@@ -8181,6 +8563,7 @@
           <w:p>
             <w:pPr>
               <w:pStyle w:val="Compact"/>
+              <w:jc w:val="left"/>
             </w:pPr>
             <w:r>
               <w:rPr>
@@ -8195,6 +8578,7 @@
           <w:p>
             <w:pPr>
               <w:pStyle w:val="Compact"/>
+              <w:jc w:val="left"/>
             </w:pPr>
             <w:r>
               <w:t xml:space="preserve">(v75) The POSIX layer's kernel half (docs/POSIX-PLAN.md</w:t>
@@ -8206,6 +8590,7 @@
           <w:p>
             <w:pPr>
               <w:pStyle w:val="Compact"/>
+              <w:jc w:val="left"/>
             </w:pPr>
             <w:r>
               <w:rPr>
@@ -8222,6 +8607,7 @@
           <w:p>
             <w:pPr>
               <w:pStyle w:val="Compact"/>
+              <w:jc w:val="left"/>
             </w:pPr>
             <w:r>
               <w:rPr>
@@ -8236,6 +8622,7 @@
           <w:p>
             <w:pPr>
               <w:pStyle w:val="Compact"/>
+              <w:jc w:val="left"/>
             </w:pPr>
             <w:r>
               <w:t xml:space="preserve">(v75) The POSIX layer's kernel half (docs/POSIX-PLAN.md</w:t>
@@ -8247,6 +8634,7 @@
           <w:p>
             <w:pPr>
               <w:pStyle w:val="Compact"/>
+              <w:jc w:val="left"/>
             </w:pPr>
             <w:r>
               <w:rPr>
@@ -8263,6 +8651,7 @@
           <w:p>
             <w:pPr>
               <w:pStyle w:val="Compact"/>
+              <w:jc w:val="left"/>
             </w:pPr>
             <w:r>
               <w:rPr>
@@ -8277,6 +8666,7 @@
           <w:p>
             <w:pPr>
               <w:pStyle w:val="Compact"/>
+              <w:jc w:val="left"/>
             </w:pPr>
             <w:r>
               <w:t xml:space="preserve">(v75) The POSIX layer's kernel half (docs/POSIX-PLAN.md</w:t>
@@ -8288,6 +8678,7 @@
           <w:p>
             <w:pPr>
               <w:pStyle w:val="Compact"/>
+              <w:jc w:val="left"/>
             </w:pPr>
             <w:r>
               <w:rPr>
@@ -8304,6 +8695,7 @@
           <w:p>
             <w:pPr>
               <w:pStyle w:val="Compact"/>
+              <w:jc w:val="left"/>
             </w:pPr>
             <w:r>
               <w:rPr>
@@ -8318,6 +8710,7 @@
           <w:p>
             <w:pPr>
               <w:pStyle w:val="Compact"/>
+              <w:jc w:val="left"/>
             </w:pPr>
             <w:r>
               <w:t xml:space="preserve">(v75) The POSIX layer's kernel half (docs/POSIX-PLAN.md</w:t>
@@ -8329,6 +8722,7 @@
           <w:p>
             <w:pPr>
               <w:pStyle w:val="Compact"/>
+              <w:jc w:val="left"/>
             </w:pPr>
             <w:r>
               <w:rPr>
@@ -8345,6 +8739,7 @@
           <w:p>
             <w:pPr>
               <w:pStyle w:val="Compact"/>
+              <w:jc w:val="left"/>
             </w:pPr>
             <w:r>
               <w:rPr>
@@ -8359,6 +8754,7 @@
           <w:p>
             <w:pPr>
               <w:pStyle w:val="Compact"/>
+              <w:jc w:val="left"/>
             </w:pPr>
             <w:r>
               <w:t xml:space="preserve">(v75) The POSIX layer's kernel half (docs/POSIX-PLAN.md</w:t>
@@ -8370,6 +8766,7 @@
           <w:p>
             <w:pPr>
               <w:pStyle w:val="Compact"/>
+              <w:jc w:val="left"/>
             </w:pPr>
             <w:r>
               <w:rPr>
@@ -8386,6 +8783,7 @@
           <w:p>
             <w:pPr>
               <w:pStyle w:val="Compact"/>
+              <w:jc w:val="left"/>
             </w:pPr>
             <w:r>
               <w:rPr>
@@ -8400,6 +8798,7 @@
           <w:p>
             <w:pPr>
               <w:pStyle w:val="Compact"/>
+              <w:jc w:val="left"/>
             </w:pPr>
             <w:r>
               <w:t xml:space="preserve">(v75) The POSIX layer's kernel half (docs/POSIX-PLAN.md</w:t>
@@ -8411,6 +8810,7 @@
           <w:p>
             <w:pPr>
               <w:pStyle w:val="Compact"/>
+              <w:jc w:val="left"/>
             </w:pPr>
             <w:r>
               <w:rPr>
@@ -8427,6 +8827,7 @@
           <w:p>
             <w:pPr>
               <w:pStyle w:val="Compact"/>
+              <w:jc w:val="left"/>
             </w:pPr>
             <w:r>
               <w:rPr>
@@ -8441,6 +8842,7 @@
           <w:p>
             <w:pPr>
               <w:pStyle w:val="Compact"/>
+              <w:jc w:val="left"/>
             </w:pPr>
             <w:r>
               <w:t xml:space="preserve">(v75) The POSIX layer's kernel half (docs/POSIX-PLAN.md</w:t>
@@ -8452,6 +8854,7 @@
           <w:p>
             <w:pPr>
               <w:pStyle w:val="Compact"/>
+              <w:jc w:val="left"/>
             </w:pPr>
             <w:r>
               <w:rPr>
@@ -8468,6 +8871,7 @@
           <w:p>
             <w:pPr>
               <w:pStyle w:val="Compact"/>
+              <w:jc w:val="left"/>
             </w:pPr>
             <w:r>
               <w:rPr>
@@ -8482,6 +8886,7 @@
           <w:p>
             <w:pPr>
               <w:pStyle w:val="Compact"/>
+              <w:jc w:val="left"/>
             </w:pPr>
             <w:r>
               <w:t xml:space="preserve">v75 WP-FILE/PROC</w:t>
@@ -8493,6 +8898,7 @@
           <w:p>
             <w:pPr>
               <w:pStyle w:val="Compact"/>
+              <w:jc w:val="left"/>
             </w:pPr>
             <w:r>
               <w:rPr>
@@ -8509,6 +8915,7 @@
           <w:p>
             <w:pPr>
               <w:pStyle w:val="Compact"/>
+              <w:jc w:val="left"/>
             </w:pPr>
             <w:r>
               <w:rPr>
@@ -8523,6 +8930,7 @@
           <w:p>
             <w:pPr>
               <w:pStyle w:val="Compact"/>
+              <w:jc w:val="left"/>
             </w:pPr>
             <w:r>
               <w:t xml:space="preserve">v75 WP-FILE/PROC</w:t>
@@ -8534,6 +8942,7 @@
           <w:p>
             <w:pPr>
               <w:pStyle w:val="Compact"/>
+              <w:jc w:val="left"/>
             </w:pPr>
             <w:r>
               <w:rPr>
@@ -8550,6 +8959,7 @@
           <w:p>
             <w:pPr>
               <w:pStyle w:val="Compact"/>
+              <w:jc w:val="left"/>
             </w:pPr>
             <w:r>
               <w:rPr>
@@ -8564,6 +8974,7 @@
           <w:p>
             <w:pPr>
               <w:pStyle w:val="Compact"/>
+              <w:jc w:val="left"/>
             </w:pPr>
             <w:r>
               <w:t xml:space="preserve">v75 WP-FILE/PROC</w:t>
@@ -8575,6 +8986,7 @@
           <w:p>
             <w:pPr>
               <w:pStyle w:val="Compact"/>
+              <w:jc w:val="left"/>
             </w:pPr>
             <w:r>
               <w:rPr>
@@ -8591,6 +9003,7 @@
           <w:p>
             <w:pPr>
               <w:pStyle w:val="Compact"/>
+              <w:jc w:val="left"/>
             </w:pPr>
             <w:r>
               <w:rPr>
@@ -8605,6 +9018,7 @@
           <w:p>
             <w:pPr>
               <w:pStyle w:val="Compact"/>
+              <w:jc w:val="left"/>
             </w:pPr>
             <w:r>
               <w:t xml:space="preserve">v75 WP-FILE/PROC</w:t>
@@ -8616,6 +9030,7 @@
           <w:p>
             <w:pPr>
               <w:pStyle w:val="Compact"/>
+              <w:jc w:val="left"/>
             </w:pPr>
             <w:r>
               <w:rPr>
@@ -8632,6 +9047,7 @@
           <w:p>
             <w:pPr>
               <w:pStyle w:val="Compact"/>
+              <w:jc w:val="left"/>
             </w:pPr>
             <w:r>
               <w:rPr>
@@ -8646,6 +9062,7 @@
           <w:p>
             <w:pPr>
               <w:pStyle w:val="Compact"/>
+              <w:jc w:val="left"/>
             </w:pPr>
             <w:r>
               <w:t xml:space="preserve">v75 WP-FILE/PROC</w:t>
@@ -8657,6 +9074,7 @@
           <w:p>
             <w:pPr>
               <w:pStyle w:val="Compact"/>
+              <w:jc w:val="left"/>
             </w:pPr>
             <w:r>
               <w:rPr>
@@ -8673,6 +9091,7 @@
           <w:p>
             <w:pPr>
               <w:pStyle w:val="Compact"/>
+              <w:jc w:val="left"/>
             </w:pPr>
             <w:r>
               <w:rPr>
@@ -8687,6 +9106,7 @@
           <w:p>
             <w:pPr>
               <w:pStyle w:val="Compact"/>
+              <w:jc w:val="left"/>
             </w:pPr>
             <w:r>
               <w:t xml:space="preserve">v75 WP-FILE/PROC</w:t>
@@ -8698,6 +9118,7 @@
           <w:p>
             <w:pPr>
               <w:pStyle w:val="Compact"/>
+              <w:jc w:val="left"/>
             </w:pPr>
             <w:r>
               <w:rPr>
@@ -8714,6 +9135,7 @@
           <w:p>
             <w:pPr>
               <w:pStyle w:val="Compact"/>
+              <w:jc w:val="left"/>
             </w:pPr>
             <w:r>
               <w:rPr>
@@ -8728,6 +9150,7 @@
           <w:p>
             <w:pPr>
               <w:pStyle w:val="Compact"/>
+              <w:jc w:val="left"/>
             </w:pPr>
             <w:r>
               <w:t xml:space="preserve">v75 WP-FILE/PROC</w:t>
@@ -8739,6 +9162,7 @@
           <w:p>
             <w:pPr>
               <w:pStyle w:val="Compact"/>
+              <w:jc w:val="left"/>
             </w:pPr>
             <w:r>
               <w:rPr>
@@ -8755,6 +9179,7 @@
           <w:p>
             <w:pPr>
               <w:pStyle w:val="Compact"/>
+              <w:jc w:val="left"/>
             </w:pPr>
             <w:r>
               <w:rPr>
@@ -8769,6 +9194,7 @@
           <w:p>
             <w:pPr>
               <w:pStyle w:val="Compact"/>
+              <w:jc w:val="left"/>
             </w:pPr>
             <w:r>
               <w:t xml:space="preserve">v75 WP-FILE/PROC</w:t>
@@ -8780,6 +9206,7 @@
           <w:p>
             <w:pPr>
               <w:pStyle w:val="Compact"/>
+              <w:jc w:val="left"/>
             </w:pPr>
             <w:r>
               <w:rPr>
@@ -8796,6 +9223,7 @@
           <w:p>
             <w:pPr>
               <w:pStyle w:val="Compact"/>
+              <w:jc w:val="left"/>
             </w:pPr>
             <w:r>
               <w:rPr>
@@ -8810,6 +9238,7 @@
           <w:p>
             <w:pPr>
               <w:pStyle w:val="Compact"/>
+              <w:jc w:val="left"/>
             </w:pPr>
             <w:r>
               <w:t xml:space="preserve">v75 WP-FILE/PROC</w:t>
@@ -8821,6 +9250,7 @@
           <w:p>
             <w:pPr>
               <w:pStyle w:val="Compact"/>
+              <w:jc w:val="left"/>
             </w:pPr>
             <w:r>
               <w:rPr>
@@ -8837,6 +9267,7 @@
           <w:p>
             <w:pPr>
               <w:pStyle w:val="Compact"/>
+              <w:jc w:val="left"/>
             </w:pPr>
             <w:r>
               <w:rPr>
@@ -8851,6 +9282,7 @@
           <w:p>
             <w:pPr>
               <w:pStyle w:val="Compact"/>
+              <w:jc w:val="left"/>
             </w:pPr>
             <w:r>
               <w:t xml:space="preserve">v75 WP-FILE/PROC</w:t>
@@ -8862,6 +9294,7 @@
           <w:p>
             <w:pPr>
               <w:pStyle w:val="Compact"/>
+              <w:jc w:val="left"/>
             </w:pPr>
             <w:r>
               <w:rPr>
@@ -8878,6 +9311,7 @@
           <w:p>
             <w:pPr>
               <w:pStyle w:val="Compact"/>
+              <w:jc w:val="left"/>
             </w:pPr>
             <w:r>
               <w:rPr>
@@ -8892,6 +9326,7 @@
           <w:p>
             <w:pPr>
               <w:pStyle w:val="Compact"/>
+              <w:jc w:val="left"/>
             </w:pPr>
             <w:r>
               <w:t xml:space="preserve">v75 WP-FILE/PROC</w:t>
@@ -8903,6 +9338,7 @@
           <w:p>
             <w:pPr>
               <w:pStyle w:val="Compact"/>
+              <w:jc w:val="left"/>
             </w:pPr>
             <w:r>
               <w:rPr>
@@ -8919,6 +9355,7 @@
           <w:p>
             <w:pPr>
               <w:pStyle w:val="Compact"/>
+              <w:jc w:val="left"/>
             </w:pPr>
             <w:r>
               <w:rPr>
@@ -8933,6 +9370,7 @@
           <w:p>
             <w:pPr>
               <w:pStyle w:val="Compact"/>
+              <w:jc w:val="left"/>
             </w:pPr>
             <w:r>
               <w:t xml:space="preserve">v75 WP-FILE/PROC</w:t>
@@ -8944,6 +9382,7 @@
           <w:p>
             <w:pPr>
               <w:pStyle w:val="Compact"/>
+              <w:jc w:val="left"/>
             </w:pPr>
             <w:r>
               <w:rPr>
@@ -8960,6 +9399,7 @@
           <w:p>
             <w:pPr>
               <w:pStyle w:val="Compact"/>
+              <w:jc w:val="left"/>
             </w:pPr>
             <w:r>
               <w:rPr>
@@ -8974,6 +9414,7 @@
           <w:p>
             <w:pPr>
               <w:pStyle w:val="Compact"/>
+              <w:jc w:val="left"/>
             </w:pPr>
             <w:r>
               <w:t xml:space="preserve">v75 WP-FILE/PROC</w:t>
@@ -8985,6 +9426,7 @@
           <w:p>
             <w:pPr>
               <w:pStyle w:val="Compact"/>
+              <w:jc w:val="left"/>
             </w:pPr>
             <w:r>
               <w:rPr>
@@ -9001,6 +9443,7 @@
           <w:p>
             <w:pPr>
               <w:pStyle w:val="Compact"/>
+              <w:jc w:val="left"/>
             </w:pPr>
             <w:r>
               <w:rPr>
@@ -9015,6 +9458,7 @@
           <w:p>
             <w:pPr>
               <w:pStyle w:val="Compact"/>
+              <w:jc w:val="left"/>
             </w:pPr>
             <w:r>
               <w:t xml:space="preserve">v75 WP-FILE/PROC</w:t>
@@ -9026,6 +9470,7 @@
           <w:p>
             <w:pPr>
               <w:pStyle w:val="Compact"/>
+              <w:jc w:val="left"/>
             </w:pPr>
             <w:r>
               <w:rPr>
@@ -9042,6 +9487,7 @@
           <w:p>
             <w:pPr>
               <w:pStyle w:val="Compact"/>
+              <w:jc w:val="left"/>
             </w:pPr>
             <w:r>
               <w:rPr>
@@ -9056,6 +9502,7 @@
           <w:p>
             <w:pPr>
               <w:pStyle w:val="Compact"/>
+              <w:jc w:val="left"/>
             </w:pPr>
             <w:r>
               <w:t xml:space="preserve">v75 WP-FILE/PROC</w:t>
@@ -9067,6 +9514,7 @@
           <w:p>
             <w:pPr>
               <w:pStyle w:val="Compact"/>
+              <w:jc w:val="left"/>
             </w:pPr>
             <w:r>
               <w:rPr>
@@ -9083,6 +9531,7 @@
           <w:p>
             <w:pPr>
               <w:pStyle w:val="Compact"/>
+              <w:jc w:val="left"/>
             </w:pPr>
             <w:r>
               <w:rPr>
@@ -9097,6 +9546,7 @@
           <w:p>
             <w:pPr>
               <w:pStyle w:val="Compact"/>
+              <w:jc w:val="left"/>
             </w:pPr>
             <w:r>
               <w:t xml:space="preserve">v75 WP-FILE/PROC</w:t>
@@ -9108,6 +9558,7 @@
           <w:p>
             <w:pPr>
               <w:pStyle w:val="Compact"/>
+              <w:jc w:val="left"/>
             </w:pPr>
             <w:r>
               <w:rPr>
@@ -9124,6 +9575,7 @@
           <w:p>
             <w:pPr>
               <w:pStyle w:val="Compact"/>
+              <w:jc w:val="left"/>
             </w:pPr>
             <w:r>
               <w:rPr>
@@ -9138,6 +9590,7 @@
           <w:p>
             <w:pPr>
               <w:pStyle w:val="Compact"/>
+              <w:jc w:val="left"/>
             </w:pPr>
             <w:r>
               <w:t xml:space="preserve">v75 WP-FILE/PROC</w:t>
@@ -9149,6 +9602,7 @@
           <w:p>
             <w:pPr>
               <w:pStyle w:val="Compact"/>
+              <w:jc w:val="left"/>
             </w:pPr>
             <w:r>
               <w:rPr>
@@ -9165,6 +9619,7 @@
           <w:p>
             <w:pPr>
               <w:pStyle w:val="Compact"/>
+              <w:jc w:val="left"/>
             </w:pPr>
             <w:r>
               <w:rPr>
@@ -9179,6 +9634,7 @@
           <w:p>
             <w:pPr>
               <w:pStyle w:val="Compact"/>
+              <w:jc w:val="left"/>
             </w:pPr>
             <w:r>
               <w:t xml:space="preserve">v75 WP-FILE/PROC</w:t>
@@ -9190,6 +9646,7 @@
           <w:p>
             <w:pPr>
               <w:pStyle w:val="Compact"/>
+              <w:jc w:val="left"/>
             </w:pPr>
             <w:r>
               <w:rPr>
@@ -9206,6 +9663,7 @@
           <w:p>
             <w:pPr>
               <w:pStyle w:val="Compact"/>
+              <w:jc w:val="left"/>
             </w:pPr>
             <w:r>
               <w:rPr>
@@ -9220,6 +9678,7 @@
           <w:p>
             <w:pPr>
               <w:pStyle w:val="Compact"/>
+              <w:jc w:val="left"/>
             </w:pPr>
             <w:r>
               <w:t xml:space="preserve">v75 WP-FILE/PROC</w:t>
@@ -9231,6 +9690,7 @@
           <w:p>
             <w:pPr>
               <w:pStyle w:val="Compact"/>
+              <w:jc w:val="left"/>
             </w:pPr>
             <w:r>
               <w:rPr>
@@ -9247,6 +9707,7 @@
           <w:p>
             <w:pPr>
               <w:pStyle w:val="Compact"/>
+              <w:jc w:val="left"/>
             </w:pPr>
             <w:r>
               <w:rPr>
@@ -9261,6 +9722,7 @@
           <w:p>
             <w:pPr>
               <w:pStyle w:val="Compact"/>
+              <w:jc w:val="left"/>
             </w:pPr>
             <w:r>
               <w:t xml:space="preserve">v75 WP-FILE/PROC</w:t>
@@ -9272,6 +9734,7 @@
           <w:p>
             <w:pPr>
               <w:pStyle w:val="Compact"/>
+              <w:jc w:val="left"/>
             </w:pPr>
             <w:r>
               <w:rPr>
@@ -9288,6 +9751,7 @@
           <w:p>
             <w:pPr>
               <w:pStyle w:val="Compact"/>
+              <w:jc w:val="left"/>
             </w:pPr>
             <w:r>
               <w:rPr>
@@ -9302,6 +9766,7 @@
           <w:p>
             <w:pPr>
               <w:pStyle w:val="Compact"/>
+              <w:jc w:val="left"/>
             </w:pPr>
             <w:r>
               <w:t xml:space="preserve">v75 WP-FILE/PROC</w:t>
@@ -9313,6 +9778,7 @@
           <w:p>
             <w:pPr>
               <w:pStyle w:val="Compact"/>
+              <w:jc w:val="left"/>
             </w:pPr>
             <w:r>
               <w:rPr>
@@ -9329,6 +9795,7 @@
           <w:p>
             <w:pPr>
               <w:pStyle w:val="Compact"/>
+              <w:jc w:val="left"/>
             </w:pPr>
             <w:r>
               <w:rPr>
@@ -9343,6 +9810,7 @@
           <w:p>
             <w:pPr>
               <w:pStyle w:val="Compact"/>
+              <w:jc w:val="left"/>
             </w:pPr>
             <w:r>
               <w:t xml:space="preserve">v75 WP-FILE/PROC</w:t>
@@ -9354,6 +9822,7 @@
           <w:p>
             <w:pPr>
               <w:pStyle w:val="Compact"/>
+              <w:jc w:val="left"/>
             </w:pPr>
             <w:r>
               <w:rPr>
@@ -9370,6 +9839,7 @@
           <w:p>
             <w:pPr>
               <w:pStyle w:val="Compact"/>
+              <w:jc w:val="left"/>
             </w:pPr>
             <w:r>
               <w:rPr>
@@ -9384,6 +9854,7 @@
           <w:p>
             <w:pPr>
               <w:pStyle w:val="Compact"/>
+              <w:jc w:val="left"/>
             </w:pPr>
             <w:r>
               <w:t xml:space="preserve">v75 WP-NET</w:t>
@@ -9395,6 +9866,7 @@
           <w:p>
             <w:pPr>
               <w:pStyle w:val="Compact"/>
+              <w:jc w:val="left"/>
             </w:pPr>
             <w:r>
               <w:rPr>
@@ -9411,6 +9883,7 @@
           <w:p>
             <w:pPr>
               <w:pStyle w:val="Compact"/>
+              <w:jc w:val="left"/>
             </w:pPr>
             <w:r>
               <w:rPr>
@@ -9425,6 +9898,7 @@
           <w:p>
             <w:pPr>
               <w:pStyle w:val="Compact"/>
+              <w:jc w:val="left"/>
             </w:pPr>
             <w:r>
               <w:t xml:space="preserve">v75 WP-NET</w:t>
@@ -9436,6 +9910,7 @@
           <w:p>
             <w:pPr>
               <w:pStyle w:val="Compact"/>
+              <w:jc w:val="left"/>
             </w:pPr>
             <w:r>
               <w:rPr>
@@ -9452,6 +9927,7 @@
           <w:p>
             <w:pPr>
               <w:pStyle w:val="Compact"/>
+              <w:jc w:val="left"/>
             </w:pPr>
             <w:r>
               <w:rPr>
@@ -9466,6 +9942,7 @@
           <w:p>
             <w:pPr>
               <w:pStyle w:val="Compact"/>
+              <w:jc w:val="left"/>
             </w:pPr>
             <w:r>
               <w:t xml:space="preserve">v75 WP-NET</w:t>
@@ -9477,6 +9954,7 @@
           <w:p>
             <w:pPr>
               <w:pStyle w:val="Compact"/>
+              <w:jc w:val="left"/>
             </w:pPr>
             <w:r>
               <w:rPr>
@@ -9493,6 +9971,7 @@
           <w:p>
             <w:pPr>
               <w:pStyle w:val="Compact"/>
+              <w:jc w:val="left"/>
             </w:pPr>
             <w:r>
               <w:rPr>
@@ -9507,6 +9986,7 @@
           <w:p>
             <w:pPr>
               <w:pStyle w:val="Compact"/>
+              <w:jc w:val="left"/>
             </w:pPr>
             <w:r>
               <w:t xml:space="preserve">v75 WP-NET</w:t>
@@ -9518,6 +9998,7 @@
           <w:p>
             <w:pPr>
               <w:pStyle w:val="Compact"/>
+              <w:jc w:val="left"/>
             </w:pPr>
             <w:r>
               <w:rPr>
@@ -9534,6 +10015,7 @@
           <w:p>
             <w:pPr>
               <w:pStyle w:val="Compact"/>
+              <w:jc w:val="left"/>
             </w:pPr>
             <w:r>
               <w:rPr>
@@ -9548,6 +10030,7 @@
           <w:p>
             <w:pPr>
               <w:pStyle w:val="Compact"/>
+              <w:jc w:val="left"/>
             </w:pPr>
             <w:r>
               <w:t xml:space="preserve">v75 WP-NET</w:t>
@@ -9559,6 +10042,7 @@
           <w:p>
             <w:pPr>
               <w:pStyle w:val="Compact"/>
+              <w:jc w:val="left"/>
             </w:pPr>
             <w:r>
               <w:rPr>
@@ -9575,6 +10059,7 @@
           <w:p>
             <w:pPr>
               <w:pStyle w:val="Compact"/>
+              <w:jc w:val="left"/>
             </w:pPr>
             <w:r>
               <w:rPr>
@@ -9589,6 +10074,7 @@
           <w:p>
             <w:pPr>
               <w:pStyle w:val="Compact"/>
+              <w:jc w:val="left"/>
             </w:pPr>
             <w:r>
               <w:t xml:space="preserve">v75 WP-NET</w:t>
@@ -9600,6 +10086,7 @@
           <w:p>
             <w:pPr>
               <w:pStyle w:val="Compact"/>
+              <w:jc w:val="left"/>
             </w:pPr>
             <w:r>
               <w:rPr>
@@ -9616,6 +10103,7 @@
           <w:p>
             <w:pPr>
               <w:pStyle w:val="Compact"/>
+              <w:jc w:val="left"/>
             </w:pPr>
             <w:r>
               <w:rPr>
@@ -9630,6 +10118,7 @@
           <w:p>
             <w:pPr>
               <w:pStyle w:val="Compact"/>
+              <w:jc w:val="left"/>
             </w:pPr>
             <w:r>
               <w:t xml:space="preserve">v75 WP-NET</w:t>
@@ -9641,6 +10130,7 @@
           <w:p>
             <w:pPr>
               <w:pStyle w:val="Compact"/>
+              <w:jc w:val="left"/>
             </w:pPr>
             <w:r>
               <w:rPr>
@@ -9657,6 +10147,7 @@
           <w:p>
             <w:pPr>
               <w:pStyle w:val="Compact"/>
+              <w:jc w:val="left"/>
             </w:pPr>
             <w:r>
               <w:rPr>
@@ -9671,6 +10162,7 @@
           <w:p>
             <w:pPr>
               <w:pStyle w:val="Compact"/>
+              <w:jc w:val="left"/>
             </w:pPr>
             <w:r>
               <w:t xml:space="preserve">v75 WP-NET</w:t>
@@ -9682,6 +10174,7 @@
           <w:p>
             <w:pPr>
               <w:pStyle w:val="Compact"/>
+              <w:jc w:val="left"/>
             </w:pPr>
             <w:r>
               <w:rPr>
@@ -9698,6 +10191,7 @@
           <w:p>
             <w:pPr>
               <w:pStyle w:val="Compact"/>
+              <w:jc w:val="left"/>
             </w:pPr>
             <w:r>
               <w:rPr>
@@ -9712,6 +10206,7 @@
           <w:p>
             <w:pPr>
               <w:pStyle w:val="Compact"/>
+              <w:jc w:val="left"/>
             </w:pPr>
             <w:r>
               <w:t xml:space="preserve">v75 WP-NET</w:t>
@@ -9723,6 +10218,7 @@
           <w:p>
             <w:pPr>
               <w:pStyle w:val="Compact"/>
+              <w:jc w:val="left"/>
             </w:pPr>
             <w:r>
               <w:rPr>
@@ -9739,6 +10235,7 @@
           <w:p>
             <w:pPr>
               <w:pStyle w:val="Compact"/>
+              <w:jc w:val="left"/>
             </w:pPr>
             <w:r>
               <w:rPr>
@@ -9753,6 +10250,7 @@
           <w:p>
             <w:pPr>
               <w:pStyle w:val="Compact"/>
+              <w:jc w:val="left"/>
             </w:pPr>
             <w:r>
               <w:t xml:space="preserve">v75 WP-NET</w:t>
@@ -9764,6 +10262,7 @@
           <w:p>
             <w:pPr>
               <w:pStyle w:val="Compact"/>
+              <w:jc w:val="left"/>
             </w:pPr>
             <w:r>
               <w:rPr>
@@ -9780,6 +10279,7 @@
           <w:p>
             <w:pPr>
               <w:pStyle w:val="Compact"/>
+              <w:jc w:val="left"/>
             </w:pPr>
             <w:r>
               <w:rPr>
@@ -9794,6 +10294,7 @@
           <w:p>
             <w:pPr>
               <w:pStyle w:val="Compact"/>
+              <w:jc w:val="left"/>
             </w:pPr>
             <w:r>
               <w:t xml:space="preserve">v75 WP-NET</w:t>
@@ -9805,6 +10306,7 @@
           <w:p>
             <w:pPr>
               <w:pStyle w:val="Compact"/>
+              <w:jc w:val="left"/>
             </w:pPr>
             <w:r>
               <w:rPr>
@@ -9821,6 +10323,7 @@
           <w:p>
             <w:pPr>
               <w:pStyle w:val="Compact"/>
+              <w:jc w:val="left"/>
             </w:pPr>
             <w:r>
               <w:rPr>
@@ -9835,6 +10338,7 @@
           <w:p>
             <w:pPr>
               <w:pStyle w:val="Compact"/>
+              <w:jc w:val="left"/>
             </w:pPr>
             <w:r>
               <w:t xml:space="preserve">v75 WP-NET</w:t>
@@ -9846,6 +10350,7 @@
           <w:p>
             <w:pPr>
               <w:pStyle w:val="Compact"/>
+              <w:jc w:val="left"/>
             </w:pPr>
             <w:r>
               <w:rPr>
@@ -9862,6 +10367,7 @@
           <w:p>
             <w:pPr>
               <w:pStyle w:val="Compact"/>
+              <w:jc w:val="left"/>
             </w:pPr>
             <w:r>
               <w:rPr>
@@ -9876,6 +10382,7 @@
           <w:p>
             <w:pPr>
               <w:pStyle w:val="Compact"/>
+              <w:jc w:val="left"/>
             </w:pPr>
             <w:r>
               <w:t xml:space="preserve">v75 WP-NET</w:t>
@@ -9887,6 +10394,7 @@
           <w:p>
             <w:pPr>
               <w:pStyle w:val="Compact"/>
+              <w:jc w:val="left"/>
             </w:pPr>
             <w:r>
               <w:rPr>
@@ -9903,6 +10411,7 @@
           <w:p>
             <w:pPr>
               <w:pStyle w:val="Compact"/>
+              <w:jc w:val="left"/>
             </w:pPr>
             <w:r>
               <w:rPr>
@@ -9917,6 +10426,7 @@
           <w:p>
             <w:pPr>
               <w:pStyle w:val="Compact"/>
+              <w:jc w:val="left"/>
             </w:pPr>
             <w:r>
               <w:t xml:space="preserve">(v76, WP-IPC</w:t>
@@ -9928,6 +10438,7 @@
           <w:p>
             <w:pPr>
               <w:pStyle w:val="Compact"/>
+              <w:jc w:val="left"/>
             </w:pPr>
             <w:r>
               <w:rPr>
@@ -9944,6 +10455,7 @@
           <w:p>
             <w:pPr>
               <w:pStyle w:val="Compact"/>
+              <w:jc w:val="left"/>
             </w:pPr>
             <w:r>
               <w:rPr>
@@ -9958,6 +10470,7 @@
           <w:p>
             <w:pPr>
               <w:pStyle w:val="Compact"/>
+              <w:jc w:val="left"/>
             </w:pPr>
             <w:r>
               <w:t xml:space="preserve">(v76, WP-IPC</w:t>
@@ -9969,6 +10482,7 @@
           <w:p>
             <w:pPr>
               <w:pStyle w:val="Compact"/>
+              <w:jc w:val="left"/>
             </w:pPr>
             <w:r>
               <w:rPr>
@@ -9985,6 +10499,7 @@
           <w:p>
             <w:pPr>
               <w:pStyle w:val="Compact"/>
+              <w:jc w:val="left"/>
             </w:pPr>
             <w:r>
               <w:rPr>
@@ -9999,6 +10514,7 @@
           <w:p>
             <w:pPr>
               <w:pStyle w:val="Compact"/>
+              <w:jc w:val="left"/>
             </w:pPr>
             <w:r>
               <w:t xml:space="preserve">(v76, WP-IPC</w:t>
@@ -10010,6 +10526,7 @@
           <w:p>
             <w:pPr>
               <w:pStyle w:val="Compact"/>
+              <w:jc w:val="left"/>
             </w:pPr>
             <w:r>
               <w:rPr>
@@ -10026,6 +10543,7 @@
           <w:p>
             <w:pPr>
               <w:pStyle w:val="Compact"/>
+              <w:jc w:val="left"/>
             </w:pPr>
             <w:r>
               <w:rPr>
@@ -10040,6 +10558,7 @@
           <w:p>
             <w:pPr>
               <w:pStyle w:val="Compact"/>
+              <w:jc w:val="left"/>
             </w:pPr>
             <w:r>
               <w:t xml:space="preserve">(v76, WP-IPC</w:t>
@@ -10051,6 +10570,7 @@
           <w:p>
             <w:pPr>
               <w:pStyle w:val="Compact"/>
+              <w:jc w:val="left"/>
             </w:pPr>
             <w:r>
               <w:rPr>
@@ -10067,6 +10587,7 @@
           <w:p>
             <w:pPr>
               <w:pStyle w:val="Compact"/>
+              <w:jc w:val="left"/>
             </w:pPr>
             <w:r>
               <w:rPr>
@@ -10081,6 +10602,7 @@
           <w:p>
             <w:pPr>
               <w:pStyle w:val="Compact"/>
+              <w:jc w:val="left"/>
             </w:pPr>
             <w:r>
               <w:t xml:space="preserve">(v76, WP-IPC</w:t>
@@ -10092,6 +10614,7 @@
           <w:p>
             <w:pPr>
               <w:pStyle w:val="Compact"/>
+              <w:jc w:val="left"/>
             </w:pPr>
             <w:r>
               <w:rPr>
@@ -10108,6 +10631,7 @@
           <w:p>
             <w:pPr>
               <w:pStyle w:val="Compact"/>
+              <w:jc w:val="left"/>
             </w:pPr>
             <w:r>
               <w:rPr>
@@ -10122,6 +10646,7 @@
           <w:p>
             <w:pPr>
               <w:pStyle w:val="Compact"/>
+              <w:jc w:val="left"/>
             </w:pPr>
             <w:r>
               <w:t xml:space="preserve">(v76, WP-IPC</w:t>
@@ -10133,6 +10658,7 @@
           <w:p>
             <w:pPr>
               <w:pStyle w:val="Compact"/>
+              <w:jc w:val="left"/>
             </w:pPr>
             <w:r>
               <w:rPr>
@@ -10149,6 +10675,7 @@
           <w:p>
             <w:pPr>
               <w:pStyle w:val="Compact"/>
+              <w:jc w:val="left"/>
             </w:pPr>
             <w:r>
               <w:rPr>
@@ -10163,6 +10690,7 @@
           <w:p>
             <w:pPr>
               <w:pStyle w:val="Compact"/>
+              <w:jc w:val="left"/>
             </w:pPr>
             <w:r>
               <w:t xml:space="preserve">(v76, WP-IPC</w:t>
@@ -10174,6 +10702,7 @@
           <w:p>
             <w:pPr>
               <w:pStyle w:val="Compact"/>
+              <w:jc w:val="left"/>
             </w:pPr>
             <w:r>
               <w:rPr>
@@ -10190,6 +10719,7 @@
           <w:p>
             <w:pPr>
               <w:pStyle w:val="Compact"/>
+              <w:jc w:val="left"/>
             </w:pPr>
             <w:r>
               <w:rPr>
@@ -10204,6 +10734,7 @@
           <w:p>
             <w:pPr>
               <w:pStyle w:val="Compact"/>
+              <w:jc w:val="left"/>
             </w:pPr>
             <w:r>
               <w:t xml:space="preserve">(v76, WP-IPC</w:t>
@@ -10215,6 +10746,7 @@
           <w:p>
             <w:pPr>
               <w:pStyle w:val="Compact"/>
+              <w:jc w:val="left"/>
             </w:pPr>
             <w:r>
               <w:rPr>
@@ -10231,6 +10763,7 @@
           <w:p>
             <w:pPr>
               <w:pStyle w:val="Compact"/>
+              <w:jc w:val="left"/>
             </w:pPr>
             <w:r>
               <w:rPr>
@@ -10245,6 +10778,7 @@
           <w:p>
             <w:pPr>
               <w:pStyle w:val="Compact"/>
+              <w:jc w:val="left"/>
             </w:pPr>
             <w:r>
               <w:t xml:space="preserve">(v76, WP-IPC</w:t>
@@ -10256,6 +10790,7 @@
           <w:p>
             <w:pPr>
               <w:pStyle w:val="Compact"/>
+              <w:jc w:val="left"/>
             </w:pPr>
             <w:r>
               <w:rPr>
@@ -10272,6 +10807,7 @@
           <w:p>
             <w:pPr>
               <w:pStyle w:val="Compact"/>
+              <w:jc w:val="left"/>
             </w:pPr>
             <w:r>
               <w:rPr>
@@ -10286,6 +10822,7 @@
           <w:p>
             <w:pPr>
               <w:pStyle w:val="Compact"/>
+              <w:jc w:val="left"/>
             </w:pPr>
             <w:r>
               <w:t xml:space="preserve">(v76, WP-IPC</w:t>
@@ -10297,6 +10834,7 @@
           <w:p>
             <w:pPr>
               <w:pStyle w:val="Compact"/>
+              <w:jc w:val="left"/>
             </w:pPr>
             <w:r>
               <w:rPr>
@@ -10313,6 +10851,7 @@
           <w:p>
             <w:pPr>
               <w:pStyle w:val="Compact"/>
+              <w:jc w:val="left"/>
             </w:pPr>
             <w:r>
               <w:rPr>
@@ -10327,6 +10866,7 @@
           <w:p>
             <w:pPr>
               <w:pStyle w:val="Compact"/>
+              <w:jc w:val="left"/>
             </w:pPr>
             <w:r>
               <w:t xml:space="preserve">(v76, WP-IPC</w:t>
@@ -10338,6 +10878,7 @@
           <w:p>
             <w:pPr>
               <w:pStyle w:val="Compact"/>
+              <w:jc w:val="left"/>
             </w:pPr>
             <w:r>
               <w:rPr>
@@ -10354,6 +10895,7 @@
           <w:p>
             <w:pPr>
               <w:pStyle w:val="Compact"/>
+              <w:jc w:val="left"/>
             </w:pPr>
             <w:r>
               <w:rPr>
@@ -10368,6 +10910,7 @@
           <w:p>
             <w:pPr>
               <w:pStyle w:val="Compact"/>
+              <w:jc w:val="left"/>
             </w:pPr>
             <w:r>
               <w:t xml:space="preserve">(v77) Program images (docs/02 section 7)</w:t>
@@ -10379,6 +10922,7 @@
           <w:p>
             <w:pPr>
               <w:pStyle w:val="Compact"/>
+              <w:jc w:val="left"/>
             </w:pPr>
             <w:r>
               <w:rPr>
@@ -10395,6 +10939,7 @@
           <w:p>
             <w:pPr>
               <w:pStyle w:val="Compact"/>
+              <w:jc w:val="left"/>
             </w:pPr>
             <w:r>
               <w:rPr>
@@ -10409,6 +10954,7 @@
           <w:p>
             <w:pPr>
               <w:pStyle w:val="Compact"/>
+              <w:jc w:val="left"/>
             </w:pPr>
             <w:r>
               <w:t xml:space="preserve">(v77) Program images (docs/02 section 7)</w:t>
@@ -10420,6 +10966,7 @@
           <w:p>
             <w:pPr>
               <w:pStyle w:val="Compact"/>
+              <w:jc w:val="left"/>
             </w:pPr>
             <w:r>
               <w:rPr>
@@ -10436,6 +10983,7 @@
           <w:p>
             <w:pPr>
               <w:pStyle w:val="Compact"/>
+              <w:jc w:val="left"/>
             </w:pPr>
             <w:r>
               <w:rPr>
@@ -10450,6 +10998,7 @@
           <w:p>
             <w:pPr>
               <w:pStyle w:val="Compact"/>
+              <w:jc w:val="left"/>
             </w:pPr>
             <w:r>
               <w:t xml:space="preserve">(v77) Program images (docs/02 section 7)</w:t>
@@ -10461,6 +11010,7 @@
           <w:p>
             <w:pPr>
               <w:pStyle w:val="Compact"/>
+              <w:jc w:val="left"/>
             </w:pPr>
             <w:r>
               <w:rPr>
@@ -10477,6 +11027,7 @@
           <w:p>
             <w:pPr>
               <w:pStyle w:val="Compact"/>
+              <w:jc w:val="left"/>
             </w:pPr>
             <w:r>
               <w:rPr>
@@ -10491,6 +11042,7 @@
           <w:p>
             <w:pPr>
               <w:pStyle w:val="Compact"/>
+              <w:jc w:val="left"/>
             </w:pPr>
             <w:r>
               <w:t xml:space="preserve">(v79) What the running kernel is</w:t>
@@ -10502,6 +11054,7 @@
           <w:p>
             <w:pPr>
               <w:pStyle w:val="Compact"/>
+              <w:jc w:val="left"/>
             </w:pPr>
             <w:r>
               <w:rPr>
@@ -10518,6 +11071,7 @@
           <w:p>
             <w:pPr>
               <w:pStyle w:val="Compact"/>
+              <w:jc w:val="left"/>
             </w:pPr>
             <w:r>
               <w:rPr>
@@ -10532,6 +11086,7 @@
           <w:p>
             <w:pPr>
               <w:pStyle w:val="Compact"/>
+              <w:jc w:val="left"/>
             </w:pPr>
             <w:r>
               <w:t xml:space="preserve">(v80) The cores</w:t>
@@ -10543,6 +11098,7 @@
           <w:p>
             <w:pPr>
               <w:pStyle w:val="Compact"/>
+              <w:jc w:val="left"/>
             </w:pPr>
             <w:r>
               <w:rPr>
@@ -10559,6 +11115,7 @@
           <w:p>
             <w:pPr>
               <w:pStyle w:val="Compact"/>
+              <w:jc w:val="left"/>
             </w:pPr>
             <w:r>
               <w:rPr>
@@ -10573,6 +11130,7 @@
           <w:p>
             <w:pPr>
               <w:pStyle w:val="Compact"/>
+              <w:jc w:val="left"/>
             </w:pPr>
             <w:r>
               <w:t xml:space="preserve">(v80) The bytes pid's sockets received and sent, its open sockets (pid 0</w:t>
@@ -10584,6 +11142,7 @@
           <w:p>
             <w:pPr>
               <w:pStyle w:val="Compact"/>
+              <w:jc w:val="left"/>
             </w:pPr>
             <w:r>
               <w:rPr>
@@ -10600,6 +11159,7 @@
           <w:p>
             <w:pPr>
               <w:pStyle w:val="Compact"/>
+              <w:jc w:val="left"/>
             </w:pPr>
             <w:r>
               <w:rPr>
@@ -10614,6 +11174,7 @@
           <w:p>
             <w:pPr>
               <w:pStyle w:val="Compact"/>
+              <w:jc w:val="left"/>
             </w:pPr>
             <w:r>
               <w:t xml:space="preserve">(v83) A shared library (docs/SHARED-LIBS-PLAN.md)</w:t>
@@ -10625,6 +11186,7 @@
           <w:p>
             <w:pPr>
               <w:pStyle w:val="Compact"/>
+              <w:jc w:val="left"/>
             </w:pPr>
             <w:r>
               <w:rPr>
@@ -10641,6 +11203,7 @@
           <w:p>
             <w:pPr>
               <w:pStyle w:val="Compact"/>
+              <w:jc w:val="left"/>
             </w:pPr>
             <w:r>
               <w:rPr>
@@ -10655,6 +11218,7 @@
           <w:p>
             <w:pPr>
               <w:pStyle w:val="Compact"/>
+              <w:jc w:val="left"/>
             </w:pPr>
             <w:r>
               <w:t xml:space="preserve">(v97) The graphics server's own library under another name (docs/POCKETUI-TECH-STUDY.md section 3)</w:t>
@@ -10666,6 +11230,7 @@
           <w:p>
             <w:pPr>
               <w:pStyle w:val="Compact"/>
+              <w:jc w:val="left"/>
             </w:pPr>
             <w:r>
               <w:rPr>
@@ -10682,6 +11247,7 @@
           <w:p>
             <w:pPr>
               <w:pStyle w:val="Compact"/>
+              <w:jc w:val="left"/>
             </w:pPr>
             <w:r>
               <w:rPr>
@@ -10696,6 +11262,7 @@
           <w:p>
             <w:pPr>
               <w:pStyle w:val="Compact"/>
+              <w:jc w:val="left"/>
             </w:pPr>
             <w:r>
               <w:t xml:space="preserve">(v84) The sound's output</w:t>
@@ -10707,6 +11274,7 @@
           <w:p>
             <w:pPr>
               <w:pStyle w:val="Compact"/>
+              <w:jc w:val="left"/>
             </w:pPr>
             <w:r>
               <w:rPr>
@@ -10723,6 +11291,7 @@
           <w:p>
             <w:pPr>
               <w:pStyle w:val="Compact"/>
+              <w:jc w:val="left"/>
             </w:pPr>
             <w:r>
               <w:rPr>
@@ -10737,6 +11306,7 @@
           <w:p>
             <w:pPr>
               <w:pStyle w:val="Compact"/>
+              <w:jc w:val="left"/>
             </w:pPr>
             <w:r>
               <w:t xml:space="preserve">(v85) the sound's mixer</w:t>
@@ -10748,6 +11318,7 @@
           <w:p>
             <w:pPr>
               <w:pStyle w:val="Compact"/>
+              <w:jc w:val="left"/>
             </w:pPr>
             <w:r>
               <w:rPr>
@@ -10764,6 +11335,7 @@
           <w:p>
             <w:pPr>
               <w:pStyle w:val="Compact"/>
+              <w:jc w:val="left"/>
             </w:pPr>
             <w:r>
               <w:rPr>
@@ -10778,6 +11350,7 @@
           <w:p>
             <w:pPr>
               <w:pStyle w:val="Compact"/>
+              <w:jc w:val="left"/>
             </w:pPr>
             <w:r>
               <w:t xml:space="preserve">(v85) the sound's mixer</w:t>
@@ -10789,6 +11362,7 @@
           <w:p>
             <w:pPr>
               <w:pStyle w:val="Compact"/>
+              <w:jc w:val="left"/>
             </w:pPr>
             <w:r>
               <w:rPr>
@@ -10805,6 +11379,7 @@
           <w:p>
             <w:pPr>
               <w:pStyle w:val="Compact"/>
+              <w:jc w:val="left"/>
             </w:pPr>
             <w:r>
               <w:rPr>
@@ -10819,6 +11394,7 @@
           <w:p>
             <w:pPr>
               <w:pStyle w:val="Compact"/>
+              <w:jc w:val="left"/>
             </w:pPr>
             <w:r>
               <w:t xml:space="preserve">(v73) Is this process protected (EL0, kern/el0.h)? Its table's memcpy is then user code, next to the table, instead of the kernel's.</w:t>
@@ -10830,6 +11406,7 @@
           <w:p>
             <w:pPr>
               <w:pStyle w:val="Compact"/>
+              <w:jc w:val="left"/>
             </w:pPr>
             <w:r>
               <w:rPr>
@@ -10846,6 +11423,7 @@
           <w:p>
             <w:pPr>
               <w:pStyle w:val="Compact"/>
+              <w:jc w:val="left"/>
             </w:pPr>
             <w:r>
               <w:rPr>
@@ -10860,6 +11438,7 @@
           <w:p>
             <w:pPr>
               <w:pStyle w:val="Compact"/>
+              <w:jc w:val="left"/>
             </w:pPr>
             <w:r>
               <w:t xml:space="preserve">the master volume 0..10 and mute (-1</w:t>
@@ -10871,6 +11450,7 @@
           <w:p>
             <w:pPr>
               <w:pStyle w:val="Compact"/>
+              <w:jc w:val="left"/>
             </w:pPr>
             <w:r>
               <w:rPr>
@@ -10887,6 +11467,7 @@
           <w:p>
             <w:pPr>
               <w:pStyle w:val="Compact"/>
+              <w:jc w:val="left"/>
             </w:pPr>
             <w:r>
               <w:rPr>
@@ -10901,6 +11482,7 @@
           <w:p>
             <w:pPr>
               <w:pStyle w:val="Compact"/>
+              <w:jc w:val="left"/>
             </w:pPr>
             <w:r>
               <w:t xml:space="preserve">wpa_supplicant.conf read again + DHCP again, no reboot (-1</w:t>
@@ -10912,6 +11494,7 @@
           <w:p>
             <w:pPr>
               <w:pStyle w:val="Compact"/>
+              <w:jc w:val="left"/>
             </w:pPr>
             <w:r>
               <w:rPr>
@@ -10928,6 +11511,7 @@
           <w:p>
             <w:pPr>
               <w:pStyle w:val="Compact"/>
+              <w:jc w:val="left"/>
             </w:pPr>
             <w:r>
               <w:rPr>
@@ -10942,6 +11526,7 @@
           <w:p>
             <w:pPr>
               <w:pStyle w:val="Compact"/>
+              <w:jc w:val="left"/>
             </w:pPr>
             <w:r>
               <w:t xml:space="preserve">v61</w:t>
@@ -10953,6 +11538,7 @@
           <w:p>
             <w:pPr>
               <w:pStyle w:val="Compact"/>
+              <w:jc w:val="left"/>
             </w:pPr>
             <w:r>
               <w:rPr>
@@ -10969,6 +11555,7 @@
           <w:p>
             <w:pPr>
               <w:pStyle w:val="Compact"/>
+              <w:jc w:val="left"/>
             </w:pPr>
             <w:r>
               <w:rPr>
@@ -10983,6 +11570,7 @@
           <w:p>
             <w:pPr>
               <w:pStyle w:val="Compact"/>
+              <w:jc w:val="left"/>
             </w:pPr>
             <w:r>
               <w:t xml:space="preserve">v61</w:t>
@@ -10994,6 +11582,7 @@
           <w:p>
             <w:pPr>
               <w:pStyle w:val="Compact"/>
+              <w:jc w:val="left"/>
             </w:pPr>
             <w:r>
               <w:rPr>
@@ -11010,6 +11599,7 @@
           <w:p>
             <w:pPr>
               <w:pStyle w:val="Compact"/>
+              <w:jc w:val="left"/>
             </w:pPr>
             <w:r>
               <w:rPr>
@@ -11024,6 +11614,7 @@
           <w:p>
             <w:pPr>
               <w:pStyle w:val="Compact"/>
+              <w:jc w:val="left"/>
             </w:pPr>
             <w:r>
               <w:t xml:space="preserve">(v62) gpu_render3</w:t>
@@ -11035,6 +11626,7 @@
           <w:p>
             <w:pPr>
               <w:pStyle w:val="Compact"/>
+              <w:jc w:val="left"/>
             </w:pPr>
             <w:r>
               <w:rPr>
@@ -11051,6 +11643,7 @@
           <w:p>
             <w:pPr>
               <w:pStyle w:val="Compact"/>
+              <w:jc w:val="left"/>
             </w:pPr>
             <w:r>
               <w:rPr>
@@ -11065,6 +11658,7 @@
           <w:p>
             <w:pPr>
               <w:pStyle w:val="Compact"/>
+              <w:jc w:val="left"/>
             </w:pPr>
             <w:r>
               <w:t xml:space="preserve">(v63) gpu_vbuf</w:t>
@@ -11076,6 +11670,7 @@
           <w:p>
             <w:pPr>
               <w:pStyle w:val="Compact"/>
+              <w:jc w:val="left"/>
             </w:pPr>
             <w:r>
               <w:rPr>
@@ -11092,6 +11687,7 @@
           <w:p>
             <w:pPr>
               <w:pStyle w:val="Compact"/>
+              <w:jc w:val="left"/>
             </w:pPr>
             <w:r>
               <w:rPr>
@@ -11106,6 +11702,7 @@
           <w:p>
             <w:pPr>
               <w:pStyle w:val="Compact"/>
+              <w:jc w:val="left"/>
             </w:pPr>
             <w:r>
               <w:t xml:space="preserve">(v70) gpu_texture_rect</w:t>
@@ -11117,6 +11714,7 @@
           <w:p>
             <w:pPr>
               <w:pStyle w:val="Compact"/>
+              <w:jc w:val="left"/>
             </w:pPr>
             <w:r>
               <w:rPr>
@@ -11133,6 +11731,7 @@
           <w:p>
             <w:pPr>
               <w:pStyle w:val="Compact"/>
+              <w:jc w:val="left"/>
             </w:pPr>
             <w:r>
               <w:rPr>
@@ -11147,6 +11746,7 @@
           <w:p>
             <w:pPr>
               <w:pStyle w:val="Compact"/>
+              <w:jc w:val="left"/>
             </w:pPr>
             <w:r>
               <w:t xml:space="preserve">(v66) screen_set</w:t>
@@ -11158,6 +11758,7 @@
           <w:p>
             <w:pPr>
               <w:pStyle w:val="Compact"/>
+              <w:jc w:val="left"/>
             </w:pPr>
             <w:r>
               <w:rPr>
@@ -11174,6 +11775,7 @@
           <w:p>
             <w:pPr>
               <w:pStyle w:val="Compact"/>
+              <w:jc w:val="left"/>
             </w:pPr>
             <w:r>
               <w:rPr>
@@ -11188,6 +11790,7 @@
           <w:p>
             <w:pPr>
               <w:pStyle w:val="Compact"/>
+              <w:jc w:val="left"/>
             </w:pPr>
             <w:r>
               <w:t xml:space="preserve">(v67) Threads</w:t>
@@ -11199,6 +11802,7 @@
           <w:p>
             <w:pPr>
               <w:pStyle w:val="Compact"/>
+              <w:jc w:val="left"/>
             </w:pPr>
             <w:r>
               <w:rPr>
@@ -11215,6 +11819,7 @@
           <w:p>
             <w:pPr>
               <w:pStyle w:val="Compact"/>
+              <w:jc w:val="left"/>
             </w:pPr>
             <w:r>
               <w:rPr>
@@ -11229,6 +11834,7 @@
           <w:p>
             <w:pPr>
               <w:pStyle w:val="Compact"/>
+              <w:jc w:val="left"/>
             </w:pPr>
             <w:r>
               <w:t xml:space="preserve">(v67) Threads</w:t>
@@ -11240,6 +11846,7 @@
           <w:p>
             <w:pPr>
               <w:pStyle w:val="Compact"/>
+              <w:jc w:val="left"/>
             </w:pPr>
             <w:r>
               <w:rPr>
@@ -11256,6 +11863,7 @@
           <w:p>
             <w:pPr>
               <w:pStyle w:val="Compact"/>
+              <w:jc w:val="left"/>
             </w:pPr>
             <w:r>
               <w:rPr>
@@ -11270,6 +11878,7 @@
           <w:p>
             <w:pPr>
               <w:pStyle w:val="Compact"/>
+              <w:jc w:val="left"/>
             </w:pPr>
             <w:r>
               <w:t xml:space="preserve">(v67) Threads</w:t>
@@ -11281,6 +11890,7 @@
           <w:p>
             <w:pPr>
               <w:pStyle w:val="Compact"/>
+              <w:jc w:val="left"/>
             </w:pPr>
             <w:r>
               <w:rPr>
@@ -11297,6 +11907,7 @@
           <w:p>
             <w:pPr>
               <w:pStyle w:val="Compact"/>
+              <w:jc w:val="left"/>
             </w:pPr>
             <w:r>
               <w:rPr>
@@ -11311,6 +11922,7 @@
           <w:p>
             <w:pPr>
               <w:pStyle w:val="Compact"/>
+              <w:jc w:val="left"/>
             </w:pPr>
             <w:r>
               <w:t xml:space="preserve">(v67) Threads</w:t>
@@ -11322,6 +11934,7 @@
           <w:p>
             <w:pPr>
               <w:pStyle w:val="Compact"/>
+              <w:jc w:val="left"/>
             </w:pPr>
             <w:r>
               <w:rPr>
@@ -11338,6 +11951,7 @@
           <w:p>
             <w:pPr>
               <w:pStyle w:val="Compact"/>
+              <w:jc w:val="left"/>
             </w:pPr>
             <w:r>
               <w:rPr>
@@ -11352,6 +11966,7 @@
           <w:p>
             <w:pPr>
               <w:pStyle w:val="Compact"/>
+              <w:jc w:val="left"/>
             </w:pPr>
             <w:r>
               <w:t xml:space="preserve">Synchronisation objects (handles &gt; 0</w:t>
@@ -11363,6 +11978,7 @@
           <w:p>
             <w:pPr>
               <w:pStyle w:val="Compact"/>
+              <w:jc w:val="left"/>
             </w:pPr>
             <w:r>
               <w:rPr>
@@ -11379,6 +11995,7 @@
           <w:p>
             <w:pPr>
               <w:pStyle w:val="Compact"/>
+              <w:jc w:val="left"/>
             </w:pPr>
             <w:r>
               <w:rPr>
@@ -11393,6 +12010,7 @@
           <w:p>
             <w:pPr>
               <w:pStyle w:val="Compact"/>
+              <w:jc w:val="left"/>
             </w:pPr>
             <w:r>
               <w:t xml:space="preserve">Synchronisation objects (handles &gt; 0</w:t>
@@ -11404,6 +12022,7 @@
           <w:p>
             <w:pPr>
               <w:pStyle w:val="Compact"/>
+              <w:jc w:val="left"/>
             </w:pPr>
             <w:r>
               <w:rPr>
@@ -11420,6 +12039,7 @@
           <w:p>
             <w:pPr>
               <w:pStyle w:val="Compact"/>
+              <w:jc w:val="left"/>
             </w:pPr>
             <w:r>
               <w:rPr>
@@ -11434,6 +12054,7 @@
           <w:p>
             <w:pPr>
               <w:pStyle w:val="Compact"/>
+              <w:jc w:val="left"/>
             </w:pPr>
             <w:r>
               <w:t xml:space="preserve">Synchronisation objects (handles &gt; 0</w:t>
@@ -11445,6 +12066,7 @@
           <w:p>
             <w:pPr>
               <w:pStyle w:val="Compact"/>
+              <w:jc w:val="left"/>
             </w:pPr>
             <w:r>
               <w:rPr>
@@ -11461,6 +12083,7 @@
           <w:p>
             <w:pPr>
               <w:pStyle w:val="Compact"/>
+              <w:jc w:val="left"/>
             </w:pPr>
             <w:r>
               <w:rPr>
@@ -11475,6 +12098,7 @@
           <w:p>
             <w:pPr>
               <w:pStyle w:val="Compact"/>
+              <w:jc w:val="left"/>
             </w:pPr>
             <w:r>
               <w:t xml:space="preserve">Synchronisation objects (handles &gt; 0</w:t>
@@ -11486,6 +12110,7 @@
           <w:p>
             <w:pPr>
               <w:pStyle w:val="Compact"/>
+              <w:jc w:val="left"/>
             </w:pPr>
             <w:r>
               <w:rPr>
@@ -11502,6 +12127,7 @@
           <w:p>
             <w:pPr>
               <w:pStyle w:val="Compact"/>
+              <w:jc w:val="left"/>
             </w:pPr>
             <w:r>
               <w:rPr>
@@ -11516,6 +12142,7 @@
           <w:p>
             <w:pPr>
               <w:pStyle w:val="Compact"/>
+              <w:jc w:val="left"/>
             </w:pPr>
             <w:r>
               <w:t xml:space="preserve">Synchronisation objects (handles &gt; 0</w:t>
@@ -11527,6 +12154,7 @@
           <w:p>
             <w:pPr>
               <w:pStyle w:val="Compact"/>
+              <w:jc w:val="left"/>
             </w:pPr>
             <w:r>
               <w:rPr>
@@ -11543,6 +12171,7 @@
           <w:p>
             <w:pPr>
               <w:pStyle w:val="Compact"/>
+              <w:jc w:val="left"/>
             </w:pPr>
             <w:r>
               <w:rPr>
@@ -11557,6 +12186,7 @@
           <w:p>
             <w:pPr>
               <w:pStyle w:val="Compact"/>
+              <w:jc w:val="left"/>
             </w:pPr>
             <w:r>
               <w:t xml:space="preserve">Synchronisation objects (handles &gt; 0</w:t>
@@ -11568,6 +12198,7 @@
           <w:p>
             <w:pPr>
               <w:pStyle w:val="Compact"/>
+              <w:jc w:val="left"/>
             </w:pPr>
             <w:r>
               <w:rPr>
@@ -11584,6 +12215,7 @@
           <w:p>
             <w:pPr>
               <w:pStyle w:val="Compact"/>
+              <w:jc w:val="left"/>
             </w:pPr>
             <w:r>
               <w:rPr>
@@ -11598,6 +12230,7 @@
           <w:p>
             <w:pPr>
               <w:pStyle w:val="Compact"/>
+              <w:jc w:val="left"/>
             </w:pPr>
             <w:r>
               <w:t xml:space="preserve">Synchronisation objects (handles &gt; 0</w:t>
@@ -11609,6 +12242,7 @@
           <w:p>
             <w:pPr>
               <w:pStyle w:val="Compact"/>
+              <w:jc w:val="left"/>
             </w:pPr>
             <w:r>
               <w:rPr>
@@ -11625,6 +12259,7 @@
           <w:p>
             <w:pPr>
               <w:pStyle w:val="Compact"/>
+              <w:jc w:val="left"/>
             </w:pPr>
             <w:r>
               <w:rPr>
@@ -11639,6 +12274,7 @@
           <w:p>
             <w:pPr>
               <w:pStyle w:val="Compact"/>
+              <w:jc w:val="left"/>
             </w:pPr>
             <w:r>
               <w:t xml:space="preserve">Synchronisation objects (handles &gt; 0</w:t>
@@ -11650,6 +12286,7 @@
           <w:p>
             <w:pPr>
               <w:pStyle w:val="Compact"/>
+              <w:jc w:val="left"/>
             </w:pPr>
             <w:r>
               <w:rPr>
@@ -11666,6 +12303,7 @@
           <w:p>
             <w:pPr>
               <w:pStyle w:val="Compact"/>
+              <w:jc w:val="left"/>
             </w:pPr>
             <w:r>
               <w:rPr>
@@ -11680,6 +12318,7 @@
           <w:p>
             <w:pPr>
               <w:pStyle w:val="Compact"/>
+              <w:jc w:val="left"/>
             </w:pPr>
             <w:r>
               <w:t xml:space="preserve">Synchronisation objects (handles &gt; 0</w:t>
@@ -11691,6 +12330,7 @@
           <w:p>
             <w:pPr>
               <w:pStyle w:val="Compact"/>
+              <w:jc w:val="left"/>
             </w:pPr>
             <w:r>
               <w:rPr>
@@ -11707,6 +12347,7 @@
           <w:p>
             <w:pPr>
               <w:pStyle w:val="Compact"/>
+              <w:jc w:val="left"/>
             </w:pPr>
             <w:r>
               <w:rPr>
@@ -11721,6 +12362,7 @@
           <w:p>
             <w:pPr>
               <w:pStyle w:val="Compact"/>
+              <w:jc w:val="left"/>
             </w:pPr>
             <w:r>
               <w:t xml:space="preserve">Synchronisation objects (handles &gt; 0</w:t>
@@ -11732,6 +12374,7 @@
           <w:p>
             <w:pPr>
               <w:pStyle w:val="Compact"/>
+              <w:jc w:val="left"/>
             </w:pPr>
             <w:r>
               <w:rPr>
@@ -11748,6 +12391,7 @@
           <w:p>
             <w:pPr>
               <w:pStyle w:val="Compact"/>
+              <w:jc w:val="left"/>
             </w:pPr>
             <w:r>
               <w:rPr>
@@ -11762,6 +12406,7 @@
           <w:p>
             <w:pPr>
               <w:pStyle w:val="Compact"/>
+              <w:jc w:val="left"/>
             </w:pPr>
             <w:r>
               <w:t xml:space="preserve">Synchronisation objects (handles &gt; 0</w:t>
@@ -11773,6 +12418,7 @@
           <w:p>
             <w:pPr>
               <w:pStyle w:val="Compact"/>
+              <w:jc w:val="left"/>
             </w:pPr>
             <w:r>
               <w:rPr>
@@ -11789,6 +12435,7 @@
           <w:p>
             <w:pPr>
               <w:pStyle w:val="Compact"/>
+              <w:jc w:val="left"/>
             </w:pPr>
             <w:r>
               <w:rPr>
@@ -11803,6 +12450,7 @@
           <w:p>
             <w:pPr>
               <w:pStyle w:val="Compact"/>
+              <w:jc w:val="left"/>
             </w:pPr>
             <w:r>
               <w:t xml:space="preserve">Synchronisation objects (handles &gt; 0</w:t>
@@ -11814,6 +12462,7 @@
           <w:p>
             <w:pPr>
               <w:pStyle w:val="Compact"/>
+              <w:jc w:val="left"/>
             </w:pPr>
             <w:r>
               <w:rPr>
@@ -11830,6 +12479,7 @@
           <w:p>
             <w:pPr>
               <w:pStyle w:val="Compact"/>
+              <w:jc w:val="left"/>
             </w:pPr>
             <w:r>
               <w:rPr>
@@ -11844,6 +12494,7 @@
           <w:p>
             <w:pPr>
               <w:pStyle w:val="Compact"/>
+              <w:jc w:val="left"/>
             </w:pPr>
             <w:r>
               <w:t xml:space="preserve">(on an app core -- kapi_core_run's code, which makes no kapi call -- it spins instead)</w:t>
@@ -11855,6 +12506,7 @@
           <w:p>
             <w:pPr>
               <w:pStyle w:val="Compact"/>
+              <w:jc w:val="left"/>
             </w:pPr>
             <w:r>
               <w:rPr>
@@ -11871,6 +12523,7 @@
           <w:p>
             <w:pPr>
               <w:pStyle w:val="Compact"/>
+              <w:jc w:val="left"/>
             </w:pPr>
             <w:r>
               <w:rPr>
@@ -11885,6 +12538,7 @@
           <w:p>
             <w:pPr>
               <w:pStyle w:val="Compact"/>
+              <w:jc w:val="left"/>
             </w:pPr>
             <w:r>
               <w:t xml:space="preserve">(on an app core -- kapi_core_run's code, which makes no kapi call -- it spins instead)</w:t>
@@ -11896,6 +12550,7 @@
           <w:p>
             <w:pPr>
               <w:pStyle w:val="Compact"/>
+              <w:jc w:val="left"/>
             </w:pPr>
             <w:r>
               <w:rPr>
@@ -11912,6 +12567,7 @@
           <w:p>
             <w:pPr>
               <w:pStyle w:val="Compact"/>
+              <w:jc w:val="left"/>
             </w:pPr>
             <w:r>
               <w:rPr>
@@ -11926,6 +12582,7 @@
           <w:p>
             <w:pPr>
               <w:pStyle w:val="Compact"/>
+              <w:jc w:val="left"/>
             </w:pPr>
             <w:r>
               <w:t xml:space="preserve">(v68) A futex.</w:t>
@@ -11937,6 +12594,7 @@
           <w:p>
             <w:pPr>
               <w:pStyle w:val="Compact"/>
+              <w:jc w:val="left"/>
             </w:pPr>
             <w:r>
               <w:rPr>
@@ -11953,6 +12611,7 @@
           <w:p>
             <w:pPr>
               <w:pStyle w:val="Compact"/>
+              <w:jc w:val="left"/>
             </w:pPr>
             <w:r>
               <w:rPr>
@@ -11967,6 +12626,7 @@
           <w:p>
             <w:pPr>
               <w:pStyle w:val="Compact"/>
+              <w:jc w:val="left"/>
             </w:pPr>
             <w:r>
               <w:t xml:space="preserve">(v68) A futex.</w:t>
@@ -11978,6 +12638,7 @@
           <w:p>
             <w:pPr>
               <w:pStyle w:val="Compact"/>
+              <w:jc w:val="left"/>
             </w:pPr>
             <w:r>
               <w:rPr>
@@ -11994,6 +12655,7 @@
           <w:p>
             <w:pPr>
               <w:pStyle w:val="Compact"/>
+              <w:jc w:val="left"/>
             </w:pPr>
             <w:r>
               <w:rPr>
@@ -12008,6 +12670,7 @@
           <w:p>
             <w:pPr>
               <w:pStyle w:val="Compact"/>
+              <w:jc w:val="left"/>
             </w:pPr>
             <w:r>
               <w:t xml:space="preserve">(v68) A futex.</w:t>
@@ -12019,6 +12682,7 @@
           <w:p>
             <w:pPr>
               <w:pStyle w:val="Compact"/>
+              <w:jc w:val="left"/>
             </w:pPr>
             <w:r>
               <w:rPr>
@@ -12035,6 +12699,7 @@
           <w:p>
             <w:pPr>
               <w:pStyle w:val="Compact"/>
+              <w:jc w:val="left"/>
             </w:pPr>
             <w:r>
               <w:rPr>
@@ -12049,6 +12714,7 @@
           <w:p>
             <w:pPr>
               <w:pStyle w:val="Compact"/>
+              <w:jc w:val="left"/>
             </w:pPr>
             <w:r>
               <w:t xml:space="preserve">(v68) USB MIDI input</w:t>
@@ -12060,6 +12726,7 @@
           <w:p>
             <w:pPr>
               <w:pStyle w:val="Compact"/>
+              <w:jc w:val="left"/>
             </w:pPr>
             <w:r>
               <w:rPr>
@@ -12076,6 +12743,7 @@
           <w:p>
             <w:pPr>
               <w:pStyle w:val="Compact"/>
+              <w:jc w:val="left"/>
             </w:pPr>
             <w:r>
               <w:rPr>
@@ -12090,6 +12758,7 @@
           <w:p>
             <w:pPr>
               <w:pStyle w:val="Compact"/>
+              <w:jc w:val="left"/>
             </w:pPr>
             <w:r>
               <w:t xml:space="preserve">(v68) USB MIDI input</w:t>
@@ -12101,6 +12770,7 @@
           <w:p>
             <w:pPr>
               <w:pStyle w:val="Compact"/>
+              <w:jc w:val="left"/>
             </w:pPr>
             <w:r>
               <w:rPr>
@@ -12117,6 +12787,7 @@
           <w:p>
             <w:pPr>
               <w:pStyle w:val="Compact"/>
+              <w:jc w:val="left"/>
             </w:pPr>
             <w:r>
               <w:rPr>
@@ -12131,6 +12802,7 @@
           <w:p>
             <w:pPr>
               <w:pStyle w:val="Compact"/>
+              <w:jc w:val="left"/>
             </w:pPr>
             <w:r>
               <w:t xml:space="preserve">(v69) kapi_screen_native (&amp;w, &amp;h)</w:t>
@@ -12142,6 +12814,7 @@
           <w:p>
             <w:pPr>
               <w:pStyle w:val="Compact"/>
+              <w:jc w:val="left"/>
             </w:pPr>
             <w:r>
               <w:rPr>
@@ -12158,6 +12831,7 @@
           <w:p>
             <w:pPr>
               <w:pStyle w:val="Compact"/>
+              <w:jc w:val="left"/>
             </w:pPr>
             <w:r>
               <w:rPr>
@@ -12172,6 +12846,7 @@
           <w:p>
             <w:pPr>
               <w:pStyle w:val="Compact"/>
+              <w:jc w:val="left"/>
             </w:pPr>
             <w:r>
               <w:t xml:space="preserve">(v69) kapi_screen_native (&amp;w, &amp;h)</w:t>
@@ -12183,6 +12858,7 @@
           <w:p>
             <w:pPr>
               <w:pStyle w:val="Compact"/>
+              <w:jc w:val="left"/>
             </w:pPr>
             <w:r>
               <w:rPr>
@@ -12199,6 +12875,7 @@
           <w:p>
             <w:pPr>
               <w:pStyle w:val="Compact"/>
+              <w:jc w:val="left"/>
             </w:pPr>
             <w:r>
               <w:rPr>
@@ -12213,6 +12890,7 @@
           <w:p>
             <w:pPr>
               <w:pStyle w:val="Compact"/>
+              <w:jc w:val="left"/>
             </w:pPr>
             <w:r>
               <w:t xml:space="preserve">The kernel's microsecond clock (CTimer::GetClockTicks</w:t>
@@ -12224,6 +12902,7 @@
           <w:p>
             <w:pPr>
               <w:pStyle w:val="Compact"/>
+              <w:jc w:val="left"/>
             </w:pPr>
             <w:r>
               <w:rPr>
@@ -12240,6 +12919,7 @@
           <w:p>
             <w:pPr>
               <w:pStyle w:val="Compact"/>
+              <w:jc w:val="left"/>
             </w:pPr>
             <w:r>
               <w:rPr>
@@ -12254,6 +12934,7 @@
           <w:p>
             <w:pPr>
               <w:pStyle w:val="Compact"/>
+              <w:jc w:val="left"/>
             </w:pPr>
             <w:r>
               <w:t xml:space="preserve">(v68) Low-latency sound, for the sound owner (kapi_sound_acquire).</w:t>
@@ -12265,6 +12946,7 @@
           <w:p>
             <w:pPr>
               <w:pStyle w:val="Compact"/>
+              <w:jc w:val="left"/>
             </w:pPr>
             <w:r>
               <w:rPr>
@@ -12281,6 +12963,7 @@
           <w:p>
             <w:pPr>
               <w:pStyle w:val="Compact"/>
+              <w:jc w:val="left"/>
             </w:pPr>
             <w:r>
               <w:rPr>
@@ -12295,6 +12978,7 @@
           <w:p>
             <w:pPr>
               <w:pStyle w:val="Compact"/>
+              <w:jc w:val="left"/>
             </w:pPr>
             <w:r>
               <w:t xml:space="preserve">(v68) Low-latency sound, for the sound owner (kapi_sound_acquire).</w:t>
@@ -12306,6 +12990,7 @@
           <w:p>
             <w:pPr>
               <w:pStyle w:val="Compact"/>
+              <w:jc w:val="left"/>
             </w:pPr>
             <w:r>
               <w:rPr>
@@ -12322,6 +13007,7 @@
           <w:p>
             <w:pPr>
               <w:pStyle w:val="Compact"/>
+              <w:jc w:val="left"/>
             </w:pPr>
             <w:r>
               <w:rPr>
@@ -12336,6 +13022,7 @@
           <w:p>
             <w:pPr>
               <w:pStyle w:val="Compact"/>
+              <w:jc w:val="left"/>
             </w:pPr>
             <w:r>
               <w:t xml:space="preserve">Frames the ring can take now.</w:t>
@@ -12347,6 +13034,7 @@
           <w:p>
             <w:pPr>
               <w:pStyle w:val="Compact"/>
+              <w:jc w:val="left"/>
             </w:pPr>
             <w:r>
               <w:rPr>
@@ -12363,6 +13051,7 @@
           <w:p>
             <w:pPr>
               <w:pStyle w:val="Compact"/>
+              <w:jc w:val="left"/>
             </w:pPr>
             <w:r>
               <w:rPr>
@@ -12377,6 +13066,7 @@
           <w:p>
             <w:pPr>
               <w:pStyle w:val="Compact"/>
+              <w:jc w:val="left"/>
             </w:pPr>
             <w:r>
               <w:t xml:space="preserve">Copy up to n s16 stereo frames into the ring -&gt; the frames taken (no kapi call</w:t>
@@ -12388,6 +13078,7 @@
           <w:p>
             <w:pPr>
               <w:pStyle w:val="Compact"/>
+              <w:jc w:val="left"/>
             </w:pPr>
             <w:r>
               <w:rPr>
@@ -12404,6 +13095,7 @@
           <w:p>
             <w:pPr>
               <w:pStyle w:val="Compact"/>
+              <w:jc w:val="left"/>
             </w:pPr>
             <w:r>
               <w:rPr>
@@ -12418,6 +13110,7 @@
           <w:p>
             <w:pPr>
               <w:pStyle w:val="Compact"/>
+              <w:jc w:val="left"/>
             </w:pPr>
             <w:r>
               <w:t xml:space="preserve">Reboot the machine (ABI v25).</w:t>
@@ -12429,6 +13122,7 @@
           <w:p>
             <w:pPr>
               <w:pStyle w:val="Compact"/>
+              <w:jc w:val="left"/>
             </w:pPr>
             <w:r>
               <w:rPr>
@@ -12445,6 +13139,7 @@
           <w:p>
             <w:pPr>
               <w:pStyle w:val="Compact"/>
+              <w:jc w:val="left"/>
             </w:pPr>
             <w:r>
               <w:rPr>
@@ -12459,6 +13154,7 @@
           <w:p>
             <w:pPr>
               <w:pStyle w:val="Compact"/>
+              <w:jc w:val="left"/>
             </w:pPr>
             <w:r>
               <w:t xml:space="preserve">1 if a USB keyboard is attached &amp; ready, else 0 (ABI v26).</w:t>
@@ -12470,6 +13166,7 @@
           <w:p>
             <w:pPr>
               <w:pStyle w:val="Compact"/>
+              <w:jc w:val="left"/>
             </w:pPr>
             <w:r>
               <w:rPr>
@@ -12486,6 +13183,7 @@
           <w:p>
             <w:pPr>
               <w:pStyle w:val="Compact"/>
+              <w:jc w:val="left"/>
             </w:pPr>
             <w:r>
               <w:rPr>
@@ -12500,6 +13198,7 @@
           <w:p>
             <w:pPr>
               <w:pStyle w:val="Compact"/>
+              <w:jc w:val="left"/>
             </w:pPr>
             <w:r>
               <w:t xml:space="preserve">Load a keyboard layout from a .kmap blob (ABI v27)</w:t>
@@ -12511,6 +13210,7 @@
           <w:p>
             <w:pPr>
               <w:pStyle w:val="Compact"/>
+              <w:jc w:val="left"/>
             </w:pPr>
             <w:r>
               <w:rPr>
@@ -12527,6 +13227,7 @@
           <w:p>
             <w:pPr>
               <w:pStyle w:val="Compact"/>
+              <w:jc w:val="left"/>
             </w:pPr>
             <w:r>
               <w:rPr>
@@ -12541,6 +13242,7 @@
           <w:p>
             <w:pPr>
               <w:pStyle w:val="Compact"/>
+              <w:jc w:val="left"/>
             </w:pPr>
             <w:r>
               <w:t xml:space="preserve">Hardware RNG (ABI v30)</w:t>
@@ -12552,6 +13254,7 @@
           <w:p>
             <w:pPr>
               <w:pStyle w:val="Compact"/>
+              <w:jc w:val="left"/>
             </w:pPr>
             <w:r>
               <w:rPr>
@@ -12568,6 +13271,7 @@
           <w:p>
             <w:pPr>
               <w:pStyle w:val="Compact"/>
+              <w:jc w:val="left"/>
             </w:pPr>
             <w:r>
               <w:rPr>
@@ -12582,6 +13286,7 @@
           <w:p>
             <w:pPr>
               <w:pStyle w:val="Compact"/>
+              <w:jc w:val="left"/>
             </w:pPr>
             <w:r>
               <w:t xml:space="preserve">Shell surfaces (ABI v35)</w:t>
@@ -12593,6 +13298,7 @@
           <w:p>
             <w:pPr>
               <w:pStyle w:val="Compact"/>
+              <w:jc w:val="left"/>
             </w:pPr>
             <w:r>
               <w:rPr>
@@ -12609,6 +13315,7 @@
           <w:p>
             <w:pPr>
               <w:pStyle w:val="Compact"/>
+              <w:jc w:val="left"/>
             </w:pPr>
             <w:r>
               <w:rPr>
@@ -12623,6 +13330,7 @@
           <w:p>
             <w:pPr>
               <w:pStyle w:val="Compact"/>
+              <w:jc w:val="left"/>
             </w:pPr>
             <w:r>
               <w:t xml:space="preserve">Shell surfaces (ABI v35)</w:t>
@@ -12634,6 +13342,7 @@
           <w:p>
             <w:pPr>
               <w:pStyle w:val="Compact"/>
+              <w:jc w:val="left"/>
             </w:pPr>
             <w:r>
               <w:rPr>
@@ -12650,6 +13359,7 @@
           <w:p>
             <w:pPr>
               <w:pStyle w:val="Compact"/>
+              <w:jc w:val="left"/>
             </w:pPr>
             <w:r>
               <w:rPr>
@@ -12664,6 +13374,7 @@
           <w:p>
             <w:pPr>
               <w:pStyle w:val="Compact"/>
+              <w:jc w:val="left"/>
             </w:pPr>
             <w:r>
               <w:t xml:space="preserve">Shell surfaces (ABI v35)</w:t>
@@ -12675,6 +13386,7 @@
           <w:p>
             <w:pPr>
               <w:pStyle w:val="Compact"/>
+              <w:jc w:val="left"/>
             </w:pPr>
             <w:r>
               <w:rPr>
@@ -12691,6 +13403,7 @@
           <w:p>
             <w:pPr>
               <w:pStyle w:val="Compact"/>
+              <w:jc w:val="left"/>
             </w:pPr>
             <w:r>
               <w:rPr>
@@ -12705,6 +13418,7 @@
           <w:p>
             <w:pPr>
               <w:pStyle w:val="Compact"/>
+              <w:jc w:val="left"/>
             </w:pPr>
             <w:r>
               <w:t xml:space="preserve">Shell surfaces (ABI v35)</w:t>
@@ -12716,6 +13430,7 @@
           <w:p>
             <w:pPr>
               <w:pStyle w:val="Compact"/>
+              <w:jc w:val="left"/>
             </w:pPr>
             <w:r>
               <w:rPr>
@@ -12732,6 +13447,7 @@
           <w:p>
             <w:pPr>
               <w:pStyle w:val="Compact"/>
+              <w:jc w:val="left"/>
             </w:pPr>
             <w:r>
               <w:rPr>
@@ -12746,6 +13462,7 @@
           <w:p>
             <w:pPr>
               <w:pStyle w:val="Compact"/>
+              <w:jc w:val="left"/>
             </w:pPr>
             <w:r>
               <w:t xml:space="preserve">Shell surfaces (ABI v35)</w:t>
@@ -12757,6 +13474,7 @@
           <w:p>
             <w:pPr>
               <w:pStyle w:val="Compact"/>
+              <w:jc w:val="left"/>
             </w:pPr>
             <w:r>
               <w:rPr>
@@ -12773,6 +13491,7 @@
           <w:p>
             <w:pPr>
               <w:pStyle w:val="Compact"/>
+              <w:jc w:val="left"/>
             </w:pPr>
             <w:r>
               <w:rPr>
@@ -12787,6 +13506,7 @@
           <w:p>
             <w:pPr>
               <w:pStyle w:val="Compact"/>
+              <w:jc w:val="left"/>
             </w:pPr>
             <w:r>
               <w:t xml:space="preserve">Activity-shell IPC (ABI v35)</w:t>
@@ -12798,6 +13518,7 @@
           <w:p>
             <w:pPr>
               <w:pStyle w:val="Compact"/>
+              <w:jc w:val="left"/>
             </w:pPr>
             <w:r>
               <w:rPr>
@@ -12814,6 +13535,7 @@
           <w:p>
             <w:pPr>
               <w:pStyle w:val="Compact"/>
+              <w:jc w:val="left"/>
             </w:pPr>
             <w:r>
               <w:rPr>
@@ -12828,6 +13550,7 @@
           <w:p>
             <w:pPr>
               <w:pStyle w:val="Compact"/>
+              <w:jc w:val="left"/>
             </w:pPr>
             <w:r>
               <w:t xml:space="preserve">Activity-shell IPC (ABI v35)</w:t>
@@ -12839,6 +13562,7 @@
           <w:p>
             <w:pPr>
               <w:pStyle w:val="Compact"/>
+              <w:jc w:val="left"/>
             </w:pPr>
             <w:r>
               <w:rPr>
@@ -12855,6 +13579,7 @@
           <w:p>
             <w:pPr>
               <w:pStyle w:val="Compact"/>
+              <w:jc w:val="left"/>
             </w:pPr>
             <w:r>
               <w:rPr>
@@ -12869,6 +13594,7 @@
           <w:p>
             <w:pPr>
               <w:pStyle w:val="Compact"/>
+              <w:jc w:val="left"/>
             </w:pPr>
             <w:r>
               <w:t xml:space="preserve">Activity-shell IPC (ABI v35)</w:t>
@@ -12880,6 +13606,7 @@
           <w:p>
             <w:pPr>
               <w:pStyle w:val="Compact"/>
+              <w:jc w:val="left"/>
             </w:pPr>
             <w:r>
               <w:rPr>
@@ -12896,6 +13623,7 @@
           <w:p>
             <w:pPr>
               <w:pStyle w:val="Compact"/>
+              <w:jc w:val="left"/>
             </w:pPr>
             <w:r>
               <w:rPr>
@@ -12910,6 +13638,7 @@
           <w:p>
             <w:pPr>
               <w:pStyle w:val="Compact"/>
+              <w:jc w:val="left"/>
             </w:pPr>
             <w:r>
               <w:t xml:space="preserve">Activity-shell IPC (ABI v35)</w:t>
@@ -12921,6 +13650,7 @@
           <w:p>
             <w:pPr>
               <w:pStyle w:val="Compact"/>
+              <w:jc w:val="left"/>
             </w:pPr>
             <w:r>
               <w:rPr>
@@ -12937,6 +13667,7 @@
           <w:p>
             <w:pPr>
               <w:pStyle w:val="Compact"/>
+              <w:jc w:val="left"/>
             </w:pPr>
             <w:r>
               <w:rPr>
@@ -12951,6 +13682,7 @@
           <w:p>
             <w:pPr>
               <w:pStyle w:val="Compact"/>
+              <w:jc w:val="left"/>
             </w:pPr>
             <w:r>
               <w:t xml:space="preserve">(v89) The graphics server's own door to the kernel (Elegant, SD:/bin/elegant)</w:t>
@@ -12962,6 +13694,7 @@
           <w:p>
             <w:pPr>
               <w:pStyle w:val="Compact"/>
+              <w:jc w:val="left"/>
             </w:pPr>
             <w:r>
               <w:rPr>
@@ -12978,6 +13711,7 @@
           <w:p>
             <w:pPr>
               <w:pStyle w:val="Compact"/>
+              <w:jc w:val="left"/>
             </w:pPr>
             <w:r>
               <w:rPr>
@@ -12992,6 +13726,7 @@
           <w:p>
             <w:pPr>
               <w:pStyle w:val="Compact"/>
+              <w:jc w:val="left"/>
             </w:pPr>
             <w:r>
               <w:t xml:space="preserve">Memory primitives (ABI v36)</w:t>
@@ -13003,6 +13738,7 @@
           <w:p>
             <w:pPr>
               <w:pStyle w:val="Compact"/>
+              <w:jc w:val="left"/>
             </w:pPr>
             <w:r>
               <w:rPr>
@@ -13019,6 +13755,7 @@
           <w:p>
             <w:pPr>
               <w:pStyle w:val="Compact"/>
+              <w:jc w:val="left"/>
             </w:pPr>
             <w:r>
               <w:rPr>
@@ -13033,6 +13770,7 @@
           <w:p>
             <w:pPr>
               <w:pStyle w:val="Compact"/>
+              <w:jc w:val="left"/>
             </w:pPr>
             <w:r>
               <w:t xml:space="preserve">Memory primitives (ABI v36)</w:t>
@@ -13044,6 +13782,7 @@
           <w:p>
             <w:pPr>
               <w:pStyle w:val="Compact"/>
+              <w:jc w:val="left"/>
             </w:pPr>
             <w:r>
               <w:rPr>
@@ -13060,6 +13799,7 @@
           <w:p>
             <w:pPr>
               <w:pStyle w:val="Compact"/>
+              <w:jc w:val="left"/>
             </w:pPr>
             <w:r>
               <w:rPr>
@@ -13074,6 +13814,7 @@
           <w:p>
             <w:pPr>
               <w:pStyle w:val="Compact"/>
+              <w:jc w:val="left"/>
             </w:pPr>
             <w:r>
               <w:t xml:space="preserve">Memory primitives (ABI v36)</w:t>
@@ -13085,6 +13826,7 @@
           <w:p>
             <w:pPr>
               <w:pStyle w:val="Compact"/>
+              <w:jc w:val="left"/>
             </w:pPr>
             <w:r>
               <w:rPr>
@@ -13101,6 +13843,7 @@
           <w:p>
             <w:pPr>
               <w:pStyle w:val="Compact"/>
+              <w:jc w:val="left"/>
             </w:pPr>
             <w:r>
               <w:rPr>
@@ -13115,6 +13858,7 @@
           <w:p>
             <w:pPr>
               <w:pStyle w:val="Compact"/>
+              <w:jc w:val="left"/>
             </w:pPr>
             <w:r>
               <w:t xml:space="preserve">Friendly aliases used by the demos (create_window, present</w:t>
@@ -13126,6 +13870,7 @@
           <w:p>
             <w:pPr>
               <w:pStyle w:val="Compact"/>
+              <w:jc w:val="left"/>
             </w:pPr>
             <w:r>
               <w:rPr>
@@ -13142,6 +13887,7 @@
           <w:p>
             <w:pPr>
               <w:pStyle w:val="Compact"/>
+              <w:jc w:val="left"/>
             </w:pPr>
             <w:r>
               <w:rPr>
@@ -13156,6 +13902,7 @@
           <w:p>
             <w:pPr>
               <w:pStyle w:val="Compact"/>
+              <w:jc w:val="left"/>
             </w:pPr>
             <w:r>
               <w:t xml:space="preserve">Friendly aliases used by the demos (create_window, present</w:t>
@@ -13167,6 +13914,7 @@
           <w:p>
             <w:pPr>
               <w:pStyle w:val="Compact"/>
+              <w:jc w:val="left"/>
             </w:pPr>
             <w:r>
               <w:rPr>
@@ -13183,6 +13931,7 @@
           <w:p>
             <w:pPr>
               <w:pStyle w:val="Compact"/>
+              <w:jc w:val="left"/>
             </w:pPr>
             <w:r>
               <w:rPr>
@@ -13197,6 +13946,7 @@
           <w:p>
             <w:pPr>
               <w:pStyle w:val="Compact"/>
+              <w:jc w:val="left"/>
             </w:pPr>
             <w:r>
               <w:t xml:space="preserve">Friendly aliases used by the demos (create_window, present</w:t>
@@ -13208,6 +13958,7 @@
           <w:p>
             <w:pPr>
               <w:pStyle w:val="Compact"/>
+              <w:jc w:val="left"/>
             </w:pPr>
             <w:r>
               <w:rPr>
@@ -13224,6 +13975,7 @@
           <w:p>
             <w:pPr>
               <w:pStyle w:val="Compact"/>
+              <w:jc w:val="left"/>
             </w:pPr>
             <w:r>
               <w:rPr>
@@ -13238,6 +13990,7 @@
           <w:p>
             <w:pPr>
               <w:pStyle w:val="Compact"/>
+              <w:jc w:val="left"/>
             </w:pPr>
             <w:r>
               <w:t xml:space="preserve">Friendly aliases used by the demos (create_window, present</w:t>
@@ -13249,6 +14002,7 @@
           <w:p>
             <w:pPr>
               <w:pStyle w:val="Compact"/>
+              <w:jc w:val="left"/>
             </w:pPr>
             <w:r>
               <w:rPr>
@@ -13265,6 +14019,7 @@
           <w:p>
             <w:pPr>
               <w:pStyle w:val="Compact"/>
+              <w:jc w:val="left"/>
             </w:pPr>
             <w:r>
               <w:rPr>
@@ -13279,6 +14034,7 @@
           <w:p>
             <w:pPr>
               <w:pStyle w:val="Compact"/>
+              <w:jc w:val="left"/>
             </w:pPr>
             <w:r>
               <w:t xml:space="preserve">Strings.</w:t>
@@ -13290,6 +14046,7 @@
           <w:p>
             <w:pPr>
               <w:pStyle w:val="Compact"/>
+              <w:jc w:val="left"/>
             </w:pPr>
             <w:r>
               <w:rPr>
@@ -13306,6 +14063,7 @@
           <w:p>
             <w:pPr>
               <w:pStyle w:val="Compact"/>
+              <w:jc w:val="left"/>
             </w:pPr>
             <w:r>
               <w:rPr>
@@ -13320,6 +14078,7 @@
           <w:p>
             <w:pPr>
               <w:pStyle w:val="Compact"/>
+              <w:jc w:val="left"/>
             </w:pPr>
             <w:r>
               <w:t xml:space="preserve">Strings.</w:t>
@@ -13331,6 +14090,7 @@
           <w:p>
             <w:pPr>
               <w:pStyle w:val="Compact"/>
+              <w:jc w:val="left"/>
             </w:pPr>
             <w:r>
               <w:rPr>
@@ -13347,6 +14107,7 @@
           <w:p>
             <w:pPr>
               <w:pStyle w:val="Compact"/>
+              <w:jc w:val="left"/>
             </w:pPr>
             <w:r>
               <w:rPr>
@@ -13361,6 +14122,7 @@
           <w:p>
             <w:pPr>
               <w:pStyle w:val="Compact"/>
+              <w:jc w:val="left"/>
             </w:pPr>
             <w:r>
               <w:t xml:space="preserve">Strings.</w:t>
@@ -13372,6 +14134,7 @@
           <w:p>
             <w:pPr>
               <w:pStyle w:val="Compact"/>
+              <w:jc w:val="left"/>
             </w:pPr>
             <w:r>
               <w:rPr>
@@ -13388,6 +14151,7 @@
           <w:p>
             <w:pPr>
               <w:pStyle w:val="Compact"/>
+              <w:jc w:val="left"/>
             </w:pPr>
             <w:r>
               <w:rPr>
@@ -13402,6 +14166,7 @@
           <w:p>
             <w:pPr>
               <w:pStyle w:val="Compact"/>
+              <w:jc w:val="left"/>
             </w:pPr>
             <w:r>
               <w:t xml:space="preserve">Strings.</w:t>
@@ -13413,6 +14178,7 @@
           <w:p>
             <w:pPr>
               <w:pStyle w:val="Compact"/>
+              <w:jc w:val="left"/>
             </w:pPr>
             <w:r>
               <w:rPr>
@@ -13429,6 +14195,7 @@
           <w:p>
             <w:pPr>
               <w:pStyle w:val="Compact"/>
+              <w:jc w:val="left"/>
             </w:pPr>
             <w:r>
               <w:rPr>
@@ -13443,6 +14210,7 @@
           <w:p>
             <w:pPr>
               <w:pStyle w:val="Compact"/>
+              <w:jc w:val="left"/>
             </w:pPr>
             <w:r>
               <w:t xml:space="preserve">Strings.</w:t>
@@ -13454,6 +14222,7 @@
           <w:p>
             <w:pPr>
               <w:pStyle w:val="Compact"/>
+              <w:jc w:val="left"/>
             </w:pPr>
             <w:r>
               <w:rPr>
@@ -13470,6 +14239,7 @@
           <w:p>
             <w:pPr>
               <w:pStyle w:val="Compact"/>
+              <w:jc w:val="left"/>
             </w:pPr>
             <w:r>
               <w:rPr>
@@ -13484,6 +14254,7 @@
           <w:p>
             <w:pPr>
               <w:pStyle w:val="Compact"/>
+              <w:jc w:val="left"/>
             </w:pPr>
             <w:r>
               <w:t xml:space="preserve">Strings.</w:t>
@@ -13495,6 +14266,7 @@
           <w:p>
             <w:pPr>
               <w:pStyle w:val="Compact"/>
+              <w:jc w:val="left"/>
             </w:pPr>
             <w:r>
               <w:rPr>
@@ -13511,6 +14283,7 @@
           <w:p>
             <w:pPr>
               <w:pStyle w:val="Compact"/>
+              <w:jc w:val="left"/>
             </w:pPr>
             <w:r>
               <w:rPr>
@@ -13525,6 +14298,7 @@
           <w:p>
             <w:pPr>
               <w:pStyle w:val="Compact"/>
+              <w:jc w:val="left"/>
             </w:pPr>
             <w:r>
               <w:t xml:space="preserve">The console</w:t>
@@ -13536,6 +14310,7 @@
           <w:p>
             <w:pPr>
               <w:pStyle w:val="Compact"/>
+              <w:jc w:val="left"/>
             </w:pPr>
             <w:r>
               <w:rPr>
@@ -13552,6 +14327,7 @@
           <w:p>
             <w:pPr>
               <w:pStyle w:val="Compact"/>
+              <w:jc w:val="left"/>
             </w:pPr>
             <w:r>
               <w:rPr>
@@ -13566,6 +14342,7 @@
           <w:p>
             <w:pPr>
               <w:pStyle w:val="Compact"/>
+              <w:jc w:val="left"/>
             </w:pPr>
             <w:r>
               <w:t xml:space="preserve">The console</w:t>
@@ -13577,6 +14354,7 @@
           <w:p>
             <w:pPr>
               <w:pStyle w:val="Compact"/>
+              <w:jc w:val="left"/>
             </w:pPr>
             <w:r>
               <w:rPr>
@@ -13593,6 +14371,7 @@
           <w:p>
             <w:pPr>
               <w:pStyle w:val="Compact"/>
+              <w:jc w:val="left"/>
             </w:pPr>
             <w:r>
               <w:rPr>
@@ -13607,6 +14386,7 @@
           <w:p>
             <w:pPr>
               <w:pStyle w:val="Compact"/>
+              <w:jc w:val="left"/>
             </w:pPr>
             <w:r>
               <w:t xml:space="preserve">load the .ini file at path (replacing the one loaded) -&gt; its number of entries, -1 not opened</w:t>
@@ -13618,6 +14398,7 @@
           <w:p>
             <w:pPr>
               <w:pStyle w:val="Compact"/>
+              <w:jc w:val="left"/>
             </w:pPr>
             <w:r>
               <w:rPr>
@@ -13634,6 +14415,7 @@
           <w:p>
             <w:pPr>
               <w:pStyle w:val="Compact"/>
+              <w:jc w:val="left"/>
             </w:pPr>
             <w:r>
               <w:rPr>
@@ -13648,6 +14430,7 @@
           <w:p>
             <w:pPr>
               <w:pStyle w:val="Compact"/>
+              <w:jc w:val="left"/>
             </w:pPr>
             <w:r>
               <w:t xml:space="preserve">the same for &lt;the program's own folder&gt;/filename (kapi_app_dir)</w:t>
@@ -13659,6 +14442,7 @@
           <w:p>
             <w:pPr>
               <w:pStyle w:val="Compact"/>
+              <w:jc w:val="left"/>
             </w:pPr>
             <w:r>
               <w:rPr>
@@ -13675,6 +14459,7 @@
           <w:p>
             <w:pPr>
               <w:pStyle w:val="Compact"/>
+              <w:jc w:val="left"/>
             </w:pPr>
             <w:r>
               <w:rPr>
@@ -13689,6 +14474,7 @@
           <w:p>
             <w:pPr>
               <w:pStyle w:val="Compact"/>
+              <w:jc w:val="left"/>
             </w:pPr>
             <w:r>
               <w:t xml:space="preserve">The value of key in section (0 or "" = the keys before any [section]) of the loaded file, else def.</w:t>
@@ -13700,6 +14486,7 @@
           <w:p>
             <w:pPr>
               <w:pStyle w:val="Compact"/>
+              <w:jc w:val="left"/>
             </w:pPr>
             <w:r>
               <w:rPr>
@@ -13716,6 +14503,7 @@
           <w:p>
             <w:pPr>
               <w:pStyle w:val="Compact"/>
+              <w:jc w:val="left"/>
             </w:pPr>
             <w:r>
               <w:rPr>
@@ -13730,6 +14518,7 @@
           <w:p>
             <w:pPr>
               <w:pStyle w:val="Compact"/>
+              <w:jc w:val="left"/>
             </w:pPr>
             <w:r>
               <w:t xml:space="preserve">The value of key in section as a decimal integer (a sign allowed), def when the key is absent or has no digit.</w:t>
@@ -13741,6 +14530,7 @@
           <w:p>
             <w:pPr>
               <w:pStyle w:val="Compact"/>
+              <w:jc w:val="left"/>
             </w:pPr>
             <w:r>
               <w:rPr>
@@ -13757,6 +14547,7 @@
           <w:p>
             <w:pPr>
               <w:pStyle w:val="Compact"/>
+              <w:jc w:val="left"/>
             </w:pPr>
             <w:r>
               <w:rPr>
@@ -13771,6 +14562,7 @@
           <w:p>
             <w:pPr>
               <w:pStyle w:val="Compact"/>
+              <w:jc w:val="left"/>
             </w:pPr>
             <w:r>
               <w:t xml:space="preserve">the number of entries (key=value lines) of the loaded file</w:t>
@@ -13782,6 +14574,7 @@
           <w:p>
             <w:pPr>
               <w:pStyle w:val="Compact"/>
+              <w:jc w:val="left"/>
             </w:pPr>
             <w:r>
               <w:rPr>
@@ -13798,6 +14591,7 @@
           <w:p>
             <w:pPr>
               <w:pStyle w:val="Compact"/>
+              <w:jc w:val="left"/>
             </w:pPr>
             <w:r>
               <w:rPr>
@@ -13812,6 +14606,7 @@
           <w:p>
             <w:pPr>
               <w:pStyle w:val="Compact"/>
+              <w:jc w:val="left"/>
             </w:pPr>
             <w:r>
               <w:t xml:space="preserve">the section of the entry i (0-based, in the file's order); "" out of range</w:t>
@@ -13823,6 +14618,7 @@
           <w:p>
             <w:pPr>
               <w:pStyle w:val="Compact"/>
+              <w:jc w:val="left"/>
             </w:pPr>
             <w:r>
               <w:rPr>
@@ -13839,6 +14635,7 @@
           <w:p>
             <w:pPr>
               <w:pStyle w:val="Compact"/>
+              <w:jc w:val="left"/>
             </w:pPr>
             <w:r>
               <w:rPr>
@@ -13853,6 +14650,7 @@
           <w:p>
             <w:pPr>
               <w:pStyle w:val="Compact"/>
+              <w:jc w:val="left"/>
             </w:pPr>
             <w:r>
               <w:t xml:space="preserve">the key of the entry i; "" out of range</w:t>
@@ -13864,6 +14662,7 @@
           <w:p>
             <w:pPr>
               <w:pStyle w:val="Compact"/>
+              <w:jc w:val="left"/>
             </w:pPr>
             <w:r>
               <w:rPr>
@@ -13880,6 +14679,7 @@
           <w:p>
             <w:pPr>
               <w:pStyle w:val="Compact"/>
+              <w:jc w:val="left"/>
             </w:pPr>
             <w:r>
               <w:rPr>
@@ -13894,6 +14694,7 @@
           <w:p>
             <w:pPr>
               <w:pStyle w:val="Compact"/>
+              <w:jc w:val="left"/>
             </w:pPr>
             <w:r>
               <w:t xml:space="preserve">the value of the entry i; "" out of range</w:t>
@@ -13905,6 +14706,7 @@
           <w:p>
             <w:pPr>
               <w:pStyle w:val="Compact"/>
+              <w:jc w:val="left"/>
             </w:pPr>
             <w:r>
               <w:rPr>
@@ -13921,6 +14723,7 @@
           <w:p>
             <w:pPr>
               <w:pStyle w:val="Compact"/>
+              <w:jc w:val="left"/>
             </w:pPr>
             <w:r>
               <w:rPr>
@@ -13935,6 +14738,7 @@
           <w:p>
             <w:pPr>
               <w:pStyle w:val="Compact"/>
+              <w:jc w:val="left"/>
             </w:pPr>
             <w:r>
               <w:t xml:space="preserve">The keyboard layout</w:t>
@@ -13955,6 +14759,7 @@
           <w:p>
             <w:pPr>
               <w:pStyle w:val="Compact"/>
+              <w:jc w:val="left"/>
             </w:pPr>
             <w:r>
               <w:rPr>
@@ -13971,6 +14776,7 @@
           <w:p>
             <w:pPr>
               <w:pStyle w:val="Compact"/>
+              <w:jc w:val="left"/>
             </w:pPr>
             <w:r>
               <w:rPr>
@@ -13985,6 +14791,7 @@
           <w:p>
             <w:pPr>
               <w:pStyle w:val="Compact"/>
+              <w:jc w:val="left"/>
             </w:pPr>
             <w:r>
               <w:t xml:space="preserve">c in lower case ('A'..'Z' only)</w:t>
@@ -13996,6 +14803,7 @@
           <w:p>
             <w:pPr>
               <w:pStyle w:val="Compact"/>
+              <w:jc w:val="left"/>
             </w:pPr>
             <w:r>
               <w:rPr>
@@ -14012,6 +14820,7 @@
           <w:p>
             <w:pPr>
               <w:pStyle w:val="Compact"/>
+              <w:jc w:val="left"/>
             </w:pPr>
             <w:r>
               <w:rPr>
@@ -14026,6 +14835,7 @@
           <w:p>
             <w:pPr>
               <w:pStyle w:val="Compact"/>
+              <w:jc w:val="left"/>
             </w:pPr>
             <w:r>
               <w:t xml:space="preserve">the length of s (0 for a null pointer)</w:t>
@@ -14037,6 +14847,7 @@
           <w:p>
             <w:pPr>
               <w:pStyle w:val="Compact"/>
+              <w:jc w:val="left"/>
             </w:pPr>
             <w:r>
               <w:rPr>
@@ -14053,6 +14864,7 @@
           <w:p>
             <w:pPr>
               <w:pStyle w:val="Compact"/>
+              <w:jc w:val="left"/>
             </w:pPr>
             <w:r>
               <w:rPr>
@@ -14067,6 +14879,7 @@
           <w:p>
             <w:pPr>
               <w:pStyle w:val="Compact"/>
+              <w:jc w:val="left"/>
             </w:pPr>
             <w:r>
               <w:t xml:space="preserve">s appended to d at *n (advanced), never past cap, NUL-terminated</w:t>
@@ -14078,6 +14891,7 @@
           <w:p>
             <w:pPr>
               <w:pStyle w:val="Compact"/>
+              <w:jc w:val="left"/>
             </w:pPr>
             <w:r>
               <w:rPr>
@@ -14094,6 +14908,7 @@
           <w:p>
             <w:pPr>
               <w:pStyle w:val="Compact"/>
+              <w:jc w:val="left"/>
             </w:pPr>
             <w:r>
               <w:rPr>
@@ -14108,6 +14923,7 @@
           <w:p>
             <w:pPr>
               <w:pStyle w:val="Compact"/>
+              <w:jc w:val="left"/>
             </w:pPr>
             <w:r>
               <w:t xml:space="preserve">1 if the file at path can be opened (kapi_open), else 0</w:t>
@@ -14119,6 +14935,7 @@
           <w:p>
             <w:pPr>
               <w:pStyle w:val="Compact"/>
+              <w:jc w:val="left"/>
             </w:pPr>
             <w:r>
               <w:rPr>
@@ -14135,6 +14952,7 @@
           <w:p>
             <w:pPr>
               <w:pStyle w:val="Compact"/>
+              <w:jc w:val="left"/>
             </w:pPr>
             <w:r>
               <w:rPr>
@@ -14149,6 +14967,7 @@
           <w:p>
             <w:pPr>
               <w:pStyle w:val="Compact"/>
+              <w:jc w:val="left"/>
             </w:pPr>
             <w:r>
               <w:t xml:space="preserve">The i-th "ext = program" line of runners.ini (0-based)</w:t>
@@ -14160,6 +14979,7 @@
           <w:p>
             <w:pPr>
               <w:pStyle w:val="Compact"/>
+              <w:jc w:val="left"/>
             </w:pPr>
             <w:r>
               <w:rPr>
@@ -14176,6 +14996,7 @@
           <w:p>
             <w:pPr>
               <w:pStyle w:val="Compact"/>
+              <w:jc w:val="left"/>
             </w:pPr>
             <w:r>
               <w:rPr>
@@ -14190,6 +15011,7 @@
           <w:p>
             <w:pPr>
               <w:pStyle w:val="Compact"/>
+              <w:jc w:val="left"/>
             </w:pPr>
             <w:r>
               <w:t xml:space="preserve">Does the value of an app.txt's "games" / "opens" (the extensions after each "System:", or all the words of "opens") hold ext?</w:t>
@@ -14201,6 +15023,7 @@
           <w:p>
             <w:pPr>
               <w:pStyle w:val="Compact"/>
+              <w:jc w:val="left"/>
             </w:pPr>
             <w:r>
               <w:rPr>
@@ -14217,6 +15040,7 @@
           <w:p>
             <w:pPr>
               <w:pStyle w:val="Compact"/>
+              <w:jc w:val="left"/>
             </w:pPr>
             <w:r>
               <w:rPr>
@@ -14231,6 +15055,7 @@
           <w:p>
             <w:pPr>
               <w:pStyle w:val="Compact"/>
+              <w:jc w:val="left"/>
             </w:pPr>
             <w:r>
               <w:t xml:space="preserve">The app (SD:/apps/</w:t>
@@ -14245,6 +15070,7 @@
           <w:p>
             <w:pPr>
               <w:pStyle w:val="Compact"/>
+              <w:jc w:val="left"/>
             </w:pPr>
             <w:r>
               <w:rPr>
@@ -14261,6 +15087,7 @@
           <w:p>
             <w:pPr>
               <w:pStyle w:val="Compact"/>
+              <w:jc w:val="left"/>
             </w:pPr>
             <w:r>
               <w:rPr>
@@ -14275,6 +15102,7 @@
           <w:p>
             <w:pPr>
               <w:pStyle w:val="Compact"/>
+              <w:jc w:val="left"/>
             </w:pPr>
             <w:r>
               <w:t xml:space="preserve">The runner of a file, by its extension (runners.ini, else the built-in list)</w:t>
@@ -14286,6 +15114,7 @@
           <w:p>
             <w:pPr>
               <w:pStyle w:val="Compact"/>
+              <w:jc w:val="left"/>
             </w:pPr>
             <w:r>
               <w:rPr>
@@ -14302,6 +15131,7 @@
           <w:p>
             <w:pPr>
               <w:pStyle w:val="Compact"/>
+              <w:jc w:val="left"/>
             </w:pPr>
             <w:r>
               <w:rPr>
@@ -14316,6 +15146,7 @@
           <w:p>
             <w:pPr>
               <w:pStyle w:val="Compact"/>
+              <w:jc w:val="left"/>
             </w:pPr>
             <w:r>
               <w:t xml:space="preserve">The runner's command line</w:t>
@@ -14327,6 +15158,7 @@
           <w:p>
             <w:pPr>
               <w:pStyle w:val="Compact"/>
+              <w:jc w:val="left"/>
             </w:pPr>
             <w:r>
               <w:rPr>
@@ -14343,6 +15175,7 @@
           <w:p>
             <w:pPr>
               <w:pStyle w:val="Compact"/>
+              <w:jc w:val="left"/>
             </w:pPr>
             <w:r>
               <w:rPr>
@@ -14357,6 +15190,7 @@
           <w:p>
             <w:pPr>
               <w:pStyle w:val="Compact"/>
+              <w:jc w:val="left"/>
             </w:pPr>
             <w:r>
               <w:t xml:space="preserve">A program file</w:t>
@@ -14368,6 +15202,7 @@
           <w:p>
             <w:pPr>
               <w:pStyle w:val="Compact"/>
+              <w:jc w:val="left"/>
             </w:pPr>
             <w:r>
               <w:rPr>
@@ -14384,6 +15219,7 @@
           <w:p>
             <w:pPr>
               <w:pStyle w:val="Compact"/>
+              <w:jc w:val="left"/>
             </w:pPr>
             <w:r>
               <w:rPr>
@@ -14398,6 +15234,7 @@
           <w:p>
             <w:pPr>
               <w:pStyle w:val="Compact"/>
+              <w:jc w:val="left"/>
             </w:pPr>
             <w:r>
               <w:t xml:space="preserve">A program file</w:t>
@@ -14409,6 +15246,7 @@
           <w:p>
             <w:pPr>
               <w:pStyle w:val="Compact"/>
+              <w:jc w:val="left"/>
             </w:pPr>
             <w:r>
               <w:rPr>
@@ -14425,6 +15263,7 @@
           <w:p>
             <w:pPr>
               <w:pStyle w:val="Compact"/>
+              <w:jc w:val="left"/>
             </w:pPr>
             <w:r>
               <w:rPr>
@@ -14439,6 +15278,7 @@
           <w:p>
             <w:pPr>
               <w:pStyle w:val="Compact"/>
+              <w:jc w:val="left"/>
             </w:pPr>
             <w:r>
               <w:t xml:space="preserve">An app bundle by folder path (".../x.app")</w:t>
@@ -14450,6 +15290,7 @@
           <w:p>
             <w:pPr>
               <w:pStyle w:val="Compact"/>
+              <w:jc w:val="left"/>
             </w:pPr>
             <w:r>
               <w:rPr>
@@ -14466,6 +15307,7 @@
           <w:p>
             <w:pPr>
               <w:pStyle w:val="Compact"/>
+              <w:jc w:val="left"/>
             </w:pPr>
             <w:r>
               <w:rPr>
@@ -14480,6 +15322,7 @@
           <w:p>
             <w:pPr>
               <w:pStyle w:val="Compact"/>
+              <w:jc w:val="left"/>
             </w:pPr>
             <w:r>
               <w:t xml:space="preserve">An app by name (SD:apps/</w:t>
@@ -14494,6 +15337,7 @@
           <w:p>
             <w:pPr>
               <w:pStyle w:val="Compact"/>
+              <w:jc w:val="left"/>
             </w:pPr>
             <w:r>
               <w:rPr>
@@ -14512,8 +15356,8 @@
         </w:pict>
       </w:r>
     </w:p>
-    <w:bookmarkEnd w:id="22"/>
-    <w:bookmarkStart w:id="33" w:name="appkitappkith"/>
+    <w:bookmarkEnd w:id="24"/>
+    <w:bookmarkStart w:id="35" w:name="appkitappkith"/>
     <w:p>
       <w:pPr>
         <w:pStyle w:val="Heading2"/>
@@ -14549,7 +15393,7 @@
         <w:t xml:space="preserve">(This header was user/kapi.h until 2026-10-05. There is no kapi.h any more: what talks to the kernel is in this folder only.)</w:t>
       </w:r>
     </w:p>
-    <w:bookmarkStart w:id="23" w:name="X5032c81ee4b1ddd7148eeb18f1e383bd47e13d1"/>
+    <w:bookmarkStart w:id="25" w:name="X5032c81ee4b1ddd7148eeb18f1e383bd47e13d1"/>
     <w:p>
       <w:pPr>
         <w:pStyle w:val="Heading3"/>
@@ -17824,8 +18668,8 @@
         <w:t xml:space="preserve">0x11B</w:t>
       </w:r>
     </w:p>
-    <w:bookmarkEnd w:id="23"/>
-    <w:bookmarkStart w:id="24" w:name="windowing"/>
+    <w:bookmarkEnd w:id="25"/>
+    <w:bookmarkStart w:id="26" w:name="windowing"/>
     <w:p>
       <w:pPr>
         <w:pStyle w:val="Heading3"/>
@@ -18985,8 +19829,8 @@
       </w:r>
       <w:r>
         <w:rPr>
+          <w:iCs/>
           <w:i/>
-          <w:iCs/>
         </w:rPr>
         <w:t xml:space="preserve">/kapi_widget_</w:t>
       </w:r>
@@ -18997,8 +19841,8 @@
         <w:t xml:space="preserve">-- were removed: every app now builds its UI with the user-side uikit.hpp toolkit. See uikit.hpp.)</w:t>
       </w:r>
     </w:p>
-    <w:bookmarkEnd w:id="24"/>
-    <w:bookmarkStart w:id="25" w:name="events"/>
+    <w:bookmarkEnd w:id="26"/>
+    <w:bookmarkStart w:id="27" w:name="events"/>
     <w:p>
       <w:pPr>
         <w:pStyle w:val="Heading3"/>
@@ -19140,8 +19984,8 @@
         <w:t xml:space="preserve">// 1 once this window was asked to close (its close box, uk_win_app_toggle), else 0</w:t>
       </w:r>
     </w:p>
-    <w:bookmarkEnd w:id="25"/>
-    <w:bookmarkStart w:id="26" w:name="kernel-font-text"/>
+    <w:bookmarkEnd w:id="27"/>
+    <w:bookmarkStart w:id="28" w:name="kernel-font-text"/>
     <w:p>
       <w:pPr>
         <w:pStyle w:val="Heading3"/>
@@ -19979,8 +20823,8 @@
         <w:t xml:space="preserve">);</w:t>
       </w:r>
     </w:p>
-    <w:bookmarkEnd w:id="26"/>
-    <w:bookmarkStart w:id="27" w:name="enumeration--clock"/>
+    <w:bookmarkEnd w:id="28"/>
+    <w:bookmarkStart w:id="29" w:name="enumeration--clock"/>
     <w:p>
       <w:pPr>
         <w:pStyle w:val="Heading3"/>
@@ -20405,8 +21249,8 @@
         <w:t xml:space="preserve">// "SD:apps/&lt;this process's name&gt;.app/" into b (s bytes) -&gt; its length</w:t>
       </w:r>
     </w:p>
-    <w:bookmarkEnd w:id="27"/>
-    <w:bookmarkStart w:id="28" w:name="console--files"/>
+    <w:bookmarkEnd w:id="29"/>
+    <w:bookmarkStart w:id="30" w:name="console--files"/>
     <w:p>
       <w:pPr>
         <w:pStyle w:val="Heading3"/>
@@ -21163,8 +22007,8 @@
         <w:t xml:space="preserve">);</w:t>
       </w:r>
     </w:p>
-    <w:bookmarkEnd w:id="28"/>
-    <w:bookmarkStart w:id="29" w:name="directory-listing"/>
+    <w:bookmarkEnd w:id="30"/>
+    <w:bookmarkStart w:id="31" w:name="directory-listing"/>
     <w:p>
       <w:pPr>
         <w:pStyle w:val="Heading3"/>
@@ -21671,8 +22515,8 @@
         <w:t xml:space="preserve">);</w:t>
       </w:r>
     </w:p>
-    <w:bookmarkEnd w:id="29"/>
-    <w:bookmarkStart w:id="30" w:name="stdio--streams--processes"/>
+    <w:bookmarkEnd w:id="31"/>
+    <w:bookmarkStart w:id="32" w:name="stdio--streams--processes"/>
     <w:p>
       <w:pPr>
         <w:pStyle w:val="Heading3"/>
@@ -25050,8 +25894,8 @@
       </w:r>
       <w:r>
         <w:rPr>
+          <w:iCs/>
           <w:i/>
-          <w:iCs/>
         </w:rPr>
         <w:t xml:space="preserve">data). get_modifiers: MOD</w:t>
       </w:r>
@@ -28743,8 +29587,8 @@
       </w:r>
       <w:r>
         <w:rPr>
+          <w:iCs/>
           <w:i/>
-          <w:iCs/>
         </w:rPr>
         <w:t xml:space="preserve">, flags KAPI_VF_</w:t>
       </w:r>
@@ -36232,8 +37076,8 @@
       </w:r>
       <w:r>
         <w:rPr>
+          <w:iCs/>
           <w:i/>
-          <w:iCs/>
         </w:rPr>
         <w:t xml:space="preserve">err = -KAPI_E</w:t>
       </w:r>
@@ -42350,8 +43194,8 @@
         <w:t xml:space="preserve">);</w:t>
       </w:r>
     </w:p>
-    <w:bookmarkEnd w:id="30"/>
-    <w:bookmarkStart w:id="31" w:name="X34b0e6bd816513c305af34da2f3f4a8ae9262d2"/>
+    <w:bookmarkEnd w:id="32"/>
+    <w:bookmarkStart w:id="33" w:name="X34b0e6bd816513c305af34da2f3f4a8ae9262d2"/>
     <w:p>
       <w:pPr>
         <w:pStyle w:val="Heading3"/>
@@ -44107,8 +44951,8 @@
         <w:t xml:space="preserve">);</w:t>
       </w:r>
     </w:p>
-    <w:bookmarkEnd w:id="31"/>
-    <w:bookmarkStart w:id="32" w:name="X122509bd9003a12c83745cde5c24d66c0ecaaa5"/>
+    <w:bookmarkEnd w:id="33"/>
+    <w:bookmarkStart w:id="34" w:name="X122509bd9003a12c83745cde5c24d66c0ecaaa5"/>
     <w:p>
       <w:pPr>
         <w:pStyle w:val="Heading3"/>
@@ -45935,8 +46779,8 @@
         <w:t xml:space="preserve">(the tests of the kernel's table, and the PC builds: the bodies inline -- see this header's top)</w:t>
       </w:r>
     </w:p>
-    <w:bookmarkEnd w:id="32"/>
-    <w:bookmarkEnd w:id="33"/>
+    <w:bookmarkEnd w:id="34"/>
+    <w:bookmarkEnd w:id="35"/>
     <w:sectPr>
       <w:footerReference r:id="rId9" w:type="default"/>
       <w:footnotePr>
@@ -46018,14 +46862,14 @@
 <file path=word/numbering.xml><?xml version="1.0" encoding="utf-8"?>
 <w:numbering xmlns:w="http://schemas.openxmlformats.org/wordprocessingml/2006/main">
   <w:abstractNum w:abstractNumId="990">
-    <w:nsid w:val="0000A990"/>
+    <w:nsid w:val="A990"/>
     <w:multiLevelType w:val="multilevel"/>
     <w:lvl w:ilvl="0">
       <w:numFmt w:val="bullet"/>
       <w:lvlText w:val=" "/>
       <w:lvlJc w:val="left"/>
       <w:pPr>
-        <w:ind w:left="720" w:hanging="360"/>
+        <w:ind w:left="720" w:hanging="480"/>
       </w:pPr>
     </w:lvl>
     <w:lvl w:ilvl="1">
@@ -46033,7 +46877,7 @@
       <w:lvlText w:val=" "/>
       <w:lvlJc w:val="left"/>
       <w:pPr>
-        <w:ind w:left="1440" w:hanging="360"/>
+        <w:ind w:left="1440" w:hanging="480"/>
       </w:pPr>
     </w:lvl>
     <w:lvl w:ilvl="2">
@@ -46041,7 +46885,7 @@
       <w:lvlText w:val=" "/>
       <w:lvlJc w:val="left"/>
       <w:pPr>
-        <w:ind w:left="2160" w:hanging="360"/>
+        <w:ind w:left="2160" w:hanging="480"/>
       </w:pPr>
     </w:lvl>
     <w:lvl w:ilvl="3">
@@ -46049,7 +46893,7 @@
       <w:lvlText w:val=" "/>
       <w:lvlJc w:val="left"/>
       <w:pPr>
-        <w:ind w:left="2880" w:hanging="360"/>
+        <w:ind w:left="2880" w:hanging="480"/>
       </w:pPr>
     </w:lvl>
     <w:lvl w:ilvl="4">
@@ -46057,7 +46901,7 @@
       <w:lvlText w:val=" "/>
       <w:lvlJc w:val="left"/>
       <w:pPr>
-        <w:ind w:left="3600" w:hanging="360"/>
+        <w:ind w:left="3600" w:hanging="480"/>
       </w:pPr>
     </w:lvl>
     <w:lvl w:ilvl="5">
@@ -46065,7 +46909,7 @@
       <w:lvlText w:val=" "/>
       <w:lvlJc w:val="left"/>
       <w:pPr>
-        <w:ind w:left="4320" w:hanging="360"/>
+        <w:ind w:left="4320" w:hanging="480"/>
       </w:pPr>
     </w:lvl>
     <w:lvl w:ilvl="6">
@@ -46073,7 +46917,7 @@
       <w:lvlText w:val=" "/>
       <w:lvlJc w:val="left"/>
       <w:pPr>
-        <w:ind w:left="5040" w:hanging="360"/>
+        <w:ind w:left="5040" w:hanging="480"/>
       </w:pPr>
     </w:lvl>
     <w:lvl w:ilvl="7">
@@ -46081,7 +46925,7 @@
       <w:lvlText w:val=" "/>
       <w:lvlJc w:val="left"/>
       <w:pPr>
-        <w:ind w:left="5760" w:hanging="360"/>
+        <w:ind w:left="5760" w:hanging="480"/>
       </w:pPr>
     </w:lvl>
     <w:lvl w:ilvl="8">
@@ -46089,12 +46933,12 @@
       <w:lvlText w:val=" "/>
       <w:lvlJc w:val="left"/>
       <w:pPr>
-        <w:ind w:left="6480" w:hanging="360"/>
+        <w:ind w:left="6480" w:hanging="480"/>
       </w:pPr>
     </w:lvl>
   </w:abstractNum>
   <w:abstractNum w:abstractNumId="99411">
-    <w:nsid w:val="00A99411"/>
+    <w:nsid w:val="A99411"/>
     <w:multiLevelType w:val="multilevel"/>
     <w:lvl w:ilvl="0">
       <w:start w:val="1"/>
@@ -46102,7 +46946,7 @@
       <w:lvlText w:val="%1."/>
       <w:lvlJc w:val="left"/>
       <w:pPr>
-        <w:ind w:left="720" w:hanging="360"/>
+        <w:ind w:left="720" w:hanging="480"/>
       </w:pPr>
     </w:lvl>
     <w:lvl w:ilvl="1">
@@ -46111,7 +46955,7 @@
       <w:lvlText w:val="%2."/>
       <w:lvlJc w:val="left"/>
       <w:pPr>
-        <w:ind w:left="1440" w:hanging="360"/>
+        <w:ind w:left="1440" w:hanging="480"/>
       </w:pPr>
     </w:lvl>
     <w:lvl w:ilvl="2">
@@ -46120,7 +46964,7 @@
       <w:lvlText w:val="%3."/>
       <w:lvlJc w:val="left"/>
       <w:pPr>
-        <w:ind w:left="2160" w:hanging="360"/>
+        <w:ind w:left="2160" w:hanging="480"/>
       </w:pPr>
     </w:lvl>
     <w:lvl w:ilvl="3">
@@ -46129,7 +46973,7 @@
       <w:lvlText w:val="%4."/>
       <w:lvlJc w:val="left"/>
       <w:pPr>
-        <w:ind w:left="2880" w:hanging="360"/>
+        <w:ind w:left="2880" w:hanging="480"/>
       </w:pPr>
     </w:lvl>
     <w:lvl w:ilvl="4">
@@ -46138,7 +46982,7 @@
       <w:lvlText w:val="%5."/>
       <w:lvlJc w:val="left"/>
       <w:pPr>
-        <w:ind w:left="3600" w:hanging="360"/>
+        <w:ind w:left="3600" w:hanging="480"/>
       </w:pPr>
     </w:lvl>
     <w:lvl w:ilvl="5">
@@ -46147,7 +46991,7 @@
       <w:lvlText w:val="%6."/>
       <w:lvlJc w:val="left"/>
       <w:pPr>
-        <w:ind w:left="4320" w:hanging="360"/>
+        <w:ind w:left="4320" w:hanging="480"/>
       </w:pPr>
     </w:lvl>
     <w:lvl w:ilvl="6">
@@ -46156,7 +47000,7 @@
       <w:lvlText w:val="%7."/>
       <w:lvlJc w:val="left"/>
       <w:pPr>
-        <w:ind w:left="5040" w:hanging="360"/>
+        <w:ind w:left="5040" w:hanging="480"/>
       </w:pPr>
     </w:lvl>
     <w:lvl w:ilvl="7">
@@ -46165,7 +47009,7 @@
       <w:lvlText w:val="%8."/>
       <w:lvlJc w:val="left"/>
       <w:pPr>
-        <w:ind w:left="5760" w:hanging="360"/>
+        <w:ind w:left="5760" w:hanging="480"/>
       </w:pPr>
     </w:lvl>
     <w:lvl w:ilvl="8">
@@ -46174,7 +47018,7 @@
       <w:lvlText w:val="%9."/>
       <w:lvlJc w:val="left"/>
       <w:pPr>
-        <w:ind w:left="6480" w:hanging="360"/>
+        <w:ind w:left="6480" w:hanging="480"/>
       </w:pPr>
     </w:lvl>
   </w:abstractNum>
@@ -46912,8 +47756,8 @@
     <w:name w:val="KeywordTok"/>
     <w:basedOn w:val="VerbatimChar"/>
     <w:rPr>
+      <w:color w:val="007020"/>
       <w:b/>
-      <w:color w:val="007020"/>
     </w:rPr>
   </w:style>
   <w:style w:type="character" w:customStyle="1" w:styleId="DataTypeTok">
@@ -46990,42 +47834,42 @@
     <w:name w:val="ImportTok"/>
     <w:basedOn w:val="VerbatimChar"/>
     <w:rPr>
+      <w:color w:val="008000"/>
       <w:b/>
-      <w:color w:val="008000"/>
     </w:rPr>
   </w:style>
   <w:style w:type="character" w:customStyle="1" w:styleId="CommentTok">
     <w:name w:val="CommentTok"/>
     <w:basedOn w:val="VerbatimChar"/>
     <w:rPr>
+      <w:color w:val="60a0b0"/>
       <w:i/>
-      <w:color w:val="60a0b0"/>
     </w:rPr>
   </w:style>
   <w:style w:type="character" w:customStyle="1" w:styleId="DocumentationTok">
     <w:name w:val="DocumentationTok"/>
     <w:basedOn w:val="VerbatimChar"/>
     <w:rPr>
+      <w:color w:val="ba2121"/>
       <w:i/>
-      <w:color w:val="ba2121"/>
     </w:rPr>
   </w:style>
   <w:style w:type="character" w:customStyle="1" w:styleId="AnnotationTok">
     <w:name w:val="AnnotationTok"/>
     <w:basedOn w:val="VerbatimChar"/>
     <w:rPr>
+      <w:color w:val="60a0b0"/>
       <w:b/>
       <w:i/>
-      <w:color w:val="60a0b0"/>
     </w:rPr>
   </w:style>
   <w:style w:type="character" w:customStyle="1" w:styleId="CommentVarTok">
     <w:name w:val="CommentVarTok"/>
     <w:basedOn w:val="VerbatimChar"/>
     <w:rPr>
+      <w:color w:val="60a0b0"/>
       <w:b/>
       <w:i/>
-      <w:color w:val="60a0b0"/>
     </w:rPr>
   </w:style>
   <w:style w:type="character" w:customStyle="1" w:styleId="OtherTok">
@@ -47053,8 +47897,8 @@
     <w:name w:val="ControlFlowTok"/>
     <w:basedOn w:val="VerbatimChar"/>
     <w:rPr>
+      <w:color w:val="007020"/>
       <w:b/>
-      <w:color w:val="007020"/>
     </w:rPr>
   </w:style>
   <w:style w:type="character" w:customStyle="1" w:styleId="OperatorTok">
@@ -47099,34 +47943,34 @@
     <w:name w:val="InformationTok"/>
     <w:basedOn w:val="VerbatimChar"/>
     <w:rPr>
+      <w:color w:val="60a0b0"/>
       <w:b/>
       <w:i/>
-      <w:color w:val="60a0b0"/>
     </w:rPr>
   </w:style>
   <w:style w:type="character" w:customStyle="1" w:styleId="WarningTok">
     <w:name w:val="WarningTok"/>
     <w:basedOn w:val="VerbatimChar"/>
     <w:rPr>
+      <w:color w:val="60a0b0"/>
       <w:b/>
       <w:i/>
-      <w:color w:val="60a0b0"/>
     </w:rPr>
   </w:style>
   <w:style w:type="character" w:customStyle="1" w:styleId="AlertTok">
     <w:name w:val="AlertTok"/>
     <w:basedOn w:val="VerbatimChar"/>
     <w:rPr>
+      <w:color w:val="ff0000"/>
       <w:b/>
-      <w:color w:val="ff0000"/>
     </w:rPr>
   </w:style>
   <w:style w:type="character" w:customStyle="1" w:styleId="ErrorTok">
     <w:name w:val="ErrorTok"/>
     <w:basedOn w:val="VerbatimChar"/>
     <w:rPr>
+      <w:color w:val="ff0000"/>
       <w:b/>
-      <w:color w:val="ff0000"/>
     </w:rPr>
   </w:style>
   <w:style w:type="character" w:customStyle="1" w:styleId="NormalTok">

--- a/docs/exports/10-APPKIT.docx
+++ b/docs/exports/10-APPKIT.docx
@@ -386,7 +386,7 @@
               <w:t xml:space="preserve"> </w:t>
             </w:r>
             <w:r>
-              <w:t xml:space="preserve">— 315 entries in its table (</w:t>
+              <w:t xml:space="preserve">— 317 entries in its table (</w:t>
             </w:r>
             <w:r>
               <w:rPr>
@@ -5562,18 +5562,18 @@
               <w:rPr>
                 <w:rStyle w:val="VerbatimChar"/>
               </w:rPr>
-              <w:t xml:space="preserve">kapi_set_verbose</w:t>
-            </w:r>
-          </w:p>
-        </w:tc>
-        <w:tc>
-          <w:tcPr/>
-          <w:p>
-            <w:pPr>
-              <w:pStyle w:val="Compact"/>
-            </w:pPr>
-            <w:r>
-              <w:t xml:space="preserve">Verbose kernel logging</w:t>
+              <w:t xml:space="preserve">kapi_klog_read_at</w:t>
+            </w:r>
+          </w:p>
+        </w:tc>
+        <w:tc>
+          <w:tcPr/>
+          <w:p>
+            <w:pPr>
+              <w:pStyle w:val="Compact"/>
+            </w:pPr>
+            <w:r>
+              <w:t xml:space="preserve">(v100) the same + the event's time since boot in microseconds (*us)</w:t>
             </w:r>
           </w:p>
         </w:tc>
@@ -5603,7 +5603,7 @@
               <w:rPr>
                 <w:rStyle w:val="VerbatimChar"/>
               </w:rPr>
-              <w:t xml:space="preserve">kapi_get_verbose</w:t>
+              <w:t xml:space="preserve">kapi_set_verbose</w:t>
             </w:r>
           </w:p>
         </w:tc>
@@ -5644,18 +5644,18 @@
               <w:rPr>
                 <w:rStyle w:val="VerbatimChar"/>
               </w:rPr>
-              <w:t xml:space="preserve">kapi_net_status</w:t>
-            </w:r>
-          </w:p>
-        </w:tc>
-        <w:tc>
-          <w:tcPr/>
-          <w:p>
-            <w:pPr>
-              <w:pStyle w:val="Compact"/>
-            </w:pPr>
-            <w:r>
-              <w:t xml:space="preserve">TCP/IP sockets over WLAN (ABI v21).</w:t>
+              <w:t xml:space="preserve">kapi_get_verbose</w:t>
+            </w:r>
+          </w:p>
+        </w:tc>
+        <w:tc>
+          <w:tcPr/>
+          <w:p>
+            <w:pPr>
+              <w:pStyle w:val="Compact"/>
+            </w:pPr>
+            <w:r>
+              <w:t xml:space="preserve">Verbose kernel logging</w:t>
             </w:r>
           </w:p>
         </w:tc>
@@ -5685,7 +5685,7 @@
               <w:rPr>
                 <w:rStyle w:val="VerbatimChar"/>
               </w:rPr>
-              <w:t xml:space="preserve">kapi_tcp_connect</w:t>
+              <w:t xml:space="preserve">kapi_net_status</w:t>
             </w:r>
           </w:p>
         </w:tc>
@@ -5726,7 +5726,7 @@
               <w:rPr>
                 <w:rStyle w:val="VerbatimChar"/>
               </w:rPr>
-              <w:t xml:space="preserve">kapi_tcp_send</w:t>
+              <w:t xml:space="preserve">kapi_tcp_connect</w:t>
             </w:r>
           </w:p>
         </w:tc>
@@ -5767,7 +5767,7 @@
               <w:rPr>
                 <w:rStyle w:val="VerbatimChar"/>
               </w:rPr>
-              <w:t xml:space="preserve">kapi_tcp_recv</w:t>
+              <w:t xml:space="preserve">kapi_tcp_send</w:t>
             </w:r>
           </w:p>
         </w:tc>
@@ -5808,7 +5808,7 @@
               <w:rPr>
                 <w:rStyle w:val="VerbatimChar"/>
               </w:rPr>
-              <w:t xml:space="preserve">kapi_tcp_close</w:t>
+              <w:t xml:space="preserve">kapi_tcp_recv</w:t>
             </w:r>
           </w:p>
         </w:tc>
@@ -5849,18 +5849,18 @@
               <w:rPr>
                 <w:rStyle w:val="VerbatimChar"/>
               </w:rPr>
-              <w:t xml:space="preserve">kapi_tcp_listen</w:t>
-            </w:r>
-          </w:p>
-        </w:tc>
-        <w:tc>
-          <w:tcPr/>
-          <w:p>
-            <w:pPr>
-              <w:pStyle w:val="Compact"/>
-            </w:pPr>
-            <w:r>
-              <w:t xml:space="preserve">TCP server side (ABI v37).</w:t>
+              <w:t xml:space="preserve">kapi_tcp_close</w:t>
+            </w:r>
+          </w:p>
+        </w:tc>
+        <w:tc>
+          <w:tcPr/>
+          <w:p>
+            <w:pPr>
+              <w:pStyle w:val="Compact"/>
+            </w:pPr>
+            <w:r>
+              <w:t xml:space="preserve">TCP/IP sockets over WLAN (ABI v21).</w:t>
             </w:r>
           </w:p>
         </w:tc>
@@ -5890,7 +5890,7 @@
               <w:rPr>
                 <w:rStyle w:val="VerbatimChar"/>
               </w:rPr>
-              <w:t xml:space="preserve">kapi_tcp_accept</w:t>
+              <w:t xml:space="preserve">kapi_tcp_listen</w:t>
             </w:r>
           </w:p>
         </w:tc>
@@ -5931,18 +5931,18 @@
               <w:rPr>
                 <w:rStyle w:val="VerbatimChar"/>
               </w:rPr>
-              <w:t xml:space="preserve">kapi_screen_grab</w:t>
-            </w:r>
-          </w:p>
-        </w:tc>
-        <w:tc>
-          <w:tcPr/>
-          <w:p>
-            <w:pPr>
-              <w:pStyle w:val="Compact"/>
-            </w:pPr>
-            <w:r>
-              <w:t xml:space="preserve">Remote screen (ABI v38).</w:t>
+              <w:t xml:space="preserve">kapi_tcp_accept</w:t>
+            </w:r>
+          </w:p>
+        </w:tc>
+        <w:tc>
+          <w:tcPr/>
+          <w:p>
+            <w:pPr>
+              <w:pStyle w:val="Compact"/>
+            </w:pPr>
+            <w:r>
+              <w:t xml:space="preserve">TCP server side (ABI v37).</w:t>
             </w:r>
           </w:p>
         </w:tc>
@@ -5972,7 +5972,7 @@
               <w:rPr>
                 <w:rStyle w:val="VerbatimChar"/>
               </w:rPr>
-              <w:t xml:space="preserve">kapi_inject_pointer</w:t>
+              <w:t xml:space="preserve">kapi_screen_grab</w:t>
             </w:r>
           </w:p>
         </w:tc>
@@ -6013,7 +6013,7 @@
               <w:rPr>
                 <w:rStyle w:val="VerbatimChar"/>
               </w:rPr>
-              <w:t xml:space="preserve">kapi_inject_key</w:t>
+              <w:t xml:space="preserve">kapi_inject_pointer</w:t>
             </w:r>
           </w:p>
         </w:tc>
@@ -6054,18 +6054,18 @@
               <w:rPr>
                 <w:rStyle w:val="VerbatimChar"/>
               </w:rPr>
-              <w:t xml:space="preserve">kapi_ipc_register</w:t>
-            </w:r>
-          </w:p>
-        </w:tc>
-        <w:tc>
-          <w:tcPr/>
-          <w:p>
-            <w:pPr>
-              <w:pStyle w:val="Compact"/>
-            </w:pPr>
-            <w:r>
-              <w:t xml:space="preserve">Named IPC services (ABI v40)</w:t>
+              <w:t xml:space="preserve">kapi_inject_key</w:t>
+            </w:r>
+          </w:p>
+        </w:tc>
+        <w:tc>
+          <w:tcPr/>
+          <w:p>
+            <w:pPr>
+              <w:pStyle w:val="Compact"/>
+            </w:pPr>
+            <w:r>
+              <w:t xml:space="preserve">Remote screen (ABI v38).</w:t>
             </w:r>
           </w:p>
         </w:tc>
@@ -6095,7 +6095,7 @@
               <w:rPr>
                 <w:rStyle w:val="VerbatimChar"/>
               </w:rPr>
-              <w:t xml:space="preserve">kapi_ipc_lookup</w:t>
+              <w:t xml:space="preserve">kapi_ipc_register</w:t>
             </w:r>
           </w:p>
         </w:tc>
@@ -6136,18 +6136,18 @@
               <w:rPr>
                 <w:rStyle w:val="VerbatimChar"/>
               </w:rPr>
-              <w:t xml:space="preserve">kapi_clipboard_set</w:t>
-            </w:r>
-          </w:p>
-        </w:tc>
-        <w:tc>
-          <w:tcPr/>
-          <w:p>
-            <w:pPr>
-              <w:pStyle w:val="Compact"/>
-            </w:pPr>
-            <w:r>
-              <w:t xml:space="preserve">The clipboard replaced by the n bytes of d (64 KB at most, n 0 empties it) of the type CLIP_* -&gt; the bytes kept (0 too for a bad pointer, the clipboard then as</w:t>
+              <w:t xml:space="preserve">kapi_ipc_lookup</w:t>
+            </w:r>
+          </w:p>
+        </w:tc>
+        <w:tc>
+          <w:tcPr/>
+          <w:p>
+            <w:pPr>
+              <w:pStyle w:val="Compact"/>
+            </w:pPr>
+            <w:r>
+              <w:t xml:space="preserve">Named IPC services (ABI v40)</w:t>
             </w:r>
           </w:p>
         </w:tc>
@@ -6177,18 +6177,18 @@
               <w:rPr>
                 <w:rStyle w:val="VerbatimChar"/>
               </w:rPr>
-              <w:t xml:space="preserve">kapi_clipboard_get</w:t>
-            </w:r>
-          </w:p>
-        </w:tc>
-        <w:tc>
-          <w:tcPr/>
-          <w:p>
-            <w:pPr>
-              <w:pStyle w:val="Compact"/>
-            </w:pPr>
-            <w:r>
-              <w:t xml:space="preserve">Up to cap bytes of the clipboard into b, its type and its serial (which changes at every set) -&gt; the content's whole length, 0 empty.</w:t>
+              <w:t xml:space="preserve">kapi_clipboard_set</w:t>
+            </w:r>
+          </w:p>
+        </w:tc>
+        <w:tc>
+          <w:tcPr/>
+          <w:p>
+            <w:pPr>
+              <w:pStyle w:val="Compact"/>
+            </w:pPr>
+            <w:r>
+              <w:t xml:space="preserve">The clipboard replaced by the n bytes of d (64 KB at most, n 0 empties it) of the type CLIP_* -&gt; the bytes kept (0 too for a bad pointer, the clipboard then as</w:t>
             </w:r>
           </w:p>
         </w:tc>
@@ -6218,18 +6218,18 @@
               <w:rPr>
                 <w:rStyle w:val="VerbatimChar"/>
               </w:rPr>
-              <w:t xml:space="preserve">kapi_shutdown</w:t>
-            </w:r>
-          </w:p>
-        </w:tc>
-        <w:tc>
-          <w:tcPr/>
-          <w:p>
-            <w:pPr>
-              <w:pStyle w:val="Compact"/>
-            </w:pPr>
-            <w:r>
-              <w:t xml:space="preserve">end the session: the card unmounted, then halt (SHUTDOWN_HALT) or restart; does not return</w:t>
+              <w:t xml:space="preserve">kapi_clipboard_get</w:t>
+            </w:r>
+          </w:p>
+        </w:tc>
+        <w:tc>
+          <w:tcPr/>
+          <w:p>
+            <w:pPr>
+              <w:pStyle w:val="Compact"/>
+            </w:pPr>
+            <w:r>
+              <w:t xml:space="preserve">Up to cap bytes of the clipboard into b, its type and its serial (which changes at every set) -&gt; the content's whole length, 0 empty.</w:t>
             </w:r>
           </w:p>
         </w:tc>
@@ -6259,18 +6259,18 @@
               <w:rPr>
                 <w:rStyle w:val="VerbatimChar"/>
               </w:rPr>
-              <w:t xml:space="preserve">kapi_fullscreen_begin</w:t>
-            </w:r>
-          </w:p>
-        </w:tc>
-        <w:tc>
-          <w:tcPr/>
-          <w:p>
-            <w:pPr>
-              <w:pStyle w:val="Compact"/>
-            </w:pPr>
-            <w:r>
-              <w:t xml:space="preserve">Full-screen apps (ABI v41)</w:t>
+              <w:t xml:space="preserve">kapi_shutdown</w:t>
+            </w:r>
+          </w:p>
+        </w:tc>
+        <w:tc>
+          <w:tcPr/>
+          <w:p>
+            <w:pPr>
+              <w:pStyle w:val="Compact"/>
+            </w:pPr>
+            <w:r>
+              <w:t xml:space="preserve">end the session: the card unmounted, then halt (SHUTDOWN_HALT) or restart; does not return</w:t>
             </w:r>
           </w:p>
         </w:tc>
@@ -6300,7 +6300,7 @@
               <w:rPr>
                 <w:rStyle w:val="VerbatimChar"/>
               </w:rPr>
-              <w:t xml:space="preserve">kapi_present_fb</w:t>
+              <w:t xml:space="preserve">kapi_fullscreen_begin</w:t>
             </w:r>
           </w:p>
         </w:tc>
@@ -6341,7 +6341,7 @@
               <w:rPr>
                 <w:rStyle w:val="VerbatimChar"/>
               </w:rPr>
-              <w:t xml:space="preserve">kapi_fullscreen_end</w:t>
+              <w:t xml:space="preserve">kapi_present_fb</w:t>
             </w:r>
           </w:p>
         </w:tc>
@@ -6382,18 +6382,18 @@
               <w:rPr>
                 <w:rStyle w:val="VerbatimChar"/>
               </w:rPr>
-              <w:t xml:space="preserve">kapi_get_modifiers</w:t>
-            </w:r>
-          </w:p>
-        </w:tc>
-        <w:tc>
-          <w:tcPr/>
-          <w:p>
-            <w:pPr>
-              <w:pStyle w:val="Compact"/>
-            </w:pPr>
-            <w:r>
-              <w:t xml:space="preserve">The keyboard's modifiers (ABI v42</w:t>
+              <w:t xml:space="preserve">kapi_fullscreen_end</w:t>
+            </w:r>
+          </w:p>
+        </w:tc>
+        <w:tc>
+          <w:tcPr/>
+          <w:p>
+            <w:pPr>
+              <w:pStyle w:val="Compact"/>
+            </w:pPr>
+            <w:r>
+              <w:t xml:space="preserve">Full-screen apps (ABI v41)</w:t>
             </w:r>
           </w:p>
         </w:tc>
@@ -6423,7 +6423,7 @@
               <w:rPr>
                 <w:rStyle w:val="VerbatimChar"/>
               </w:rPr>
-              <w:t xml:space="preserve">kapi_inject_modifiers</w:t>
+              <w:t xml:space="preserve">kapi_get_modifiers</w:t>
             </w:r>
           </w:p>
         </w:tc>
@@ -6464,18 +6464,18 @@
               <w:rPr>
                 <w:rStyle w:val="VerbatimChar"/>
               </w:rPr>
-              <w:t xml:space="preserve">kapi_net_ping</w:t>
-            </w:r>
-          </w:p>
-        </w:tc>
-        <w:tc>
-          <w:tcPr/>
-          <w:p>
-            <w:pPr>
-              <w:pStyle w:val="Compact"/>
-            </w:pPr>
-            <w:r>
-              <w:t xml:space="preserve">Network tools (ABI v43).</w:t>
+              <w:t xml:space="preserve">kapi_inject_modifiers</w:t>
+            </w:r>
+          </w:p>
+        </w:tc>
+        <w:tc>
+          <w:tcPr/>
+          <w:p>
+            <w:pPr>
+              <w:pStyle w:val="Compact"/>
+            </w:pPr>
+            <w:r>
+              <w:t xml:space="preserve">The keyboard's modifiers (ABI v42</w:t>
             </w:r>
           </w:p>
         </w:tc>
@@ -6505,7 +6505,7 @@
               <w:rPr>
                 <w:rStyle w:val="VerbatimChar"/>
               </w:rPr>
-              <w:t xml:space="preserve">kapi_net_resolve</w:t>
+              <w:t xml:space="preserve">kapi_net_ping</w:t>
             </w:r>
           </w:p>
         </w:tc>
@@ -6546,7 +6546,7 @@
               <w:rPr>
                 <w:rStyle w:val="VerbatimChar"/>
               </w:rPr>
-              <w:t xml:space="preserve">kapi_net_info</w:t>
+              <w:t xml:space="preserve">kapi_net_resolve</w:t>
             </w:r>
           </w:p>
         </w:tc>
@@ -6587,18 +6587,18 @@
               <w:rPr>
                 <w:rStyle w:val="VerbatimChar"/>
               </w:rPr>
-              <w:t xml:space="preserve">kapi_vfs_register</w:t>
-            </w:r>
-          </w:p>
-        </w:tc>
-        <w:tc>
-          <w:tcPr/>
-          <w:p>
-            <w:pPr>
-              <w:pStyle w:val="Compact"/>
-            </w:pPr>
-            <w:r>
-              <w:t xml:space="preserve">this process serves the paths starting with prefix -&gt; 1, 0 (taken by another, no room)</w:t>
+              <w:t xml:space="preserve">kapi_net_info</w:t>
+            </w:r>
+          </w:p>
+        </w:tc>
+        <w:tc>
+          <w:tcPr/>
+          <w:p>
+            <w:pPr>
+              <w:pStyle w:val="Compact"/>
+            </w:pPr>
+            <w:r>
+              <w:t xml:space="preserve">Network tools (ABI v43).</w:t>
             </w:r>
           </w:p>
         </w:tc>
@@ -6628,18 +6628,18 @@
               <w:rPr>
                 <w:rStyle w:val="VerbatimChar"/>
               </w:rPr>
-              <w:t xml:space="preserve">kapi_vfs_next</w:t>
-            </w:r>
-          </w:p>
-        </w:tc>
-        <w:tc>
-          <w:tcPr/>
-          <w:p>
-            <w:pPr>
-              <w:pStyle w:val="Compact"/>
-            </w:pPr>
-            <w:r>
-              <w:t xml:space="preserve">The next request for this provider into *req -&gt; 1, 0 none (with blocking != 0, after waiting up to 0.5 s for one).</w:t>
+              <w:t xml:space="preserve">kapi_vfs_register</w:t>
+            </w:r>
+          </w:p>
+        </w:tc>
+        <w:tc>
+          <w:tcPr/>
+          <w:p>
+            <w:pPr>
+              <w:pStyle w:val="Compact"/>
+            </w:pPr>
+            <w:r>
+              <w:t xml:space="preserve">this process serves the paths starting with prefix -&gt; 1, 0 (taken by another, no room)</w:t>
             </w:r>
           </w:p>
         </w:tc>
@@ -6669,18 +6669,18 @@
               <w:rPr>
                 <w:rStyle w:val="VerbatimChar"/>
               </w:rPr>
-              <w:t xml:space="preserve">kapi_vfs_req_data</w:t>
-            </w:r>
-          </w:p>
-        </w:tc>
-        <w:tc>
-          <w:tcPr/>
-          <w:p>
-            <w:pPr>
-              <w:pStyle w:val="Compact"/>
-            </w:pPr>
-            <w:r>
-              <w:t xml:space="preserve">Up to cap bytes of the request id's payload (VFS_OP_SAVE's data) from offset into buf -&gt; the bytes copied, 0 none.</w:t>
+              <w:t xml:space="preserve">kapi_vfs_next</w:t>
+            </w:r>
+          </w:p>
+        </w:tc>
+        <w:tc>
+          <w:tcPr/>
+          <w:p>
+            <w:pPr>
+              <w:pStyle w:val="Compact"/>
+            </w:pPr>
+            <w:r>
+              <w:t xml:space="preserve">The next request for this provider into *req -&gt; 1, 0 none (with blocking != 0, after waiting up to 0.5 s for one).</w:t>
             </w:r>
           </w:p>
         </w:tc>
@@ -6710,18 +6710,18 @@
               <w:rPr>
                 <w:rStyle w:val="VerbatimChar"/>
               </w:rPr>
-              <w:t xml:space="preserve">kapi_vfs_reply</w:t>
-            </w:r>
-          </w:p>
-        </w:tc>
-        <w:tc>
-          <w:tcPr/>
-          <w:p>
-            <w:pPr>
-              <w:pStyle w:val="Compact"/>
-            </w:pPr>
-            <w:r>
-              <w:t xml:space="preserve">Answer the request id with its status and len bytes of data (0 = none), its caller woken -&gt; 1, 0 (no such request, bad data).</w:t>
+              <w:t xml:space="preserve">kapi_vfs_req_data</w:t>
+            </w:r>
+          </w:p>
+        </w:tc>
+        <w:tc>
+          <w:tcPr/>
+          <w:p>
+            <w:pPr>
+              <w:pStyle w:val="Compact"/>
+            </w:pPr>
+            <w:r>
+              <w:t xml:space="preserve">Up to cap bytes of the request id's payload (VFS_OP_SAVE's data) from offset into buf -&gt; the bytes copied, 0 none.</w:t>
             </w:r>
           </w:p>
         </w:tc>
@@ -6751,18 +6751,18 @@
               <w:rPr>
                 <w:rStyle w:val="VerbatimChar"/>
               </w:rPr>
-              <w:t xml:space="preserve">kapi_wlan_scan</w:t>
-            </w:r>
-          </w:p>
-        </w:tc>
-        <w:tc>
-          <w:tcPr/>
-          <w:p>
-            <w:pPr>
-              <w:pStyle w:val="Compact"/>
-            </w:pPr>
-            <w:r>
-              <w:t xml:space="preserve">Wi-Fi scan (ABI v45)</w:t>
+              <w:t xml:space="preserve">kapi_vfs_reply</w:t>
+            </w:r>
+          </w:p>
+        </w:tc>
+        <w:tc>
+          <w:tcPr/>
+          <w:p>
+            <w:pPr>
+              <w:pStyle w:val="Compact"/>
+            </w:pPr>
+            <w:r>
+              <w:t xml:space="preserve">Answer the request id with its status and len bytes of data (0 = none), its caller woken -&gt; 1, 0 (no such request, bad data).</w:t>
             </w:r>
           </w:p>
         </w:tc>
@@ -6792,18 +6792,18 @@
               <w:rPr>
                 <w:rStyle w:val="VerbatimChar"/>
               </w:rPr>
-              <w:t xml:space="preserve">kapi_sound_acquire</w:t>
-            </w:r>
-          </w:p>
-        </w:tc>
-        <w:tc>
-          <w:tcPr/>
-          <w:p>
-            <w:pPr>
-              <w:pStyle w:val="Compact"/>
-            </w:pPr>
-            <w:r>
-              <w:t xml:space="preserve">Sound (ABI v46), on the 3.5 mm jack.</w:t>
+              <w:t xml:space="preserve">kapi_wlan_scan</w:t>
+            </w:r>
+          </w:p>
+        </w:tc>
+        <w:tc>
+          <w:tcPr/>
+          <w:p>
+            <w:pPr>
+              <w:pStyle w:val="Compact"/>
+            </w:pPr>
+            <w:r>
+              <w:t xml:space="preserve">Wi-Fi scan (ABI v45)</w:t>
             </w:r>
           </w:p>
         </w:tc>
@@ -6833,7 +6833,7 @@
               <w:rPr>
                 <w:rStyle w:val="VerbatimChar"/>
               </w:rPr>
-              <w:t xml:space="preserve">kapi_sound_release</w:t>
+              <w:t xml:space="preserve">kapi_sound_acquire</w:t>
             </w:r>
           </w:p>
         </w:tc>
@@ -6874,18 +6874,18 @@
               <w:rPr>
                 <w:rStyle w:val="VerbatimChar"/>
               </w:rPr>
-              <w:t xml:space="preserve">kapi_sound_start</w:t>
-            </w:r>
-          </w:p>
-        </w:tc>
-        <w:tc>
-          <w:tcPr/>
-          <w:p>
-            <w:pPr>
-              <w:pStyle w:val="Compact"/>
-            </w:pPr>
-            <w:r>
-              <w:t xml:space="preserve">(RETIRED 2026-10-05</w:t>
+              <w:t xml:space="preserve">kapi_sound_release</w:t>
+            </w:r>
+          </w:p>
+        </w:tc>
+        <w:tc>
+          <w:tcPr/>
+          <w:p>
+            <w:pPr>
+              <w:pStyle w:val="Compact"/>
+            </w:pPr>
+            <w:r>
+              <w:t xml:space="preserve">Sound (ABI v46), on the 3.5 mm jack.</w:t>
             </w:r>
           </w:p>
         </w:tc>
@@ -6915,7 +6915,7 @@
               <w:rPr>
                 <w:rStyle w:val="VerbatimChar"/>
               </w:rPr>
-              <w:t xml:space="preserve">kapi_sound_stop</w:t>
+              <w:t xml:space="preserve">kapi_sound_start</w:t>
             </w:r>
           </w:p>
         </w:tc>
@@ -6956,7 +6956,7 @@
               <w:rPr>
                 <w:rStyle w:val="VerbatimChar"/>
               </w:rPr>
-              <w:t xml:space="preserve">kapi_sound_write</w:t>
+              <w:t xml:space="preserve">kapi_sound_stop</w:t>
             </w:r>
           </w:p>
         </w:tc>
@@ -6997,7 +6997,7 @@
               <w:rPr>
                 <w:rStyle w:val="VerbatimChar"/>
               </w:rPr>
-              <w:t xml:space="preserve">kapi_sound_status</w:t>
+              <w:t xml:space="preserve">kapi_sound_write</w:t>
             </w:r>
           </w:p>
         </w:tc>
@@ -7038,18 +7038,18 @@
               <w:rPr>
                 <w:rStyle w:val="VerbatimChar"/>
               </w:rPr>
-              <w:t xml:space="preserve">kapi_sound_instrument</w:t>
-            </w:r>
-          </w:p>
-        </w:tc>
-        <w:tc>
-          <w:tcPr/>
-          <w:p>
-            <w:pPr>
-              <w:pStyle w:val="Compact"/>
-            </w:pPr>
-            <w:r>
-              <w:t xml:space="preserve">FM (ABI v47)</w:t>
+              <w:t xml:space="preserve">kapi_sound_status</w:t>
+            </w:r>
+          </w:p>
+        </w:tc>
+        <w:tc>
+          <w:tcPr/>
+          <w:p>
+            <w:pPr>
+              <w:pStyle w:val="Compact"/>
+            </w:pPr>
+            <w:r>
+              <w:t xml:space="preserve">(RETIRED 2026-10-05</w:t>
             </w:r>
           </w:p>
         </w:tc>
@@ -7079,18 +7079,18 @@
               <w:rPr>
                 <w:rStyle w:val="VerbatimChar"/>
               </w:rPr>
-              <w:t xml:space="preserve">kapi_key_held</w:t>
-            </w:r>
-          </w:p>
-        </w:tc>
-        <w:tc>
-          <w:tcPr/>
-          <w:p>
-            <w:pPr>
-              <w:pStyle w:val="Compact"/>
-            </w:pPr>
-            <w:r>
-              <w:t xml:space="preserve">Held keys (ABI v48), for games (key events only report presses)</w:t>
+              <w:t xml:space="preserve">kapi_sound_instrument</w:t>
+            </w:r>
+          </w:p>
+        </w:tc>
+        <w:tc>
+          <w:tcPr/>
+          <w:p>
+            <w:pPr>
+              <w:pStyle w:val="Compact"/>
+            </w:pPr>
+            <w:r>
+              <w:t xml:space="preserve">FM (ABI v47)</w:t>
             </w:r>
           </w:p>
         </w:tc>
@@ -7120,7 +7120,7 @@
               <w:rPr>
                 <w:rStyle w:val="VerbatimChar"/>
               </w:rPr>
-              <w:t xml:space="preserve">kapi_inject_key_held</w:t>
+              <w:t xml:space="preserve">kapi_key_held</w:t>
             </w:r>
           </w:p>
         </w:tc>
@@ -7161,18 +7161,18 @@
               <w:rPr>
                 <w:rStyle w:val="VerbatimChar"/>
               </w:rPr>
-              <w:t xml:space="preserve">kapi_exec_as</w:t>
-            </w:r>
-          </w:p>
-        </w:tc>
-        <w:tc>
-          <w:tcPr/>
-          <w:p>
-            <w:pPr>
-              <w:pStyle w:val="Compact"/>
-            </w:pPr>
-            <w:r>
-              <w:t xml:space="preserve">Run a program under another process name (ABI v49)</w:t>
+              <w:t xml:space="preserve">kapi_inject_key_held</w:t>
+            </w:r>
+          </w:p>
+        </w:tc>
+        <w:tc>
+          <w:tcPr/>
+          <w:p>
+            <w:pPr>
+              <w:pStyle w:val="Compact"/>
+            </w:pPr>
+            <w:r>
+              <w:t xml:space="preserve">Held keys (ABI v48), for games (key events only report presses)</w:t>
             </w:r>
           </w:p>
         </w:tc>
@@ -7202,18 +7202,18 @@
               <w:rPr>
                 <w:rStyle w:val="VerbatimChar"/>
               </w:rPr>
-              <w:t xml:space="preserve">kapi_pad_state</w:t>
-            </w:r>
-          </w:p>
-        </w:tc>
-        <w:tc>
-          <w:tcPr/>
-          <w:p>
-            <w:pPr>
-              <w:pStyle w:val="Compact"/>
-            </w:pPr>
-            <w:r>
-              <w:t xml:space="preserve">USB gamepads (v50)</w:t>
+              <w:t xml:space="preserve">kapi_exec_as</w:t>
+            </w:r>
+          </w:p>
+        </w:tc>
+        <w:tc>
+          <w:tcPr/>
+          <w:p>
+            <w:pPr>
+              <w:pStyle w:val="Compact"/>
+            </w:pPr>
+            <w:r>
+              <w:t xml:space="preserve">Run a program under another process name (ABI v49)</w:t>
             </w:r>
           </w:p>
         </w:tc>
@@ -7243,18 +7243,18 @@
               <w:rPr>
                 <w:rStyle w:val="VerbatimChar"/>
               </w:rPr>
-              <w:t xml:space="preserve">kapi_core_acquire</w:t>
-            </w:r>
-          </w:p>
-        </w:tc>
-        <w:tc>
-          <w:tcPr/>
-          <w:p>
-            <w:pPr>
-              <w:pStyle w:val="Compact"/>
-            </w:pPr>
-            <w:r>
-              <w:t xml:space="preserve">App cores (v51)</w:t>
+              <w:t xml:space="preserve">kapi_pad_state</w:t>
+            </w:r>
+          </w:p>
+        </w:tc>
+        <w:tc>
+          <w:tcPr/>
+          <w:p>
+            <w:pPr>
+              <w:pStyle w:val="Compact"/>
+            </w:pPr>
+            <w:r>
+              <w:t xml:space="preserve">USB gamepads (v50)</w:t>
             </w:r>
           </w:p>
         </w:tc>
@@ -7284,7 +7284,7 @@
               <w:rPr>
                 <w:rStyle w:val="VerbatimChar"/>
               </w:rPr>
-              <w:t xml:space="preserve">kapi_core_run</w:t>
+              <w:t xml:space="preserve">kapi_core_acquire</w:t>
             </w:r>
           </w:p>
         </w:tc>
@@ -7325,7 +7325,7 @@
               <w:rPr>
                 <w:rStyle w:val="VerbatimChar"/>
               </w:rPr>
-              <w:t xml:space="preserve">kapi_core_state</w:t>
+              <w:t xml:space="preserve">kapi_core_run</w:t>
             </w:r>
           </w:p>
         </w:tc>
@@ -7366,7 +7366,7 @@
               <w:rPr>
                 <w:rStyle w:val="VerbatimChar"/>
               </w:rPr>
-              <w:t xml:space="preserve">kapi_core_release</w:t>
+              <w:t xml:space="preserve">kapi_core_state</w:t>
             </w:r>
           </w:p>
         </w:tc>
@@ -7407,18 +7407,18 @@
               <w:rPr>
                 <w:rStyle w:val="VerbatimChar"/>
               </w:rPr>
-              <w:t xml:space="preserve">kapi_gpu_info</w:t>
-            </w:r>
-          </w:p>
-        </w:tc>
-        <w:tc>
-          <w:tcPr/>
-          <w:p>
-            <w:pPr>
-              <w:pStyle w:val="Compact"/>
-            </w:pPr>
-            <w:r>
-              <w:t xml:space="preserve">The V3D GPU (v52)</w:t>
+              <w:t xml:space="preserve">kapi_core_release</w:t>
+            </w:r>
+          </w:p>
+        </w:tc>
+        <w:tc>
+          <w:tcPr/>
+          <w:p>
+            <w:pPr>
+              <w:pStyle w:val="Compact"/>
+            </w:pPr>
+            <w:r>
+              <w:t xml:space="preserve">App cores (v51)</w:t>
             </w:r>
           </w:p>
         </w:tc>
@@ -7448,7 +7448,7 @@
               <w:rPr>
                 <w:rStyle w:val="VerbatimChar"/>
               </w:rPr>
-              <w:t xml:space="preserve">kapi_gpu_draw</w:t>
+              <w:t xml:space="preserve">kapi_gpu_info</w:t>
             </w:r>
           </w:p>
         </w:tc>
@@ -7489,18 +7489,18 @@
               <w:rPr>
                 <w:rStyle w:val="VerbatimChar"/>
               </w:rPr>
-              <w:t xml:space="preserve">kapi_gpu_texture</w:t>
-            </w:r>
-          </w:p>
-        </w:tc>
-        <w:tc>
-          <w:tcPr/>
-          <w:p>
-            <w:pPr>
-              <w:pStyle w:val="Compact"/>
-            </w:pPr>
-            <w:r>
-              <w:t xml:space="preserve">The GPU's full pipeline (v53)</w:t>
+              <w:t xml:space="preserve">kapi_gpu_draw</w:t>
+            </w:r>
+          </w:p>
+        </w:tc>
+        <w:tc>
+          <w:tcPr/>
+          <w:p>
+            <w:pPr>
+              <w:pStyle w:val="Compact"/>
+            </w:pPr>
+            <w:r>
+              <w:t xml:space="preserve">The V3D GPU (v52)</w:t>
             </w:r>
           </w:p>
         </w:tc>
@@ -7530,7 +7530,7 @@
               <w:rPr>
                 <w:rStyle w:val="VerbatimChar"/>
               </w:rPr>
-              <w:t xml:space="preserve">kapi_gpu_render</w:t>
+              <w:t xml:space="preserve">kapi_gpu_texture</w:t>
             </w:r>
           </w:p>
         </w:tc>
@@ -7571,18 +7571,18 @@
               <w:rPr>
                 <w:rStyle w:val="VerbatimChar"/>
               </w:rPr>
-              <w:t xml:space="preserve">kapi_fullscreen_direct</w:t>
-            </w:r>
-          </w:p>
-        </w:tc>
-        <w:tc>
-          <w:tcPr/>
-          <w:p>
-            <w:pPr>
-              <w:pStyle w:val="Compact"/>
-            </w:pPr>
-            <w:r>
-              <w:t xml:space="preserve">Full screen straight into the displayed framebuffer (v55</w:t>
+              <w:t xml:space="preserve">kapi_gpu_render</w:t>
+            </w:r>
+          </w:p>
+        </w:tc>
+        <w:tc>
+          <w:tcPr/>
+          <w:p>
+            <w:pPr>
+              <w:pStyle w:val="Compact"/>
+            </w:pPr>
+            <w:r>
+              <w:t xml:space="preserve">The GPU's full pipeline (v53)</w:t>
             </w:r>
           </w:p>
         </w:tc>
@@ -7612,18 +7612,18 @@
               <w:rPr>
                 <w:rStyle w:val="VerbatimChar"/>
               </w:rPr>
-              <w:t xml:space="preserve">kapi_seek</w:t>
-            </w:r>
-          </w:p>
-        </w:tc>
-        <w:tc>
-          <w:tcPr/>
-          <w:p>
-            <w:pPr>
-              <w:pStyle w:val="Compact"/>
-            </w:pPr>
-            <w:r>
-              <w:t xml:space="preserve">The read position of an opened file (v57)</w:t>
+              <w:t xml:space="preserve">kapi_fullscreen_direct</w:t>
+            </w:r>
+          </w:p>
+        </w:tc>
+        <w:tc>
+          <w:tcPr/>
+          <w:p>
+            <w:pPr>
+              <w:pStyle w:val="Compact"/>
+            </w:pPr>
+            <w:r>
+              <w:t xml:space="preserve">Full screen straight into the displayed framebuffer (v55</w:t>
             </w:r>
           </w:p>
         </w:tc>
@@ -7653,18 +7653,18 @@
               <w:rPr>
                 <w:rStyle w:val="VerbatimChar"/>
               </w:rPr>
-              <w:t xml:space="preserve">kapi_code_alloc</w:t>
-            </w:r>
-          </w:p>
-        </w:tc>
-        <w:tc>
-          <w:tcPr/>
-          <w:p>
-            <w:pPr>
-              <w:pStyle w:val="Compact"/>
-            </w:pPr>
-            <w:r>
-              <w:t xml:space="preserve">Writable + executable memory for generated code, a JIT (v58)</w:t>
+              <w:t xml:space="preserve">kapi_seek</w:t>
+            </w:r>
+          </w:p>
+        </w:tc>
+        <w:tc>
+          <w:tcPr/>
+          <w:p>
+            <w:pPr>
+              <w:pStyle w:val="Compact"/>
+            </w:pPr>
+            <w:r>
+              <w:t xml:space="preserve">The read position of an opened file (v57)</w:t>
             </w:r>
           </w:p>
         </w:tc>
@@ -7694,18 +7694,18 @@
               <w:rPr>
                 <w:rStyle w:val="VerbatimChar"/>
               </w:rPr>
-              <w:t xml:space="preserve">kapi_fsize64</w:t>
-            </w:r>
-          </w:p>
-        </w:tc>
-        <w:tc>
-          <w:tcPr/>
-          <w:p>
-            <w:pPr>
-              <w:pStyle w:val="Compact"/>
-            </w:pPr>
-            <w:r>
-              <w:t xml:space="preserve">A file's whole size (v59</w:t>
+              <w:t xml:space="preserve">kapi_code_alloc</w:t>
+            </w:r>
+          </w:p>
+        </w:tc>
+        <w:tc>
+          <w:tcPr/>
+          <w:p>
+            <w:pPr>
+              <w:pStyle w:val="Compact"/>
+            </w:pPr>
+            <w:r>
+              <w:t xml:space="preserve">Writable + executable memory for generated code, a JIT (v58)</w:t>
             </w:r>
           </w:p>
         </w:tc>
@@ -7735,18 +7735,18 @@
               <w:rPr>
                 <w:rStyle w:val="VerbatimChar"/>
               </w:rPr>
-              <w:t xml:space="preserve">kapi_vol_info</w:t>
-            </w:r>
-          </w:p>
-        </w:tc>
-        <w:tc>
-          <w:tcPr/>
-          <w:p>
-            <w:pPr>
-              <w:pStyle w:val="Compact"/>
-            </w:pPr>
-            <w:r>
-              <w:t xml:space="preserve">(v71) vol_info</w:t>
+              <w:t xml:space="preserve">kapi_fsize64</w:t>
+            </w:r>
+          </w:p>
+        </w:tc>
+        <w:tc>
+          <w:tcPr/>
+          <w:p>
+            <w:pPr>
+              <w:pStyle w:val="Compact"/>
+            </w:pPr>
+            <w:r>
+              <w:t xml:space="preserve">A file's whole size (v59</w:t>
             </w:r>
           </w:p>
         </w:tc>
@@ -7776,18 +7776,18 @@
               <w:rPr>
                 <w:rStyle w:val="VerbatimChar"/>
               </w:rPr>
-              <w:t xml:space="preserve">kapi_vol_list</w:t>
-            </w:r>
-          </w:p>
-        </w:tc>
-        <w:tc>
-          <w:tcPr/>
-          <w:p>
-            <w:pPr>
-              <w:pStyle w:val="Compact"/>
-            </w:pPr>
-            <w:r>
-              <w:t xml:space="preserve">(v93) The volumes</w:t>
+              <w:t xml:space="preserve">kapi_vol_info</w:t>
+            </w:r>
+          </w:p>
+        </w:tc>
+        <w:tc>
+          <w:tcPr/>
+          <w:p>
+            <w:pPr>
+              <w:pStyle w:val="Compact"/>
+            </w:pPr>
+            <w:r>
+              <w:t xml:space="preserve">(v71) vol_info</w:t>
             </w:r>
           </w:p>
         </w:tc>
@@ -7817,18 +7817,18 @@
               <w:rPr>
                 <w:rStyle w:val="VerbatimChar"/>
               </w:rPr>
-              <w:t xml:space="preserve">kapi_vol_eject</w:t>
-            </w:r>
-          </w:p>
-        </w:tc>
-        <w:tc>
-          <w:tcPr/>
-          <w:p>
-            <w:pPr>
-              <w:pStyle w:val="Compact"/>
-            </w:pPr>
-            <w:r>
-              <w:t xml:space="preserve">vol_eject</w:t>
+              <w:t xml:space="preserve">kapi_vol_list</w:t>
+            </w:r>
+          </w:p>
+        </w:tc>
+        <w:tc>
+          <w:tcPr/>
+          <w:p>
+            <w:pPr>
+              <w:pStyle w:val="Compact"/>
+            </w:pPr>
+            <w:r>
+              <w:t xml:space="preserve">(v93) The volumes</w:t>
             </w:r>
           </w:p>
         </w:tc>
@@ -7858,18 +7858,18 @@
               <w:rPr>
                 <w:rStyle w:val="VerbatimChar"/>
               </w:rPr>
-              <w:t xml:space="preserve">kapi_vol_mount</w:t>
-            </w:r>
-          </w:p>
-        </w:tc>
-        <w:tc>
-          <w:tcPr/>
-          <w:p>
-            <w:pPr>
-              <w:pStyle w:val="Compact"/>
-            </w:pPr>
-            <w:r>
-              <w:t xml:space="preserve">vol_mount</w:t>
+              <w:t xml:space="preserve">kapi_vol_eject</w:t>
+            </w:r>
+          </w:p>
+        </w:tc>
+        <w:tc>
+          <w:tcPr/>
+          <w:p>
+            <w:pPr>
+              <w:pStyle w:val="Compact"/>
+            </w:pPr>
+            <w:r>
+              <w:t xml:space="preserve">vol_eject</w:t>
             </w:r>
           </w:p>
         </w:tc>
@@ -7899,18 +7899,18 @@
               <w:rPr>
                 <w:rStyle w:val="VerbatimChar"/>
               </w:rPr>
-              <w:t xml:space="preserve">kapi_vol_format</w:t>
-            </w:r>
-          </w:p>
-        </w:tc>
-        <w:tc>
-          <w:tcPr/>
-          <w:p>
-            <w:pPr>
-              <w:pStyle w:val="Compact"/>
-            </w:pPr>
-            <w:r>
-              <w:t xml:space="preserve">vol_format</w:t>
+              <w:t xml:space="preserve">kapi_vol_mount</w:t>
+            </w:r>
+          </w:p>
+        </w:tc>
+        <w:tc>
+          <w:tcPr/>
+          <w:p>
+            <w:pPr>
+              <w:pStyle w:val="Compact"/>
+            </w:pPr>
+            <w:r>
+              <w:t xml:space="preserve">vol_mount</w:t>
             </w:r>
           </w:p>
         </w:tc>
@@ -7940,18 +7940,18 @@
               <w:rPr>
                 <w:rStyle w:val="VerbatimChar"/>
               </w:rPr>
-              <w:t xml:space="preserve">kapi_pop_event</w:t>
-            </w:r>
-          </w:p>
-        </w:tc>
-        <w:tc>
-          <w:tcPr/>
-          <w:p>
-            <w:pPr>
-              <w:pStyle w:val="Compact"/>
-            </w:pPr>
-            <w:r>
-              <w:t xml:space="preserve">(v73) The event pump's kernel half -- what kapi_pump_events does, step by step, for a pump of the app's own (a protected app's table runs its pump that way, ker</w:t>
+              <w:t xml:space="preserve">kapi_vol_format</w:t>
+            </w:r>
+          </w:p>
+        </w:tc>
+        <w:tc>
+          <w:tcPr/>
+          <w:p>
+            <w:pPr>
+              <w:pStyle w:val="Compact"/>
+            </w:pPr>
+            <w:r>
+              <w:t xml:space="preserve">vol_format</w:t>
             </w:r>
           </w:p>
         </w:tc>
@@ -7981,7 +7981,7 @@
               <w:rPr>
                 <w:rStyle w:val="VerbatimChar"/>
               </w:rPr>
-              <w:t xml:space="preserve">kapi_event_mods</w:t>
+              <w:t xml:space="preserve">kapi_pop_event</w:t>
             </w:r>
           </w:p>
         </w:tc>
@@ -8022,7 +8022,7 @@
               <w:rPr>
                 <w:rStyle w:val="VerbatimChar"/>
               </w:rPr>
-              <w:t xml:space="preserve">kapi_pop_post</w:t>
+              <w:t xml:space="preserve">kapi_event_mods</w:t>
             </w:r>
           </w:p>
         </w:tc>
@@ -8063,7 +8063,7 @@
               <w:rPr>
                 <w:rStyle w:val="VerbatimChar"/>
               </w:rPr>
-              <w:t xml:space="preserve">kapi_pump_sleep</w:t>
+              <w:t xml:space="preserve">kapi_pop_post</w:t>
             </w:r>
           </w:p>
         </w:tc>
@@ -8104,18 +8104,18 @@
               <w:rPr>
                 <w:rStyle w:val="VerbatimChar"/>
               </w:rPr>
-              <w:t xml:space="preserve">kapi_proc_stats</w:t>
-            </w:r>
-          </w:p>
-        </w:tc>
-        <w:tc>
-          <w:tcPr/>
-          <w:p>
-            <w:pPr>
-              <w:pStyle w:val="Compact"/>
-            </w:pPr>
-            <w:r>
-              <w:t xml:space="preserve">(v74) A process's system calls (pid 0</w:t>
+              <w:t xml:space="preserve">kapi_pump_sleep</w:t>
+            </w:r>
+          </w:p>
+        </w:tc>
+        <w:tc>
+          <w:tcPr/>
+          <w:p>
+            <w:pPr>
+              <w:pStyle w:val="Compact"/>
+            </w:pPr>
+            <w:r>
+              <w:t xml:space="preserve">(v73) The event pump's kernel half -- what kapi_pump_events does, step by step, for a pump of the app's own (a protected app's table runs its pump that way, ker</w:t>
             </w:r>
           </w:p>
         </w:tc>
@@ -8145,18 +8145,18 @@
               <w:rPr>
                 <w:rStyle w:val="VerbatimChar"/>
               </w:rPr>
-              <w:t xml:space="preserve">kapi_vm_map</w:t>
-            </w:r>
-          </w:p>
-        </w:tc>
-        <w:tc>
-          <w:tcPr/>
-          <w:p>
-            <w:pPr>
-              <w:pStyle w:val="Compact"/>
-            </w:pPr>
-            <w:r>
-              <w:t xml:space="preserve">(v75) The POSIX layer's kernel half (docs/POSIX-PLAN.md</w:t>
+              <w:t xml:space="preserve">kapi_proc_stats</w:t>
+            </w:r>
+          </w:p>
+        </w:tc>
+        <w:tc>
+          <w:tcPr/>
+          <w:p>
+            <w:pPr>
+              <w:pStyle w:val="Compact"/>
+            </w:pPr>
+            <w:r>
+              <w:t xml:space="preserve">(v74) A process's system calls (pid 0</w:t>
             </w:r>
           </w:p>
         </w:tc>
@@ -8186,7 +8186,7 @@
               <w:rPr>
                 <w:rStyle w:val="VerbatimChar"/>
               </w:rPr>
-              <w:t xml:space="preserve">kapi_vm_unmap</w:t>
+              <w:t xml:space="preserve">kapi_vm_map</w:t>
             </w:r>
           </w:p>
         </w:tc>
@@ -8227,7 +8227,7 @@
               <w:rPr>
                 <w:rStyle w:val="VerbatimChar"/>
               </w:rPr>
-              <w:t xml:space="preserve">kapi_vm_protect</w:t>
+              <w:t xml:space="preserve">kapi_vm_unmap</w:t>
             </w:r>
           </w:p>
         </w:tc>
@@ -8268,7 +8268,7 @@
               <w:rPr>
                 <w:rStyle w:val="VerbatimChar"/>
               </w:rPr>
-              <w:t xml:space="preserve">kapi_vm_advise</w:t>
+              <w:t xml:space="preserve">kapi_vm_protect</w:t>
             </w:r>
           </w:p>
         </w:tc>
@@ -8309,7 +8309,7 @@
               <w:rPr>
                 <w:rStyle w:val="VerbatimChar"/>
               </w:rPr>
-              <w:t xml:space="preserve">kapi_vm_query</w:t>
+              <w:t xml:space="preserve">kapi_vm_advise</w:t>
             </w:r>
           </w:p>
         </w:tc>
@@ -8350,7 +8350,7 @@
               <w:rPr>
                 <w:rStyle w:val="VerbatimChar"/>
               </w:rPr>
-              <w:t xml:space="preserve">kapi_vm_stats</w:t>
+              <w:t xml:space="preserve">kapi_vm_query</w:t>
             </w:r>
           </w:p>
         </w:tc>
@@ -8391,7 +8391,7 @@
               <w:rPr>
                 <w:rStyle w:val="VerbatimChar"/>
               </w:rPr>
-              <w:t xml:space="preserve">kapi_thread_create_ex</w:t>
+              <w:t xml:space="preserve">kapi_vm_stats</w:t>
             </w:r>
           </w:p>
         </w:tc>
@@ -8432,7 +8432,7 @@
               <w:rPr>
                 <w:rStyle w:val="VerbatimChar"/>
               </w:rPr>
-              <w:t xml:space="preserve">kapi_thread_info</w:t>
+              <w:t xml:space="preserve">kapi_thread_create_ex</w:t>
             </w:r>
           </w:p>
         </w:tc>
@@ -8473,18 +8473,18 @@
               <w:rPr>
                 <w:rStyle w:val="VerbatimChar"/>
               </w:rPr>
-              <w:t xml:space="preserve">kapi_file_open</w:t>
-            </w:r>
-          </w:p>
-        </w:tc>
-        <w:tc>
-          <w:tcPr/>
-          <w:p>
-            <w:pPr>
-              <w:pStyle w:val="Compact"/>
-            </w:pPr>
-            <w:r>
-              <w:t xml:space="preserve">v75 WP-FILE/PROC</w:t>
+              <w:t xml:space="preserve">kapi_thread_info</w:t>
+            </w:r>
+          </w:p>
+        </w:tc>
+        <w:tc>
+          <w:tcPr/>
+          <w:p>
+            <w:pPr>
+              <w:pStyle w:val="Compact"/>
+            </w:pPr>
+            <w:r>
+              <w:t xml:space="preserve">(v75) The POSIX layer's kernel half (docs/POSIX-PLAN.md</w:t>
             </w:r>
           </w:p>
         </w:tc>
@@ -8514,7 +8514,7 @@
               <w:rPr>
                 <w:rStyle w:val="VerbatimChar"/>
               </w:rPr>
-              <w:t xml:space="preserve">kapi_file_read</w:t>
+              <w:t xml:space="preserve">kapi_file_open</w:t>
             </w:r>
           </w:p>
         </w:tc>
@@ -8555,7 +8555,7 @@
               <w:rPr>
                 <w:rStyle w:val="VerbatimChar"/>
               </w:rPr>
-              <w:t xml:space="preserve">kapi_file_write</w:t>
+              <w:t xml:space="preserve">kapi_file_read</w:t>
             </w:r>
           </w:p>
         </w:tc>
@@ -8596,7 +8596,7 @@
               <w:rPr>
                 <w:rStyle w:val="VerbatimChar"/>
               </w:rPr>
-              <w:t xml:space="preserve">kapi_file_seek</w:t>
+              <w:t xml:space="preserve">kapi_file_write</w:t>
             </w:r>
           </w:p>
         </w:tc>
@@ -8637,7 +8637,7 @@
               <w:rPr>
                 <w:rStyle w:val="VerbatimChar"/>
               </w:rPr>
-              <w:t xml:space="preserve">kapi_file_truncate</w:t>
+              <w:t xml:space="preserve">kapi_file_seek</w:t>
             </w:r>
           </w:p>
         </w:tc>
@@ -8678,7 +8678,7 @@
               <w:rPr>
                 <w:rStyle w:val="VerbatimChar"/>
               </w:rPr>
-              <w:t xml:space="preserve">kapi_file_sync</w:t>
+              <w:t xml:space="preserve">kapi_file_truncate</w:t>
             </w:r>
           </w:p>
         </w:tc>
@@ -8719,7 +8719,7 @@
               <w:rPr>
                 <w:rStyle w:val="VerbatimChar"/>
               </w:rPr>
-              <w:t xml:space="preserve">kapi_file_stat</w:t>
+              <w:t xml:space="preserve">kapi_file_sync</w:t>
             </w:r>
           </w:p>
         </w:tc>
@@ -8760,7 +8760,7 @@
               <w:rPr>
                 <w:rStyle w:val="VerbatimChar"/>
               </w:rPr>
-              <w:t xml:space="preserve">kapi_file_close</w:t>
+              <w:t xml:space="preserve">kapi_file_stat</w:t>
             </w:r>
           </w:p>
         </w:tc>
@@ -8801,7 +8801,7 @@
               <w:rPr>
                 <w:rStyle w:val="VerbatimChar"/>
               </w:rPr>
-              <w:t xml:space="preserve">kapi_path_stat</w:t>
+              <w:t xml:space="preserve">kapi_file_close</w:t>
             </w:r>
           </w:p>
         </w:tc>
@@ -8842,7 +8842,7 @@
               <w:rPr>
                 <w:rStyle w:val="VerbatimChar"/>
               </w:rPr>
-              <w:t xml:space="preserve">kapi_path_unlink</w:t>
+              <w:t xml:space="preserve">kapi_path_stat</w:t>
             </w:r>
           </w:p>
         </w:tc>
@@ -8883,7 +8883,7 @@
               <w:rPr>
                 <w:rStyle w:val="VerbatimChar"/>
               </w:rPr>
-              <w:t xml:space="preserve">kapi_path_mkdir</w:t>
+              <w:t xml:space="preserve">kapi_path_unlink</w:t>
             </w:r>
           </w:p>
         </w:tc>
@@ -8924,7 +8924,7 @@
               <w:rPr>
                 <w:rStyle w:val="VerbatimChar"/>
               </w:rPr>
-              <w:t xml:space="preserve">kapi_path_rename</w:t>
+              <w:t xml:space="preserve">kapi_path_mkdir</w:t>
             </w:r>
           </w:p>
         </w:tc>
@@ -8965,7 +8965,7 @@
               <w:rPr>
                 <w:rStyle w:val="VerbatimChar"/>
               </w:rPr>
-              <w:t xml:space="preserve">kapi_path_utime</w:t>
+              <w:t xml:space="preserve">kapi_path_rename</w:t>
             </w:r>
           </w:p>
         </w:tc>
@@ -9006,7 +9006,7 @@
               <w:rPr>
                 <w:rStyle w:val="VerbatimChar"/>
               </w:rPr>
-              <w:t xml:space="preserve">kapi_dir_read</w:t>
+              <w:t xml:space="preserve">kapi_path_utime</w:t>
             </w:r>
           </w:p>
         </w:tc>
@@ -9047,7 +9047,7 @@
               <w:rPr>
                 <w:rStyle w:val="VerbatimChar"/>
               </w:rPr>
-              <w:t xml:space="preserve">kapi_stream_write_nb</w:t>
+              <w:t xml:space="preserve">kapi_dir_read</w:t>
             </w:r>
           </w:p>
         </w:tc>
@@ -9088,7 +9088,7 @@
               <w:rPr>
                 <w:rStyle w:val="VerbatimChar"/>
               </w:rPr>
-              <w:t xml:space="preserve">kapi_spawn_ex</w:t>
+              <w:t xml:space="preserve">kapi_stream_write_nb</w:t>
             </w:r>
           </w:p>
         </w:tc>
@@ -9129,7 +9129,7 @@
               <w:rPr>
                 <w:rStyle w:val="VerbatimChar"/>
               </w:rPr>
-              <w:t xml:space="preserve">kapi_proc_wait</w:t>
+              <w:t xml:space="preserve">kapi_spawn_ex</w:t>
             </w:r>
           </w:p>
         </w:tc>
@@ -9170,7 +9170,7 @@
               <w:rPr>
                 <w:rStyle w:val="VerbatimChar"/>
               </w:rPr>
-              <w:t xml:space="preserve">kapi_get_argv</w:t>
+              <w:t xml:space="preserve">kapi_proc_wait</w:t>
             </w:r>
           </w:p>
         </w:tc>
@@ -9211,7 +9211,7 @@
               <w:rPr>
                 <w:rStyle w:val="VerbatimChar"/>
               </w:rPr>
-              <w:t xml:space="preserve">kapi_get_env</w:t>
+              <w:t xml:space="preserve">kapi_get_argv</w:t>
             </w:r>
           </w:p>
         </w:tc>
@@ -9252,7 +9252,7 @@
               <w:rPr>
                 <w:rStyle w:val="VerbatimChar"/>
               </w:rPr>
-              <w:t xml:space="preserve">kapi_getpid</w:t>
+              <w:t xml:space="preserve">kapi_get_env</w:t>
             </w:r>
           </w:p>
         </w:tc>
@@ -9293,7 +9293,7 @@
               <w:rPr>
                 <w:rStyle w:val="VerbatimChar"/>
               </w:rPr>
-              <w:t xml:space="preserve">kapi_clock_info</w:t>
+              <w:t xml:space="preserve">kapi_getpid</w:t>
             </w:r>
           </w:p>
         </w:tc>
@@ -9334,7 +9334,7 @@
               <w:rPr>
                 <w:rStyle w:val="VerbatimChar"/>
               </w:rPr>
-              <w:t xml:space="preserve">kapi_sleep_us</w:t>
+              <w:t xml:space="preserve">kapi_clock_info</w:t>
             </w:r>
           </w:p>
         </w:tc>
@@ -9375,18 +9375,18 @@
               <w:rPr>
                 <w:rStyle w:val="VerbatimChar"/>
               </w:rPr>
-              <w:t xml:space="preserve">kapi_sock_open</w:t>
-            </w:r>
-          </w:p>
-        </w:tc>
-        <w:tc>
-          <w:tcPr/>
-          <w:p>
-            <w:pPr>
-              <w:pStyle w:val="Compact"/>
-            </w:pPr>
-            <w:r>
-              <w:t xml:space="preserve">v75 WP-NET</w:t>
+              <w:t xml:space="preserve">kapi_sleep_us</w:t>
+            </w:r>
+          </w:p>
+        </w:tc>
+        <w:tc>
+          <w:tcPr/>
+          <w:p>
+            <w:pPr>
+              <w:pStyle w:val="Compact"/>
+            </w:pPr>
+            <w:r>
+              <w:t xml:space="preserve">v75 WP-FILE/PROC</w:t>
             </w:r>
           </w:p>
         </w:tc>
@@ -9416,7 +9416,7 @@
               <w:rPr>
                 <w:rStyle w:val="VerbatimChar"/>
               </w:rPr>
-              <w:t xml:space="preserve">kapi_sock_connect</w:t>
+              <w:t xml:space="preserve">kapi_sock_open</w:t>
             </w:r>
           </w:p>
         </w:tc>
@@ -9457,7 +9457,7 @@
               <w:rPr>
                 <w:rStyle w:val="VerbatimChar"/>
               </w:rPr>
-              <w:t xml:space="preserve">kapi_sock_bind</w:t>
+              <w:t xml:space="preserve">kapi_sock_connect</w:t>
             </w:r>
           </w:p>
         </w:tc>
@@ -9498,7 +9498,7 @@
               <w:rPr>
                 <w:rStyle w:val="VerbatimChar"/>
               </w:rPr>
-              <w:t xml:space="preserve">kapi_sock_listen</w:t>
+              <w:t xml:space="preserve">kapi_sock_bind</w:t>
             </w:r>
           </w:p>
         </w:tc>
@@ -9539,7 +9539,7 @@
               <w:rPr>
                 <w:rStyle w:val="VerbatimChar"/>
               </w:rPr>
-              <w:t xml:space="preserve">kapi_sock_accept</w:t>
+              <w:t xml:space="preserve">kapi_sock_listen</w:t>
             </w:r>
           </w:p>
         </w:tc>
@@ -9580,7 +9580,7 @@
               <w:rPr>
                 <w:rStyle w:val="VerbatimChar"/>
               </w:rPr>
-              <w:t xml:space="preserve">kapi_sock_send</w:t>
+              <w:t xml:space="preserve">kapi_sock_accept</w:t>
             </w:r>
           </w:p>
         </w:tc>
@@ -9621,7 +9621,7 @@
               <w:rPr>
                 <w:rStyle w:val="VerbatimChar"/>
               </w:rPr>
-              <w:t xml:space="preserve">kapi_sock_recv</w:t>
+              <w:t xml:space="preserve">kapi_sock_send</w:t>
             </w:r>
           </w:p>
         </w:tc>
@@ -9662,7 +9662,7 @@
               <w:rPr>
                 <w:rStyle w:val="VerbatimChar"/>
               </w:rPr>
-              <w:t xml:space="preserve">kapi_sock_shutdown</w:t>
+              <w:t xml:space="preserve">kapi_sock_recv</w:t>
             </w:r>
           </w:p>
         </w:tc>
@@ -9703,7 +9703,7 @@
               <w:rPr>
                 <w:rStyle w:val="VerbatimChar"/>
               </w:rPr>
-              <w:t xml:space="preserve">kapi_sock_close</w:t>
+              <w:t xml:space="preserve">kapi_sock_shutdown</w:t>
             </w:r>
           </w:p>
         </w:tc>
@@ -9744,7 +9744,7 @@
               <w:rPr>
                 <w:rStyle w:val="VerbatimChar"/>
               </w:rPr>
-              <w:t xml:space="preserve">kapi_sock_getopt</w:t>
+              <w:t xml:space="preserve">kapi_sock_close</w:t>
             </w:r>
           </w:p>
         </w:tc>
@@ -9785,7 +9785,7 @@
               <w:rPr>
                 <w:rStyle w:val="VerbatimChar"/>
               </w:rPr>
-              <w:t xml:space="preserve">kapi_sock_setopt</w:t>
+              <w:t xml:space="preserve">kapi_sock_getopt</w:t>
             </w:r>
           </w:p>
         </w:tc>
@@ -9826,7 +9826,7 @@
               <w:rPr>
                 <w:rStyle w:val="VerbatimChar"/>
               </w:rPr>
-              <w:t xml:space="preserve">kapi_sock_name</w:t>
+              <w:t xml:space="preserve">kapi_sock_setopt</w:t>
             </w:r>
           </w:p>
         </w:tc>
@@ -9867,7 +9867,7 @@
               <w:rPr>
                 <w:rStyle w:val="VerbatimChar"/>
               </w:rPr>
-              <w:t xml:space="preserve">kapi_poll</w:t>
+              <w:t xml:space="preserve">kapi_sock_name</w:t>
             </w:r>
           </w:p>
         </w:tc>
@@ -9908,18 +9908,18 @@
               <w:rPr>
                 <w:rStyle w:val="VerbatimChar"/>
               </w:rPr>
-              <w:t xml:space="preserve">kapi_sock_pair</w:t>
-            </w:r>
-          </w:p>
-        </w:tc>
-        <w:tc>
-          <w:tcPr/>
-          <w:p>
-            <w:pPr>
-              <w:pStyle w:val="Compact"/>
-            </w:pPr>
-            <w:r>
-              <w:t xml:space="preserve">(v76, WP-IPC</w:t>
+              <w:t xml:space="preserve">kapi_poll</w:t>
+            </w:r>
+          </w:p>
+        </w:tc>
+        <w:tc>
+          <w:tcPr/>
+          <w:p>
+            <w:pPr>
+              <w:pStyle w:val="Compact"/>
+            </w:pPr>
+            <w:r>
+              <w:t xml:space="preserve">v75 WP-NET</w:t>
             </w:r>
           </w:p>
         </w:tc>
@@ -9949,7 +9949,7 @@
               <w:rPr>
                 <w:rStyle w:val="VerbatimChar"/>
               </w:rPr>
-              <w:t xml:space="preserve">kapi_sock_sendmsg</w:t>
+              <w:t xml:space="preserve">kapi_sock_pair</w:t>
             </w:r>
           </w:p>
         </w:tc>
@@ -9990,7 +9990,7 @@
               <w:rPr>
                 <w:rStyle w:val="VerbatimChar"/>
               </w:rPr>
-              <w:t xml:space="preserve">kapi_sock_recvmsg</w:t>
+              <w:t xml:space="preserve">kapi_sock_sendmsg</w:t>
             </w:r>
           </w:p>
         </w:tc>
@@ -10031,7 +10031,7 @@
               <w:rPr>
                 <w:rStyle w:val="VerbatimChar"/>
               </w:rPr>
-              <w:t xml:space="preserve">kapi_shm_create</w:t>
+              <w:t xml:space="preserve">kapi_sock_recvmsg</w:t>
             </w:r>
           </w:p>
         </w:tc>
@@ -10072,7 +10072,7 @@
               <w:rPr>
                 <w:rStyle w:val="VerbatimChar"/>
               </w:rPr>
-              <w:t xml:space="preserve">kapi_shm_open</w:t>
+              <w:t xml:space="preserve">kapi_shm_create</w:t>
             </w:r>
           </w:p>
         </w:tc>
@@ -10113,7 +10113,7 @@
               <w:rPr>
                 <w:rStyle w:val="VerbatimChar"/>
               </w:rPr>
-              <w:t xml:space="preserve">kapi_shm_unlink</w:t>
+              <w:t xml:space="preserve">kapi_shm_open</w:t>
             </w:r>
           </w:p>
         </w:tc>
@@ -10154,7 +10154,7 @@
               <w:rPr>
                 <w:rStyle w:val="VerbatimChar"/>
               </w:rPr>
-              <w:t xml:space="preserve">kapi_shm_ctl</w:t>
+              <w:t xml:space="preserve">kapi_shm_unlink</w:t>
             </w:r>
           </w:p>
         </w:tc>
@@ -10195,7 +10195,7 @@
               <w:rPr>
                 <w:rStyle w:val="VerbatimChar"/>
               </w:rPr>
-              <w:t xml:space="preserve">kapi_shm_map</w:t>
+              <w:t xml:space="preserve">kapi_shm_ctl</w:t>
             </w:r>
           </w:p>
         </w:tc>
@@ -10236,7 +10236,7 @@
               <w:rPr>
                 <w:rStyle w:val="VerbatimChar"/>
               </w:rPr>
-              <w:t xml:space="preserve">kapi_handle_close</w:t>
+              <w:t xml:space="preserve">kapi_shm_map</w:t>
             </w:r>
           </w:p>
         </w:tc>
@@ -10277,7 +10277,7 @@
               <w:rPr>
                 <w:rStyle w:val="VerbatimChar"/>
               </w:rPr>
-              <w:t xml:space="preserve">kapi_spawn_ex2</w:t>
+              <w:t xml:space="preserve">kapi_handle_close</w:t>
             </w:r>
           </w:p>
         </w:tc>
@@ -10318,7 +10318,7 @@
               <w:rPr>
                 <w:rStyle w:val="VerbatimChar"/>
               </w:rPr>
-              <w:t xml:space="preserve">kapi_get_handles</w:t>
+              <w:t xml:space="preserve">kapi_spawn_ex2</w:t>
             </w:r>
           </w:p>
         </w:tc>
@@ -10359,18 +10359,18 @@
               <w:rPr>
                 <w:rStyle w:val="VerbatimChar"/>
               </w:rPr>
-              <w:t xml:space="preserve">kapi_image_preload</w:t>
-            </w:r>
-          </w:p>
-        </w:tc>
-        <w:tc>
-          <w:tcPr/>
-          <w:p>
-            <w:pPr>
-              <w:pStyle w:val="Compact"/>
-            </w:pPr>
-            <w:r>
-              <w:t xml:space="preserve">(v77) Program images (docs/02 section 7)</w:t>
+              <w:t xml:space="preserve">kapi_get_handles</w:t>
+            </w:r>
+          </w:p>
+        </w:tc>
+        <w:tc>
+          <w:tcPr/>
+          <w:p>
+            <w:pPr>
+              <w:pStyle w:val="Compact"/>
+            </w:pPr>
+            <w:r>
+              <w:t xml:space="preserve">(v76, WP-IPC</w:t>
             </w:r>
           </w:p>
         </w:tc>
@@ -10400,7 +10400,7 @@
               <w:rPr>
                 <w:rStyle w:val="VerbatimChar"/>
               </w:rPr>
-              <w:t xml:space="preserve">kapi_image_unload</w:t>
+              <w:t xml:space="preserve">kapi_image_preload</w:t>
             </w:r>
           </w:p>
         </w:tc>
@@ -10441,7 +10441,7 @@
               <w:rPr>
                 <w:rStyle w:val="VerbatimChar"/>
               </w:rPr>
-              <w:t xml:space="preserve">kapi_image_list</w:t>
+              <w:t xml:space="preserve">kapi_image_unload</w:t>
             </w:r>
           </w:p>
         </w:tc>
@@ -10482,18 +10482,18 @@
               <w:rPr>
                 <w:rStyle w:val="VerbatimChar"/>
               </w:rPr>
-              <w:t xml:space="preserve">kapi_kernel_info</w:t>
-            </w:r>
-          </w:p>
-        </w:tc>
-        <w:tc>
-          <w:tcPr/>
-          <w:p>
-            <w:pPr>
-              <w:pStyle w:val="Compact"/>
-            </w:pPr>
-            <w:r>
-              <w:t xml:space="preserve">(v79) What the running kernel is</w:t>
+              <w:t xml:space="preserve">kapi_image_list</w:t>
+            </w:r>
+          </w:p>
+        </w:tc>
+        <w:tc>
+          <w:tcPr/>
+          <w:p>
+            <w:pPr>
+              <w:pStyle w:val="Compact"/>
+            </w:pPr>
+            <w:r>
+              <w:t xml:space="preserve">(v77) Program images (docs/02 section 7)</w:t>
             </w:r>
           </w:p>
         </w:tc>
@@ -10523,18 +10523,18 @@
               <w:rPr>
                 <w:rStyle w:val="VerbatimChar"/>
               </w:rPr>
-              <w:t xml:space="preserve">kapi_cpu_stats</w:t>
-            </w:r>
-          </w:p>
-        </w:tc>
-        <w:tc>
-          <w:tcPr/>
-          <w:p>
-            <w:pPr>
-              <w:pStyle w:val="Compact"/>
-            </w:pPr>
-            <w:r>
-              <w:t xml:space="preserve">(v80) The cores</w:t>
+              <w:t xml:space="preserve">kapi_kernel_info</w:t>
+            </w:r>
+          </w:p>
+        </w:tc>
+        <w:tc>
+          <w:tcPr/>
+          <w:p>
+            <w:pPr>
+              <w:pStyle w:val="Compact"/>
+            </w:pPr>
+            <w:r>
+              <w:t xml:space="preserve">(v79) What the running kernel is</w:t>
             </w:r>
           </w:p>
         </w:tc>
@@ -10564,18 +10564,18 @@
               <w:rPr>
                 <w:rStyle w:val="VerbatimChar"/>
               </w:rPr>
-              <w:t xml:space="preserve">kapi_net_stats</w:t>
-            </w:r>
-          </w:p>
-        </w:tc>
-        <w:tc>
-          <w:tcPr/>
-          <w:p>
-            <w:pPr>
-              <w:pStyle w:val="Compact"/>
-            </w:pPr>
-            <w:r>
-              <w:t xml:space="preserve">(v80) The bytes pid's sockets received and sent, its open sockets (pid 0</w:t>
+              <w:t xml:space="preserve">kapi_cpu_stats</w:t>
+            </w:r>
+          </w:p>
+        </w:tc>
+        <w:tc>
+          <w:tcPr/>
+          <w:p>
+            <w:pPr>
+              <w:pStyle w:val="Compact"/>
+            </w:pPr>
+            <w:r>
+              <w:t xml:space="preserve">(v80) The cores</w:t>
             </w:r>
           </w:p>
         </w:tc>
@@ -10605,18 +10605,18 @@
               <w:rPr>
                 <w:rStyle w:val="VerbatimChar"/>
               </w:rPr>
-              <w:t xml:space="preserve">kapi_lib_open</w:t>
-            </w:r>
-          </w:p>
-        </w:tc>
-        <w:tc>
-          <w:tcPr/>
-          <w:p>
-            <w:pPr>
-              <w:pStyle w:val="Compact"/>
-            </w:pPr>
-            <w:r>
-              <w:t xml:space="preserve">(v83) A shared library (docs/SHARED-LIBS-PLAN.md)</w:t>
+              <w:t xml:space="preserve">kapi_net_stats</w:t>
+            </w:r>
+          </w:p>
+        </w:tc>
+        <w:tc>
+          <w:tcPr/>
+          <w:p>
+            <w:pPr>
+              <w:pStyle w:val="Compact"/>
+            </w:pPr>
+            <w:r>
+              <w:t xml:space="preserve">(v80) The bytes pid's sockets received and sent, its open sockets (pid 0</w:t>
             </w:r>
           </w:p>
         </w:tc>
@@ -10646,18 +10646,18 @@
               <w:rPr>
                 <w:rStyle w:val="VerbatimChar"/>
               </w:rPr>
-              <w:t xml:space="preserve">kapi_lib_open_as</w:t>
-            </w:r>
-          </w:p>
-        </w:tc>
-        <w:tc>
-          <w:tcPr/>
-          <w:p>
-            <w:pPr>
-              <w:pStyle w:val="Compact"/>
-            </w:pPr>
-            <w:r>
-              <w:t xml:space="preserve">(v97) The graphics server's own library under another name (docs/POCKETUI-TECH-STUDY.md section 3)</w:t>
+              <w:t xml:space="preserve">kapi_lib_open</w:t>
+            </w:r>
+          </w:p>
+        </w:tc>
+        <w:tc>
+          <w:tcPr/>
+          <w:p>
+            <w:pPr>
+              <w:pStyle w:val="Compact"/>
+            </w:pPr>
+            <w:r>
+              <w:t xml:space="preserve">(v83) A shared library (docs/SHARED-LIBS-PLAN.md)</w:t>
             </w:r>
           </w:p>
         </w:tc>
@@ -10687,6 +10687,47 @@
               <w:rPr>
                 <w:rStyle w:val="VerbatimChar"/>
               </w:rPr>
+              <w:t xml:space="preserve">kapi_lib_open_as</w:t>
+            </w:r>
+          </w:p>
+        </w:tc>
+        <w:tc>
+          <w:tcPr/>
+          <w:p>
+            <w:pPr>
+              <w:pStyle w:val="Compact"/>
+            </w:pPr>
+            <w:r>
+              <w:t xml:space="preserve">(v97) The graphics server's own library under another name (docs/POCKETUI-TECH-STUDY.md section 3)</w:t>
+            </w:r>
+          </w:p>
+        </w:tc>
+        <w:tc>
+          <w:tcPr/>
+          <w:p>
+            <w:pPr>
+              <w:pStyle w:val="Compact"/>
+            </w:pPr>
+            <w:r>
+              <w:rPr>
+                <w:rStyle w:val="VerbatimChar"/>
+              </w:rPr>
+              <w:t xml:space="preserve">appkit.h</w:t>
+            </w:r>
+          </w:p>
+        </w:tc>
+      </w:tr>
+      <w:tr>
+        <w:tc>
+          <w:tcPr/>
+          <w:p>
+            <w:pPr>
+              <w:pStyle w:val="Compact"/>
+            </w:pPr>
+            <w:r>
+              <w:rPr>
+                <w:rStyle w:val="VerbatimChar"/>
+              </w:rPr>
               <w:t xml:space="preserve">kapi_sound_output</w:t>
             </w:r>
           </w:p>
@@ -10699,6 +10740,47 @@
             </w:pPr>
             <w:r>
               <w:t xml:space="preserve">(v84) The sound's output</w:t>
+            </w:r>
+          </w:p>
+        </w:tc>
+        <w:tc>
+          <w:tcPr/>
+          <w:p>
+            <w:pPr>
+              <w:pStyle w:val="Compact"/>
+            </w:pPr>
+            <w:r>
+              <w:rPr>
+                <w:rStyle w:val="VerbatimChar"/>
+              </w:rPr>
+              <w:t xml:space="preserve">appkit.h</w:t>
+            </w:r>
+          </w:p>
+        </w:tc>
+      </w:tr>
+      <w:tr>
+        <w:tc>
+          <w:tcPr/>
+          <w:p>
+            <w:pPr>
+              <w:pStyle w:val="Compact"/>
+            </w:pPr>
+            <w:r>
+              <w:rPr>
+                <w:rStyle w:val="VerbatimChar"/>
+              </w:rPr>
+              <w:t xml:space="preserve">kapi_sound_input</w:t>
+            </w:r>
+          </w:p>
+        </w:tc>
+        <w:tc>
+          <w:tcPr/>
+          <w:p>
+            <w:pPr>
+              <w:pStyle w:val="Compact"/>
+            </w:pPr>
+            <w:r>
+              <w:t xml:space="preserve">(v99) The sound's input, a microphone (KAPI_SND_IN_*)</w:t>
             </w:r>
           </w:p>
         </w:tc>
@@ -17823,6 +17905,60 @@
         </w:rPr>
         <w:t xml:space="preserve">0x11B</w:t>
       </w:r>
+      <w:r>
+        <w:br/>
+      </w:r>
+      <w:r>
+        <w:rPr>
+          <w:rStyle w:val="PreprocessorTok"/>
+        </w:rPr>
+        <w:t xml:space="preserve">#define KEY_PRTSC       </w:t>
+      </w:r>
+      <w:r>
+        <w:rPr>
+          <w:rStyle w:val="BaseNTok"/>
+        </w:rPr>
+        <w:t xml:space="preserve">0x11C</w:t>
+      </w:r>
+      <w:r>
+        <w:rPr>
+          <w:rStyle w:val="PreprocessorTok"/>
+        </w:rPr>
+        <w:t xml:space="preserve">   </w:t>
+      </w:r>
+      <w:r>
+        <w:rPr>
+          <w:rStyle w:val="CommentTok"/>
+        </w:rPr>
+        <w:t xml:space="preserve">// (2026-10-26) Print Screen and Pause: HELD keys only (kapi_key_held), no key event</w:t>
+      </w:r>
+      <w:r>
+        <w:br/>
+      </w:r>
+      <w:r>
+        <w:rPr>
+          <w:rStyle w:val="PreprocessorTok"/>
+        </w:rPr>
+        <w:t xml:space="preserve">#define KEY_PAUSE       </w:t>
+      </w:r>
+      <w:r>
+        <w:rPr>
+          <w:rStyle w:val="BaseNTok"/>
+        </w:rPr>
+        <w:t xml:space="preserve">0x11D</w:t>
+      </w:r>
+      <w:r>
+        <w:rPr>
+          <w:rStyle w:val="PreprocessorTok"/>
+        </w:rPr>
+        <w:t xml:space="preserve">   </w:t>
+      </w:r>
+      <w:r>
+        <w:rPr>
+          <w:rStyle w:val="CommentTok"/>
+        </w:rPr>
+        <w:t xml:space="preserve">//   -- the PocketTerm35's Select and Start, mapped in the Gamepad applet</w:t>
+      </w:r>
     </w:p>
     <w:bookmarkEnd w:id="23"/>
     <w:bookmarkStart w:id="24" w:name="windowing"/>
@@ -23323,7 +23459,7 @@
         <w:pStyle w:val="FirstParagraph"/>
       </w:pPr>
       <w:r>
-        <w:t xml:space="preserve">Verbose kernel logging: toggle (1/0) at runtime + read the current state.</w:t>
+        <w:t xml:space="preserve">(v100) the same + the event's time since boot in microseconds (*us); -KAPI_ENOSYS on a kernel before v100.</w:t>
       </w:r>
     </w:p>
     <w:p>
@@ -23340,7 +23476,7 @@
         <w:rPr>
           <w:rStyle w:val="NormalTok"/>
         </w:rPr>
-        <w:t xml:space="preserve"> kapi_set_verbose </w:t>
+        <w:t xml:space="preserve"> kapi_klog_read_at </w:t>
       </w:r>
       <w:r>
         <w:rPr>
@@ -23358,40 +23494,199 @@
         <w:rPr>
           <w:rStyle w:val="NormalTok"/>
         </w:rPr>
-        <w:t xml:space="preserve"> on</w:t>
-      </w:r>
-      <w:r>
-        <w:rPr>
-          <w:rStyle w:val="OperatorTok"/>
-        </w:rPr>
-        <w:t xml:space="preserve">);</w:t>
-      </w:r>
-      <w:r>
-        <w:br/>
-      </w:r>
-      <w:r>
-        <w:rPr>
-          <w:rStyle w:val="DataTypeTok"/>
-        </w:rPr>
-        <w:t xml:space="preserve">int</w:t>
-      </w:r>
-      <w:r>
-        <w:rPr>
-          <w:rStyle w:val="NormalTok"/>
-        </w:rPr>
-        <w:t xml:space="preserve"> kapi_get_verbose </w:t>
-      </w:r>
-      <w:r>
-        <w:rPr>
-          <w:rStyle w:val="OperatorTok"/>
-        </w:rPr>
-        <w:t xml:space="preserve">(</w:t>
-      </w:r>
-      <w:r>
-        <w:rPr>
-          <w:rStyle w:val="DataTypeTok"/>
-        </w:rPr>
-        <w:t xml:space="preserve">void</w:t>
+        <w:t xml:space="preserve"> </w:t>
+      </w:r>
+      <w:r>
+        <w:rPr>
+          <w:rStyle w:val="OperatorTok"/>
+        </w:rPr>
+        <w:t xml:space="preserve">*</w:t>
+      </w:r>
+      <w:r>
+        <w:rPr>
+          <w:rStyle w:val="NormalTok"/>
+        </w:rPr>
+        <w:t xml:space="preserve">sev</w:t>
+      </w:r>
+      <w:r>
+        <w:rPr>
+          <w:rStyle w:val="OperatorTok"/>
+        </w:rPr>
+        <w:t xml:space="preserve">,</w:t>
+      </w:r>
+      <w:r>
+        <w:rPr>
+          <w:rStyle w:val="NormalTok"/>
+        </w:rPr>
+        <w:t xml:space="preserve"> </w:t>
+      </w:r>
+      <w:r>
+        <w:rPr>
+          <w:rStyle w:val="DataTypeTok"/>
+        </w:rPr>
+        <w:t xml:space="preserve">unsigned</w:t>
+      </w:r>
+      <w:r>
+        <w:rPr>
+          <w:rStyle w:val="NormalTok"/>
+        </w:rPr>
+        <w:t xml:space="preserve"> </w:t>
+      </w:r>
+      <w:r>
+        <w:rPr>
+          <w:rStyle w:val="DataTypeTok"/>
+        </w:rPr>
+        <w:t xml:space="preserve">long</w:t>
+      </w:r>
+      <w:r>
+        <w:rPr>
+          <w:rStyle w:val="NormalTok"/>
+        </w:rPr>
+        <w:t xml:space="preserve"> </w:t>
+      </w:r>
+      <w:r>
+        <w:rPr>
+          <w:rStyle w:val="DataTypeTok"/>
+        </w:rPr>
+        <w:t xml:space="preserve">long</w:t>
+      </w:r>
+      <w:r>
+        <w:rPr>
+          <w:rStyle w:val="NormalTok"/>
+        </w:rPr>
+        <w:t xml:space="preserve"> </w:t>
+      </w:r>
+      <w:r>
+        <w:rPr>
+          <w:rStyle w:val="OperatorTok"/>
+        </w:rPr>
+        <w:t xml:space="preserve">*</w:t>
+      </w:r>
+      <w:r>
+        <w:rPr>
+          <w:rStyle w:val="NormalTok"/>
+        </w:rPr>
+        <w:t xml:space="preserve">us</w:t>
+      </w:r>
+      <w:r>
+        <w:rPr>
+          <w:rStyle w:val="OperatorTok"/>
+        </w:rPr>
+        <w:t xml:space="preserve">,</w:t>
+      </w:r>
+      <w:r>
+        <w:rPr>
+          <w:rStyle w:val="NormalTok"/>
+        </w:rPr>
+        <w:t xml:space="preserve"> </w:t>
+      </w:r>
+      <w:r>
+        <w:rPr>
+          <w:rStyle w:val="DataTypeTok"/>
+        </w:rPr>
+        <w:t xml:space="preserve">char</w:t>
+      </w:r>
+      <w:r>
+        <w:rPr>
+          <w:rStyle w:val="NormalTok"/>
+        </w:rPr>
+        <w:t xml:space="preserve"> </w:t>
+      </w:r>
+      <w:r>
+        <w:rPr>
+          <w:rStyle w:val="OperatorTok"/>
+        </w:rPr>
+        <w:t xml:space="preserve">*</w:t>
+      </w:r>
+      <w:r>
+        <w:rPr>
+          <w:rStyle w:val="NormalTok"/>
+        </w:rPr>
+        <w:t xml:space="preserve">src</w:t>
+      </w:r>
+      <w:r>
+        <w:rPr>
+          <w:rStyle w:val="OperatorTok"/>
+        </w:rPr>
+        <w:t xml:space="preserve">,</w:t>
+      </w:r>
+      <w:r>
+        <w:rPr>
+          <w:rStyle w:val="NormalTok"/>
+        </w:rPr>
+        <w:t xml:space="preserve"> </w:t>
+      </w:r>
+      <w:r>
+        <w:rPr>
+          <w:rStyle w:val="DataTypeTok"/>
+        </w:rPr>
+        <w:t xml:space="preserve">unsigned</w:t>
+      </w:r>
+      <w:r>
+        <w:rPr>
+          <w:rStyle w:val="NormalTok"/>
+        </w:rPr>
+        <w:t xml:space="preserve"> sc</w:t>
+      </w:r>
+      <w:r>
+        <w:rPr>
+          <w:rStyle w:val="OperatorTok"/>
+        </w:rPr>
+        <w:t xml:space="preserve">,</w:t>
+      </w:r>
+      <w:r>
+        <w:rPr>
+          <w:rStyle w:val="NormalTok"/>
+        </w:rPr>
+        <w:t xml:space="preserve"> </w:t>
+      </w:r>
+      <w:r>
+        <w:rPr>
+          <w:rStyle w:val="DataTypeTok"/>
+        </w:rPr>
+        <w:t xml:space="preserve">char</w:t>
+      </w:r>
+      <w:r>
+        <w:rPr>
+          <w:rStyle w:val="NormalTok"/>
+        </w:rPr>
+        <w:t xml:space="preserve"> </w:t>
+      </w:r>
+      <w:r>
+        <w:rPr>
+          <w:rStyle w:val="OperatorTok"/>
+        </w:rPr>
+        <w:t xml:space="preserve">*</w:t>
+      </w:r>
+      <w:r>
+        <w:rPr>
+          <w:rStyle w:val="NormalTok"/>
+        </w:rPr>
+        <w:t xml:space="preserve">msg</w:t>
+      </w:r>
+      <w:r>
+        <w:rPr>
+          <w:rStyle w:val="OperatorTok"/>
+        </w:rPr>
+        <w:t xml:space="preserve">,</w:t>
+      </w:r>
+      <w:r>
+        <w:rPr>
+          <w:rStyle w:val="NormalTok"/>
+        </w:rPr>
+        <w:t xml:space="preserve"> </w:t>
+      </w:r>
+      <w:r>
+        <w:rPr>
+          <w:rStyle w:val="DataTypeTok"/>
+        </w:rPr>
+        <w:t xml:space="preserve">unsigned</w:t>
+      </w:r>
+      <w:r>
+        <w:rPr>
+          <w:rStyle w:val="NormalTok"/>
+        </w:rPr>
+        <w:t xml:space="preserve"> mc</w:t>
       </w:r>
       <w:r>
         <w:rPr>
@@ -23405,7 +23700,7 @@
         <w:pStyle w:val="FirstParagraph"/>
       </w:pPr>
       <w:r>
-        <w:t xml:space="preserve">TCP/IP sockets over WLAN (ABI v21). net_status: 1 + dotted IP into ip[] if the link is up, else 0. tcp_connect: host = dotted-quad or DNS name; &gt;=0 handle / &lt;0 error. tcp_send: blocking, the bytes queued / &lt;0 -- a short count: a 5 s timeout after those (they are sent; send the rest again). tcp_recv: NON-BLOCKING -- &gt;0 bytes, 0 nothing yet, &lt;0 closed/error. tcp_close: drop the connection.</w:t>
+        <w:t xml:space="preserve">Verbose kernel logging: toggle (1/0) at runtime + read the current state.</w:t>
       </w:r>
     </w:p>
     <w:p>
@@ -23422,7 +23717,7 @@
         <w:rPr>
           <w:rStyle w:val="NormalTok"/>
         </w:rPr>
-        <w:t xml:space="preserve"> kapi_net_status </w:t>
+        <w:t xml:space="preserve"> kapi_set_verbose </w:t>
       </w:r>
       <w:r>
         <w:rPr>
@@ -23434,49 +23729,13 @@
         <w:rPr>
           <w:rStyle w:val="DataTypeTok"/>
         </w:rPr>
-        <w:t xml:space="preserve">char</w:t>
-      </w:r>
-      <w:r>
-        <w:rPr>
-          <w:rStyle w:val="NormalTok"/>
-        </w:rPr>
-        <w:t xml:space="preserve"> </w:t>
-      </w:r>
-      <w:r>
-        <w:rPr>
-          <w:rStyle w:val="OperatorTok"/>
-        </w:rPr>
-        <w:t xml:space="preserve">*</w:t>
-      </w:r>
-      <w:r>
-        <w:rPr>
-          <w:rStyle w:val="NormalTok"/>
-        </w:rPr>
-        <w:t xml:space="preserve">ip</w:t>
-      </w:r>
-      <w:r>
-        <w:rPr>
-          <w:rStyle w:val="OperatorTok"/>
-        </w:rPr>
-        <w:t xml:space="preserve">,</w:t>
-      </w:r>
-      <w:r>
-        <w:rPr>
-          <w:rStyle w:val="NormalTok"/>
-        </w:rPr>
-        <w:t xml:space="preserve"> </w:t>
-      </w:r>
-      <w:r>
-        <w:rPr>
-          <w:rStyle w:val="DataTypeTok"/>
-        </w:rPr>
-        <w:t xml:space="preserve">unsigned</w:t>
-      </w:r>
-      <w:r>
-        <w:rPr>
-          <w:rStyle w:val="NormalTok"/>
-        </w:rPr>
-        <w:t xml:space="preserve"> cap</w:t>
+        <w:t xml:space="preserve">int</w:t>
+      </w:r>
+      <w:r>
+        <w:rPr>
+          <w:rStyle w:val="NormalTok"/>
+        </w:rPr>
+        <w:t xml:space="preserve"> on</w:t>
       </w:r>
       <w:r>
         <w:rPr>
@@ -23497,7 +23756,7 @@
         <w:rPr>
           <w:rStyle w:val="NormalTok"/>
         </w:rPr>
-        <w:t xml:space="preserve"> kapi_tcp_connect </w:t>
+        <w:t xml:space="preserve"> kapi_get_verbose </w:t>
       </w:r>
       <w:r>
         <w:rPr>
@@ -23507,312 +23766,9 @@
       </w:r>
       <w:r>
         <w:rPr>
-          <w:rStyle w:val="AttributeTok"/>
-        </w:rPr>
-        <w:t xml:space="preserve">const</w:t>
-      </w:r>
-      <w:r>
-        <w:rPr>
-          <w:rStyle w:val="NormalTok"/>
-        </w:rPr>
-        <w:t xml:space="preserve"> </w:t>
-      </w:r>
-      <w:r>
-        <w:rPr>
-          <w:rStyle w:val="DataTypeTok"/>
-        </w:rPr>
-        <w:t xml:space="preserve">char</w:t>
-      </w:r>
-      <w:r>
-        <w:rPr>
-          <w:rStyle w:val="NormalTok"/>
-        </w:rPr>
-        <w:t xml:space="preserve"> </w:t>
-      </w:r>
-      <w:r>
-        <w:rPr>
-          <w:rStyle w:val="OperatorTok"/>
-        </w:rPr>
-        <w:t xml:space="preserve">*</w:t>
-      </w:r>
-      <w:r>
-        <w:rPr>
-          <w:rStyle w:val="NormalTok"/>
-        </w:rPr>
-        <w:t xml:space="preserve">host</w:t>
-      </w:r>
-      <w:r>
-        <w:rPr>
-          <w:rStyle w:val="OperatorTok"/>
-        </w:rPr>
-        <w:t xml:space="preserve">,</w:t>
-      </w:r>
-      <w:r>
-        <w:rPr>
-          <w:rStyle w:val="NormalTok"/>
-        </w:rPr>
-        <w:t xml:space="preserve"> </w:t>
-      </w:r>
-      <w:r>
-        <w:rPr>
-          <w:rStyle w:val="DataTypeTok"/>
-        </w:rPr>
-        <w:t xml:space="preserve">unsigned</w:t>
-      </w:r>
-      <w:r>
-        <w:rPr>
-          <w:rStyle w:val="NormalTok"/>
-        </w:rPr>
-        <w:t xml:space="preserve"> port</w:t>
-      </w:r>
-      <w:r>
-        <w:rPr>
-          <w:rStyle w:val="OperatorTok"/>
-        </w:rPr>
-        <w:t xml:space="preserve">);</w:t>
-      </w:r>
-      <w:r>
-        <w:br/>
-      </w:r>
-      <w:r>
-        <w:rPr>
-          <w:rStyle w:val="DataTypeTok"/>
-        </w:rPr>
-        <w:t xml:space="preserve">int</w:t>
-      </w:r>
-      <w:r>
-        <w:rPr>
-          <w:rStyle w:val="NormalTok"/>
-        </w:rPr>
-        <w:t xml:space="preserve"> kapi_tcp_send </w:t>
-      </w:r>
-      <w:r>
-        <w:rPr>
-          <w:rStyle w:val="OperatorTok"/>
-        </w:rPr>
-        <w:t xml:space="preserve">(</w:t>
-      </w:r>
-      <w:r>
-        <w:rPr>
-          <w:rStyle w:val="DataTypeTok"/>
-        </w:rPr>
-        <w:t xml:space="preserve">int</w:t>
-      </w:r>
-      <w:r>
-        <w:rPr>
-          <w:rStyle w:val="NormalTok"/>
-        </w:rPr>
-        <w:t xml:space="preserve"> sock</w:t>
-      </w:r>
-      <w:r>
-        <w:rPr>
-          <w:rStyle w:val="OperatorTok"/>
-        </w:rPr>
-        <w:t xml:space="preserve">,</w:t>
-      </w:r>
-      <w:r>
-        <w:rPr>
-          <w:rStyle w:val="NormalTok"/>
-        </w:rPr>
-        <w:t xml:space="preserve"> </w:t>
-      </w:r>
-      <w:r>
-        <w:rPr>
-          <w:rStyle w:val="AttributeTok"/>
-        </w:rPr>
-        <w:t xml:space="preserve">const</w:t>
-      </w:r>
-      <w:r>
-        <w:rPr>
-          <w:rStyle w:val="NormalTok"/>
-        </w:rPr>
-        <w:t xml:space="preserve"> </w:t>
-      </w:r>
-      <w:r>
-        <w:rPr>
           <w:rStyle w:val="DataTypeTok"/>
         </w:rPr>
         <w:t xml:space="preserve">void</w:t>
-      </w:r>
-      <w:r>
-        <w:rPr>
-          <w:rStyle w:val="NormalTok"/>
-        </w:rPr>
-        <w:t xml:space="preserve"> </w:t>
-      </w:r>
-      <w:r>
-        <w:rPr>
-          <w:rStyle w:val="OperatorTok"/>
-        </w:rPr>
-        <w:t xml:space="preserve">*</w:t>
-      </w:r>
-      <w:r>
-        <w:rPr>
-          <w:rStyle w:val="NormalTok"/>
-        </w:rPr>
-        <w:t xml:space="preserve">buf</w:t>
-      </w:r>
-      <w:r>
-        <w:rPr>
-          <w:rStyle w:val="OperatorTok"/>
-        </w:rPr>
-        <w:t xml:space="preserve">,</w:t>
-      </w:r>
-      <w:r>
-        <w:rPr>
-          <w:rStyle w:val="NormalTok"/>
-        </w:rPr>
-        <w:t xml:space="preserve"> </w:t>
-      </w:r>
-      <w:r>
-        <w:rPr>
-          <w:rStyle w:val="DataTypeTok"/>
-        </w:rPr>
-        <w:t xml:space="preserve">unsigned</w:t>
-      </w:r>
-      <w:r>
-        <w:rPr>
-          <w:rStyle w:val="NormalTok"/>
-        </w:rPr>
-        <w:t xml:space="preserve"> len</w:t>
-      </w:r>
-      <w:r>
-        <w:rPr>
-          <w:rStyle w:val="OperatorTok"/>
-        </w:rPr>
-        <w:t xml:space="preserve">);</w:t>
-      </w:r>
-      <w:r>
-        <w:br/>
-      </w:r>
-      <w:r>
-        <w:rPr>
-          <w:rStyle w:val="DataTypeTok"/>
-        </w:rPr>
-        <w:t xml:space="preserve">int</w:t>
-      </w:r>
-      <w:r>
-        <w:rPr>
-          <w:rStyle w:val="NormalTok"/>
-        </w:rPr>
-        <w:t xml:space="preserve"> kapi_tcp_recv </w:t>
-      </w:r>
-      <w:r>
-        <w:rPr>
-          <w:rStyle w:val="OperatorTok"/>
-        </w:rPr>
-        <w:t xml:space="preserve">(</w:t>
-      </w:r>
-      <w:r>
-        <w:rPr>
-          <w:rStyle w:val="DataTypeTok"/>
-        </w:rPr>
-        <w:t xml:space="preserve">int</w:t>
-      </w:r>
-      <w:r>
-        <w:rPr>
-          <w:rStyle w:val="NormalTok"/>
-        </w:rPr>
-        <w:t xml:space="preserve"> sock</w:t>
-      </w:r>
-      <w:r>
-        <w:rPr>
-          <w:rStyle w:val="OperatorTok"/>
-        </w:rPr>
-        <w:t xml:space="preserve">,</w:t>
-      </w:r>
-      <w:r>
-        <w:rPr>
-          <w:rStyle w:val="NormalTok"/>
-        </w:rPr>
-        <w:t xml:space="preserve"> </w:t>
-      </w:r>
-      <w:r>
-        <w:rPr>
-          <w:rStyle w:val="DataTypeTok"/>
-        </w:rPr>
-        <w:t xml:space="preserve">void</w:t>
-      </w:r>
-      <w:r>
-        <w:rPr>
-          <w:rStyle w:val="NormalTok"/>
-        </w:rPr>
-        <w:t xml:space="preserve"> </w:t>
-      </w:r>
-      <w:r>
-        <w:rPr>
-          <w:rStyle w:val="OperatorTok"/>
-        </w:rPr>
-        <w:t xml:space="preserve">*</w:t>
-      </w:r>
-      <w:r>
-        <w:rPr>
-          <w:rStyle w:val="NormalTok"/>
-        </w:rPr>
-        <w:t xml:space="preserve">buf</w:t>
-      </w:r>
-      <w:r>
-        <w:rPr>
-          <w:rStyle w:val="OperatorTok"/>
-        </w:rPr>
-        <w:t xml:space="preserve">,</w:t>
-      </w:r>
-      <w:r>
-        <w:rPr>
-          <w:rStyle w:val="NormalTok"/>
-        </w:rPr>
-        <w:t xml:space="preserve"> </w:t>
-      </w:r>
-      <w:r>
-        <w:rPr>
-          <w:rStyle w:val="DataTypeTok"/>
-        </w:rPr>
-        <w:t xml:space="preserve">unsigned</w:t>
-      </w:r>
-      <w:r>
-        <w:rPr>
-          <w:rStyle w:val="NormalTok"/>
-        </w:rPr>
-        <w:t xml:space="preserve"> len</w:t>
-      </w:r>
-      <w:r>
-        <w:rPr>
-          <w:rStyle w:val="OperatorTok"/>
-        </w:rPr>
-        <w:t xml:space="preserve">);</w:t>
-      </w:r>
-      <w:r>
-        <w:br/>
-      </w:r>
-      <w:r>
-        <w:rPr>
-          <w:rStyle w:val="DataTypeTok"/>
-        </w:rPr>
-        <w:t xml:space="preserve">void</w:t>
-      </w:r>
-      <w:r>
-        <w:rPr>
-          <w:rStyle w:val="NormalTok"/>
-        </w:rPr>
-        <w:t xml:space="preserve"> kapi_tcp_close </w:t>
-      </w:r>
-      <w:r>
-        <w:rPr>
-          <w:rStyle w:val="OperatorTok"/>
-        </w:rPr>
-        <w:t xml:space="preserve">(</w:t>
-      </w:r>
-      <w:r>
-        <w:rPr>
-          <w:rStyle w:val="DataTypeTok"/>
-        </w:rPr>
-        <w:t xml:space="preserve">int</w:t>
-      </w:r>
-      <w:r>
-        <w:rPr>
-          <w:rStyle w:val="NormalTok"/>
-        </w:rPr>
-        <w:t xml:space="preserve"> sock</w:t>
       </w:r>
       <w:r>
         <w:rPr>
@@ -23826,7 +23782,7 @@
         <w:pStyle w:val="FirstParagraph"/>
       </w:pPr>
       <w:r>
-        <w:t xml:space="preserve">TCP server side (ABI v37). tcp_listen: listening handle &gt;=0 / &lt;0 (-6 port in use). tcp_accept: BLOCKS until a peer connects; connected handle &gt;=0 + peer IP / &lt;0.</w:t>
+        <w:t xml:space="preserve">TCP/IP sockets over WLAN (ABI v21). net_status: 1 + dotted IP into ip[] if the link is up, else 0. tcp_connect: host = dotted-quad or DNS name; &gt;=0 handle / &lt;0 error. tcp_send: blocking, the bytes queued / &lt;0 -- a short count: a 5 s timeout after those (they are sent; send the rest again). tcp_recv: NON-BLOCKING -- &gt;0 bytes, 0 nothing yet, &lt;0 closed/error. tcp_close: drop the connection.</w:t>
       </w:r>
     </w:p>
     <w:p>
@@ -23843,7 +23799,7 @@
         <w:rPr>
           <w:rStyle w:val="NormalTok"/>
         </w:rPr>
-        <w:t xml:space="preserve"> kapi_tcp_listen </w:t>
+        <w:t xml:space="preserve"> kapi_net_status </w:t>
       </w:r>
       <w:r>
         <w:rPr>
@@ -23855,12 +23811,135 @@
         <w:rPr>
           <w:rStyle w:val="DataTypeTok"/>
         </w:rPr>
+        <w:t xml:space="preserve">char</w:t>
+      </w:r>
+      <w:r>
+        <w:rPr>
+          <w:rStyle w:val="NormalTok"/>
+        </w:rPr>
+        <w:t xml:space="preserve"> </w:t>
+      </w:r>
+      <w:r>
+        <w:rPr>
+          <w:rStyle w:val="OperatorTok"/>
+        </w:rPr>
+        <w:t xml:space="preserve">*</w:t>
+      </w:r>
+      <w:r>
+        <w:rPr>
+          <w:rStyle w:val="NormalTok"/>
+        </w:rPr>
+        <w:t xml:space="preserve">ip</w:t>
+      </w:r>
+      <w:r>
+        <w:rPr>
+          <w:rStyle w:val="OperatorTok"/>
+        </w:rPr>
+        <w:t xml:space="preserve">,</w:t>
+      </w:r>
+      <w:r>
+        <w:rPr>
+          <w:rStyle w:val="NormalTok"/>
+        </w:rPr>
+        <w:t xml:space="preserve"> </w:t>
+      </w:r>
+      <w:r>
+        <w:rPr>
+          <w:rStyle w:val="DataTypeTok"/>
+        </w:rPr>
         <w:t xml:space="preserve">unsigned</w:t>
       </w:r>
       <w:r>
         <w:rPr>
           <w:rStyle w:val="NormalTok"/>
         </w:rPr>
+        <w:t xml:space="preserve"> cap</w:t>
+      </w:r>
+      <w:r>
+        <w:rPr>
+          <w:rStyle w:val="OperatorTok"/>
+        </w:rPr>
+        <w:t xml:space="preserve">);</w:t>
+      </w:r>
+      <w:r>
+        <w:br/>
+      </w:r>
+      <w:r>
+        <w:rPr>
+          <w:rStyle w:val="DataTypeTok"/>
+        </w:rPr>
+        <w:t xml:space="preserve">int</w:t>
+      </w:r>
+      <w:r>
+        <w:rPr>
+          <w:rStyle w:val="NormalTok"/>
+        </w:rPr>
+        <w:t xml:space="preserve"> kapi_tcp_connect </w:t>
+      </w:r>
+      <w:r>
+        <w:rPr>
+          <w:rStyle w:val="OperatorTok"/>
+        </w:rPr>
+        <w:t xml:space="preserve">(</w:t>
+      </w:r>
+      <w:r>
+        <w:rPr>
+          <w:rStyle w:val="AttributeTok"/>
+        </w:rPr>
+        <w:t xml:space="preserve">const</w:t>
+      </w:r>
+      <w:r>
+        <w:rPr>
+          <w:rStyle w:val="NormalTok"/>
+        </w:rPr>
+        <w:t xml:space="preserve"> </w:t>
+      </w:r>
+      <w:r>
+        <w:rPr>
+          <w:rStyle w:val="DataTypeTok"/>
+        </w:rPr>
+        <w:t xml:space="preserve">char</w:t>
+      </w:r>
+      <w:r>
+        <w:rPr>
+          <w:rStyle w:val="NormalTok"/>
+        </w:rPr>
+        <w:t xml:space="preserve"> </w:t>
+      </w:r>
+      <w:r>
+        <w:rPr>
+          <w:rStyle w:val="OperatorTok"/>
+        </w:rPr>
+        <w:t xml:space="preserve">*</w:t>
+      </w:r>
+      <w:r>
+        <w:rPr>
+          <w:rStyle w:val="NormalTok"/>
+        </w:rPr>
+        <w:t xml:space="preserve">host</w:t>
+      </w:r>
+      <w:r>
+        <w:rPr>
+          <w:rStyle w:val="OperatorTok"/>
+        </w:rPr>
+        <w:t xml:space="preserve">,</w:t>
+      </w:r>
+      <w:r>
+        <w:rPr>
+          <w:rStyle w:val="NormalTok"/>
+        </w:rPr>
+        <w:t xml:space="preserve"> </w:t>
+      </w:r>
+      <w:r>
+        <w:rPr>
+          <w:rStyle w:val="DataTypeTok"/>
+        </w:rPr>
+        <w:t xml:space="preserve">unsigned</w:t>
+      </w:r>
+      <w:r>
+        <w:rPr>
+          <w:rStyle w:val="NormalTok"/>
+        </w:rPr>
         <w:t xml:space="preserve"> port</w:t>
       </w:r>
       <w:r>
@@ -23882,7 +23961,7 @@
         <w:rPr>
           <w:rStyle w:val="NormalTok"/>
         </w:rPr>
-        <w:t xml:space="preserve"> kapi_tcp_accept </w:t>
+        <w:t xml:space="preserve"> kapi_tcp_send </w:t>
       </w:r>
       <w:r>
         <w:rPr>
@@ -23900,7 +23979,7 @@
         <w:rPr>
           <w:rStyle w:val="NormalTok"/>
         </w:rPr>
-        <w:t xml:space="preserve"> listen_sock</w:t>
+        <w:t xml:space="preserve"> sock</w:t>
       </w:r>
       <w:r>
         <w:rPr>
@@ -23916,9 +23995,21 @@
       </w:r>
       <w:r>
         <w:rPr>
-          <w:rStyle w:val="DataTypeTok"/>
-        </w:rPr>
-        <w:t xml:space="preserve">char</w:t>
+          <w:rStyle w:val="AttributeTok"/>
+        </w:rPr>
+        <w:t xml:space="preserve">const</w:t>
+      </w:r>
+      <w:r>
+        <w:rPr>
+          <w:rStyle w:val="NormalTok"/>
+        </w:rPr>
+        <w:t xml:space="preserve"> </w:t>
+      </w:r>
+      <w:r>
+        <w:rPr>
+          <w:rStyle w:val="DataTypeTok"/>
+        </w:rPr>
+        <w:t xml:space="preserve">void</w:t>
       </w:r>
       <w:r>
         <w:rPr>
@@ -23936,7 +24027,7 @@
         <w:rPr>
           <w:rStyle w:val="NormalTok"/>
         </w:rPr>
-        <w:t xml:space="preserve">ip</w:t>
+        <w:t xml:space="preserve">buf</w:t>
       </w:r>
       <w:r>
         <w:rPr>
@@ -23960,7 +24051,145 @@
         <w:rPr>
           <w:rStyle w:val="NormalTok"/>
         </w:rPr>
-        <w:t xml:space="preserve"> cap</w:t>
+        <w:t xml:space="preserve"> len</w:t>
+      </w:r>
+      <w:r>
+        <w:rPr>
+          <w:rStyle w:val="OperatorTok"/>
+        </w:rPr>
+        <w:t xml:space="preserve">);</w:t>
+      </w:r>
+      <w:r>
+        <w:br/>
+      </w:r>
+      <w:r>
+        <w:rPr>
+          <w:rStyle w:val="DataTypeTok"/>
+        </w:rPr>
+        <w:t xml:space="preserve">int</w:t>
+      </w:r>
+      <w:r>
+        <w:rPr>
+          <w:rStyle w:val="NormalTok"/>
+        </w:rPr>
+        <w:t xml:space="preserve"> kapi_tcp_recv </w:t>
+      </w:r>
+      <w:r>
+        <w:rPr>
+          <w:rStyle w:val="OperatorTok"/>
+        </w:rPr>
+        <w:t xml:space="preserve">(</w:t>
+      </w:r>
+      <w:r>
+        <w:rPr>
+          <w:rStyle w:val="DataTypeTok"/>
+        </w:rPr>
+        <w:t xml:space="preserve">int</w:t>
+      </w:r>
+      <w:r>
+        <w:rPr>
+          <w:rStyle w:val="NormalTok"/>
+        </w:rPr>
+        <w:t xml:space="preserve"> sock</w:t>
+      </w:r>
+      <w:r>
+        <w:rPr>
+          <w:rStyle w:val="OperatorTok"/>
+        </w:rPr>
+        <w:t xml:space="preserve">,</w:t>
+      </w:r>
+      <w:r>
+        <w:rPr>
+          <w:rStyle w:val="NormalTok"/>
+        </w:rPr>
+        <w:t xml:space="preserve"> </w:t>
+      </w:r>
+      <w:r>
+        <w:rPr>
+          <w:rStyle w:val="DataTypeTok"/>
+        </w:rPr>
+        <w:t xml:space="preserve">void</w:t>
+      </w:r>
+      <w:r>
+        <w:rPr>
+          <w:rStyle w:val="NormalTok"/>
+        </w:rPr>
+        <w:t xml:space="preserve"> </w:t>
+      </w:r>
+      <w:r>
+        <w:rPr>
+          <w:rStyle w:val="OperatorTok"/>
+        </w:rPr>
+        <w:t xml:space="preserve">*</w:t>
+      </w:r>
+      <w:r>
+        <w:rPr>
+          <w:rStyle w:val="NormalTok"/>
+        </w:rPr>
+        <w:t xml:space="preserve">buf</w:t>
+      </w:r>
+      <w:r>
+        <w:rPr>
+          <w:rStyle w:val="OperatorTok"/>
+        </w:rPr>
+        <w:t xml:space="preserve">,</w:t>
+      </w:r>
+      <w:r>
+        <w:rPr>
+          <w:rStyle w:val="NormalTok"/>
+        </w:rPr>
+        <w:t xml:space="preserve"> </w:t>
+      </w:r>
+      <w:r>
+        <w:rPr>
+          <w:rStyle w:val="DataTypeTok"/>
+        </w:rPr>
+        <w:t xml:space="preserve">unsigned</w:t>
+      </w:r>
+      <w:r>
+        <w:rPr>
+          <w:rStyle w:val="NormalTok"/>
+        </w:rPr>
+        <w:t xml:space="preserve"> len</w:t>
+      </w:r>
+      <w:r>
+        <w:rPr>
+          <w:rStyle w:val="OperatorTok"/>
+        </w:rPr>
+        <w:t xml:space="preserve">);</w:t>
+      </w:r>
+      <w:r>
+        <w:br/>
+      </w:r>
+      <w:r>
+        <w:rPr>
+          <w:rStyle w:val="DataTypeTok"/>
+        </w:rPr>
+        <w:t xml:space="preserve">void</w:t>
+      </w:r>
+      <w:r>
+        <w:rPr>
+          <w:rStyle w:val="NormalTok"/>
+        </w:rPr>
+        <w:t xml:space="preserve"> kapi_tcp_close </w:t>
+      </w:r>
+      <w:r>
+        <w:rPr>
+          <w:rStyle w:val="OperatorTok"/>
+        </w:rPr>
+        <w:t xml:space="preserve">(</w:t>
+      </w:r>
+      <w:r>
+        <w:rPr>
+          <w:rStyle w:val="DataTypeTok"/>
+        </w:rPr>
+        <w:t xml:space="preserve">int</w:t>
+      </w:r>
+      <w:r>
+        <w:rPr>
+          <w:rStyle w:val="NormalTok"/>
+        </w:rPr>
+        <w:t xml:space="preserve"> sock</w:t>
       </w:r>
       <w:r>
         <w:rPr>
@@ -23974,7 +24203,7 @@
         <w:pStyle w:val="FirstParagraph"/>
       </w:pPr>
       <w:r>
-        <w:t xml:space="preserve">Remote screen (ABI v38). screen_grab: composite the screen into dst (w*h 0x00RRGGBB, w/h = kapi_screen_size) -&gt; 1 / 0, or 2 = unchanged since the previous grab into the same dst (left as is: skip the diff). inject_pointer/inject_key: input as if from the USB mouse (buttons bit0 L, bit1 R, bit2 M; wheel = notches) / keyboard (cooked string).</w:t>
+        <w:t xml:space="preserve">TCP server side (ABI v37). tcp_listen: listening handle &gt;=0 / &lt;0 (-6 port in use). tcp_accept: BLOCKS until a peer connects; connected handle &gt;=0 + peer IP / &lt;0.</w:t>
       </w:r>
     </w:p>
     <w:p>
@@ -23991,7 +24220,7 @@
         <w:rPr>
           <w:rStyle w:val="NormalTok"/>
         </w:rPr>
-        <w:t xml:space="preserve"> kapi_screen_grab </w:t>
+        <w:t xml:space="preserve"> kapi_tcp_listen </w:t>
       </w:r>
       <w:r>
         <w:rPr>
@@ -24009,6 +24238,69 @@
         <w:rPr>
           <w:rStyle w:val="NormalTok"/>
         </w:rPr>
+        <w:t xml:space="preserve"> port</w:t>
+      </w:r>
+      <w:r>
+        <w:rPr>
+          <w:rStyle w:val="OperatorTok"/>
+        </w:rPr>
+        <w:t xml:space="preserve">);</w:t>
+      </w:r>
+      <w:r>
+        <w:br/>
+      </w:r>
+      <w:r>
+        <w:rPr>
+          <w:rStyle w:val="DataTypeTok"/>
+        </w:rPr>
+        <w:t xml:space="preserve">int</w:t>
+      </w:r>
+      <w:r>
+        <w:rPr>
+          <w:rStyle w:val="NormalTok"/>
+        </w:rPr>
+        <w:t xml:space="preserve"> kapi_tcp_accept </w:t>
+      </w:r>
+      <w:r>
+        <w:rPr>
+          <w:rStyle w:val="OperatorTok"/>
+        </w:rPr>
+        <w:t xml:space="preserve">(</w:t>
+      </w:r>
+      <w:r>
+        <w:rPr>
+          <w:rStyle w:val="DataTypeTok"/>
+        </w:rPr>
+        <w:t xml:space="preserve">int</w:t>
+      </w:r>
+      <w:r>
+        <w:rPr>
+          <w:rStyle w:val="NormalTok"/>
+        </w:rPr>
+        <w:t xml:space="preserve"> listen_sock</w:t>
+      </w:r>
+      <w:r>
+        <w:rPr>
+          <w:rStyle w:val="OperatorTok"/>
+        </w:rPr>
+        <w:t xml:space="preserve">,</w:t>
+      </w:r>
+      <w:r>
+        <w:rPr>
+          <w:rStyle w:val="NormalTok"/>
+        </w:rPr>
+        <w:t xml:space="preserve"> </w:t>
+      </w:r>
+      <w:r>
+        <w:rPr>
+          <w:rStyle w:val="DataTypeTok"/>
+        </w:rPr>
+        <w:t xml:space="preserve">char</w:t>
+      </w:r>
+      <w:r>
+        <w:rPr>
+          <w:rStyle w:val="NormalTok"/>
+        </w:rPr>
         <w:t xml:space="preserve"> </w:t>
       </w:r>
       <w:r>
@@ -24021,7 +24313,7 @@
         <w:rPr>
           <w:rStyle w:val="NormalTok"/>
         </w:rPr>
-        <w:t xml:space="preserve">dst</w:t>
+        <w:t xml:space="preserve">ip</w:t>
       </w:r>
       <w:r>
         <w:rPr>
@@ -24039,211 +24331,13 @@
         <w:rPr>
           <w:rStyle w:val="DataTypeTok"/>
         </w:rPr>
-        <w:t xml:space="preserve">int</w:t>
-      </w:r>
-      <w:r>
-        <w:rPr>
-          <w:rStyle w:val="NormalTok"/>
-        </w:rPr>
-        <w:t xml:space="preserve"> w</w:t>
-      </w:r>
-      <w:r>
-        <w:rPr>
-          <w:rStyle w:val="OperatorTok"/>
-        </w:rPr>
-        <w:t xml:space="preserve">,</w:t>
-      </w:r>
-      <w:r>
-        <w:rPr>
-          <w:rStyle w:val="NormalTok"/>
-        </w:rPr>
-        <w:t xml:space="preserve"> </w:t>
-      </w:r>
-      <w:r>
-        <w:rPr>
-          <w:rStyle w:val="DataTypeTok"/>
-        </w:rPr>
-        <w:t xml:space="preserve">int</w:t>
-      </w:r>
-      <w:r>
-        <w:rPr>
-          <w:rStyle w:val="NormalTok"/>
-        </w:rPr>
-        <w:t xml:space="preserve"> h</w:t>
-      </w:r>
-      <w:r>
-        <w:rPr>
-          <w:rStyle w:val="OperatorTok"/>
-        </w:rPr>
-        <w:t xml:space="preserve">);</w:t>
-      </w:r>
-      <w:r>
-        <w:br/>
-      </w:r>
-      <w:r>
-        <w:rPr>
-          <w:rStyle w:val="DataTypeTok"/>
-        </w:rPr>
-        <w:t xml:space="preserve">void</w:t>
-      </w:r>
-      <w:r>
-        <w:rPr>
-          <w:rStyle w:val="NormalTok"/>
-        </w:rPr>
-        <w:t xml:space="preserve"> kapi_inject_pointer </w:t>
-      </w:r>
-      <w:r>
-        <w:rPr>
-          <w:rStyle w:val="OperatorTok"/>
-        </w:rPr>
-        <w:t xml:space="preserve">(</w:t>
-      </w:r>
-      <w:r>
-        <w:rPr>
-          <w:rStyle w:val="DataTypeTok"/>
-        </w:rPr>
-        <w:t xml:space="preserve">int</w:t>
-      </w:r>
-      <w:r>
-        <w:rPr>
-          <w:rStyle w:val="NormalTok"/>
-        </w:rPr>
-        <w:t xml:space="preserve"> x</w:t>
-      </w:r>
-      <w:r>
-        <w:rPr>
-          <w:rStyle w:val="OperatorTok"/>
-        </w:rPr>
-        <w:t xml:space="preserve">,</w:t>
-      </w:r>
-      <w:r>
-        <w:rPr>
-          <w:rStyle w:val="NormalTok"/>
-        </w:rPr>
-        <w:t xml:space="preserve"> </w:t>
-      </w:r>
-      <w:r>
-        <w:rPr>
-          <w:rStyle w:val="DataTypeTok"/>
-        </w:rPr>
-        <w:t xml:space="preserve">int</w:t>
-      </w:r>
-      <w:r>
-        <w:rPr>
-          <w:rStyle w:val="NormalTok"/>
-        </w:rPr>
-        <w:t xml:space="preserve"> y</w:t>
-      </w:r>
-      <w:r>
-        <w:rPr>
-          <w:rStyle w:val="OperatorTok"/>
-        </w:rPr>
-        <w:t xml:space="preserve">,</w:t>
-      </w:r>
-      <w:r>
-        <w:rPr>
-          <w:rStyle w:val="NormalTok"/>
-        </w:rPr>
-        <w:t xml:space="preserve"> </w:t>
-      </w:r>
-      <w:r>
-        <w:rPr>
-          <w:rStyle w:val="DataTypeTok"/>
-        </w:rPr>
         <w:t xml:space="preserve">unsigned</w:t>
       </w:r>
       <w:r>
         <w:rPr>
           <w:rStyle w:val="NormalTok"/>
         </w:rPr>
-        <w:t xml:space="preserve"> buttons</w:t>
-      </w:r>
-      <w:r>
-        <w:rPr>
-          <w:rStyle w:val="OperatorTok"/>
-        </w:rPr>
-        <w:t xml:space="preserve">,</w:t>
-      </w:r>
-      <w:r>
-        <w:rPr>
-          <w:rStyle w:val="NormalTok"/>
-        </w:rPr>
-        <w:t xml:space="preserve"> </w:t>
-      </w:r>
-      <w:r>
-        <w:rPr>
-          <w:rStyle w:val="DataTypeTok"/>
-        </w:rPr>
-        <w:t xml:space="preserve">int</w:t>
-      </w:r>
-      <w:r>
-        <w:rPr>
-          <w:rStyle w:val="NormalTok"/>
-        </w:rPr>
-        <w:t xml:space="preserve"> wheel</w:t>
-      </w:r>
-      <w:r>
-        <w:rPr>
-          <w:rStyle w:val="OperatorTok"/>
-        </w:rPr>
-        <w:t xml:space="preserve">);</w:t>
-      </w:r>
-      <w:r>
-        <w:br/>
-      </w:r>
-      <w:r>
-        <w:rPr>
-          <w:rStyle w:val="DataTypeTok"/>
-        </w:rPr>
-        <w:t xml:space="preserve">void</w:t>
-      </w:r>
-      <w:r>
-        <w:rPr>
-          <w:rStyle w:val="NormalTok"/>
-        </w:rPr>
-        <w:t xml:space="preserve"> kapi_inject_key </w:t>
-      </w:r>
-      <w:r>
-        <w:rPr>
-          <w:rStyle w:val="OperatorTok"/>
-        </w:rPr>
-        <w:t xml:space="preserve">(</w:t>
-      </w:r>
-      <w:r>
-        <w:rPr>
-          <w:rStyle w:val="AttributeTok"/>
-        </w:rPr>
-        <w:t xml:space="preserve">const</w:t>
-      </w:r>
-      <w:r>
-        <w:rPr>
-          <w:rStyle w:val="NormalTok"/>
-        </w:rPr>
-        <w:t xml:space="preserve"> </w:t>
-      </w:r>
-      <w:r>
-        <w:rPr>
-          <w:rStyle w:val="DataTypeTok"/>
-        </w:rPr>
-        <w:t xml:space="preserve">char</w:t>
-      </w:r>
-      <w:r>
-        <w:rPr>
-          <w:rStyle w:val="NormalTok"/>
-        </w:rPr>
-        <w:t xml:space="preserve"> </w:t>
-      </w:r>
-      <w:r>
-        <w:rPr>
-          <w:rStyle w:val="OperatorTok"/>
-        </w:rPr>
-        <w:t xml:space="preserve">*</w:t>
-      </w:r>
-      <w:r>
-        <w:rPr>
-          <w:rStyle w:val="NormalTok"/>
-        </w:rPr>
-        <w:t xml:space="preserve">keys</w:t>
+        <w:t xml:space="preserve"> cap</w:t>
       </w:r>
       <w:r>
         <w:rPr>
@@ -24257,22 +24351,7 @@
         <w:pStyle w:val="FirstParagraph"/>
       </w:pPr>
       <w:r>
-        <w:t xml:space="preserve">Named IPC services (ABI v40): ipc_register -&gt; become service</w:t>
-      </w:r>
-      <w:r>
-        <w:t xml:space="preserve"> </w:t>
-      </w:r>
-      <w:r>
-        <w:rPr>
-          <w:rStyle w:val="VerbatimChar"/>
-        </w:rPr>
-        <w:t xml:space="preserve">name</w:t>
-      </w:r>
-      <w:r>
-        <w:t xml:space="preserve"> </w:t>
-      </w:r>
-      <w:r>
-        <w:t xml:space="preserve">(1 / 0 taken); ipc_lookup -&gt; its pid or 0. Messages go through kapi_mailbox_send / _recv (&lt;= 512 B).</w:t>
+        <w:t xml:space="preserve">Remote screen (ABI v38). screen_grab: composite the screen into dst (w*h 0x00RRGGBB, w/h = kapi_screen_size) -&gt; 1 / 0, or 2 = unchanged since the previous grab into the same dst (left as is: skip the diff). inject_pointer/inject_key: input as if from the USB mouse (buttons bit0 L, bit1 R, bit2 M; wheel = notches) / keyboard (cooked string).</w:t>
       </w:r>
     </w:p>
     <w:p>
@@ -24289,7 +24368,7 @@
         <w:rPr>
           <w:rStyle w:val="NormalTok"/>
         </w:rPr>
-        <w:t xml:space="preserve"> kapi_ipc_register </w:t>
+        <w:t xml:space="preserve"> kapi_screen_grab </w:t>
       </w:r>
       <w:r>
         <w:rPr>
@@ -24299,6 +24378,216 @@
       </w:r>
       <w:r>
         <w:rPr>
+          <w:rStyle w:val="DataTypeTok"/>
+        </w:rPr>
+        <w:t xml:space="preserve">unsigned</w:t>
+      </w:r>
+      <w:r>
+        <w:rPr>
+          <w:rStyle w:val="NormalTok"/>
+        </w:rPr>
+        <w:t xml:space="preserve"> </w:t>
+      </w:r>
+      <w:r>
+        <w:rPr>
+          <w:rStyle w:val="OperatorTok"/>
+        </w:rPr>
+        <w:t xml:space="preserve">*</w:t>
+      </w:r>
+      <w:r>
+        <w:rPr>
+          <w:rStyle w:val="NormalTok"/>
+        </w:rPr>
+        <w:t xml:space="preserve">dst</w:t>
+      </w:r>
+      <w:r>
+        <w:rPr>
+          <w:rStyle w:val="OperatorTok"/>
+        </w:rPr>
+        <w:t xml:space="preserve">,</w:t>
+      </w:r>
+      <w:r>
+        <w:rPr>
+          <w:rStyle w:val="NormalTok"/>
+        </w:rPr>
+        <w:t xml:space="preserve"> </w:t>
+      </w:r>
+      <w:r>
+        <w:rPr>
+          <w:rStyle w:val="DataTypeTok"/>
+        </w:rPr>
+        <w:t xml:space="preserve">int</w:t>
+      </w:r>
+      <w:r>
+        <w:rPr>
+          <w:rStyle w:val="NormalTok"/>
+        </w:rPr>
+        <w:t xml:space="preserve"> w</w:t>
+      </w:r>
+      <w:r>
+        <w:rPr>
+          <w:rStyle w:val="OperatorTok"/>
+        </w:rPr>
+        <w:t xml:space="preserve">,</w:t>
+      </w:r>
+      <w:r>
+        <w:rPr>
+          <w:rStyle w:val="NormalTok"/>
+        </w:rPr>
+        <w:t xml:space="preserve"> </w:t>
+      </w:r>
+      <w:r>
+        <w:rPr>
+          <w:rStyle w:val="DataTypeTok"/>
+        </w:rPr>
+        <w:t xml:space="preserve">int</w:t>
+      </w:r>
+      <w:r>
+        <w:rPr>
+          <w:rStyle w:val="NormalTok"/>
+        </w:rPr>
+        <w:t xml:space="preserve"> h</w:t>
+      </w:r>
+      <w:r>
+        <w:rPr>
+          <w:rStyle w:val="OperatorTok"/>
+        </w:rPr>
+        <w:t xml:space="preserve">);</w:t>
+      </w:r>
+      <w:r>
+        <w:br/>
+      </w:r>
+      <w:r>
+        <w:rPr>
+          <w:rStyle w:val="DataTypeTok"/>
+        </w:rPr>
+        <w:t xml:space="preserve">void</w:t>
+      </w:r>
+      <w:r>
+        <w:rPr>
+          <w:rStyle w:val="NormalTok"/>
+        </w:rPr>
+        <w:t xml:space="preserve"> kapi_inject_pointer </w:t>
+      </w:r>
+      <w:r>
+        <w:rPr>
+          <w:rStyle w:val="OperatorTok"/>
+        </w:rPr>
+        <w:t xml:space="preserve">(</w:t>
+      </w:r>
+      <w:r>
+        <w:rPr>
+          <w:rStyle w:val="DataTypeTok"/>
+        </w:rPr>
+        <w:t xml:space="preserve">int</w:t>
+      </w:r>
+      <w:r>
+        <w:rPr>
+          <w:rStyle w:val="NormalTok"/>
+        </w:rPr>
+        <w:t xml:space="preserve"> x</w:t>
+      </w:r>
+      <w:r>
+        <w:rPr>
+          <w:rStyle w:val="OperatorTok"/>
+        </w:rPr>
+        <w:t xml:space="preserve">,</w:t>
+      </w:r>
+      <w:r>
+        <w:rPr>
+          <w:rStyle w:val="NormalTok"/>
+        </w:rPr>
+        <w:t xml:space="preserve"> </w:t>
+      </w:r>
+      <w:r>
+        <w:rPr>
+          <w:rStyle w:val="DataTypeTok"/>
+        </w:rPr>
+        <w:t xml:space="preserve">int</w:t>
+      </w:r>
+      <w:r>
+        <w:rPr>
+          <w:rStyle w:val="NormalTok"/>
+        </w:rPr>
+        <w:t xml:space="preserve"> y</w:t>
+      </w:r>
+      <w:r>
+        <w:rPr>
+          <w:rStyle w:val="OperatorTok"/>
+        </w:rPr>
+        <w:t xml:space="preserve">,</w:t>
+      </w:r>
+      <w:r>
+        <w:rPr>
+          <w:rStyle w:val="NormalTok"/>
+        </w:rPr>
+        <w:t xml:space="preserve"> </w:t>
+      </w:r>
+      <w:r>
+        <w:rPr>
+          <w:rStyle w:val="DataTypeTok"/>
+        </w:rPr>
+        <w:t xml:space="preserve">unsigned</w:t>
+      </w:r>
+      <w:r>
+        <w:rPr>
+          <w:rStyle w:val="NormalTok"/>
+        </w:rPr>
+        <w:t xml:space="preserve"> buttons</w:t>
+      </w:r>
+      <w:r>
+        <w:rPr>
+          <w:rStyle w:val="OperatorTok"/>
+        </w:rPr>
+        <w:t xml:space="preserve">,</w:t>
+      </w:r>
+      <w:r>
+        <w:rPr>
+          <w:rStyle w:val="NormalTok"/>
+        </w:rPr>
+        <w:t xml:space="preserve"> </w:t>
+      </w:r>
+      <w:r>
+        <w:rPr>
+          <w:rStyle w:val="DataTypeTok"/>
+        </w:rPr>
+        <w:t xml:space="preserve">int</w:t>
+      </w:r>
+      <w:r>
+        <w:rPr>
+          <w:rStyle w:val="NormalTok"/>
+        </w:rPr>
+        <w:t xml:space="preserve"> wheel</w:t>
+      </w:r>
+      <w:r>
+        <w:rPr>
+          <w:rStyle w:val="OperatorTok"/>
+        </w:rPr>
+        <w:t xml:space="preserve">);</w:t>
+      </w:r>
+      <w:r>
+        <w:br/>
+      </w:r>
+      <w:r>
+        <w:rPr>
+          <w:rStyle w:val="DataTypeTok"/>
+        </w:rPr>
+        <w:t xml:space="preserve">void</w:t>
+      </w:r>
+      <w:r>
+        <w:rPr>
+          <w:rStyle w:val="NormalTok"/>
+        </w:rPr>
+        <w:t xml:space="preserve"> kapi_inject_key </w:t>
+      </w:r>
+      <w:r>
+        <w:rPr>
+          <w:rStyle w:val="OperatorTok"/>
+        </w:rPr>
+        <w:t xml:space="preserve">(</w:t>
+      </w:r>
+      <w:r>
+        <w:rPr>
           <w:rStyle w:val="AttributeTok"/>
         </w:rPr>
         <w:t xml:space="preserve">const</w:t>
@@ -24331,70 +24620,7 @@
         <w:rPr>
           <w:rStyle w:val="NormalTok"/>
         </w:rPr>
-        <w:t xml:space="preserve">name</w:t>
-      </w:r>
-      <w:r>
-        <w:rPr>
-          <w:rStyle w:val="OperatorTok"/>
-        </w:rPr>
-        <w:t xml:space="preserve">);</w:t>
-      </w:r>
-      <w:r>
-        <w:br/>
-      </w:r>
-      <w:r>
-        <w:rPr>
-          <w:rStyle w:val="DataTypeTok"/>
-        </w:rPr>
-        <w:t xml:space="preserve">int</w:t>
-      </w:r>
-      <w:r>
-        <w:rPr>
-          <w:rStyle w:val="NormalTok"/>
-        </w:rPr>
-        <w:t xml:space="preserve"> kapi_ipc_lookup </w:t>
-      </w:r>
-      <w:r>
-        <w:rPr>
-          <w:rStyle w:val="OperatorTok"/>
-        </w:rPr>
-        <w:t xml:space="preserve">(</w:t>
-      </w:r>
-      <w:r>
-        <w:rPr>
-          <w:rStyle w:val="AttributeTok"/>
-        </w:rPr>
-        <w:t xml:space="preserve">const</w:t>
-      </w:r>
-      <w:r>
-        <w:rPr>
-          <w:rStyle w:val="NormalTok"/>
-        </w:rPr>
-        <w:t xml:space="preserve"> </w:t>
-      </w:r>
-      <w:r>
-        <w:rPr>
-          <w:rStyle w:val="DataTypeTok"/>
-        </w:rPr>
-        <w:t xml:space="preserve">char</w:t>
-      </w:r>
-      <w:r>
-        <w:rPr>
-          <w:rStyle w:val="NormalTok"/>
-        </w:rPr>
-        <w:t xml:space="preserve"> </w:t>
-      </w:r>
-      <w:r>
-        <w:rPr>
-          <w:rStyle w:val="OperatorTok"/>
-        </w:rPr>
-        <w:t xml:space="preserve">*</w:t>
-      </w:r>
-      <w:r>
-        <w:rPr>
-          <w:rStyle w:val="NormalTok"/>
-        </w:rPr>
-        <w:t xml:space="preserve">name</w:t>
+        <w:t xml:space="preserve">keys</w:t>
       </w:r>
       <w:r>
         <w:rPr>
@@ -24408,7 +24634,22 @@
         <w:pStyle w:val="FirstParagraph"/>
       </w:pPr>
       <w:r>
-        <w:t xml:space="preserve">System clipboard (ABI v40): see clipboard.h for the helpers. Types:</w:t>
+        <w:t xml:space="preserve">Named IPC services (ABI v40): ipc_register -&gt; become service</w:t>
+      </w:r>
+      <w:r>
+        <w:t xml:space="preserve"> </w:t>
+      </w:r>
+      <w:r>
+        <w:rPr>
+          <w:rStyle w:val="VerbatimChar"/>
+        </w:rPr>
+        <w:t xml:space="preserve">name</w:t>
+      </w:r>
+      <w:r>
+        <w:t xml:space="preserve"> </w:t>
+      </w:r>
+      <w:r>
+        <w:t xml:space="preserve">(1 / 0 taken); ipc_lookup -&gt; its pid or 0. Messages go through kapi_mailbox_send / _recv (&lt;= 512 B).</w:t>
       </w:r>
     </w:p>
     <w:p>
@@ -24417,81 +24658,126 @@
       </w:pPr>
       <w:r>
         <w:rPr>
-          <w:rStyle w:val="PreprocessorTok"/>
-        </w:rPr>
-        <w:t xml:space="preserve">#define CLIP_TEXT   </w:t>
-      </w:r>
-      <w:r>
-        <w:rPr>
-          <w:rStyle w:val="DecValTok"/>
-        </w:rPr>
-        <w:t xml:space="preserve">1</w:t>
-      </w:r>
-      <w:r>
-        <w:rPr>
-          <w:rStyle w:val="PreprocessorTok"/>
-        </w:rPr>
-        <w:t xml:space="preserve">       </w:t>
-      </w:r>
-      <w:r>
-        <w:rPr>
-          <w:rStyle w:val="CommentTok"/>
-        </w:rPr>
-        <w:t xml:space="preserve">// plain text</w:t>
+          <w:rStyle w:val="DataTypeTok"/>
+        </w:rPr>
+        <w:t xml:space="preserve">int</w:t>
+      </w:r>
+      <w:r>
+        <w:rPr>
+          <w:rStyle w:val="NormalTok"/>
+        </w:rPr>
+        <w:t xml:space="preserve"> kapi_ipc_register </w:t>
+      </w:r>
+      <w:r>
+        <w:rPr>
+          <w:rStyle w:val="OperatorTok"/>
+        </w:rPr>
+        <w:t xml:space="preserve">(</w:t>
+      </w:r>
+      <w:r>
+        <w:rPr>
+          <w:rStyle w:val="AttributeTok"/>
+        </w:rPr>
+        <w:t xml:space="preserve">const</w:t>
+      </w:r>
+      <w:r>
+        <w:rPr>
+          <w:rStyle w:val="NormalTok"/>
+        </w:rPr>
+        <w:t xml:space="preserve"> </w:t>
+      </w:r>
+      <w:r>
+        <w:rPr>
+          <w:rStyle w:val="DataTypeTok"/>
+        </w:rPr>
+        <w:t xml:space="preserve">char</w:t>
+      </w:r>
+      <w:r>
+        <w:rPr>
+          <w:rStyle w:val="NormalTok"/>
+        </w:rPr>
+        <w:t xml:space="preserve"> </w:t>
+      </w:r>
+      <w:r>
+        <w:rPr>
+          <w:rStyle w:val="OperatorTok"/>
+        </w:rPr>
+        <w:t xml:space="preserve">*</w:t>
+      </w:r>
+      <w:r>
+        <w:rPr>
+          <w:rStyle w:val="NormalTok"/>
+        </w:rPr>
+        <w:t xml:space="preserve">name</w:t>
+      </w:r>
+      <w:r>
+        <w:rPr>
+          <w:rStyle w:val="OperatorTok"/>
+        </w:rPr>
+        <w:t xml:space="preserve">);</w:t>
       </w:r>
       <w:r>
         <w:br/>
       </w:r>
       <w:r>
         <w:rPr>
-          <w:rStyle w:val="PreprocessorTok"/>
-        </w:rPr>
-        <w:t xml:space="preserve">#define CLIP_FILES  </w:t>
-      </w:r>
-      <w:r>
-        <w:rPr>
-          <w:rStyle w:val="DecValTok"/>
-        </w:rPr>
-        <w:t xml:space="preserve">2</w:t>
-      </w:r>
-      <w:r>
-        <w:rPr>
-          <w:rStyle w:val="PreprocessorTok"/>
-        </w:rPr>
-        <w:t xml:space="preserve">       </w:t>
-      </w:r>
-      <w:r>
-        <w:rPr>
-          <w:rStyle w:val="CommentTok"/>
-        </w:rPr>
-        <w:t xml:space="preserve">// file/folder paths, '\n'-separated (copied)</w:t>
-      </w:r>
-      <w:r>
-        <w:br/>
-      </w:r>
-      <w:r>
-        <w:rPr>
-          <w:rStyle w:val="PreprocessorTok"/>
-        </w:rPr>
-        <w:t xml:space="preserve">#define CLIP_FILES_CUT  </w:t>
-      </w:r>
-      <w:r>
-        <w:rPr>
-          <w:rStyle w:val="DecValTok"/>
-        </w:rPr>
-        <w:t xml:space="preserve">3</w:t>
-      </w:r>
-      <w:r>
-        <w:rPr>
-          <w:rStyle w:val="PreprocessorTok"/>
-        </w:rPr>
-        <w:t xml:space="preserve">       </w:t>
-      </w:r>
-      <w:r>
-        <w:rPr>
-          <w:rStyle w:val="CommentTok"/>
-        </w:rPr>
-        <w:t xml:space="preserve">// same, cut (the paste moves them)</w:t>
+          <w:rStyle w:val="DataTypeTok"/>
+        </w:rPr>
+        <w:t xml:space="preserve">int</w:t>
+      </w:r>
+      <w:r>
+        <w:rPr>
+          <w:rStyle w:val="NormalTok"/>
+        </w:rPr>
+        <w:t xml:space="preserve"> kapi_ipc_lookup </w:t>
+      </w:r>
+      <w:r>
+        <w:rPr>
+          <w:rStyle w:val="OperatorTok"/>
+        </w:rPr>
+        <w:t xml:space="preserve">(</w:t>
+      </w:r>
+      <w:r>
+        <w:rPr>
+          <w:rStyle w:val="AttributeTok"/>
+        </w:rPr>
+        <w:t xml:space="preserve">const</w:t>
+      </w:r>
+      <w:r>
+        <w:rPr>
+          <w:rStyle w:val="NormalTok"/>
+        </w:rPr>
+        <w:t xml:space="preserve"> </w:t>
+      </w:r>
+      <w:r>
+        <w:rPr>
+          <w:rStyle w:val="DataTypeTok"/>
+        </w:rPr>
+        <w:t xml:space="preserve">char</w:t>
+      </w:r>
+      <w:r>
+        <w:rPr>
+          <w:rStyle w:val="NormalTok"/>
+        </w:rPr>
+        <w:t xml:space="preserve"> </w:t>
+      </w:r>
+      <w:r>
+        <w:rPr>
+          <w:rStyle w:val="OperatorTok"/>
+        </w:rPr>
+        <w:t xml:space="preserve">*</w:t>
+      </w:r>
+      <w:r>
+        <w:rPr>
+          <w:rStyle w:val="NormalTok"/>
+        </w:rPr>
+        <w:t xml:space="preserve">name</w:t>
+      </w:r>
+      <w:r>
+        <w:rPr>
+          <w:rStyle w:val="OperatorTok"/>
+        </w:rPr>
+        <w:t xml:space="preserve">);</w:t>
       </w:r>
     </w:p>
     <w:p>
@@ -24499,7 +24785,7 @@
         <w:pStyle w:val="FirstParagraph"/>
       </w:pPr>
       <w:r>
-        <w:t xml:space="preserve">The clipboard replaced by the n bytes of d (64 KB at most, n 0 empties it) of the type CLIP_* -&gt; the bytes kept (0 too for a bad pointer, the clipboard then as it was).</w:t>
+        <w:t xml:space="preserve">System clipboard (ABI v40): see clipboard.h for the helpers. Types:</w:t>
       </w:r>
     </w:p>
     <w:p>
@@ -24508,111 +24794,81 @@
       </w:pPr>
       <w:r>
         <w:rPr>
-          <w:rStyle w:val="DataTypeTok"/>
-        </w:rPr>
-        <w:t xml:space="preserve">int</w:t>
-      </w:r>
-      <w:r>
-        <w:rPr>
-          <w:rStyle w:val="NormalTok"/>
-        </w:rPr>
-        <w:t xml:space="preserve"> kapi_clipboard_set </w:t>
-      </w:r>
-      <w:r>
-        <w:rPr>
-          <w:rStyle w:val="OperatorTok"/>
-        </w:rPr>
-        <w:t xml:space="preserve">(</w:t>
-      </w:r>
-      <w:r>
-        <w:rPr>
-          <w:rStyle w:val="DataTypeTok"/>
-        </w:rPr>
-        <w:t xml:space="preserve">int</w:t>
-      </w:r>
-      <w:r>
-        <w:rPr>
-          <w:rStyle w:val="NormalTok"/>
-        </w:rPr>
-        <w:t xml:space="preserve"> type</w:t>
-      </w:r>
-      <w:r>
-        <w:rPr>
-          <w:rStyle w:val="OperatorTok"/>
-        </w:rPr>
-        <w:t xml:space="preserve">,</w:t>
-      </w:r>
-      <w:r>
-        <w:rPr>
-          <w:rStyle w:val="NormalTok"/>
-        </w:rPr>
-        <w:t xml:space="preserve"> </w:t>
-      </w:r>
-      <w:r>
-        <w:rPr>
-          <w:rStyle w:val="AttributeTok"/>
-        </w:rPr>
-        <w:t xml:space="preserve">const</w:t>
-      </w:r>
-      <w:r>
-        <w:rPr>
-          <w:rStyle w:val="NormalTok"/>
-        </w:rPr>
-        <w:t xml:space="preserve"> </w:t>
-      </w:r>
-      <w:r>
-        <w:rPr>
-          <w:rStyle w:val="DataTypeTok"/>
-        </w:rPr>
-        <w:t xml:space="preserve">void</w:t>
-      </w:r>
-      <w:r>
-        <w:rPr>
-          <w:rStyle w:val="NormalTok"/>
-        </w:rPr>
-        <w:t xml:space="preserve"> </w:t>
-      </w:r>
-      <w:r>
-        <w:rPr>
-          <w:rStyle w:val="OperatorTok"/>
-        </w:rPr>
-        <w:t xml:space="preserve">*</w:t>
-      </w:r>
-      <w:r>
-        <w:rPr>
-          <w:rStyle w:val="NormalTok"/>
-        </w:rPr>
-        <w:t xml:space="preserve">d</w:t>
-      </w:r>
-      <w:r>
-        <w:rPr>
-          <w:rStyle w:val="OperatorTok"/>
-        </w:rPr>
-        <w:t xml:space="preserve">,</w:t>
-      </w:r>
-      <w:r>
-        <w:rPr>
-          <w:rStyle w:val="NormalTok"/>
-        </w:rPr>
-        <w:t xml:space="preserve"> </w:t>
-      </w:r>
-      <w:r>
-        <w:rPr>
-          <w:rStyle w:val="DataTypeTok"/>
-        </w:rPr>
-        <w:t xml:space="preserve">unsigned</w:t>
-      </w:r>
-      <w:r>
-        <w:rPr>
-          <w:rStyle w:val="NormalTok"/>
-        </w:rPr>
-        <w:t xml:space="preserve"> n</w:t>
-      </w:r>
-      <w:r>
-        <w:rPr>
-          <w:rStyle w:val="OperatorTok"/>
-        </w:rPr>
-        <w:t xml:space="preserve">);</w:t>
+          <w:rStyle w:val="PreprocessorTok"/>
+        </w:rPr>
+        <w:t xml:space="preserve">#define CLIP_TEXT   </w:t>
+      </w:r>
+      <w:r>
+        <w:rPr>
+          <w:rStyle w:val="DecValTok"/>
+        </w:rPr>
+        <w:t xml:space="preserve">1</w:t>
+      </w:r>
+      <w:r>
+        <w:rPr>
+          <w:rStyle w:val="PreprocessorTok"/>
+        </w:rPr>
+        <w:t xml:space="preserve">       </w:t>
+      </w:r>
+      <w:r>
+        <w:rPr>
+          <w:rStyle w:val="CommentTok"/>
+        </w:rPr>
+        <w:t xml:space="preserve">// plain text</w:t>
+      </w:r>
+      <w:r>
+        <w:br/>
+      </w:r>
+      <w:r>
+        <w:rPr>
+          <w:rStyle w:val="PreprocessorTok"/>
+        </w:rPr>
+        <w:t xml:space="preserve">#define CLIP_FILES  </w:t>
+      </w:r>
+      <w:r>
+        <w:rPr>
+          <w:rStyle w:val="DecValTok"/>
+        </w:rPr>
+        <w:t xml:space="preserve">2</w:t>
+      </w:r>
+      <w:r>
+        <w:rPr>
+          <w:rStyle w:val="PreprocessorTok"/>
+        </w:rPr>
+        <w:t xml:space="preserve">       </w:t>
+      </w:r>
+      <w:r>
+        <w:rPr>
+          <w:rStyle w:val="CommentTok"/>
+        </w:rPr>
+        <w:t xml:space="preserve">// file/folder paths, '\n'-separated (copied)</w:t>
+      </w:r>
+      <w:r>
+        <w:br/>
+      </w:r>
+      <w:r>
+        <w:rPr>
+          <w:rStyle w:val="PreprocessorTok"/>
+        </w:rPr>
+        <w:t xml:space="preserve">#define CLIP_FILES_CUT  </w:t>
+      </w:r>
+      <w:r>
+        <w:rPr>
+          <w:rStyle w:val="DecValTok"/>
+        </w:rPr>
+        <w:t xml:space="preserve">3</w:t>
+      </w:r>
+      <w:r>
+        <w:rPr>
+          <w:rStyle w:val="PreprocessorTok"/>
+        </w:rPr>
+        <w:t xml:space="preserve">       </w:t>
+      </w:r>
+      <w:r>
+        <w:rPr>
+          <w:rStyle w:val="CommentTok"/>
+        </w:rPr>
+        <w:t xml:space="preserve">// same, cut (the paste moves them)</w:t>
       </w:r>
     </w:p>
     <w:p>
@@ -24620,7 +24876,7 @@
         <w:pStyle w:val="FirstParagraph"/>
       </w:pPr>
       <w:r>
-        <w:t xml:space="preserve">Up to cap bytes of the clipboard into b, its type and its serial (which changes at every set) -&gt; the content's whole length, 0 empty. b, type and serial may each be 0.</w:t>
+        <w:t xml:space="preserve">The clipboard replaced by the n bytes of d (64 KB at most, n 0 empties it) of the type CLIP_* -&gt; the bytes kept (0 too for a bad pointer, the clipboard then as it was).</w:t>
       </w:r>
     </w:p>
     <w:p>
@@ -24637,7 +24893,7 @@
         <w:rPr>
           <w:rStyle w:val="NormalTok"/>
         </w:rPr>
-        <w:t xml:space="preserve"> kapi_clipboard_get </w:t>
+        <w:t xml:space="preserve"> kapi_clipboard_set </w:t>
       </w:r>
       <w:r>
         <w:rPr>
@@ -24655,6 +24911,42 @@
         <w:rPr>
           <w:rStyle w:val="NormalTok"/>
         </w:rPr>
+        <w:t xml:space="preserve"> type</w:t>
+      </w:r>
+      <w:r>
+        <w:rPr>
+          <w:rStyle w:val="OperatorTok"/>
+        </w:rPr>
+        <w:t xml:space="preserve">,</w:t>
+      </w:r>
+      <w:r>
+        <w:rPr>
+          <w:rStyle w:val="NormalTok"/>
+        </w:rPr>
+        <w:t xml:space="preserve"> </w:t>
+      </w:r>
+      <w:r>
+        <w:rPr>
+          <w:rStyle w:val="AttributeTok"/>
+        </w:rPr>
+        <w:t xml:space="preserve">const</w:t>
+      </w:r>
+      <w:r>
+        <w:rPr>
+          <w:rStyle w:val="NormalTok"/>
+        </w:rPr>
+        <w:t xml:space="preserve"> </w:t>
+      </w:r>
+      <w:r>
+        <w:rPr>
+          <w:rStyle w:val="DataTypeTok"/>
+        </w:rPr>
+        <w:t xml:space="preserve">void</w:t>
+      </w:r>
+      <w:r>
+        <w:rPr>
+          <w:rStyle w:val="NormalTok"/>
+        </w:rPr>
         <w:t xml:space="preserve"> </w:t>
       </w:r>
       <w:r>
@@ -24667,7 +24959,7 @@
         <w:rPr>
           <w:rStyle w:val="NormalTok"/>
         </w:rPr>
-        <w:t xml:space="preserve">type</w:t>
+        <w:t xml:space="preserve">d</w:t>
       </w:r>
       <w:r>
         <w:rPr>
@@ -24685,85 +24977,13 @@
         <w:rPr>
           <w:rStyle w:val="DataTypeTok"/>
         </w:rPr>
-        <w:t xml:space="preserve">void</w:t>
-      </w:r>
-      <w:r>
-        <w:rPr>
-          <w:rStyle w:val="NormalTok"/>
-        </w:rPr>
-        <w:t xml:space="preserve"> </w:t>
-      </w:r>
-      <w:r>
-        <w:rPr>
-          <w:rStyle w:val="OperatorTok"/>
-        </w:rPr>
-        <w:t xml:space="preserve">*</w:t>
-      </w:r>
-      <w:r>
-        <w:rPr>
-          <w:rStyle w:val="NormalTok"/>
-        </w:rPr>
-        <w:t xml:space="preserve">b</w:t>
-      </w:r>
-      <w:r>
-        <w:rPr>
-          <w:rStyle w:val="OperatorTok"/>
-        </w:rPr>
-        <w:t xml:space="preserve">,</w:t>
-      </w:r>
-      <w:r>
-        <w:rPr>
-          <w:rStyle w:val="NormalTok"/>
-        </w:rPr>
-        <w:t xml:space="preserve"> </w:t>
-      </w:r>
-      <w:r>
-        <w:rPr>
-          <w:rStyle w:val="DataTypeTok"/>
-        </w:rPr>
         <w:t xml:space="preserve">unsigned</w:t>
       </w:r>
       <w:r>
         <w:rPr>
           <w:rStyle w:val="NormalTok"/>
         </w:rPr>
-        <w:t xml:space="preserve"> cap</w:t>
-      </w:r>
-      <w:r>
-        <w:rPr>
-          <w:rStyle w:val="OperatorTok"/>
-        </w:rPr>
-        <w:t xml:space="preserve">,</w:t>
-      </w:r>
-      <w:r>
-        <w:rPr>
-          <w:rStyle w:val="NormalTok"/>
-        </w:rPr>
-        <w:t xml:space="preserve"> </w:t>
-      </w:r>
-      <w:r>
-        <w:rPr>
-          <w:rStyle w:val="DataTypeTok"/>
-        </w:rPr>
-        <w:t xml:space="preserve">unsigned</w:t>
-      </w:r>
-      <w:r>
-        <w:rPr>
-          <w:rStyle w:val="NormalTok"/>
-        </w:rPr>
-        <w:t xml:space="preserve"> </w:t>
-      </w:r>
-      <w:r>
-        <w:rPr>
-          <w:rStyle w:val="OperatorTok"/>
-        </w:rPr>
-        <w:t xml:space="preserve">*</w:t>
-      </w:r>
-      <w:r>
-        <w:rPr>
-          <w:rStyle w:val="NormalTok"/>
-        </w:rPr>
-        <w:t xml:space="preserve">serial</w:t>
+        <w:t xml:space="preserve"> n</w:t>
       </w:r>
       <w:r>
         <w:rPr>
@@ -24777,7 +24997,7 @@
         <w:pStyle w:val="FirstParagraph"/>
       </w:pPr>
       <w:r>
-        <w:t xml:space="preserve">End of session (0 = halt, 1 = restart).</w:t>
+        <w:t xml:space="preserve">Up to cap bytes of the clipboard into b, its type and its serial (which changes at every set) -&gt; the content's whole length, 0 empty. b, type and serial may each be 0.</w:t>
       </w:r>
     </w:p>
     <w:p>
@@ -24786,33 +25006,57 @@
       </w:pPr>
       <w:r>
         <w:rPr>
-          <w:rStyle w:val="PreprocessorTok"/>
-        </w:rPr>
-        <w:t xml:space="preserve">#define SHUTDOWN_HALT       </w:t>
-      </w:r>
-      <w:r>
-        <w:rPr>
-          <w:rStyle w:val="DecValTok"/>
-        </w:rPr>
-        <w:t xml:space="preserve">0</w:t>
-      </w:r>
-      <w:r>
-        <w:br/>
-      </w:r>
-      <w:r>
-        <w:rPr>
-          <w:rStyle w:val="PreprocessorTok"/>
-        </w:rPr>
-        <w:t xml:space="preserve">#define SHUTDOWN_RESTART    </w:t>
-      </w:r>
-      <w:r>
-        <w:rPr>
-          <w:rStyle w:val="DecValTok"/>
-        </w:rPr>
-        <w:t xml:space="preserve">1</w:t>
-      </w:r>
-      <w:r>
-        <w:br/>
+          <w:rStyle w:val="DataTypeTok"/>
+        </w:rPr>
+        <w:t xml:space="preserve">int</w:t>
+      </w:r>
+      <w:r>
+        <w:rPr>
+          <w:rStyle w:val="NormalTok"/>
+        </w:rPr>
+        <w:t xml:space="preserve"> kapi_clipboard_get </w:t>
+      </w:r>
+      <w:r>
+        <w:rPr>
+          <w:rStyle w:val="OperatorTok"/>
+        </w:rPr>
+        <w:t xml:space="preserve">(</w:t>
+      </w:r>
+      <w:r>
+        <w:rPr>
+          <w:rStyle w:val="DataTypeTok"/>
+        </w:rPr>
+        <w:t xml:space="preserve">int</w:t>
+      </w:r>
+      <w:r>
+        <w:rPr>
+          <w:rStyle w:val="NormalTok"/>
+        </w:rPr>
+        <w:t xml:space="preserve"> </w:t>
+      </w:r>
+      <w:r>
+        <w:rPr>
+          <w:rStyle w:val="OperatorTok"/>
+        </w:rPr>
+        <w:t xml:space="preserve">*</w:t>
+      </w:r>
+      <w:r>
+        <w:rPr>
+          <w:rStyle w:val="NormalTok"/>
+        </w:rPr>
+        <w:t xml:space="preserve">type</w:t>
+      </w:r>
+      <w:r>
+        <w:rPr>
+          <w:rStyle w:val="OperatorTok"/>
+        </w:rPr>
+        <w:t xml:space="preserve">,</w:t>
+      </w:r>
+      <w:r>
+        <w:rPr>
+          <w:rStyle w:val="NormalTok"/>
+        </w:rPr>
+        <w:t xml:space="preserve"> </w:t>
       </w:r>
       <w:r>
         <w:rPr>
@@ -24824,43 +25068,85 @@
         <w:rPr>
           <w:rStyle w:val="NormalTok"/>
         </w:rPr>
-        <w:t xml:space="preserve"> kapi_shutdown </w:t>
-      </w:r>
-      <w:r>
-        <w:rPr>
-          <w:rStyle w:val="OperatorTok"/>
-        </w:rPr>
-        <w:t xml:space="preserve">(</w:t>
-      </w:r>
-      <w:r>
-        <w:rPr>
-          <w:rStyle w:val="DataTypeTok"/>
-        </w:rPr>
-        <w:t xml:space="preserve">int</w:t>
-      </w:r>
-      <w:r>
-        <w:rPr>
-          <w:rStyle w:val="NormalTok"/>
-        </w:rPr>
-        <w:t xml:space="preserve"> mode</w:t>
+        <w:t xml:space="preserve"> </w:t>
+      </w:r>
+      <w:r>
+        <w:rPr>
+          <w:rStyle w:val="OperatorTok"/>
+        </w:rPr>
+        <w:t xml:space="preserve">*</w:t>
+      </w:r>
+      <w:r>
+        <w:rPr>
+          <w:rStyle w:val="NormalTok"/>
+        </w:rPr>
+        <w:t xml:space="preserve">b</w:t>
+      </w:r>
+      <w:r>
+        <w:rPr>
+          <w:rStyle w:val="OperatorTok"/>
+        </w:rPr>
+        <w:t xml:space="preserve">,</w:t>
+      </w:r>
+      <w:r>
+        <w:rPr>
+          <w:rStyle w:val="NormalTok"/>
+        </w:rPr>
+        <w:t xml:space="preserve"> </w:t>
+      </w:r>
+      <w:r>
+        <w:rPr>
+          <w:rStyle w:val="DataTypeTok"/>
+        </w:rPr>
+        <w:t xml:space="preserve">unsigned</w:t>
+      </w:r>
+      <w:r>
+        <w:rPr>
+          <w:rStyle w:val="NormalTok"/>
+        </w:rPr>
+        <w:t xml:space="preserve"> cap</w:t>
+      </w:r>
+      <w:r>
+        <w:rPr>
+          <w:rStyle w:val="OperatorTok"/>
+        </w:rPr>
+        <w:t xml:space="preserve">,</w:t>
+      </w:r>
+      <w:r>
+        <w:rPr>
+          <w:rStyle w:val="NormalTok"/>
+        </w:rPr>
+        <w:t xml:space="preserve"> </w:t>
+      </w:r>
+      <w:r>
+        <w:rPr>
+          <w:rStyle w:val="DataTypeTok"/>
+        </w:rPr>
+        <w:t xml:space="preserve">unsigned</w:t>
+      </w:r>
+      <w:r>
+        <w:rPr>
+          <w:rStyle w:val="NormalTok"/>
+        </w:rPr>
+        <w:t xml:space="preserve"> </w:t>
+      </w:r>
+      <w:r>
+        <w:rPr>
+          <w:rStyle w:val="OperatorTok"/>
+        </w:rPr>
+        <w:t xml:space="preserve">*</w:t>
+      </w:r>
+      <w:r>
+        <w:rPr>
+          <w:rStyle w:val="NormalTok"/>
+        </w:rPr>
+        <w:t xml:space="preserve">serial</w:t>
       </w:r>
       <w:r>
         <w:rPr>
           <w:rStyle w:val="OperatorTok"/>
         </w:rPr>
         <w:t xml:space="preserve">);</w:t>
-      </w:r>
-      <w:r>
-        <w:rPr>
-          <w:rStyle w:val="NormalTok"/>
-        </w:rPr>
-        <w:t xml:space="preserve">  </w:t>
-      </w:r>
-      <w:r>
-        <w:rPr>
-          <w:rStyle w:val="CommentTok"/>
-        </w:rPr>
-        <w:t xml:space="preserve">// end the session: the card unmounted, then halt (SHUTDOWN_HALT) or restart; does not return</w:t>
       </w:r>
     </w:p>
     <w:p>
@@ -24868,7 +25154,7 @@
         <w:pStyle w:val="FirstParagraph"/>
       </w:pPr>
       <w:r>
-        <w:t xml:space="preserve">Full-screen apps (ABI v41): fullscreen_begin -&gt; a screen-sized 0x00RRGGBB back buffer (w/h filled); the desktop stops drawing and all input (screen coords) comes to you. Draw, present_fb to show it; fullscreen_end (or exiting) gives the desktop back. (2026-10-08) The kernel's primitives: a program calls UIKit's uk_win_fullscreen_begin / _end (uikit/win.h), which tells its graphics server first, then calls these. kapi_fullscreen_begin no longer tells the server.</w:t>
+        <w:t xml:space="preserve">End of session (0 = halt, 1 = restart).</w:t>
       </w:r>
     </w:p>
     <w:p>
@@ -24877,27 +25163,45 @@
       </w:pPr>
       <w:r>
         <w:rPr>
-          <w:rStyle w:val="DataTypeTok"/>
-        </w:rPr>
-        <w:t xml:space="preserve">unsigned</w:t>
-      </w:r>
-      <w:r>
-        <w:rPr>
-          <w:rStyle w:val="NormalTok"/>
-        </w:rPr>
-        <w:t xml:space="preserve"> </w:t>
-      </w:r>
-      <w:r>
-        <w:rPr>
-          <w:rStyle w:val="OperatorTok"/>
-        </w:rPr>
-        <w:t xml:space="preserve">*</w:t>
-      </w:r>
-      <w:r>
-        <w:rPr>
-          <w:rStyle w:val="NormalTok"/>
-        </w:rPr>
-        <w:t xml:space="preserve"> kapi_fullscreen_begin </w:t>
+          <w:rStyle w:val="PreprocessorTok"/>
+        </w:rPr>
+        <w:t xml:space="preserve">#define SHUTDOWN_HALT       </w:t>
+      </w:r>
+      <w:r>
+        <w:rPr>
+          <w:rStyle w:val="DecValTok"/>
+        </w:rPr>
+        <w:t xml:space="preserve">0</w:t>
+      </w:r>
+      <w:r>
+        <w:br/>
+      </w:r>
+      <w:r>
+        <w:rPr>
+          <w:rStyle w:val="PreprocessorTok"/>
+        </w:rPr>
+        <w:t xml:space="preserve">#define SHUTDOWN_RESTART    </w:t>
+      </w:r>
+      <w:r>
+        <w:rPr>
+          <w:rStyle w:val="DecValTok"/>
+        </w:rPr>
+        <w:t xml:space="preserve">1</w:t>
+      </w:r>
+      <w:r>
+        <w:br/>
+      </w:r>
+      <w:r>
+        <w:rPr>
+          <w:rStyle w:val="DataTypeTok"/>
+        </w:rPr>
+        <w:t xml:space="preserve">void</w:t>
+      </w:r>
+      <w:r>
+        <w:rPr>
+          <w:rStyle w:val="NormalTok"/>
+        </w:rPr>
+        <w:t xml:space="preserve"> kapi_shutdown </w:t>
       </w:r>
       <w:r>
         <w:rPr>
@@ -24915,55 +25219,7 @@
         <w:rPr>
           <w:rStyle w:val="NormalTok"/>
         </w:rPr>
-        <w:t xml:space="preserve"> </w:t>
-      </w:r>
-      <w:r>
-        <w:rPr>
-          <w:rStyle w:val="OperatorTok"/>
-        </w:rPr>
-        <w:t xml:space="preserve">*</w:t>
-      </w:r>
-      <w:r>
-        <w:rPr>
-          <w:rStyle w:val="NormalTok"/>
-        </w:rPr>
-        <w:t xml:space="preserve">w</w:t>
-      </w:r>
-      <w:r>
-        <w:rPr>
-          <w:rStyle w:val="OperatorTok"/>
-        </w:rPr>
-        <w:t xml:space="preserve">,</w:t>
-      </w:r>
-      <w:r>
-        <w:rPr>
-          <w:rStyle w:val="NormalTok"/>
-        </w:rPr>
-        <w:t xml:space="preserve"> </w:t>
-      </w:r>
-      <w:r>
-        <w:rPr>
-          <w:rStyle w:val="DataTypeTok"/>
-        </w:rPr>
-        <w:t xml:space="preserve">int</w:t>
-      </w:r>
-      <w:r>
-        <w:rPr>
-          <w:rStyle w:val="NormalTok"/>
-        </w:rPr>
-        <w:t xml:space="preserve"> </w:t>
-      </w:r>
-      <w:r>
-        <w:rPr>
-          <w:rStyle w:val="OperatorTok"/>
-        </w:rPr>
-        <w:t xml:space="preserve">*</w:t>
-      </w:r>
-      <w:r>
-        <w:rPr>
-          <w:rStyle w:val="NormalTok"/>
-        </w:rPr>
-        <w:t xml:space="preserve">h</w:t>
+        <w:t xml:space="preserve"> mode</w:t>
       </w:r>
       <w:r>
         <w:rPr>
@@ -24972,70 +25228,16 @@
         <w:t xml:space="preserve">);</w:t>
       </w:r>
       <w:r>
-        <w:br/>
-      </w:r>
-      <w:r>
-        <w:rPr>
-          <w:rStyle w:val="DataTypeTok"/>
-        </w:rPr>
-        <w:t xml:space="preserve">void</w:t>
-      </w:r>
-      <w:r>
-        <w:rPr>
-          <w:rStyle w:val="NormalTok"/>
-        </w:rPr>
-        <w:t xml:space="preserve"> kapi_present_fb </w:t>
-      </w:r>
-      <w:r>
-        <w:rPr>
-          <w:rStyle w:val="OperatorTok"/>
-        </w:rPr>
-        <w:t xml:space="preserve">(</w:t>
-      </w:r>
-      <w:r>
-        <w:rPr>
-          <w:rStyle w:val="DataTypeTok"/>
-        </w:rPr>
-        <w:t xml:space="preserve">void</w:t>
-      </w:r>
-      <w:r>
-        <w:rPr>
-          <w:rStyle w:val="OperatorTok"/>
-        </w:rPr>
-        <w:t xml:space="preserve">);</w:t>
-      </w:r>
-      <w:r>
-        <w:br/>
-      </w:r>
-      <w:r>
-        <w:rPr>
-          <w:rStyle w:val="DataTypeTok"/>
-        </w:rPr>
-        <w:t xml:space="preserve">void</w:t>
-      </w:r>
-      <w:r>
-        <w:rPr>
-          <w:rStyle w:val="NormalTok"/>
-        </w:rPr>
-        <w:t xml:space="preserve"> kapi_fullscreen_end </w:t>
-      </w:r>
-      <w:r>
-        <w:rPr>
-          <w:rStyle w:val="OperatorTok"/>
-        </w:rPr>
-        <w:t xml:space="preserve">(</w:t>
-      </w:r>
-      <w:r>
-        <w:rPr>
-          <w:rStyle w:val="DataTypeTok"/>
-        </w:rPr>
-        <w:t xml:space="preserve">void</w:t>
-      </w:r>
-      <w:r>
-        <w:rPr>
-          <w:rStyle w:val="OperatorTok"/>
-        </w:rPr>
-        <w:t xml:space="preserve">);</w:t>
+        <w:rPr>
+          <w:rStyle w:val="NormalTok"/>
+        </w:rPr>
+        <w:t xml:space="preserve">  </w:t>
+      </w:r>
+      <w:r>
+        <w:rPr>
+          <w:rStyle w:val="CommentTok"/>
+        </w:rPr>
+        <w:t xml:space="preserve">// end the session: the card unmounted, then halt (SHUTDOWN_HALT) or restart; does not return</w:t>
       </w:r>
     </w:p>
     <w:p>
@@ -25043,20 +25245,7 @@
         <w:pStyle w:val="FirstParagraph"/>
       </w:pPr>
       <w:r>
-        <w:t xml:space="preserve">The keyboard's modifiers (ABI v42; drag and drop is UIKit's: uk_win_drag_begin /</w:t>
-      </w:r>
-      <w:r>
-        <w:t xml:space="preserve"> </w:t>
-      </w:r>
-      <w:r>
-        <w:rPr>
-          <w:i/>
-          <w:iCs/>
-        </w:rPr>
-        <w:t xml:space="preserve">data). get_modifiers: MOD</w:t>
-      </w:r>
-      <w:r>
-        <w:t xml:space="preserve">* held now; inject_modifiers: set them (vncd).</w:t>
+        <w:t xml:space="preserve">Full-screen apps (ABI v41): fullscreen_begin -&gt; a screen-sized 0x00RRGGBB back buffer (w/h filled); the desktop stops drawing and all input (screen coords) comes to you. Draw, present_fb to show it; fullscreen_end (or exiting) gives the desktop back. (2026-10-08) The kernel's primitives: a program calls UIKit's uk_win_fullscreen_begin / _end (uikit/win.h), which tells its graphics server first, then calls these. kapi_fullscreen_begin no longer tells the server.</w:t>
       </w:r>
     </w:p>
     <w:p>
@@ -25073,7 +25262,19 @@
         <w:rPr>
           <w:rStyle w:val="NormalTok"/>
         </w:rPr>
-        <w:t xml:space="preserve"> kapi_get_modifiers </w:t>
+        <w:t xml:space="preserve"> </w:t>
+      </w:r>
+      <w:r>
+        <w:rPr>
+          <w:rStyle w:val="OperatorTok"/>
+        </w:rPr>
+        <w:t xml:space="preserve">*</w:t>
+      </w:r>
+      <w:r>
+        <w:rPr>
+          <w:rStyle w:val="NormalTok"/>
+        </w:rPr>
+        <w:t xml:space="preserve"> kapi_fullscreen_begin </w:t>
       </w:r>
       <w:r>
         <w:rPr>
@@ -25085,10 +25286,97 @@
         <w:rPr>
           <w:rStyle w:val="DataTypeTok"/>
         </w:rPr>
+        <w:t xml:space="preserve">int</w:t>
+      </w:r>
+      <w:r>
+        <w:rPr>
+          <w:rStyle w:val="NormalTok"/>
+        </w:rPr>
+        <w:t xml:space="preserve"> </w:t>
+      </w:r>
+      <w:r>
+        <w:rPr>
+          <w:rStyle w:val="OperatorTok"/>
+        </w:rPr>
+        <w:t xml:space="preserve">*</w:t>
+      </w:r>
+      <w:r>
+        <w:rPr>
+          <w:rStyle w:val="NormalTok"/>
+        </w:rPr>
+        <w:t xml:space="preserve">w</w:t>
+      </w:r>
+      <w:r>
+        <w:rPr>
+          <w:rStyle w:val="OperatorTok"/>
+        </w:rPr>
+        <w:t xml:space="preserve">,</w:t>
+      </w:r>
+      <w:r>
+        <w:rPr>
+          <w:rStyle w:val="NormalTok"/>
+        </w:rPr>
+        <w:t xml:space="preserve"> </w:t>
+      </w:r>
+      <w:r>
+        <w:rPr>
+          <w:rStyle w:val="DataTypeTok"/>
+        </w:rPr>
+        <w:t xml:space="preserve">int</w:t>
+      </w:r>
+      <w:r>
+        <w:rPr>
+          <w:rStyle w:val="NormalTok"/>
+        </w:rPr>
+        <w:t xml:space="preserve"> </w:t>
+      </w:r>
+      <w:r>
+        <w:rPr>
+          <w:rStyle w:val="OperatorTok"/>
+        </w:rPr>
+        <w:t xml:space="preserve">*</w:t>
+      </w:r>
+      <w:r>
+        <w:rPr>
+          <w:rStyle w:val="NormalTok"/>
+        </w:rPr>
+        <w:t xml:space="preserve">h</w:t>
+      </w:r>
+      <w:r>
+        <w:rPr>
+          <w:rStyle w:val="OperatorTok"/>
+        </w:rPr>
+        <w:t xml:space="preserve">);</w:t>
+      </w:r>
+      <w:r>
+        <w:br/>
+      </w:r>
+      <w:r>
+        <w:rPr>
+          <w:rStyle w:val="DataTypeTok"/>
+        </w:rPr>
         <w:t xml:space="preserve">void</w:t>
       </w:r>
       <w:r>
         <w:rPr>
+          <w:rStyle w:val="NormalTok"/>
+        </w:rPr>
+        <w:t xml:space="preserve"> kapi_present_fb </w:t>
+      </w:r>
+      <w:r>
+        <w:rPr>
+          <w:rStyle w:val="OperatorTok"/>
+        </w:rPr>
+        <w:t xml:space="preserve">(</w:t>
+      </w:r>
+      <w:r>
+        <w:rPr>
+          <w:rStyle w:val="DataTypeTok"/>
+        </w:rPr>
+        <w:t xml:space="preserve">void</w:t>
+      </w:r>
+      <w:r>
+        <w:rPr>
           <w:rStyle w:val="OperatorTok"/>
         </w:rPr>
         <w:t xml:space="preserve">);</w:t>
@@ -25106,7 +25394,7 @@
         <w:rPr>
           <w:rStyle w:val="NormalTok"/>
         </w:rPr>
-        <w:t xml:space="preserve"> kapi_inject_modifiers </w:t>
+        <w:t xml:space="preserve"> kapi_fullscreen_end </w:t>
       </w:r>
       <w:r>
         <w:rPr>
@@ -25118,13 +25406,7 @@
         <w:rPr>
           <w:rStyle w:val="DataTypeTok"/>
         </w:rPr>
-        <w:t xml:space="preserve">unsigned</w:t>
-      </w:r>
-      <w:r>
-        <w:rPr>
-          <w:rStyle w:val="NormalTok"/>
-        </w:rPr>
-        <w:t xml:space="preserve"> mods</w:t>
+        <w:t xml:space="preserve">void</w:t>
       </w:r>
       <w:r>
         <w:rPr>
@@ -25138,7 +25420,20 @@
         <w:pStyle w:val="FirstParagraph"/>
       </w:pPr>
       <w:r>
-        <w:t xml:space="preserve">Network tools (ABI v43). net_ping: one ICMP echo (RTT in us, or -1 down / -3 unresolved / -4 timeout / -5 send failed). net_resolve: DNS -&gt; dotted IP (1/0). net_info: netstat text.</w:t>
+        <w:t xml:space="preserve">The keyboard's modifiers (ABI v42; drag and drop is UIKit's: uk_win_drag_begin /</w:t>
+      </w:r>
+      <w:r>
+        <w:t xml:space="preserve"> </w:t>
+      </w:r>
+      <w:r>
+        <w:rPr>
+          <w:i/>
+          <w:iCs/>
+        </w:rPr>
+        <w:t xml:space="preserve">data). get_modifiers: MOD</w:t>
+      </w:r>
+      <w:r>
+        <w:t xml:space="preserve">* held now; inject_modifiers: set them (vncd).</w:t>
       </w:r>
     </w:p>
     <w:p>
@@ -25149,13 +25444,13 @@
         <w:rPr>
           <w:rStyle w:val="DataTypeTok"/>
         </w:rPr>
-        <w:t xml:space="preserve">int</w:t>
-      </w:r>
-      <w:r>
-        <w:rPr>
-          <w:rStyle w:val="NormalTok"/>
-        </w:rPr>
-        <w:t xml:space="preserve"> kapi_net_ping </w:t>
+        <w:t xml:space="preserve">unsigned</w:t>
+      </w:r>
+      <w:r>
+        <w:rPr>
+          <w:rStyle w:val="NormalTok"/>
+        </w:rPr>
+        <w:t xml:space="preserve"> kapi_get_modifiers </w:t>
       </w:r>
       <w:r>
         <w:rPr>
@@ -25165,51 +25460,36 @@
       </w:r>
       <w:r>
         <w:rPr>
-          <w:rStyle w:val="AttributeTok"/>
-        </w:rPr>
-        <w:t xml:space="preserve">const</w:t>
-      </w:r>
-      <w:r>
-        <w:rPr>
-          <w:rStyle w:val="NormalTok"/>
-        </w:rPr>
-        <w:t xml:space="preserve"> </w:t>
-      </w:r>
-      <w:r>
-        <w:rPr>
-          <w:rStyle w:val="DataTypeTok"/>
-        </w:rPr>
-        <w:t xml:space="preserve">char</w:t>
-      </w:r>
-      <w:r>
-        <w:rPr>
-          <w:rStyle w:val="NormalTok"/>
-        </w:rPr>
-        <w:t xml:space="preserve"> </w:t>
-      </w:r>
-      <w:r>
-        <w:rPr>
-          <w:rStyle w:val="OperatorTok"/>
-        </w:rPr>
-        <w:t xml:space="preserve">*</w:t>
-      </w:r>
-      <w:r>
-        <w:rPr>
-          <w:rStyle w:val="NormalTok"/>
-        </w:rPr>
-        <w:t xml:space="preserve">host</w:t>
-      </w:r>
-      <w:r>
-        <w:rPr>
-          <w:rStyle w:val="OperatorTok"/>
-        </w:rPr>
-        <w:t xml:space="preserve">,</w:t>
-      </w:r>
-      <w:r>
-        <w:rPr>
-          <w:rStyle w:val="NormalTok"/>
-        </w:rPr>
-        <w:t xml:space="preserve"> </w:t>
+          <w:rStyle w:val="DataTypeTok"/>
+        </w:rPr>
+        <w:t xml:space="preserve">void</w:t>
+      </w:r>
+      <w:r>
+        <w:rPr>
+          <w:rStyle w:val="OperatorTok"/>
+        </w:rPr>
+        <w:t xml:space="preserve">);</w:t>
+      </w:r>
+      <w:r>
+        <w:br/>
+      </w:r>
+      <w:r>
+        <w:rPr>
+          <w:rStyle w:val="DataTypeTok"/>
+        </w:rPr>
+        <w:t xml:space="preserve">void</w:t>
+      </w:r>
+      <w:r>
+        <w:rPr>
+          <w:rStyle w:val="NormalTok"/>
+        </w:rPr>
+        <w:t xml:space="preserve"> kapi_inject_modifiers </w:t>
+      </w:r>
+      <w:r>
+        <w:rPr>
+          <w:rStyle w:val="OperatorTok"/>
+        </w:rPr>
+        <w:t xml:space="preserve">(</w:t>
       </w:r>
       <w:r>
         <w:rPr>
@@ -25221,289 +25501,7 @@
         <w:rPr>
           <w:rStyle w:val="NormalTok"/>
         </w:rPr>
-        <w:t xml:space="preserve"> seq</w:t>
-      </w:r>
-      <w:r>
-        <w:rPr>
-          <w:rStyle w:val="OperatorTok"/>
-        </w:rPr>
-        <w:t xml:space="preserve">,</w:t>
-      </w:r>
-      <w:r>
-        <w:rPr>
-          <w:rStyle w:val="NormalTok"/>
-        </w:rPr>
-        <w:t xml:space="preserve"> </w:t>
-      </w:r>
-      <w:r>
-        <w:rPr>
-          <w:rStyle w:val="DataTypeTok"/>
-        </w:rPr>
-        <w:t xml:space="preserve">unsigned</w:t>
-      </w:r>
-      <w:r>
-        <w:rPr>
-          <w:rStyle w:val="NormalTok"/>
-        </w:rPr>
-        <w:t xml:space="preserve"> timeout_ms</w:t>
-      </w:r>
-      <w:r>
-        <w:rPr>
-          <w:rStyle w:val="OperatorTok"/>
-        </w:rPr>
-        <w:t xml:space="preserve">,</w:t>
-      </w:r>
-      <w:r>
-        <w:rPr>
-          <w:rStyle w:val="NormalTok"/>
-        </w:rPr>
-        <w:t xml:space="preserve"> </w:t>
-      </w:r>
-      <w:r>
-        <w:rPr>
-          <w:rStyle w:val="DataTypeTok"/>
-        </w:rPr>
-        <w:t xml:space="preserve">char</w:t>
-      </w:r>
-      <w:r>
-        <w:rPr>
-          <w:rStyle w:val="NormalTok"/>
-        </w:rPr>
-        <w:t xml:space="preserve"> </w:t>
-      </w:r>
-      <w:r>
-        <w:rPr>
-          <w:rStyle w:val="OperatorTok"/>
-        </w:rPr>
-        <w:t xml:space="preserve">*</w:t>
-      </w:r>
-      <w:r>
-        <w:rPr>
-          <w:rStyle w:val="NormalTok"/>
-        </w:rPr>
-        <w:t xml:space="preserve">ip</w:t>
-      </w:r>
-      <w:r>
-        <w:rPr>
-          <w:rStyle w:val="OperatorTok"/>
-        </w:rPr>
-        <w:t xml:space="preserve">,</w:t>
-      </w:r>
-      <w:r>
-        <w:rPr>
-          <w:rStyle w:val="NormalTok"/>
-        </w:rPr>
-        <w:t xml:space="preserve"> </w:t>
-      </w:r>
-      <w:r>
-        <w:rPr>
-          <w:rStyle w:val="DataTypeTok"/>
-        </w:rPr>
-        <w:t xml:space="preserve">unsigned</w:t>
-      </w:r>
-      <w:r>
-        <w:rPr>
-          <w:rStyle w:val="NormalTok"/>
-        </w:rPr>
-        <w:t xml:space="preserve"> cap</w:t>
-      </w:r>
-      <w:r>
-        <w:rPr>
-          <w:rStyle w:val="OperatorTok"/>
-        </w:rPr>
-        <w:t xml:space="preserve">);</w:t>
-      </w:r>
-      <w:r>
-        <w:br/>
-      </w:r>
-      <w:r>
-        <w:rPr>
-          <w:rStyle w:val="DataTypeTok"/>
-        </w:rPr>
-        <w:t xml:space="preserve">int</w:t>
-      </w:r>
-      <w:r>
-        <w:rPr>
-          <w:rStyle w:val="NormalTok"/>
-        </w:rPr>
-        <w:t xml:space="preserve"> kapi_net_resolve </w:t>
-      </w:r>
-      <w:r>
-        <w:rPr>
-          <w:rStyle w:val="OperatorTok"/>
-        </w:rPr>
-        <w:t xml:space="preserve">(</w:t>
-      </w:r>
-      <w:r>
-        <w:rPr>
-          <w:rStyle w:val="AttributeTok"/>
-        </w:rPr>
-        <w:t xml:space="preserve">const</w:t>
-      </w:r>
-      <w:r>
-        <w:rPr>
-          <w:rStyle w:val="NormalTok"/>
-        </w:rPr>
-        <w:t xml:space="preserve"> </w:t>
-      </w:r>
-      <w:r>
-        <w:rPr>
-          <w:rStyle w:val="DataTypeTok"/>
-        </w:rPr>
-        <w:t xml:space="preserve">char</w:t>
-      </w:r>
-      <w:r>
-        <w:rPr>
-          <w:rStyle w:val="NormalTok"/>
-        </w:rPr>
-        <w:t xml:space="preserve"> </w:t>
-      </w:r>
-      <w:r>
-        <w:rPr>
-          <w:rStyle w:val="OperatorTok"/>
-        </w:rPr>
-        <w:t xml:space="preserve">*</w:t>
-      </w:r>
-      <w:r>
-        <w:rPr>
-          <w:rStyle w:val="NormalTok"/>
-        </w:rPr>
-        <w:t xml:space="preserve">host</w:t>
-      </w:r>
-      <w:r>
-        <w:rPr>
-          <w:rStyle w:val="OperatorTok"/>
-        </w:rPr>
-        <w:t xml:space="preserve">,</w:t>
-      </w:r>
-      <w:r>
-        <w:rPr>
-          <w:rStyle w:val="NormalTok"/>
-        </w:rPr>
-        <w:t xml:space="preserve"> </w:t>
-      </w:r>
-      <w:r>
-        <w:rPr>
-          <w:rStyle w:val="DataTypeTok"/>
-        </w:rPr>
-        <w:t xml:space="preserve">char</w:t>
-      </w:r>
-      <w:r>
-        <w:rPr>
-          <w:rStyle w:val="NormalTok"/>
-        </w:rPr>
-        <w:t xml:space="preserve"> </w:t>
-      </w:r>
-      <w:r>
-        <w:rPr>
-          <w:rStyle w:val="OperatorTok"/>
-        </w:rPr>
-        <w:t xml:space="preserve">*</w:t>
-      </w:r>
-      <w:r>
-        <w:rPr>
-          <w:rStyle w:val="NormalTok"/>
-        </w:rPr>
-        <w:t xml:space="preserve">ip</w:t>
-      </w:r>
-      <w:r>
-        <w:rPr>
-          <w:rStyle w:val="OperatorTok"/>
-        </w:rPr>
-        <w:t xml:space="preserve">,</w:t>
-      </w:r>
-      <w:r>
-        <w:rPr>
-          <w:rStyle w:val="NormalTok"/>
-        </w:rPr>
-        <w:t xml:space="preserve"> </w:t>
-      </w:r>
-      <w:r>
-        <w:rPr>
-          <w:rStyle w:val="DataTypeTok"/>
-        </w:rPr>
-        <w:t xml:space="preserve">unsigned</w:t>
-      </w:r>
-      <w:r>
-        <w:rPr>
-          <w:rStyle w:val="NormalTok"/>
-        </w:rPr>
-        <w:t xml:space="preserve"> cap</w:t>
-      </w:r>
-      <w:r>
-        <w:rPr>
-          <w:rStyle w:val="OperatorTok"/>
-        </w:rPr>
-        <w:t xml:space="preserve">);</w:t>
-      </w:r>
-      <w:r>
-        <w:br/>
-      </w:r>
-      <w:r>
-        <w:rPr>
-          <w:rStyle w:val="DataTypeTok"/>
-        </w:rPr>
-        <w:t xml:space="preserve">int</w:t>
-      </w:r>
-      <w:r>
-        <w:rPr>
-          <w:rStyle w:val="NormalTok"/>
-        </w:rPr>
-        <w:t xml:space="preserve"> kapi_net_info </w:t>
-      </w:r>
-      <w:r>
-        <w:rPr>
-          <w:rStyle w:val="OperatorTok"/>
-        </w:rPr>
-        <w:t xml:space="preserve">(</w:t>
-      </w:r>
-      <w:r>
-        <w:rPr>
-          <w:rStyle w:val="DataTypeTok"/>
-        </w:rPr>
-        <w:t xml:space="preserve">char</w:t>
-      </w:r>
-      <w:r>
-        <w:rPr>
-          <w:rStyle w:val="NormalTok"/>
-        </w:rPr>
-        <w:t xml:space="preserve"> </w:t>
-      </w:r>
-      <w:r>
-        <w:rPr>
-          <w:rStyle w:val="OperatorTok"/>
-        </w:rPr>
-        <w:t xml:space="preserve">*</w:t>
-      </w:r>
-      <w:r>
-        <w:rPr>
-          <w:rStyle w:val="NormalTok"/>
-        </w:rPr>
-        <w:t xml:space="preserve">buf</w:t>
-      </w:r>
-      <w:r>
-        <w:rPr>
-          <w:rStyle w:val="OperatorTok"/>
-        </w:rPr>
-        <w:t xml:space="preserve">,</w:t>
-      </w:r>
-      <w:r>
-        <w:rPr>
-          <w:rStyle w:val="NormalTok"/>
-        </w:rPr>
-        <w:t xml:space="preserve"> </w:t>
-      </w:r>
-      <w:r>
-        <w:rPr>
-          <w:rStyle w:val="DataTypeTok"/>
-        </w:rPr>
-        <w:t xml:space="preserve">unsigned</w:t>
-      </w:r>
-      <w:r>
-        <w:rPr>
-          <w:rStyle w:val="NormalTok"/>
-        </w:rPr>
-        <w:t xml:space="preserve"> cap</w:t>
+        <w:t xml:space="preserve"> mods</w:t>
       </w:r>
       <w:r>
         <w:rPr>
@@ -25517,7 +25515,7 @@
         <w:pStyle w:val="FirstParagraph"/>
       </w:pPr>
       <w:r>
-        <w:t xml:space="preserve">User-space file-system providers (ABI v44, kern/vfs.h): a provider app serves every path starting with its prefix ("FTP:"); the file kapis on those paths reach it as requests.</w:t>
+        <w:t xml:space="preserve">Network tools (ABI v43). net_ping: one ICMP echo (RTT in us, or -1 down / -3 unresolved / -4 timeout / -5 send failed). net_resolve: DNS -&gt; dotted IP (1/0). net_info: netstat text.</w:t>
       </w:r>
     </w:p>
     <w:p>
@@ -25526,222 +25524,300 @@
       </w:pPr>
       <w:r>
         <w:rPr>
-          <w:rStyle w:val="PreprocessorTok"/>
-        </w:rPr>
-        <w:t xml:space="preserve">#define VFS_OP_OPEN </w:t>
-      </w:r>
-      <w:r>
-        <w:rPr>
-          <w:rStyle w:val="DecValTok"/>
-        </w:rPr>
-        <w:t xml:space="preserve">1</w:t>
-      </w:r>
-      <w:r>
-        <w:rPr>
-          <w:rStyle w:val="PreprocessorTok"/>
-        </w:rPr>
-        <w:t xml:space="preserve">   </w:t>
-      </w:r>
-      <w:r>
-        <w:rPr>
-          <w:rStyle w:val="CommentTok"/>
-        </w:rPr>
-        <w:t xml:space="preserve">// path -&gt; status = fid (&gt;= 0); data = u32 file size</w:t>
+          <w:rStyle w:val="DataTypeTok"/>
+        </w:rPr>
+        <w:t xml:space="preserve">int</w:t>
+      </w:r>
+      <w:r>
+        <w:rPr>
+          <w:rStyle w:val="NormalTok"/>
+        </w:rPr>
+        <w:t xml:space="preserve"> kapi_net_ping </w:t>
+      </w:r>
+      <w:r>
+        <w:rPr>
+          <w:rStyle w:val="OperatorTok"/>
+        </w:rPr>
+        <w:t xml:space="preserve">(</w:t>
+      </w:r>
+      <w:r>
+        <w:rPr>
+          <w:rStyle w:val="AttributeTok"/>
+        </w:rPr>
+        <w:t xml:space="preserve">const</w:t>
+      </w:r>
+      <w:r>
+        <w:rPr>
+          <w:rStyle w:val="NormalTok"/>
+        </w:rPr>
+        <w:t xml:space="preserve"> </w:t>
+      </w:r>
+      <w:r>
+        <w:rPr>
+          <w:rStyle w:val="DataTypeTok"/>
+        </w:rPr>
+        <w:t xml:space="preserve">char</w:t>
+      </w:r>
+      <w:r>
+        <w:rPr>
+          <w:rStyle w:val="NormalTok"/>
+        </w:rPr>
+        <w:t xml:space="preserve"> </w:t>
+      </w:r>
+      <w:r>
+        <w:rPr>
+          <w:rStyle w:val="OperatorTok"/>
+        </w:rPr>
+        <w:t xml:space="preserve">*</w:t>
+      </w:r>
+      <w:r>
+        <w:rPr>
+          <w:rStyle w:val="NormalTok"/>
+        </w:rPr>
+        <w:t xml:space="preserve">host</w:t>
+      </w:r>
+      <w:r>
+        <w:rPr>
+          <w:rStyle w:val="OperatorTok"/>
+        </w:rPr>
+        <w:t xml:space="preserve">,</w:t>
+      </w:r>
+      <w:r>
+        <w:rPr>
+          <w:rStyle w:val="NormalTok"/>
+        </w:rPr>
+        <w:t xml:space="preserve"> </w:t>
+      </w:r>
+      <w:r>
+        <w:rPr>
+          <w:rStyle w:val="DataTypeTok"/>
+        </w:rPr>
+        <w:t xml:space="preserve">unsigned</w:t>
+      </w:r>
+      <w:r>
+        <w:rPr>
+          <w:rStyle w:val="NormalTok"/>
+        </w:rPr>
+        <w:t xml:space="preserve"> seq</w:t>
+      </w:r>
+      <w:r>
+        <w:rPr>
+          <w:rStyle w:val="OperatorTok"/>
+        </w:rPr>
+        <w:t xml:space="preserve">,</w:t>
+      </w:r>
+      <w:r>
+        <w:rPr>
+          <w:rStyle w:val="NormalTok"/>
+        </w:rPr>
+        <w:t xml:space="preserve"> </w:t>
+      </w:r>
+      <w:r>
+        <w:rPr>
+          <w:rStyle w:val="DataTypeTok"/>
+        </w:rPr>
+        <w:t xml:space="preserve">unsigned</w:t>
+      </w:r>
+      <w:r>
+        <w:rPr>
+          <w:rStyle w:val="NormalTok"/>
+        </w:rPr>
+        <w:t xml:space="preserve"> timeout_ms</w:t>
+      </w:r>
+      <w:r>
+        <w:rPr>
+          <w:rStyle w:val="OperatorTok"/>
+        </w:rPr>
+        <w:t xml:space="preserve">,</w:t>
+      </w:r>
+      <w:r>
+        <w:rPr>
+          <w:rStyle w:val="NormalTok"/>
+        </w:rPr>
+        <w:t xml:space="preserve"> </w:t>
+      </w:r>
+      <w:r>
+        <w:rPr>
+          <w:rStyle w:val="DataTypeTok"/>
+        </w:rPr>
+        <w:t xml:space="preserve">char</w:t>
+      </w:r>
+      <w:r>
+        <w:rPr>
+          <w:rStyle w:val="NormalTok"/>
+        </w:rPr>
+        <w:t xml:space="preserve"> </w:t>
+      </w:r>
+      <w:r>
+        <w:rPr>
+          <w:rStyle w:val="OperatorTok"/>
+        </w:rPr>
+        <w:t xml:space="preserve">*</w:t>
+      </w:r>
+      <w:r>
+        <w:rPr>
+          <w:rStyle w:val="NormalTok"/>
+        </w:rPr>
+        <w:t xml:space="preserve">ip</w:t>
+      </w:r>
+      <w:r>
+        <w:rPr>
+          <w:rStyle w:val="OperatorTok"/>
+        </w:rPr>
+        <w:t xml:space="preserve">,</w:t>
+      </w:r>
+      <w:r>
+        <w:rPr>
+          <w:rStyle w:val="NormalTok"/>
+        </w:rPr>
+        <w:t xml:space="preserve"> </w:t>
+      </w:r>
+      <w:r>
+        <w:rPr>
+          <w:rStyle w:val="DataTypeTok"/>
+        </w:rPr>
+        <w:t xml:space="preserve">unsigned</w:t>
+      </w:r>
+      <w:r>
+        <w:rPr>
+          <w:rStyle w:val="NormalTok"/>
+        </w:rPr>
+        <w:t xml:space="preserve"> cap</w:t>
+      </w:r>
+      <w:r>
+        <w:rPr>
+          <w:rStyle w:val="OperatorTok"/>
+        </w:rPr>
+        <w:t xml:space="preserve">);</w:t>
       </w:r>
       <w:r>
         <w:br/>
       </w:r>
       <w:r>
         <w:rPr>
-          <w:rStyle w:val="PreprocessorTok"/>
-        </w:rPr>
-        <w:t xml:space="preserve">#define VFS_OP_READ </w:t>
-      </w:r>
-      <w:r>
-        <w:rPr>
-          <w:rStyle w:val="DecValTok"/>
-        </w:rPr>
-        <w:t xml:space="preserve">2</w:t>
-      </w:r>
-      <w:r>
-        <w:rPr>
-          <w:rStyle w:val="PreprocessorTok"/>
-        </w:rPr>
-        <w:t xml:space="preserve">   </w:t>
-      </w:r>
-      <w:r>
-        <w:rPr>
-          <w:rStyle w:val="CommentTok"/>
-        </w:rPr>
-        <w:t xml:space="preserve">// a0 fid, a1 offset, a2 length -&gt; data, status = n</w:t>
+          <w:rStyle w:val="DataTypeTok"/>
+        </w:rPr>
+        <w:t xml:space="preserve">int</w:t>
+      </w:r>
+      <w:r>
+        <w:rPr>
+          <w:rStyle w:val="NormalTok"/>
+        </w:rPr>
+        <w:t xml:space="preserve"> kapi_net_resolve </w:t>
+      </w:r>
+      <w:r>
+        <w:rPr>
+          <w:rStyle w:val="OperatorTok"/>
+        </w:rPr>
+        <w:t xml:space="preserve">(</w:t>
+      </w:r>
+      <w:r>
+        <w:rPr>
+          <w:rStyle w:val="AttributeTok"/>
+        </w:rPr>
+        <w:t xml:space="preserve">const</w:t>
+      </w:r>
+      <w:r>
+        <w:rPr>
+          <w:rStyle w:val="NormalTok"/>
+        </w:rPr>
+        <w:t xml:space="preserve"> </w:t>
+      </w:r>
+      <w:r>
+        <w:rPr>
+          <w:rStyle w:val="DataTypeTok"/>
+        </w:rPr>
+        <w:t xml:space="preserve">char</w:t>
+      </w:r>
+      <w:r>
+        <w:rPr>
+          <w:rStyle w:val="NormalTok"/>
+        </w:rPr>
+        <w:t xml:space="preserve"> </w:t>
+      </w:r>
+      <w:r>
+        <w:rPr>
+          <w:rStyle w:val="OperatorTok"/>
+        </w:rPr>
+        <w:t xml:space="preserve">*</w:t>
+      </w:r>
+      <w:r>
+        <w:rPr>
+          <w:rStyle w:val="NormalTok"/>
+        </w:rPr>
+        <w:t xml:space="preserve">host</w:t>
+      </w:r>
+      <w:r>
+        <w:rPr>
+          <w:rStyle w:val="OperatorTok"/>
+        </w:rPr>
+        <w:t xml:space="preserve">,</w:t>
+      </w:r>
+      <w:r>
+        <w:rPr>
+          <w:rStyle w:val="NormalTok"/>
+        </w:rPr>
+        <w:t xml:space="preserve"> </w:t>
+      </w:r>
+      <w:r>
+        <w:rPr>
+          <w:rStyle w:val="DataTypeTok"/>
+        </w:rPr>
+        <w:t xml:space="preserve">char</w:t>
+      </w:r>
+      <w:r>
+        <w:rPr>
+          <w:rStyle w:val="NormalTok"/>
+        </w:rPr>
+        <w:t xml:space="preserve"> </w:t>
+      </w:r>
+      <w:r>
+        <w:rPr>
+          <w:rStyle w:val="OperatorTok"/>
+        </w:rPr>
+        <w:t xml:space="preserve">*</w:t>
+      </w:r>
+      <w:r>
+        <w:rPr>
+          <w:rStyle w:val="NormalTok"/>
+        </w:rPr>
+        <w:t xml:space="preserve">ip</w:t>
+      </w:r>
+      <w:r>
+        <w:rPr>
+          <w:rStyle w:val="OperatorTok"/>
+        </w:rPr>
+        <w:t xml:space="preserve">,</w:t>
+      </w:r>
+      <w:r>
+        <w:rPr>
+          <w:rStyle w:val="NormalTok"/>
+        </w:rPr>
+        <w:t xml:space="preserve"> </w:t>
+      </w:r>
+      <w:r>
+        <w:rPr>
+          <w:rStyle w:val="DataTypeTok"/>
+        </w:rPr>
+        <w:t xml:space="preserve">unsigned</w:t>
+      </w:r>
+      <w:r>
+        <w:rPr>
+          <w:rStyle w:val="NormalTok"/>
+        </w:rPr>
+        <w:t xml:space="preserve"> cap</w:t>
+      </w:r>
+      <w:r>
+        <w:rPr>
+          <w:rStyle w:val="OperatorTok"/>
+        </w:rPr>
+        <w:t xml:space="preserve">);</w:t>
       </w:r>
       <w:r>
         <w:br/>
       </w:r>
       <w:r>
         <w:rPr>
-          <w:rStyle w:val="PreprocessorTok"/>
-        </w:rPr>
-        <w:t xml:space="preserve">#define VFS_OP_CLOSE    </w:t>
-      </w:r>
-      <w:r>
-        <w:rPr>
-          <w:rStyle w:val="DecValTok"/>
-        </w:rPr>
-        <w:t xml:space="preserve">3</w:t>
-      </w:r>
-      <w:r>
-        <w:rPr>
-          <w:rStyle w:val="PreprocessorTok"/>
-        </w:rPr>
-        <w:t xml:space="preserve">   </w:t>
-      </w:r>
-      <w:r>
-        <w:rPr>
-          <w:rStyle w:val="CommentTok"/>
-        </w:rPr>
-        <w:t xml:space="preserve">// a0 fid</w:t>
-      </w:r>
-      <w:r>
-        <w:br/>
-      </w:r>
-      <w:r>
-        <w:rPr>
-          <w:rStyle w:val="PreprocessorTok"/>
-        </w:rPr>
-        <w:t xml:space="preserve">#define VFS_OP_LIST </w:t>
-      </w:r>
-      <w:r>
-        <w:rPr>
-          <w:rStyle w:val="DecValTok"/>
-        </w:rPr>
-        <w:t xml:space="preserve">4</w:t>
-      </w:r>
-      <w:r>
-        <w:rPr>
-          <w:rStyle w:val="PreprocessorTok"/>
-        </w:rPr>
-        <w:t xml:space="preserve">   </w:t>
-      </w:r>
-      <w:r>
-        <w:rPr>
-          <w:rStyle w:val="CommentTok"/>
-        </w:rPr>
-        <w:t xml:space="preserve">// path -&gt; data = (u32 size LE, u8 is_dir, name '\0')*, status = count</w:t>
-      </w:r>
-      <w:r>
-        <w:br/>
-      </w:r>
-      <w:r>
-        <w:rPr>
-          <w:rStyle w:val="PreprocessorTok"/>
-        </w:rPr>
-        <w:t xml:space="preserve">#define VFS_OP_SAVE </w:t>
-      </w:r>
-      <w:r>
-        <w:rPr>
-          <w:rStyle w:val="DecValTok"/>
-        </w:rPr>
-        <w:t xml:space="preserve">5</w:t>
-      </w:r>
-      <w:r>
-        <w:rPr>
-          <w:rStyle w:val="PreprocessorTok"/>
-        </w:rPr>
-        <w:t xml:space="preserve">   </w:t>
-      </w:r>
-      <w:r>
-        <w:rPr>
-          <w:rStyle w:val="CommentTok"/>
-        </w:rPr>
-        <w:t xml:space="preserve">// path, payload (vfs_req_data) -&gt; status = bytes written</w:t>
-      </w:r>
-      <w:r>
-        <w:br/>
-      </w:r>
-      <w:r>
-        <w:rPr>
-          <w:rStyle w:val="PreprocessorTok"/>
-        </w:rPr>
-        <w:t xml:space="preserve">#define VFS_OP_MKDIR    </w:t>
-      </w:r>
-      <w:r>
-        <w:rPr>
-          <w:rStyle w:val="DecValTok"/>
-        </w:rPr>
-        <w:t xml:space="preserve">6</w:t>
-      </w:r>
-      <w:r>
-        <w:rPr>
-          <w:rStyle w:val="PreprocessorTok"/>
-        </w:rPr>
-        <w:t xml:space="preserve">   </w:t>
-      </w:r>
-      <w:r>
-        <w:rPr>
-          <w:rStyle w:val="CommentTok"/>
-        </w:rPr>
-        <w:t xml:space="preserve">// path -&gt; 0 / -1</w:t>
-      </w:r>
-      <w:r>
-        <w:br/>
-      </w:r>
-      <w:r>
-        <w:rPr>
-          <w:rStyle w:val="PreprocessorTok"/>
-        </w:rPr>
-        <w:t xml:space="preserve">#define VFS_OP_REMOVE   </w:t>
-      </w:r>
-      <w:r>
-        <w:rPr>
-          <w:rStyle w:val="DecValTok"/>
-        </w:rPr>
-        <w:t xml:space="preserve">7</w:t>
-      </w:r>
-      <w:r>
-        <w:rPr>
-          <w:rStyle w:val="PreprocessorTok"/>
-        </w:rPr>
-        <w:t xml:space="preserve">   </w:t>
-      </w:r>
-      <w:r>
-        <w:rPr>
-          <w:rStyle w:val="CommentTok"/>
-        </w:rPr>
-        <w:t xml:space="preserve">// path -&gt; 0 / -1</w:t>
-      </w:r>
-      <w:r>
-        <w:br/>
-      </w:r>
-      <w:r>
-        <w:rPr>
-          <w:rStyle w:val="PreprocessorTok"/>
-        </w:rPr>
-        <w:t xml:space="preserve">#define VFS_OP_RENAME   </w:t>
-      </w:r>
-      <w:r>
-        <w:rPr>
-          <w:rStyle w:val="DecValTok"/>
-        </w:rPr>
-        <w:t xml:space="preserve">8</w:t>
-      </w:r>
-      <w:r>
-        <w:rPr>
-          <w:rStyle w:val="PreprocessorTok"/>
-        </w:rPr>
-        <w:t xml:space="preserve">   </w:t>
-      </w:r>
-      <w:r>
-        <w:rPr>
-          <w:rStyle w:val="CommentTok"/>
-        </w:rPr>
-        <w:t xml:space="preserve">// path -&gt; path2: 0 / -1</w:t>
-      </w:r>
-      <w:r>
-        <w:br/>
-      </w:r>
-      <w:r>
-        <w:rPr>
           <w:rStyle w:val="DataTypeTok"/>
         </w:rPr>
         <w:t xml:space="preserve">int</w:t>
@@ -25750,7 +25826,7 @@
         <w:rPr>
           <w:rStyle w:val="NormalTok"/>
         </w:rPr>
-        <w:t xml:space="preserve"> kapi_vfs_register </w:t>
+        <w:t xml:space="preserve"> kapi_net_info </w:t>
       </w:r>
       <w:r>
         <w:rPr>
@@ -25760,18 +25836,6 @@
       </w:r>
       <w:r>
         <w:rPr>
-          <w:rStyle w:val="AttributeTok"/>
-        </w:rPr>
-        <w:t xml:space="preserve">const</w:t>
-      </w:r>
-      <w:r>
-        <w:rPr>
-          <w:rStyle w:val="NormalTok"/>
-        </w:rPr>
-        <w:t xml:space="preserve"> </w:t>
-      </w:r>
-      <w:r>
-        <w:rPr>
           <w:rStyle w:val="DataTypeTok"/>
         </w:rPr>
         <w:t xml:space="preserve">char</w:t>
@@ -25792,25 +25856,37 @@
         <w:rPr>
           <w:rStyle w:val="NormalTok"/>
         </w:rPr>
-        <w:t xml:space="preserve">prefix</w:t>
+        <w:t xml:space="preserve">buf</w:t>
+      </w:r>
+      <w:r>
+        <w:rPr>
+          <w:rStyle w:val="OperatorTok"/>
+        </w:rPr>
+        <w:t xml:space="preserve">,</w:t>
+      </w:r>
+      <w:r>
+        <w:rPr>
+          <w:rStyle w:val="NormalTok"/>
+        </w:rPr>
+        <w:t xml:space="preserve"> </w:t>
+      </w:r>
+      <w:r>
+        <w:rPr>
+          <w:rStyle w:val="DataTypeTok"/>
+        </w:rPr>
+        <w:t xml:space="preserve">unsigned</w:t>
+      </w:r>
+      <w:r>
+        <w:rPr>
+          <w:rStyle w:val="NormalTok"/>
+        </w:rPr>
+        <w:t xml:space="preserve"> cap</w:t>
       </w:r>
       <w:r>
         <w:rPr>
           <w:rStyle w:val="OperatorTok"/>
         </w:rPr>
         <w:t xml:space="preserve">);</w:t>
-      </w:r>
-      <w:r>
-        <w:rPr>
-          <w:rStyle w:val="NormalTok"/>
-        </w:rPr>
-        <w:t xml:space="preserve"> </w:t>
-      </w:r>
-      <w:r>
-        <w:rPr>
-          <w:rStyle w:val="CommentTok"/>
-        </w:rPr>
-        <w:t xml:space="preserve">// this process serves the paths starting with prefix -&gt; 1, 0 (taken by another, no room)</w:t>
       </w:r>
     </w:p>
     <w:p>
@@ -25818,7 +25894,7 @@
         <w:pStyle w:val="FirstParagraph"/>
       </w:pPr>
       <w:r>
-        <w:t xml:space="preserve">The next request for this provider into *req -&gt; 1, 0 none (with blocking != 0, after waiting up to 0.5 s for one).</w:t>
+        <w:t xml:space="preserve">User-space file-system providers (ABI v44, kern/vfs.h): a provider app serves every path starting with its prefix ("FTP:"); the file kapis on those paths reach it as requests.</w:t>
       </w:r>
     </w:p>
     <w:p>
@@ -25827,6 +25903,222 @@
       </w:pPr>
       <w:r>
         <w:rPr>
+          <w:rStyle w:val="PreprocessorTok"/>
+        </w:rPr>
+        <w:t xml:space="preserve">#define VFS_OP_OPEN </w:t>
+      </w:r>
+      <w:r>
+        <w:rPr>
+          <w:rStyle w:val="DecValTok"/>
+        </w:rPr>
+        <w:t xml:space="preserve">1</w:t>
+      </w:r>
+      <w:r>
+        <w:rPr>
+          <w:rStyle w:val="PreprocessorTok"/>
+        </w:rPr>
+        <w:t xml:space="preserve">   </w:t>
+      </w:r>
+      <w:r>
+        <w:rPr>
+          <w:rStyle w:val="CommentTok"/>
+        </w:rPr>
+        <w:t xml:space="preserve">// path -&gt; status = fid (&gt;= 0); data = u32 file size</w:t>
+      </w:r>
+      <w:r>
+        <w:br/>
+      </w:r>
+      <w:r>
+        <w:rPr>
+          <w:rStyle w:val="PreprocessorTok"/>
+        </w:rPr>
+        <w:t xml:space="preserve">#define VFS_OP_READ </w:t>
+      </w:r>
+      <w:r>
+        <w:rPr>
+          <w:rStyle w:val="DecValTok"/>
+        </w:rPr>
+        <w:t xml:space="preserve">2</w:t>
+      </w:r>
+      <w:r>
+        <w:rPr>
+          <w:rStyle w:val="PreprocessorTok"/>
+        </w:rPr>
+        <w:t xml:space="preserve">   </w:t>
+      </w:r>
+      <w:r>
+        <w:rPr>
+          <w:rStyle w:val="CommentTok"/>
+        </w:rPr>
+        <w:t xml:space="preserve">// a0 fid, a1 offset, a2 length -&gt; data, status = n</w:t>
+      </w:r>
+      <w:r>
+        <w:br/>
+      </w:r>
+      <w:r>
+        <w:rPr>
+          <w:rStyle w:val="PreprocessorTok"/>
+        </w:rPr>
+        <w:t xml:space="preserve">#define VFS_OP_CLOSE    </w:t>
+      </w:r>
+      <w:r>
+        <w:rPr>
+          <w:rStyle w:val="DecValTok"/>
+        </w:rPr>
+        <w:t xml:space="preserve">3</w:t>
+      </w:r>
+      <w:r>
+        <w:rPr>
+          <w:rStyle w:val="PreprocessorTok"/>
+        </w:rPr>
+        <w:t xml:space="preserve">   </w:t>
+      </w:r>
+      <w:r>
+        <w:rPr>
+          <w:rStyle w:val="CommentTok"/>
+        </w:rPr>
+        <w:t xml:space="preserve">// a0 fid</w:t>
+      </w:r>
+      <w:r>
+        <w:br/>
+      </w:r>
+      <w:r>
+        <w:rPr>
+          <w:rStyle w:val="PreprocessorTok"/>
+        </w:rPr>
+        <w:t xml:space="preserve">#define VFS_OP_LIST </w:t>
+      </w:r>
+      <w:r>
+        <w:rPr>
+          <w:rStyle w:val="DecValTok"/>
+        </w:rPr>
+        <w:t xml:space="preserve">4</w:t>
+      </w:r>
+      <w:r>
+        <w:rPr>
+          <w:rStyle w:val="PreprocessorTok"/>
+        </w:rPr>
+        <w:t xml:space="preserve">   </w:t>
+      </w:r>
+      <w:r>
+        <w:rPr>
+          <w:rStyle w:val="CommentTok"/>
+        </w:rPr>
+        <w:t xml:space="preserve">// path -&gt; data = (u32 size LE, u8 is_dir, name '\0')*, status = count</w:t>
+      </w:r>
+      <w:r>
+        <w:br/>
+      </w:r>
+      <w:r>
+        <w:rPr>
+          <w:rStyle w:val="PreprocessorTok"/>
+        </w:rPr>
+        <w:t xml:space="preserve">#define VFS_OP_SAVE </w:t>
+      </w:r>
+      <w:r>
+        <w:rPr>
+          <w:rStyle w:val="DecValTok"/>
+        </w:rPr>
+        <w:t xml:space="preserve">5</w:t>
+      </w:r>
+      <w:r>
+        <w:rPr>
+          <w:rStyle w:val="PreprocessorTok"/>
+        </w:rPr>
+        <w:t xml:space="preserve">   </w:t>
+      </w:r>
+      <w:r>
+        <w:rPr>
+          <w:rStyle w:val="CommentTok"/>
+        </w:rPr>
+        <w:t xml:space="preserve">// path, payload (vfs_req_data) -&gt; status = bytes written</w:t>
+      </w:r>
+      <w:r>
+        <w:br/>
+      </w:r>
+      <w:r>
+        <w:rPr>
+          <w:rStyle w:val="PreprocessorTok"/>
+        </w:rPr>
+        <w:t xml:space="preserve">#define VFS_OP_MKDIR    </w:t>
+      </w:r>
+      <w:r>
+        <w:rPr>
+          <w:rStyle w:val="DecValTok"/>
+        </w:rPr>
+        <w:t xml:space="preserve">6</w:t>
+      </w:r>
+      <w:r>
+        <w:rPr>
+          <w:rStyle w:val="PreprocessorTok"/>
+        </w:rPr>
+        <w:t xml:space="preserve">   </w:t>
+      </w:r>
+      <w:r>
+        <w:rPr>
+          <w:rStyle w:val="CommentTok"/>
+        </w:rPr>
+        <w:t xml:space="preserve">// path -&gt; 0 / -1</w:t>
+      </w:r>
+      <w:r>
+        <w:br/>
+      </w:r>
+      <w:r>
+        <w:rPr>
+          <w:rStyle w:val="PreprocessorTok"/>
+        </w:rPr>
+        <w:t xml:space="preserve">#define VFS_OP_REMOVE   </w:t>
+      </w:r>
+      <w:r>
+        <w:rPr>
+          <w:rStyle w:val="DecValTok"/>
+        </w:rPr>
+        <w:t xml:space="preserve">7</w:t>
+      </w:r>
+      <w:r>
+        <w:rPr>
+          <w:rStyle w:val="PreprocessorTok"/>
+        </w:rPr>
+        <w:t xml:space="preserve">   </w:t>
+      </w:r>
+      <w:r>
+        <w:rPr>
+          <w:rStyle w:val="CommentTok"/>
+        </w:rPr>
+        <w:t xml:space="preserve">// path -&gt; 0 / -1</w:t>
+      </w:r>
+      <w:r>
+        <w:br/>
+      </w:r>
+      <w:r>
+        <w:rPr>
+          <w:rStyle w:val="PreprocessorTok"/>
+        </w:rPr>
+        <w:t xml:space="preserve">#define VFS_OP_RENAME   </w:t>
+      </w:r>
+      <w:r>
+        <w:rPr>
+          <w:rStyle w:val="DecValTok"/>
+        </w:rPr>
+        <w:t xml:space="preserve">8</w:t>
+      </w:r>
+      <w:r>
+        <w:rPr>
+          <w:rStyle w:val="PreprocessorTok"/>
+        </w:rPr>
+        <w:t xml:space="preserve">   </w:t>
+      </w:r>
+      <w:r>
+        <w:rPr>
+          <w:rStyle w:val="CommentTok"/>
+        </w:rPr>
+        <w:t xml:space="preserve">// path -&gt; path2: 0 / -1</w:t>
+      </w:r>
+      <w:r>
+        <w:br/>
+      </w:r>
+      <w:r>
+        <w:rPr>
           <w:rStyle w:val="DataTypeTok"/>
         </w:rPr>
         <w:t xml:space="preserve">int</w:t>
@@ -25835,7 +26127,7 @@
         <w:rPr>
           <w:rStyle w:val="NormalTok"/>
         </w:rPr>
-        <w:t xml:space="preserve"> kapi_vfs_next </w:t>
+        <w:t xml:space="preserve"> kapi_vfs_register </w:t>
       </w:r>
       <w:r>
         <w:rPr>
@@ -25845,15 +26137,27 @@
       </w:r>
       <w:r>
         <w:rPr>
-          <w:rStyle w:val="KeywordTok"/>
-        </w:rPr>
-        <w:t xml:space="preserve">struct</w:t>
-      </w:r>
-      <w:r>
-        <w:rPr>
-          <w:rStyle w:val="NormalTok"/>
-        </w:rPr>
-        <w:t xml:space="preserve"> kapi_vfs_req </w:t>
+          <w:rStyle w:val="AttributeTok"/>
+        </w:rPr>
+        <w:t xml:space="preserve">const</w:t>
+      </w:r>
+      <w:r>
+        <w:rPr>
+          <w:rStyle w:val="NormalTok"/>
+        </w:rPr>
+        <w:t xml:space="preserve"> </w:t>
+      </w:r>
+      <w:r>
+        <w:rPr>
+          <w:rStyle w:val="DataTypeTok"/>
+        </w:rPr>
+        <w:t xml:space="preserve">char</w:t>
+      </w:r>
+      <w:r>
+        <w:rPr>
+          <w:rStyle w:val="NormalTok"/>
+        </w:rPr>
+        <w:t xml:space="preserve"> </w:t>
       </w:r>
       <w:r>
         <w:rPr>
@@ -25865,37 +26169,25 @@
         <w:rPr>
           <w:rStyle w:val="NormalTok"/>
         </w:rPr>
-        <w:t xml:space="preserve">req</w:t>
-      </w:r>
-      <w:r>
-        <w:rPr>
-          <w:rStyle w:val="OperatorTok"/>
-        </w:rPr>
-        <w:t xml:space="preserve">,</w:t>
-      </w:r>
-      <w:r>
-        <w:rPr>
-          <w:rStyle w:val="NormalTok"/>
-        </w:rPr>
-        <w:t xml:space="preserve"> </w:t>
-      </w:r>
-      <w:r>
-        <w:rPr>
-          <w:rStyle w:val="DataTypeTok"/>
-        </w:rPr>
-        <w:t xml:space="preserve">int</w:t>
-      </w:r>
-      <w:r>
-        <w:rPr>
-          <w:rStyle w:val="NormalTok"/>
-        </w:rPr>
-        <w:t xml:space="preserve"> blocking</w:t>
+        <w:t xml:space="preserve">prefix</w:t>
       </w:r>
       <w:r>
         <w:rPr>
           <w:rStyle w:val="OperatorTok"/>
         </w:rPr>
         <w:t xml:space="preserve">);</w:t>
+      </w:r>
+      <w:r>
+        <w:rPr>
+          <w:rStyle w:val="NormalTok"/>
+        </w:rPr>
+        <w:t xml:space="preserve"> </w:t>
+      </w:r>
+      <w:r>
+        <w:rPr>
+          <w:rStyle w:val="CommentTok"/>
+        </w:rPr>
+        <w:t xml:space="preserve">// this process serves the paths starting with prefix -&gt; 1, 0 (taken by another, no room)</w:t>
       </w:r>
     </w:p>
     <w:p>
@@ -25903,7 +26195,7 @@
         <w:pStyle w:val="FirstParagraph"/>
       </w:pPr>
       <w:r>
-        <w:t xml:space="preserve">Up to cap bytes of the request id's payload (VFS_OP_SAVE's data) from offset into buf -&gt; the bytes copied, 0 none.</w:t>
+        <w:t xml:space="preserve">The next request for this provider into *req -&gt; 1, 0 none (with blocking != 0, after waiting up to 0.5 s for one).</w:t>
       </w:r>
     </w:p>
     <w:p>
@@ -25920,7 +26212,7 @@
         <w:rPr>
           <w:rStyle w:val="NormalTok"/>
         </w:rPr>
-        <w:t xml:space="preserve"> kapi_vfs_req_data </w:t>
+        <w:t xml:space="preserve"> kapi_vfs_next </w:t>
       </w:r>
       <w:r>
         <w:rPr>
@@ -25930,15 +26222,27 @@
       </w:r>
       <w:r>
         <w:rPr>
-          <w:rStyle w:val="DataTypeTok"/>
-        </w:rPr>
-        <w:t xml:space="preserve">unsigned</w:t>
-      </w:r>
-      <w:r>
-        <w:rPr>
-          <w:rStyle w:val="NormalTok"/>
-        </w:rPr>
-        <w:t xml:space="preserve"> id</w:t>
+          <w:rStyle w:val="KeywordTok"/>
+        </w:rPr>
+        <w:t xml:space="preserve">struct</w:t>
+      </w:r>
+      <w:r>
+        <w:rPr>
+          <w:rStyle w:val="NormalTok"/>
+        </w:rPr>
+        <w:t xml:space="preserve"> kapi_vfs_req </w:t>
+      </w:r>
+      <w:r>
+        <w:rPr>
+          <w:rStyle w:val="OperatorTok"/>
+        </w:rPr>
+        <w:t xml:space="preserve">*</w:t>
+      </w:r>
+      <w:r>
+        <w:rPr>
+          <w:rStyle w:val="NormalTok"/>
+        </w:rPr>
+        <w:t xml:space="preserve">req</w:t>
       </w:r>
       <w:r>
         <w:rPr>
@@ -25956,73 +26260,13 @@
         <w:rPr>
           <w:rStyle w:val="DataTypeTok"/>
         </w:rPr>
-        <w:t xml:space="preserve">void</w:t>
-      </w:r>
-      <w:r>
-        <w:rPr>
-          <w:rStyle w:val="NormalTok"/>
-        </w:rPr>
-        <w:t xml:space="preserve"> </w:t>
-      </w:r>
-      <w:r>
-        <w:rPr>
-          <w:rStyle w:val="OperatorTok"/>
-        </w:rPr>
-        <w:t xml:space="preserve">*</w:t>
-      </w:r>
-      <w:r>
-        <w:rPr>
-          <w:rStyle w:val="NormalTok"/>
-        </w:rPr>
-        <w:t xml:space="preserve">buf</w:t>
-      </w:r>
-      <w:r>
-        <w:rPr>
-          <w:rStyle w:val="OperatorTok"/>
-        </w:rPr>
-        <w:t xml:space="preserve">,</w:t>
-      </w:r>
-      <w:r>
-        <w:rPr>
-          <w:rStyle w:val="NormalTok"/>
-        </w:rPr>
-        <w:t xml:space="preserve"> </w:t>
-      </w:r>
-      <w:r>
-        <w:rPr>
-          <w:rStyle w:val="DataTypeTok"/>
-        </w:rPr>
-        <w:t xml:space="preserve">unsigned</w:t>
-      </w:r>
-      <w:r>
-        <w:rPr>
-          <w:rStyle w:val="NormalTok"/>
-        </w:rPr>
-        <w:t xml:space="preserve"> cap</w:t>
-      </w:r>
-      <w:r>
-        <w:rPr>
-          <w:rStyle w:val="OperatorTok"/>
-        </w:rPr>
-        <w:t xml:space="preserve">,</w:t>
-      </w:r>
-      <w:r>
-        <w:rPr>
-          <w:rStyle w:val="NormalTok"/>
-        </w:rPr>
-        <w:t xml:space="preserve"> </w:t>
-      </w:r>
-      <w:r>
-        <w:rPr>
-          <w:rStyle w:val="DataTypeTok"/>
-        </w:rPr>
-        <w:t xml:space="preserve">unsigned</w:t>
-      </w:r>
-      <w:r>
-        <w:rPr>
-          <w:rStyle w:val="NormalTok"/>
-        </w:rPr>
-        <w:t xml:space="preserve"> offset</w:t>
+        <w:t xml:space="preserve">int</w:t>
+      </w:r>
+      <w:r>
+        <w:rPr>
+          <w:rStyle w:val="NormalTok"/>
+        </w:rPr>
+        <w:t xml:space="preserve"> blocking</w:t>
       </w:r>
       <w:r>
         <w:rPr>
@@ -26036,7 +26280,7 @@
         <w:pStyle w:val="FirstParagraph"/>
       </w:pPr>
       <w:r>
-        <w:t xml:space="preserve">Answer the request id with its status and len bytes of data (0 = none), its caller woken -&gt; 1, 0 (no such request, bad data).</w:t>
+        <w:t xml:space="preserve">Up to cap bytes of the request id's payload (VFS_OP_SAVE's data) from offset into buf -&gt; the bytes copied, 0 none.</w:t>
       </w:r>
     </w:p>
     <w:p>
@@ -26053,7 +26297,7 @@
         <w:rPr>
           <w:rStyle w:val="NormalTok"/>
         </w:rPr>
-        <w:t xml:space="preserve"> kapi_vfs_reply </w:t>
+        <w:t xml:space="preserve"> kapi_vfs_req_data </w:t>
       </w:r>
       <w:r>
         <w:rPr>
@@ -26089,13 +26333,25 @@
         <w:rPr>
           <w:rStyle w:val="DataTypeTok"/>
         </w:rPr>
-        <w:t xml:space="preserve">int</w:t>
-      </w:r>
-      <w:r>
-        <w:rPr>
-          <w:rStyle w:val="NormalTok"/>
-        </w:rPr>
-        <w:t xml:space="preserve"> status</w:t>
+        <w:t xml:space="preserve">void</w:t>
+      </w:r>
+      <w:r>
+        <w:rPr>
+          <w:rStyle w:val="NormalTok"/>
+        </w:rPr>
+        <w:t xml:space="preserve"> </w:t>
+      </w:r>
+      <w:r>
+        <w:rPr>
+          <w:rStyle w:val="OperatorTok"/>
+        </w:rPr>
+        <w:t xml:space="preserve">*</w:t>
+      </w:r>
+      <w:r>
+        <w:rPr>
+          <w:rStyle w:val="NormalTok"/>
+        </w:rPr>
+        <w:t xml:space="preserve">buf</w:t>
       </w:r>
       <w:r>
         <w:rPr>
@@ -26111,39 +26367,15 @@
       </w:r>
       <w:r>
         <w:rPr>
-          <w:rStyle w:val="AttributeTok"/>
-        </w:rPr>
-        <w:t xml:space="preserve">const</w:t>
-      </w:r>
-      <w:r>
-        <w:rPr>
-          <w:rStyle w:val="NormalTok"/>
-        </w:rPr>
-        <w:t xml:space="preserve"> </w:t>
-      </w:r>
-      <w:r>
-        <w:rPr>
-          <w:rStyle w:val="DataTypeTok"/>
-        </w:rPr>
-        <w:t xml:space="preserve">void</w:t>
-      </w:r>
-      <w:r>
-        <w:rPr>
-          <w:rStyle w:val="NormalTok"/>
-        </w:rPr>
-        <w:t xml:space="preserve"> </w:t>
-      </w:r>
-      <w:r>
-        <w:rPr>
-          <w:rStyle w:val="OperatorTok"/>
-        </w:rPr>
-        <w:t xml:space="preserve">*</w:t>
-      </w:r>
-      <w:r>
-        <w:rPr>
-          <w:rStyle w:val="NormalTok"/>
-        </w:rPr>
-        <w:t xml:space="preserve">data</w:t>
+          <w:rStyle w:val="DataTypeTok"/>
+        </w:rPr>
+        <w:t xml:space="preserve">unsigned</w:t>
+      </w:r>
+      <w:r>
+        <w:rPr>
+          <w:rStyle w:val="NormalTok"/>
+        </w:rPr>
+        <w:t xml:space="preserve"> cap</w:t>
       </w:r>
       <w:r>
         <w:rPr>
@@ -26167,7 +26399,7 @@
         <w:rPr>
           <w:rStyle w:val="NormalTok"/>
         </w:rPr>
-        <w:t xml:space="preserve"> len</w:t>
+        <w:t xml:space="preserve"> offset</w:t>
       </w:r>
       <w:r>
         <w:rPr>
@@ -26181,7 +26413,7 @@
         <w:pStyle w:val="FirstParagraph"/>
       </w:pPr>
       <w:r>
-        <w:t xml:space="preserve">Wi-Fi scan (ABI v45): the access points around, strongest first (struct kapi_wlan_ap: ssid, bssid, security WLAN_SEC_OPEN/WEP/WPA/WPA2, channel, freq MHz, level dBm, connected). Takes ~3 s (blocks the caller); returns how many (0 = none / no Wi-Fi).</w:t>
+        <w:t xml:space="preserve">Answer the request id with its status and len bytes of data (0 = none), its caller woken -&gt; 1, 0 (no such request, bad data).</w:t>
       </w:r>
     </w:p>
     <w:p>
@@ -26198,7 +26430,7 @@
         <w:rPr>
           <w:rStyle w:val="NormalTok"/>
         </w:rPr>
-        <w:t xml:space="preserve"> kapi_wlan_scan </w:t>
+        <w:t xml:space="preserve"> kapi_vfs_reply </w:t>
       </w:r>
       <w:r>
         <w:rPr>
@@ -26208,15 +26440,75 @@
       </w:r>
       <w:r>
         <w:rPr>
-          <w:rStyle w:val="KeywordTok"/>
-        </w:rPr>
-        <w:t xml:space="preserve">struct</w:t>
-      </w:r>
-      <w:r>
-        <w:rPr>
-          <w:rStyle w:val="NormalTok"/>
-        </w:rPr>
-        <w:t xml:space="preserve"> kapi_wlan_ap </w:t>
+          <w:rStyle w:val="DataTypeTok"/>
+        </w:rPr>
+        <w:t xml:space="preserve">unsigned</w:t>
+      </w:r>
+      <w:r>
+        <w:rPr>
+          <w:rStyle w:val="NormalTok"/>
+        </w:rPr>
+        <w:t xml:space="preserve"> id</w:t>
+      </w:r>
+      <w:r>
+        <w:rPr>
+          <w:rStyle w:val="OperatorTok"/>
+        </w:rPr>
+        <w:t xml:space="preserve">,</w:t>
+      </w:r>
+      <w:r>
+        <w:rPr>
+          <w:rStyle w:val="NormalTok"/>
+        </w:rPr>
+        <w:t xml:space="preserve"> </w:t>
+      </w:r>
+      <w:r>
+        <w:rPr>
+          <w:rStyle w:val="DataTypeTok"/>
+        </w:rPr>
+        <w:t xml:space="preserve">int</w:t>
+      </w:r>
+      <w:r>
+        <w:rPr>
+          <w:rStyle w:val="NormalTok"/>
+        </w:rPr>
+        <w:t xml:space="preserve"> status</w:t>
+      </w:r>
+      <w:r>
+        <w:rPr>
+          <w:rStyle w:val="OperatorTok"/>
+        </w:rPr>
+        <w:t xml:space="preserve">,</w:t>
+      </w:r>
+      <w:r>
+        <w:rPr>
+          <w:rStyle w:val="NormalTok"/>
+        </w:rPr>
+        <w:t xml:space="preserve"> </w:t>
+      </w:r>
+      <w:r>
+        <w:rPr>
+          <w:rStyle w:val="AttributeTok"/>
+        </w:rPr>
+        <w:t xml:space="preserve">const</w:t>
+      </w:r>
+      <w:r>
+        <w:rPr>
+          <w:rStyle w:val="NormalTok"/>
+        </w:rPr>
+        <w:t xml:space="preserve"> </w:t>
+      </w:r>
+      <w:r>
+        <w:rPr>
+          <w:rStyle w:val="DataTypeTok"/>
+        </w:rPr>
+        <w:t xml:space="preserve">void</w:t>
+      </w:r>
+      <w:r>
+        <w:rPr>
+          <w:rStyle w:val="NormalTok"/>
+        </w:rPr>
+        <w:t xml:space="preserve"> </w:t>
       </w:r>
       <w:r>
         <w:rPr>
@@ -26228,7 +26520,7 @@
         <w:rPr>
           <w:rStyle w:val="NormalTok"/>
         </w:rPr>
-        <w:t xml:space="preserve">out</w:t>
+        <w:t xml:space="preserve">data</w:t>
       </w:r>
       <w:r>
         <w:rPr>
@@ -26246,13 +26538,13 @@
         <w:rPr>
           <w:rStyle w:val="DataTypeTok"/>
         </w:rPr>
-        <w:t xml:space="preserve">int</w:t>
-      </w:r>
-      <w:r>
-        <w:rPr>
-          <w:rStyle w:val="NormalTok"/>
-        </w:rPr>
-        <w:t xml:space="preserve"> max</w:t>
+        <w:t xml:space="preserve">unsigned</w:t>
+      </w:r>
+      <w:r>
+        <w:rPr>
+          <w:rStyle w:val="NormalTok"/>
+        </w:rPr>
+        <w:t xml:space="preserve"> len</w:t>
       </w:r>
       <w:r>
         <w:rPr>
@@ -26266,7 +26558,7 @@
         <w:pStyle w:val="FirstParagraph"/>
       </w:pPr>
       <w:r>
-        <w:t xml:space="preserve">Sound (ABI v46), on the 3.5 mm jack. First acquire the output (1 ok, 0 another app has it, -1 no audio); only the owner plays, and its release -- or its exit -- silences it.</w:t>
+        <w:t xml:space="preserve">Wi-Fi scan (ABI v45): the access points around, strongest first (struct kapi_wlan_ap: ssid, bssid, security WLAN_SEC_OPEN/WEP/WPA/WPA2, channel, freq MHz, level dBm, connected). Takes ~3 s (blocks the caller); returns how many (0 = none / no Wi-Fi).</w:t>
       </w:r>
     </w:p>
     <w:p>
@@ -26275,45 +26567,83 @@
       </w:pPr>
       <w:r>
         <w:rPr>
-          <w:rStyle w:val="VerbatimChar"/>
-        </w:rPr>
-        <w:t xml:space="preserve">  kapi_sound_start (voice 0..15, milli-Hz (440 Hz = 440000), SOUND_SQUARE/SINE/TRIANGLE/</w:t>
-      </w:r>
-      <w:r>
-        <w:br/>
-      </w:r>
-      <w:r>
-        <w:rPr>
-          <w:rStyle w:val="VerbatimChar"/>
-        </w:rPr>
-        <w:t xml:space="preserve">                    SAW/NOISE, volume 0..255): the note plays until kapi_sound_stop (voice)</w:t>
-      </w:r>
-      <w:r>
-        <w:br/>
-      </w:r>
-      <w:r>
-        <w:rPr>
-          <w:rStyle w:val="VerbatimChar"/>
-        </w:rPr>
-        <w:t xml:space="preserve">                    (-1 = all). Short attack / release ramps: no clicks.</w:t>
-      </w:r>
-      <w:r>
-        <w:br/>
-      </w:r>
-      <w:r>
-        <w:rPr>
-          <w:rStyle w:val="VerbatimChar"/>
-        </w:rPr>
-        <w:t xml:space="preserve">  kapi_sound_write (s16 L/R frames at SOUND_RATE, n): a PCM stream mixed with the voices;</w:t>
-      </w:r>
-      <w:r>
-        <w:br/>
-      </w:r>
-      <w:r>
-        <w:rPr>
-          <w:rStyle w:val="VerbatimChar"/>
-        </w:rPr>
-        <w:t xml:space="preserve">                    returns the frames taken (0 = full, retry later) -- audio players.</w:t>
+          <w:rStyle w:val="DataTypeTok"/>
+        </w:rPr>
+        <w:t xml:space="preserve">int</w:t>
+      </w:r>
+      <w:r>
+        <w:rPr>
+          <w:rStyle w:val="NormalTok"/>
+        </w:rPr>
+        <w:t xml:space="preserve"> kapi_wlan_scan </w:t>
+      </w:r>
+      <w:r>
+        <w:rPr>
+          <w:rStyle w:val="OperatorTok"/>
+        </w:rPr>
+        <w:t xml:space="preserve">(</w:t>
+      </w:r>
+      <w:r>
+        <w:rPr>
+          <w:rStyle w:val="KeywordTok"/>
+        </w:rPr>
+        <w:t xml:space="preserve">struct</w:t>
+      </w:r>
+      <w:r>
+        <w:rPr>
+          <w:rStyle w:val="NormalTok"/>
+        </w:rPr>
+        <w:t xml:space="preserve"> kapi_wlan_ap </w:t>
+      </w:r>
+      <w:r>
+        <w:rPr>
+          <w:rStyle w:val="OperatorTok"/>
+        </w:rPr>
+        <w:t xml:space="preserve">*</w:t>
+      </w:r>
+      <w:r>
+        <w:rPr>
+          <w:rStyle w:val="NormalTok"/>
+        </w:rPr>
+        <w:t xml:space="preserve">out</w:t>
+      </w:r>
+      <w:r>
+        <w:rPr>
+          <w:rStyle w:val="OperatorTok"/>
+        </w:rPr>
+        <w:t xml:space="preserve">,</w:t>
+      </w:r>
+      <w:r>
+        <w:rPr>
+          <w:rStyle w:val="NormalTok"/>
+        </w:rPr>
+        <w:t xml:space="preserve"> </w:t>
+      </w:r>
+      <w:r>
+        <w:rPr>
+          <w:rStyle w:val="DataTypeTok"/>
+        </w:rPr>
+        <w:t xml:space="preserve">int</w:t>
+      </w:r>
+      <w:r>
+        <w:rPr>
+          <w:rStyle w:val="NormalTok"/>
+        </w:rPr>
+        <w:t xml:space="preserve"> max</w:t>
+      </w:r>
+      <w:r>
+        <w:rPr>
+          <w:rStyle w:val="OperatorTok"/>
+        </w:rPr>
+        <w:t xml:space="preserve">);</w:t>
+      </w:r>
+    </w:p>
+    <w:p>
+      <w:pPr>
+        <w:pStyle w:val="FirstParagraph"/>
+      </w:pPr>
+      <w:r>
+        <w:t xml:space="preserve">Sound (ABI v46), on the 3.5 mm jack. First acquire the output (1 ok, 0 another app has it, -1 no audio); only the owner plays, and its release -- or its exit -- silences it.</w:t>
       </w:r>
     </w:p>
     <w:p>
@@ -26322,6 +26652,53 @@
       </w:pPr>
       <w:r>
         <w:rPr>
+          <w:rStyle w:val="VerbatimChar"/>
+        </w:rPr>
+        <w:t xml:space="preserve">  kapi_sound_start (voice 0..15, milli-Hz (440 Hz = 440000), SOUND_SQUARE/SINE/TRIANGLE/</w:t>
+      </w:r>
+      <w:r>
+        <w:br/>
+      </w:r>
+      <w:r>
+        <w:rPr>
+          <w:rStyle w:val="VerbatimChar"/>
+        </w:rPr>
+        <w:t xml:space="preserve">                    SAW/NOISE, volume 0..255): the note plays until kapi_sound_stop (voice)</w:t>
+      </w:r>
+      <w:r>
+        <w:br/>
+      </w:r>
+      <w:r>
+        <w:rPr>
+          <w:rStyle w:val="VerbatimChar"/>
+        </w:rPr>
+        <w:t xml:space="preserve">                    (-1 = all). Short attack / release ramps: no clicks.</w:t>
+      </w:r>
+      <w:r>
+        <w:br/>
+      </w:r>
+      <w:r>
+        <w:rPr>
+          <w:rStyle w:val="VerbatimChar"/>
+        </w:rPr>
+        <w:t xml:space="preserve">  kapi_sound_write (s16 L/R frames at SOUND_RATE, n): a PCM stream mixed with the voices;</w:t>
+      </w:r>
+      <w:r>
+        <w:br/>
+      </w:r>
+      <w:r>
+        <w:rPr>
+          <w:rStyle w:val="VerbatimChar"/>
+        </w:rPr>
+        <w:t xml:space="preserve">                    returns the frames taken (0 = full, retry later) -- audio players.</w:t>
+      </w:r>
+    </w:p>
+    <w:p>
+      <w:pPr>
+        <w:pStyle w:val="SourceCode"/>
+      </w:pPr>
+      <w:r>
+        <w:rPr>
           <w:rStyle w:val="DataTypeTok"/>
         </w:rPr>
         <w:t xml:space="preserve">int</w:t>
@@ -26871,7 +27248,7 @@
         <w:t xml:space="preserve"> </w:t>
       </w:r>
       <w:r>
-        <w:t xml:space="preserve">is held and this window has the keyboard. key = KEY_UP/DOWN/LEFT/RIGHT, KEY_ENTER, 27 (Esc), ' ', 'a'..'z' (US position of the key on a USB keyboard), '0'..'9'. Returns 0 on an older kernel.</w:t>
+        <w:t xml:space="preserve">is held and this window has the keyboard. key = KEY_UP/DOWN/LEFT/RIGHT, KEY_ENTER, 27 (Esc), ' ', 'a'..'z' (US position of the key on a USB keyboard), '0'..'9'; since 2026-10-26 also KEY_BACKSPACE, KEY_TAB, KEY_HOME/END/PGUP/PGDN/DEL, KEY_F1..KEY_F12, KEY_PRTSC, KEY_PAUSE. Returns 0 on an older kernel.</w:t>
       </w:r>
     </w:p>
     <w:p>
@@ -36669,6 +37046,135 @@
           <w:rStyle w:val="NormalTok"/>
         </w:rPr>
         <w:t xml:space="preserve"> out</w:t>
+      </w:r>
+      <w:r>
+        <w:rPr>
+          <w:rStyle w:val="OperatorTok"/>
+        </w:rPr>
+        <w:t xml:space="preserve">);</w:t>
+      </w:r>
+    </w:p>
+    <w:p>
+      <w:pPr>
+        <w:pStyle w:val="FirstParagraph"/>
+      </w:pPr>
+      <w:r>
+        <w:t xml:space="preserve">(v99) The sound's input, a microphone (KAPI_SND_IN_*): op KAPI_SND_IN_SELECT (input or -1, gain dB or -1) -&gt; what records, what is asked, which inputs are there, the gain (KAPI_SND_IN_NOW / _ASKED / _HAS / _GAIN); _OPEN (rate) -&gt; the rate it records at (-KAPI_EBUSY: another program records, -KAPI_ENODEV: no microphone); _READ (short</w:t>
+      </w:r>
+      <w:r>
+        <w:t xml:space="preserve"> </w:t>
+      </w:r>
+      <w:r>
+        <w:rPr>
+          <w:i/>
+          <w:iCs/>
+        </w:rPr>
+        <w:t xml:space="preserve">out, max) -&gt; 16-bit mono samples taken, never waiting (-KAPI_EIO: the device is gone);</w:t>
+      </w:r>
+      <w:r>
+        <w:rPr>
+          <w:i/>
+          <w:iCs/>
+        </w:rPr>
+        <w:t xml:space="preserve"> </w:t>
+      </w:r>
+      <w:r>
+        <w:rPr>
+          <w:i/>
+          <w:i/>
+          <w:iCs/>
+          <w:iCs/>
+        </w:rPr>
+        <w:t xml:space="preserve">CLOSE. -KAPI_ENOSYS on a kernel before v99. A program uses AudioKit's ak_in</w:t>
+      </w:r>
+      <w:r>
+        <w:t xml:space="preserve"> </w:t>
+      </w:r>
+      <w:r>
+        <w:t xml:space="preserve">(the rate it asks for, converted).</w:t>
+      </w:r>
+    </w:p>
+    <w:p>
+      <w:pPr>
+        <w:pStyle w:val="SourceCode"/>
+      </w:pPr>
+      <w:r>
+        <w:rPr>
+          <w:rStyle w:val="DataTypeTok"/>
+        </w:rPr>
+        <w:t xml:space="preserve">long</w:t>
+      </w:r>
+      <w:r>
+        <w:rPr>
+          <w:rStyle w:val="NormalTok"/>
+        </w:rPr>
+        <w:t xml:space="preserve"> kapi_sound_input </w:t>
+      </w:r>
+      <w:r>
+        <w:rPr>
+          <w:rStyle w:val="OperatorTok"/>
+        </w:rPr>
+        <w:t xml:space="preserve">(</w:t>
+      </w:r>
+      <w:r>
+        <w:rPr>
+          <w:rStyle w:val="DataTypeTok"/>
+        </w:rPr>
+        <w:t xml:space="preserve">int</w:t>
+      </w:r>
+      <w:r>
+        <w:rPr>
+          <w:rStyle w:val="NormalTok"/>
+        </w:rPr>
+        <w:t xml:space="preserve"> op</w:t>
+      </w:r>
+      <w:r>
+        <w:rPr>
+          <w:rStyle w:val="OperatorTok"/>
+        </w:rPr>
+        <w:t xml:space="preserve">,</w:t>
+      </w:r>
+      <w:r>
+        <w:rPr>
+          <w:rStyle w:val="NormalTok"/>
+        </w:rPr>
+        <w:t xml:space="preserve"> </w:t>
+      </w:r>
+      <w:r>
+        <w:rPr>
+          <w:rStyle w:val="DataTypeTok"/>
+        </w:rPr>
+        <w:t xml:space="preserve">long</w:t>
+      </w:r>
+      <w:r>
+        <w:rPr>
+          <w:rStyle w:val="NormalTok"/>
+        </w:rPr>
+        <w:t xml:space="preserve"> a0</w:t>
+      </w:r>
+      <w:r>
+        <w:rPr>
+          <w:rStyle w:val="OperatorTok"/>
+        </w:rPr>
+        <w:t xml:space="preserve">,</w:t>
+      </w:r>
+      <w:r>
+        <w:rPr>
+          <w:rStyle w:val="NormalTok"/>
+        </w:rPr>
+        <w:t xml:space="preserve"> </w:t>
+      </w:r>
+      <w:r>
+        <w:rPr>
+          <w:rStyle w:val="DataTypeTok"/>
+        </w:rPr>
+        <w:t xml:space="preserve">long</w:t>
+      </w:r>
+      <w:r>
+        <w:rPr>
+          <w:rStyle w:val="NormalTok"/>
+        </w:rPr>
+        <w:t xml:space="preserve"> a1</w:t>
       </w:r>
       <w:r>
         <w:rPr>
